--- a/courseware/LG-Claude AI Masterclass.docx
+++ b/courseware/LG-Claude AI Masterclass.docx
@@ -114,6 +114,20 @@
     </w:p>
     <w:p>
       <w:pPr>
+        <w:spacing w:before="40" w:after="40"/>
+        <w:jc w:val="center"/>
+      </w:pPr>
+      <w:r>
+        <w:rPr>
+          <w:b/>
+          <w:color w:val="1F6FEB"/>
+          <w:sz w:val="28"/>
+        </w:rPr>
+        <w:t>Classic Projects Edition</w:t>
+      </w:r>
+    </w:p>
+    <w:p>
+      <w:pPr>
         <w:spacing w:before="80" w:after="280"/>
         <w:jc w:val="center"/>
       </w:pPr>
@@ -179,7 +193,7 @@
           <w:color w:val="1F6FEB"/>
           <w:sz w:val="24"/>
         </w:rPr>
-        <w:t>Version 5.0 · 27 October 2026</w:t>
+        <w:t>Version 5.1 · 27 October 2026</w:t>
       </w:r>
     </w:p>
     <w:p>
@@ -864,6 +878,64 @@
           </w:p>
         </w:tc>
       </w:tr>
+      <w:tr>
+        <w:tc>
+          <w:tcPr>
+            <w:tcW w:type="dxa" w:w="1152"/>
+          </w:tcPr>
+          <w:p>
+            <w:r/>
+            <w:r>
+              <w:rPr>
+                <w:sz w:val="19"/>
+              </w:rPr>
+              <w:t>5.1</w:t>
+            </w:r>
+          </w:p>
+        </w:tc>
+        <w:tc>
+          <w:tcPr>
+            <w:tcW w:type="dxa" w:w="1728"/>
+          </w:tcPr>
+          <w:p>
+            <w:r/>
+            <w:r>
+              <w:rPr>
+                <w:sz w:val="19"/>
+              </w:rPr>
+              <w:t>27 October 2026</w:t>
+            </w:r>
+          </w:p>
+        </w:tc>
+        <w:tc>
+          <w:tcPr>
+            <w:tcW w:type="dxa" w:w="4320"/>
+          </w:tcPr>
+          <w:p>
+            <w:r/>
+            <w:r>
+              <w:rPr>
+                <w:sz w:val="19"/>
+              </w:rPr>
+              <w:t>Issued in two editions from one source. The Classic Projects Edition teaches Projects as most accounts show them today — Instructions, Context, Folder and Scheduled panels, with parallel tasks started by the learner and a project memory file — and is the edition distributed to learners. The Threads Edition keeps the redesigned Projects with a lead agent and parallel threads. The prompts page adds a lab index and links the two editions; the AI history slide follows the Agentic AI Applications with Claude Code deck.</w:t>
+            </w:r>
+          </w:p>
+        </w:tc>
+        <w:tc>
+          <w:tcPr>
+            <w:tcW w:type="dxa" w:w="1440"/>
+          </w:tcPr>
+          <w:p>
+            <w:r/>
+            <w:r>
+              <w:rPr>
+                <w:sz w:val="19"/>
+              </w:rPr>
+              <w:t>Dr. Alfred Ang</w:t>
+            </w:r>
+          </w:p>
+        </w:tc>
+      </w:tr>
     </w:tbl>
     <w:p>
       <w:r>
@@ -974,7 +1046,7 @@
           <w:color w:val="333333"/>
           <w:sz w:val="21"/>
         </w:rPr>
-        <w:t>The lead agent and its threads</w:t>
+        <w:t>How a project is organised</w:t>
         <w:tab/>
         <w:t>7</w:t>
       </w:r>
@@ -1014,9 +1086,9 @@
           <w:color w:val="333333"/>
           <w:sz w:val="21"/>
         </w:rPr>
-        <w:t>Writing the goal</w:t>
+        <w:t>Creating the project</w:t>
         <w:tab/>
-        <w:t>8</w:t>
+        <w:t>9</w:t>
       </w:r>
     </w:p>
     <w:p>
@@ -1054,9 +1126,9 @@
           <w:color w:val="333333"/>
           <w:sz w:val="21"/>
         </w:rPr>
-        <w:t>Adding context</w:t>
+        <w:t>Adding context and using the folder</w:t>
         <w:tab/>
-        <w:t>9</w:t>
+        <w:t>10</w:t>
       </w:r>
     </w:p>
     <w:p>
@@ -1074,7 +1146,7 @@
           <w:color w:val="333333"/>
           <w:sz w:val="21"/>
         </w:rPr>
-        <w:t>Working with memory</w:t>
+        <w:t>Keeping a memory file</w:t>
         <w:tab/>
         <w:t>10</w:t>
       </w:r>
@@ -1114,7 +1186,7 @@
           <w:color w:val="333333"/>
           <w:sz w:val="21"/>
         </w:rPr>
-        <w:t>Project settings, models and environments</w:t>
+        <w:t>Coming soon: the new Projects</w:t>
         <w:tab/>
         <w:t>11</w:t>
       </w:r>
@@ -1193,7 +1265,7 @@
           <w:color w:val="333333"/>
           <w:sz w:val="21"/>
         </w:rPr>
-        <w:t>Market research in parallel threads</w:t>
+        <w:t>Market research in parallel tasks</w:t>
         <w:tab/>
         <w:t>16</w:t>
       </w:r>
@@ -1213,7 +1285,7 @@
           <w:color w:val="333333"/>
           <w:sz w:val="21"/>
         </w:rPr>
-        <w:t>Lab 2 — Run Market Research in Parallel Threads</w:t>
+        <w:t>Lab 2 — Run Market Research in Parallel Tasks</w:t>
         <w:tab/>
         <w:t>16</w:t>
       </w:r>
@@ -1471,7 +1543,7 @@
           <w:color w:val="333333"/>
           <w:sz w:val="21"/>
         </w:rPr>
-        <w:t>Social content in parallel threads</w:t>
+        <w:t>Social content for four platforms</w:t>
         <w:tab/>
         <w:t>34</w:t>
       </w:r>
@@ -1491,9 +1563,9 @@
           <w:color w:val="333333"/>
           <w:sz w:val="21"/>
         </w:rPr>
-        <w:t>Lab 8 — Create Social Media Posts in Parallel Threads</w:t>
+        <w:t>Lab 8 — Create Two Weeks of Social Media Posts</w:t>
         <w:tab/>
-        <w:t>34</w:t>
+        <w:t>35</w:t>
       </w:r>
     </w:p>
     <w:p>
@@ -1592,7 +1664,7 @@
         </w:rPr>
         <w:t>Wrap-Up</w:t>
         <w:tab/>
-        <w:t>43</w:t>
+        <w:t>44</w:t>
       </w:r>
     </w:p>
     <w:p>
@@ -1611,7 +1683,7 @@
         </w:rPr>
         <w:t>Glossary</w:t>
         <w:tab/>
-        <w:t>44</w:t>
+        <w:t>45</w:t>
       </w:r>
     </w:p>
     <w:p>
@@ -1628,7 +1700,7 @@
         <w:rPr>
           <w:b w:val="0"/>
         </w:rPr>
-        <w:t>Claude is no longer only a chat window. With the redesigned Claude Projects, you give a project one goal and a lead agent plans the work, splits it into parallel threads and brings the results back to you. This course teaches that way of working through one continuous marketing scenario: you are the marketing team at Lumo Kopi Co., launching a new canned cold-brew kopi. Over ten labs, all inside one project, you research the market in parallel threads, build a Live Artefact dashboard, connect Google Drive and Gmail, produce a launch deck and campaign brief, capture the brand voice as a skill, add a marketing plugin, create two weeks of social posts and a launch video, and schedule the routine work so it runs on its own.</w:t>
+        <w:t>Claude is no longer only a chat window. In Cowork, a Claude Project gives one body of work its own instructions, reference files and working folder, so every task you start already knows the brand and the rules. This course teaches that way of working through one continuous marketing scenario: you are the marketing team at Lumo Kopi Co., launching a new canned cold-brew kopi. Over ten labs, all inside one project, you research the market in parallel tasks, build a Live Artefact dashboard, connect Google Drive and Gmail, produce a launch deck and campaign brief, capture the brand voice as a skill, add a marketing plugin, create two weeks of social posts and a launch video, and schedule the routine work so it runs on its own.</w:t>
       </w:r>
     </w:p>
     <w:p>
@@ -1678,7 +1750,7 @@
         <w:rPr>
           <w:b w:val="0"/>
         </w:rPr>
-        <w:t>You are the Lumo marketing team. Instead of juggling a dozen separate chats, you run the whole launch from one Claude Project. Its lead agent plans each job, starts parallel threads for the pieces, and brings the results back for you to check and approve.</w:t>
+        <w:t>You are the Lumo marketing team. Instead of juggling a dozen separate chats, you run the whole launch from one Claude Project in Cowork: its instructions, brand kit and working folder are set up once, and every task you start inside it already knows the brand.</w:t>
       </w:r>
     </w:p>
     <w:p>
@@ -1739,7 +1811,7 @@
         <w:rPr>
           <w:b w:val="0"/>
         </w:rPr>
-        <w:t>LO1: Set up a Claude Project with a goal, instructions, context and memory, and explain how its lead agent splits work into parallel threads.</w:t>
+        <w:t>LO1: Set up a Claude Project in Cowork with instructions, context, a working folder and a project memory file.</w:t>
       </w:r>
     </w:p>
     <w:p>
@@ -1750,7 +1822,7 @@
         <w:rPr>
           <w:b w:val="0"/>
         </w:rPr>
-        <w:t>LO2: Run multi-subject market research as parallel threads and consolidate it into one verified research brief.</w:t>
+        <w:t>LO2: Run multi-subject market research as parallel tasks in one project and consolidate it into one verified research brief.</w:t>
       </w:r>
     </w:p>
     <w:p>
@@ -1805,7 +1877,7 @@
         <w:rPr>
           <w:b w:val="0"/>
         </w:rPr>
-        <w:t>LO7: Create a two-week, multi-platform set of social media posts in parallel threads using the brand-voice skill.</w:t>
+        <w:t>LO7: Create a two-week, multi-platform set of social media posts using the brand-voice skill.</w:t>
       </w:r>
     </w:p>
     <w:p>
@@ -1827,7 +1899,7 @@
         <w:rPr>
           <w:b w:val="0"/>
         </w:rPr>
-        <w:t>LO9: Schedule recurring project tasks, maintain project memory and review thread usage, keeping a human approval step.</w:t>
+        <w:t>LO9: Schedule recurring project tasks and keep the project's instructions, context and memory file current, with a human approval step.</w:t>
       </w:r>
     </w:p>
     <w:p>
@@ -1926,7 +1998,7 @@
         <w:rPr>
           <w:b w:val="0"/>
         </w:rPr>
-        <w:t>Open the Claude desktop app, sign in, and open Projects from the sidebar. If you can see the New project button, your account has the new Projects. If you cannot, the beta has not reached your account yet: run each lab in Cowork mode instead, and attach the lab's data files yourself — every prompt still works.</w:t>
+        <w:t>Open the Claude desktop app, sign in, switch to Cowork and open Projects. If you can start a new project and see its Instructions, Context, Folder and Scheduled panels, your setup is ready. (If your Projects page instead offers a Goal and talks about a lead agent and threads, your account has the new Projects — use the Threads edition of the labs.)</w:t>
       </w:r>
     </w:p>
     <w:p>
@@ -2265,13 +2337,13 @@
         <w:rPr>
           <w:b/>
         </w:rPr>
-        <w:t xml:space="preserve">Watch thread usage — </w:t>
+        <w:t xml:space="preserve">Draft-only schedules — </w:t>
       </w:r>
       <w:r>
         <w:rPr>
           <w:b w:val="0"/>
         </w:rPr>
-        <w:t>Parallel threads multiply usage — check Project settings → Usage.</w:t>
+        <w:t>A scheduled task runs unattended — let it draft and email you, never publish.</w:t>
       </w:r>
     </w:p>
     <w:p>
@@ -2312,7 +2384,7 @@
         <w:pStyle w:val="Heading2"/>
       </w:pPr>
       <w:r>
-        <w:t>The lead agent and its threads</w:t>
+        <w:t>How a project is organised</w:t>
       </w:r>
     </w:p>
     <w:p>
@@ -2320,7 +2392,7 @@
         <w:rPr>
           <w:b w:val="0"/>
         </w:rPr>
-        <w:t>One goal, one lead agent, many threads. You talk to the lead agent. It decides how many threads a job needs, gives each a focused brief, and brings one merged answer back to you.</w:t>
+        <w:t>A folder-backed project with four panels. Every task you start in the project reads its instructions, context and folder. Start several at once and they run in parallel — one task per subject.</w:t>
       </w:r>
     </w:p>
     <w:p>
@@ -2331,13 +2403,13 @@
         <w:rPr>
           <w:b/>
         </w:rPr>
-        <w:t xml:space="preserve">Lead agent — </w:t>
+        <w:t xml:space="preserve">Instructions — </w:t>
       </w:r>
       <w:r>
         <w:rPr>
           <w:b w:val="0"/>
         </w:rPr>
-        <w:t>Plans, splits and merges</w:t>
+        <w:t>Rules every task follows</w:t>
       </w:r>
     </w:p>
     <w:p>
@@ -2348,13 +2420,13 @@
         <w:rPr>
           <w:b/>
         </w:rPr>
-        <w:t xml:space="preserve">Thread 1 — </w:t>
+        <w:t xml:space="preserve">Context — </w:t>
       </w:r>
       <w:r>
         <w:rPr>
           <w:b w:val="0"/>
         </w:rPr>
-        <w:t>Competitors</w:t>
+        <w:t>Files Claude reads</w:t>
       </w:r>
     </w:p>
     <w:p>
@@ -2365,13 +2437,13 @@
         <w:rPr>
           <w:b/>
         </w:rPr>
-        <w:t xml:space="preserve">Thread 2 — </w:t>
+        <w:t xml:space="preserve">Folder — </w:t>
       </w:r>
       <w:r>
         <w:rPr>
           <w:b w:val="0"/>
         </w:rPr>
-        <w:t>Customer survey</w:t>
+        <w:t>Where Claude works</w:t>
       </w:r>
     </w:p>
     <w:p>
@@ -2382,13 +2454,13 @@
         <w:rPr>
           <w:b/>
         </w:rPr>
-        <w:t xml:space="preserve">Thread 3 — </w:t>
+        <w:t xml:space="preserve">Scheduled — </w:t>
       </w:r>
       <w:r>
         <w:rPr>
           <w:b w:val="0"/>
         </w:rPr>
-        <w:t>Pricing</w:t>
+        <w:t>Tasks on a timetable</w:t>
       </w:r>
     </w:p>
     <w:p>
@@ -2399,13 +2471,13 @@
         <w:rPr>
           <w:b/>
         </w:rPr>
-        <w:t xml:space="preserve">Thread 4 — </w:t>
+        <w:t xml:space="preserve">Your tasks — </w:t>
       </w:r>
       <w:r>
         <w:rPr>
           <w:b w:val="0"/>
         </w:rPr>
-        <w:t>Social trends</w:t>
+        <w:t>Run one or several at once</w:t>
       </w:r>
     </w:p>
     <w:p>
@@ -2416,13 +2488,13 @@
         <w:rPr>
           <w:b/>
         </w:rPr>
-        <w:t xml:space="preserve">Memory — </w:t>
+        <w:t xml:space="preserve">Memory file — </w:t>
       </w:r>
       <w:r>
         <w:rPr>
           <w:b w:val="0"/>
         </w:rPr>
-        <w:t>Shared by every thread</w:t>
+        <w:t>Decisions kept in the folder</w:t>
       </w:r>
     </w:p>
     <w:p>
@@ -2470,7 +2542,7 @@
                 <w:color w:val="FFFFFF"/>
                 <w:sz w:val="19"/>
               </w:rPr>
-              <w:t>Before — one chat per job</w:t>
+              <w:t>One-off chats</w:t>
             </w:r>
           </w:p>
         </w:tc>
@@ -2491,7 +2563,7 @@
                 <w:color w:val="FFFFFF"/>
                 <w:sz w:val="19"/>
               </w:rPr>
-              <w:t>Now — a Project with a lead agent</w:t>
+              <w:t>A Claude Project in Cowork</w:t>
             </w:r>
           </w:p>
         </w:tc>
@@ -2534,7 +2606,7 @@
                 <w:b w:val="0"/>
                 <w:sz w:val="19"/>
               </w:rPr>
-              <w:t>You state the goal once, to the lead agent.</w:t>
+              <w:t>Instructions written once, followed by every task.</w:t>
             </w:r>
           </w:p>
         </w:tc>
@@ -2559,7 +2631,7 @@
                 <w:b w:val="0"/>
                 <w:sz w:val="19"/>
               </w:rPr>
-              <w:t>Re-explain the brand in every new chat.</w:t>
+              <w:t>Re-attach the brand kit every time.</w:t>
             </w:r>
           </w:p>
         </w:tc>
@@ -2579,7 +2651,7 @@
                 <w:b w:val="0"/>
                 <w:sz w:val="19"/>
               </w:rPr>
-              <w:t>It splits the work and starts parallel threads.</w:t>
+              <w:t>The brand kit added once as context.</w:t>
             </w:r>
           </w:p>
         </w:tc>
@@ -2603,7 +2675,7 @@
                 <w:b w:val="0"/>
                 <w:sz w:val="19"/>
               </w:rPr>
-              <w:t>Copy and paste results between chats yourself.</w:t>
+              <w:t>Restate the rules from memory each time.</w:t>
             </w:r>
           </w:p>
         </w:tc>
@@ -2622,7 +2694,7 @@
                 <w:b w:val="0"/>
                 <w:sz w:val="19"/>
               </w:rPr>
-              <w:t>Each thread reports back; the lead merges the results.</w:t>
+              <w:t>A real working folder Claude reads and writes.</w:t>
             </w:r>
           </w:p>
         </w:tc>
@@ -2647,7 +2719,7 @@
                 <w:b w:val="0"/>
                 <w:sz w:val="19"/>
               </w:rPr>
-              <w:t>Nothing happens while your laptop is closed.</w:t>
+              <w:t>Outputs scattered across conversations.</w:t>
             </w:r>
           </w:p>
         </w:tc>
@@ -2667,7 +2739,7 @@
                 <w:b w:val="0"/>
                 <w:sz w:val="19"/>
               </w:rPr>
-              <w:t>Goal, memory and context persist across every thread.</w:t>
+              <w:t>Scheduled tasks that belong to the project.</w:t>
             </w:r>
           </w:p>
         </w:tc>
@@ -2690,7 +2762,7 @@
                 <w:b w:val="0"/>
                 <w:sz w:val="19"/>
               </w:rPr>
-              <w:t>You are the project manager.</w:t>
+              <w:t>Nothing for a colleague to pick up.</w:t>
             </w:r>
           </w:p>
         </w:tc>
@@ -2708,7 +2780,7 @@
                 <w:b w:val="0"/>
                 <w:sz w:val="19"/>
               </w:rPr>
-              <w:t>It only comes back to you when it needs a decision.</w:t>
+              <w:t>Hand the folder to a colleague and they are ready.</w:t>
             </w:r>
           </w:p>
         </w:tc>
@@ -2924,7 +2996,7 @@
                 <w:b w:val="0"/>
                 <w:sz w:val="19"/>
               </w:rPr>
-              <w:t>Many subjects to look into — one thread per competitor, market or segment.</w:t>
+              <w:t>Many subjects to look into — one task per competitor, market or segment.</w:t>
             </w:r>
           </w:p>
         </w:tc>
@@ -2948,7 +3020,7 @@
                 <w:b/>
                 <w:sz w:val="19"/>
               </w:rPr>
-              <w:t>Regular check-ins</w:t>
+              <w:t>Regular routines</w:t>
             </w:r>
           </w:p>
         </w:tc>
@@ -2967,7 +3039,7 @@
                 <w:b w:val="0"/>
                 <w:sz w:val="19"/>
               </w:rPr>
-              <w:t>You want to review each workstream's progress, not one long chat.</w:t>
+              <w:t>Work that repeats on a timetable — scheduled tasks that belong to the project.</w:t>
             </w:r>
           </w:p>
         </w:tc>
@@ -3079,7 +3151,7 @@
                 <w:b/>
                 <w:sz w:val="19"/>
               </w:rPr>
-              <w:t>Goal</w:t>
+              <w:t>Instructions</w:t>
             </w:r>
           </w:p>
         </w:tc>
@@ -3098,7 +3170,7 @@
                 <w:b w:val="0"/>
                 <w:sz w:val="19"/>
               </w:rPr>
-              <w:t>What the project must achieve. The lead agent steers every decision toward it.</w:t>
+              <w:t>Standing rules you write: brand voice, currency, never publish without approval.</w:t>
             </w:r>
           </w:p>
         </w:tc>
@@ -3123,7 +3195,7 @@
                 <w:b/>
                 <w:sz w:val="19"/>
               </w:rPr>
-              <w:t>Instructions</w:t>
+              <w:t>Context</w:t>
             </w:r>
           </w:p>
         </w:tc>
@@ -3143,7 +3215,7 @@
                 <w:b w:val="0"/>
                 <w:sz w:val="19"/>
               </w:rPr>
-              <w:t>Standing rules you write: brand voice, currency, never publish without approval.</w:t>
+              <w:t>Documents Claude READS and never edits — the brand guidelines, product sheet and launch brief.</w:t>
             </w:r>
           </w:p>
         </w:tc>
@@ -3167,7 +3239,7 @@
                 <w:b/>
                 <w:sz w:val="19"/>
               </w:rPr>
-              <w:t>Context</w:t>
+              <w:t>Folder</w:t>
             </w:r>
           </w:p>
         </w:tc>
@@ -3186,7 +3258,7 @@
                 <w:b w:val="0"/>
                 <w:sz w:val="19"/>
               </w:rPr>
-              <w:t>What Claude reads: files, folders, a Google Drive folder or a GitHub repository.</w:t>
+              <w:t>A real folder on your computer where Claude WORKS: it reads the data there and writes output back.</w:t>
             </w:r>
           </w:p>
         </w:tc>
@@ -3211,7 +3283,7 @@
                 <w:b/>
                 <w:sz w:val="19"/>
               </w:rPr>
-              <w:t>Memory</w:t>
+              <w:t>Scheduled</w:t>
             </w:r>
           </w:p>
         </w:tc>
@@ -3231,7 +3303,7 @@
                 <w:b w:val="0"/>
                 <w:sz w:val="19"/>
               </w:rPr>
-              <w:t>What the project learns and keeps between threads. Open the memory files to edit them.</w:t>
+              <w:t>Recurring tasks that belong to this project — the daily post draft, the weekly report.</w:t>
             </w:r>
           </w:p>
         </w:tc>
@@ -3255,7 +3327,7 @@
                 <w:b/>
                 <w:sz w:val="19"/>
               </w:rPr>
-              <w:t>Threads</w:t>
+              <w:t>Tasks</w:t>
             </w:r>
           </w:p>
         </w:tc>
@@ -3274,7 +3346,7 @@
                 <w:b w:val="0"/>
                 <w:sz w:val="19"/>
               </w:rPr>
-              <w:t>The parallel workers the lead agent starts for each piece of a job.</w:t>
+              <w:t>Each job you start in the project. Several can run at once, one per subject.</w:t>
             </w:r>
           </w:p>
         </w:tc>
@@ -3298,7 +3370,7 @@
                 <w:b/>
                 <w:sz w:val="19"/>
               </w:rPr>
-              <w:t>Scheduled</w:t>
+              <w:t>Memory file</w:t>
             </w:r>
           </w:p>
         </w:tc>
@@ -3317,7 +3389,7 @@
                 <w:b w:val="0"/>
                 <w:sz w:val="19"/>
               </w:rPr>
-              <w:t>Tasks that run on a timetable inside the project — the daily post, the weekly report.</w:t>
+              <w:t>lumo-project-memory.md in the folder: decisions you ask Claude to record, read by every later task.</w:t>
             </w:r>
           </w:p>
         </w:tc>
@@ -3364,13 +3436,13 @@
         <w:rPr>
           <w:b/>
         </w:rPr>
-        <w:t xml:space="preserve">Name — </w:t>
+        <w:t xml:space="preserve">What are you working on? — </w:t>
       </w:r>
       <w:r>
         <w:rPr>
           <w:b w:val="0"/>
         </w:rPr>
-        <w:t>What you are working on — Lumo Cold Kopi Launch. This is how you find it in the sidebar.</w:t>
+        <w:t>The project's name — Lumo Cold Kopi Launch. This is how you find it in the sidebar.</w:t>
       </w:r>
     </w:p>
     <w:p>
@@ -3390,13 +3462,13 @@
         <w:rPr>
           <w:b/>
         </w:rPr>
-        <w:t xml:space="preserve">Goal — </w:t>
+        <w:t xml:space="preserve">What are you trying to achieve? — </w:t>
       </w:r>
       <w:r>
         <w:rPr>
           <w:b w:val="0"/>
         </w:rPr>
-        <w:t>What the project must achieve, in two or three sentences. You can type it or dictate it.</w:t>
+        <w:t>The goal in two or three sentences. Every task in the project inherits it.</w:t>
       </w:r>
     </w:p>
     <w:p>
@@ -3416,13 +3488,13 @@
         <w:rPr>
           <w:b/>
         </w:rPr>
-        <w:t xml:space="preserve">Context — </w:t>
+        <w:t xml:space="preserve">Use a folder — </w:t>
       </w:r>
       <w:r>
         <w:rPr>
           <w:b w:val="0"/>
         </w:rPr>
-        <w:t>Add the brand kit files now, or a folder or Drive folder. You can skip and add them later.</w:t>
+        <w:t>Point the project at a folder on your computer, so the files and outputs are yours to open.</w:t>
       </w:r>
     </w:p>
     <w:p>
@@ -3448,7 +3520,7 @@
         <w:rPr>
           <w:b w:val="0"/>
         </w:rPr>
-        <w:t>The lead agent opens, reads the goal and context, and is ready for its first job.</w:t>
+        <w:t>The project page opens with four panels: Instructions, Context, Folder and Scheduled.</w:t>
       </w:r>
     </w:p>
     <w:p>
@@ -3456,7 +3528,7 @@
         <w:rPr>
           <w:b w:val="0"/>
         </w:rPr>
-        <w:t>New project is at the top right of the Projects page. Instructions and memory are edited afterwards, in Project settings.</w:t>
+        <w:t>Start a new project from Projects in Cowork. The instructions and context are added afterwards, from the project page.</w:t>
       </w:r>
     </w:p>
     <w:p>
@@ -3582,7 +3654,7 @@
                 <w:color w:val="FFFFFF"/>
                 <w:sz w:val="19"/>
               </w:rPr>
-              <w:t>Memory</w:t>
+              <w:t>Memory file</w:t>
             </w:r>
           </w:p>
         </w:tc>
@@ -3663,7 +3735,7 @@
                 <w:b w:val="0"/>
                 <w:sz w:val="19"/>
               </w:rPr>
-              <w:t>The project, as it works</w:t>
+              <w:t>Claude, when you ask it to</w:t>
             </w:r>
           </w:p>
         </w:tc>
@@ -3728,7 +3800,7 @@
                 <w:b w:val="0"/>
                 <w:sz w:val="19"/>
               </w:rPr>
-              <w:t>Files and folders to read</w:t>
+              <w:t>Files to read</w:t>
             </w:r>
           </w:p>
         </w:tc>
@@ -3748,7 +3820,7 @@
                 <w:b w:val="0"/>
                 <w:sz w:val="19"/>
               </w:rPr>
-              <w:t>Facts and decisions learned</w:t>
+              <w:t>Decisions and facts to keep</w:t>
             </w:r>
           </w:p>
         </w:tc>
@@ -3829,7 +3901,7 @@
                 <w:b w:val="0"/>
                 <w:sz w:val="19"/>
               </w:rPr>
-              <w:t>Launch date moved; IG performs best</w:t>
+              <w:t>Launch date moved to 8 December</w:t>
             </w:r>
           </w:p>
         </w:tc>
@@ -3874,7 +3946,7 @@
                 <w:b w:val="0"/>
                 <w:sz w:val="19"/>
               </w:rPr>
-              <w:t>Settings → Memory</w:t>
+              <w:t>The Instructions panel</w:t>
             </w:r>
           </w:p>
         </w:tc>
@@ -3894,7 +3966,7 @@
                 <w:b w:val="0"/>
                 <w:sz w:val="19"/>
               </w:rPr>
-              <w:t>Context panel</w:t>
+              <w:t>The Context panel</w:t>
             </w:r>
           </w:p>
         </w:tc>
@@ -3914,7 +3986,7 @@
                 <w:b w:val="0"/>
                 <w:sz w:val="19"/>
               </w:rPr>
-              <w:t>Settings → Memory → memory files</w:t>
+              <w:t>lumo-project-memory.md in the folder</w:t>
             </w:r>
           </w:p>
         </w:tc>
@@ -3991,7 +4063,7 @@
                 <w:b w:val="0"/>
                 <w:sz w:val="19"/>
               </w:rPr>
-              <w:t>Correct or delete the fact</w:t>
+              <w:t>Correct the line in the file</w:t>
             </w:r>
           </w:p>
         </w:tc>
@@ -4012,7 +4084,7 @@
         <w:pStyle w:val="Heading2"/>
       </w:pPr>
       <w:r>
-        <w:t>Writing the goal</w:t>
+        <w:t>Creating the project</w:t>
       </w:r>
     </w:p>
     <w:p>
@@ -4020,7 +4092,7 @@
         <w:rPr>
           <w:b w:val="0"/>
         </w:rPr>
-        <w:t>The goal is the one statement every decision in the project points at. The lead agent reads it before it plans any job, so a vague goal produces vague plans.</w:t>
+        <w:t>In Cowork, a project is created from a short dialog with two questions and a folder. The name is how you find it again; the answer to "What are you trying to achieve?" is the standing goal every task in the project inherits.</w:t>
       </w:r>
     </w:p>
     <w:p>
@@ -4028,7 +4100,7 @@
         <w:rPr>
           <w:b w:val="0"/>
         </w:rPr>
-        <w:t>Write it as an outcome with a date and a measure: what will exist, for whom, and how you will know it worked. Two or three sentences is enough.</w:t>
+        <w:t>Point the project at a folder you create for it. That folder is where Claude works — it reads the data you put there and writes every output back — and it stays a normal folder you can open, back up or share.</w:t>
       </w:r>
     </w:p>
     <w:p>
@@ -4179,7 +4251,7 @@
         <w:rPr>
           <w:b w:val="0"/>
         </w:rPr>
-        <w:t>Open the project and click the gear icon to open Project settings.</w:t>
+        <w:t>In Cowork, open Projects and start a new project.</w:t>
       </w:r>
     </w:p>
     <w:p>
@@ -4199,7 +4271,7 @@
         <w:rPr>
           <w:b w:val="0"/>
         </w:rPr>
-        <w:t>Under General, edit the goal and save.</w:t>
+        <w:t>Type the name, paste the goal into What are you trying to achieve?, and choose Use a folder.</w:t>
       </w:r>
     </w:p>
     <w:p>
@@ -4219,7 +4291,7 @@
         <w:rPr>
           <w:b w:val="0"/>
         </w:rPr>
-        <w:t>Ask the lead agent: "Restate the project goal in one line." If it gets it wrong, the goal is unclear.</w:t>
+        <w:t>Click Create project. The project page opens with its four panels.</w:t>
       </w:r>
     </w:p>
     <w:p>
@@ -4235,7 +4307,7 @@
         <w:rPr>
           <w:b w:val="0"/>
         </w:rPr>
-        <w:t>Instructions are standing rules that apply to every thread and every job in the project. Use them for things that are always true: the currency, the brand voice in brief, what must never happen without your approval.</w:t>
+        <w:t>Instructions are standing rules that apply to every task in the project. Use them for things that are always true: the currency, the brand voice in brief, what must never happen without your approval.</w:t>
       </w:r>
     </w:p>
     <w:p>
@@ -4422,7 +4494,7 @@
         <w:rPr>
           <w:b w:val="0"/>
         </w:rPr>
-        <w:t>Open Project settings and choose Memory.</w:t>
+        <w:t>On the project page, open the Instructions panel.</w:t>
       </w:r>
     </w:p>
     <w:p>
@@ -4442,7 +4514,7 @@
         <w:rPr>
           <w:b w:val="0"/>
         </w:rPr>
-        <w:t>Paste the instructions into Project instructions and save.</w:t>
+        <w:t>Paste the instructions and save.</w:t>
       </w:r>
     </w:p>
     <w:p>
@@ -4462,7 +4534,7 @@
         <w:rPr>
           <w:b w:val="0"/>
         </w:rPr>
-        <w:t>Start a new job and check that the rules are followed without you repeating them.</w:t>
+        <w:t>Start a new task and check that the rules are followed without you repeating them.</w:t>
       </w:r>
     </w:p>
     <w:p>
@@ -4470,7 +4542,7 @@
         <w:pStyle w:val="Heading2"/>
       </w:pPr>
       <w:r>
-        <w:t>Adding context</w:t>
+        <w:t>Adding context and using the folder</w:t>
       </w:r>
     </w:p>
     <w:p>
@@ -4486,7 +4558,7 @@
         <w:rPr>
           <w:b w:val="0"/>
         </w:rPr>
-        <w:t>Add only what the work needs. Every file in context competes for space in each thread's context window, so a lean set of reference files gives sharper answers than a whole shared drive.</w:t>
+        <w:t>The Folder is different: it is where Claude works. Data it should analyse and every file it produces live there. Mixing the two up is the most common setup mistake — reference in Context, working files in the Folder.</w:t>
       </w:r>
     </w:p>
     <w:p>
@@ -4520,7 +4592,7 @@
         <w:rPr>
           <w:b w:val="0"/>
         </w:rPr>
-        <w:t>In the project, open the Context panel and choose Add.</w:t>
+        <w:t>On the project page, open Context and add the reference files.</w:t>
       </w:r>
     </w:p>
     <w:p>
@@ -4540,7 +4612,7 @@
         <w:rPr>
           <w:b w:val="0"/>
         </w:rPr>
-        <w:t>Add files, a folder from your computer, or a Google Drive folder.</w:t>
+        <w:t>Put the lab's data files in the project folder on your computer.</w:t>
       </w:r>
     </w:p>
     <w:p>
@@ -4560,7 +4632,7 @@
         <w:rPr>
           <w:b w:val="0"/>
         </w:rPr>
-        <w:t>Ask: "Which context files do you have, and what is each one for?"</w:t>
+        <w:t>Ask: "Which context files and folder files can you see, and what is each one for?"</w:t>
       </w:r>
     </w:p>
     <w:p>
@@ -4568,7 +4640,7 @@
         <w:pStyle w:val="Heading2"/>
       </w:pPr>
       <w:r>
-        <w:t>Working with memory</w:t>
+        <w:t>Keeping a memory file</w:t>
       </w:r>
     </w:p>
     <w:p>
@@ -4576,7 +4648,7 @@
         <w:rPr>
           <w:b w:val="0"/>
         </w:rPr>
-        <w:t>Memory is what the project writes down for itself as it works: decisions you made, facts it discovered, what performed well. Every thread can read it, which is how something learned in one thread reaches the next.</w:t>
+        <w:t>A classic project has no memory panel of its own, so keep one yourself: a Markdown file in the project folder — lumo-project-memory.md — where Claude records decisions you ask it to remember. Every later task can read it.</w:t>
       </w:r>
     </w:p>
     <w:p>
@@ -4584,7 +4656,7 @@
         <w:rPr>
           <w:b w:val="0"/>
         </w:rPr>
-        <w:t>Because the project writes it, memory can be wrong. Open the memory files from time to time, correct anything out of date and delete anything you do not want kept. Treat it like a shared notebook that you are responsible for.</w:t>
+        <w:t>Because Claude writes it, check it. Open the file from time to time, correct anything out of date and delete anything you do not want every future task to believe. It is a shared notebook that you are responsible for.</w:t>
       </w:r>
     </w:p>
     <w:p>
@@ -4646,7 +4718,7 @@
                 <w:color w:val="111827"/>
                 <w:sz w:val="19"/>
               </w:rPr>
-              <w:t>Remember this for the project: the Singapore launch date has moved from</w:t>
+              <w:t>Add this to lumo-project-memory.md: the Singapore launch date has moved</w:t>
             </w:r>
           </w:p>
           <w:p>
@@ -4660,7 +4732,7 @@
                 <w:color w:val="111827"/>
                 <w:sz w:val="19"/>
               </w:rPr>
-              <w:t>1 December to 8 December 2026. Update anything you have planned that</w:t>
+              <w:t>from 1 December to 8 December 2026. Update anything you have planned</w:t>
             </w:r>
           </w:p>
           <w:p>
@@ -4674,7 +4746,7 @@
                 <w:color w:val="111827"/>
                 <w:sz w:val="19"/>
               </w:rPr>
-              <w:t>depends on it.</w:t>
+              <w:t>that depends on it.</w:t>
             </w:r>
           </w:p>
         </w:tc>
@@ -4721,7 +4793,7 @@
         <w:rPr>
           <w:b w:val="0"/>
         </w:rPr>
-        <w:t>Open Project settings → Memory and open a memory file.</w:t>
+        <w:t>Ask Claude to create lumo-project-memory.md in the project folder (Lab 1 does this).</w:t>
       </w:r>
     </w:p>
     <w:p>
@@ -4741,7 +4813,7 @@
         <w:rPr>
           <w:b w:val="0"/>
         </w:rPr>
-        <w:t>Edit or delete a line, then save.</w:t>
+        <w:t>Tell Claude what to record whenever a decision changes.</w:t>
       </w:r>
     </w:p>
     <w:p>
@@ -4761,7 +4833,7 @@
         <w:rPr>
           <w:b w:val="0"/>
         </w:rPr>
-        <w:t>Or tell the lead agent what to remember, and check the memory file afterwards.</w:t>
+        <w:t>Open the file yourself and correct or delete lines as needed.</w:t>
       </w:r>
     </w:p>
     <w:p>
@@ -4777,7 +4849,7 @@
         <w:rPr>
           <w:b w:val="0"/>
         </w:rPr>
-        <w:t>A scheduled task is a prompt the project runs on a timetable. Because it runs inside the project, it has the goal, instructions, context, memory and skills — you do not repeat any of them in the task.</w:t>
+        <w:t>A scheduled task is a prompt that runs on a timetable. Pick the project in the task's settings and it runs with the project's instructions, context and folder — you do not repeat them in the task.</w:t>
       </w:r>
     </w:p>
     <w:p>
@@ -4785,7 +4857,7 @@
         <w:rPr>
           <w:b w:val="0"/>
         </w:rPr>
-        <w:t>Schedule drafts, not publishing. A good marketing task prepares today's post and emails it to you for approval; the click that publishes stays yours. If your workspace has a social-scheduling connector, the task can queue the approved post — still behind your approval.</w:t>
+        <w:t>Schedule drafts, not publishing. Permissions defaults to Automatically approve, so the task acts unattended: it should prepare today's post and email it to you for approval, and the click that publishes stays yours.</w:t>
       </w:r>
     </w:p>
     <w:p>
@@ -4847,7 +4919,7 @@
                 <w:color w:val="111827"/>
                 <w:sz w:val="19"/>
               </w:rPr>
-              <w:t>Every weekday at 9:00am: take today's row from social-calendar.csv,</w:t>
+              <w:t>Take today's row from social-calendar.csv, polish the post with</w:t>
             </w:r>
           </w:p>
           <w:p>
@@ -4861,7 +4933,7 @@
                 <w:color w:val="111827"/>
                 <w:sz w:val="19"/>
               </w:rPr>
-              <w:t>polish the post with lumo-brand-voice, check every price and claim</w:t>
+              <w:t>lumo-brand-voice, check every price and claim against the brand kit, and</w:t>
             </w:r>
           </w:p>
           <w:p>
@@ -4875,7 +4947,7 @@
                 <w:color w:val="111827"/>
                 <w:sz w:val="19"/>
               </w:rPr>
-              <w:t>against the brand kit, and email it to me as a draft with the subject</w:t>
+              <w:t>email it to me as a draft with the subject "Today's Lumo post". Never</w:t>
             </w:r>
           </w:p>
           <w:p>
@@ -4889,7 +4961,7 @@
                 <w:color w:val="111827"/>
                 <w:sz w:val="19"/>
               </w:rPr>
-              <w:t>"Today's Lumo post". Never publish anything.</w:t>
+              <w:t>publish anything.</w:t>
             </w:r>
           </w:p>
         </w:tc>
@@ -4936,7 +5008,7 @@
         <w:rPr>
           <w:b w:val="0"/>
         </w:rPr>
-        <w:t>In the project, ask the lead agent to schedule the task, or open Scheduled and choose New task.</w:t>
+        <w:t>Open Scheduled tasks from the sidebar and choose New task → Set up manually.</w:t>
       </w:r>
     </w:p>
     <w:p>
@@ -4956,7 +5028,7 @@
         <w:rPr>
           <w:b w:val="0"/>
         </w:rPr>
-        <w:t>Set the prompt, the frequency and the time, and save.</w:t>
+        <w:t>Enter the Name and paste the Instructions; pick the Lumo Cold Kopi Launch project.</w:t>
       </w:r>
     </w:p>
     <w:p>
@@ -4976,7 +5048,7 @@
         <w:rPr>
           <w:b w:val="0"/>
         </w:rPr>
-        <w:t>Use Run now once to test it, then check the email that arrives.</w:t>
+        <w:t>Change Frequency from Manual to the timetable you want, and check Permissions.</w:t>
       </w:r>
     </w:p>
     <w:p>
@@ -4996,948 +5068,26 @@
         <w:rPr>
           <w:b w:val="0"/>
         </w:rPr>
-        <w:t>For tasks that must run with your laptop closed, add a cloud environment in Project settings → Environment.</w:t>
+        <w:t>Save, then check the email that arrives at the first run.</w:t>
       </w:r>
     </w:p>
     <w:p>
       <w:pPr>
         <w:pStyle w:val="Heading2"/>
+      </w:pPr>
+      <w:r>
+        <w:t>Coming soon: the new Projects</w:t>
+      </w:r>
+    </w:p>
+    <w:p>
+      <w:pPr>
         <w:keepNext/>
       </w:pPr>
       <w:r>
-        <w:t>Project settings, models and environments</w:t>
-      </w:r>
-    </w:p>
-    <w:tbl>
-      <w:tblPr>
-        <w:tblStyle w:val="TableGrid"/>
-        <w:tblW w:type="auto" w:w="0"/>
-        <w:jc w:val="center"/>
-        <w:tblLayout w:type="fixed"/>
-        <w:tblLook w:firstColumn="1" w:firstRow="1" w:lastColumn="0" w:lastRow="0" w:noHBand="0" w:noVBand="1" w:val="04A0"/>
-      </w:tblPr>
-      <w:tblGrid>
-        <w:gridCol w:w="2160"/>
-        <w:gridCol w:w="6480"/>
-      </w:tblGrid>
-      <w:tr>
-        <w:trPr>
-          <w:tblHeader w:val="true"/>
-          <w:cantSplit w:val="true"/>
-        </w:trPr>
-        <w:tc>
-          <w:tcPr>
-            <w:tcW w:type="dxa" w:w="2160"/>
-            <w:shd w:val="clear" w:color="auto" w:fill="1F6FEB"/>
-          </w:tcPr>
-          <w:p>
-            <w:pPr>
-              <w:keepNext/>
-              <w:spacing w:before="30" w:after="30"/>
-            </w:pPr>
-            <w:r/>
-            <w:r>
-              <w:rPr>
-                <w:b/>
-                <w:color w:val="FFFFFF"/>
-                <w:sz w:val="19"/>
-              </w:rPr>
-              <w:t>Settings page</w:t>
-            </w:r>
-          </w:p>
-        </w:tc>
-        <w:tc>
-          <w:tcPr>
-            <w:tcW w:type="dxa" w:w="6480"/>
-            <w:shd w:val="clear" w:color="auto" w:fill="1F6FEB"/>
-          </w:tcPr>
-          <w:p>
-            <w:pPr>
-              <w:keepNext/>
-              <w:spacing w:before="30" w:after="30"/>
-            </w:pPr>
-            <w:r/>
-            <w:r>
-              <w:rPr>
-                <w:b/>
-                <w:color w:val="FFFFFF"/>
-                <w:sz w:val="19"/>
-              </w:rPr>
-              <w:t>What you find there</w:t>
-            </w:r>
-          </w:p>
-        </w:tc>
-      </w:tr>
-      <w:tr>
-        <w:trPr>
-          <w:cantSplit w:val="true"/>
-        </w:trPr>
-        <w:tc>
-          <w:tcPr>
-            <w:tcW w:type="dxa" w:w="2160"/>
-          </w:tcPr>
-          <w:p>
-            <w:pPr>
-              <w:keepNext/>
-              <w:spacing w:before="30" w:after="30"/>
-            </w:pPr>
-            <w:r/>
-            <w:r>
-              <w:rPr>
-                <w:b/>
-                <w:sz w:val="19"/>
-              </w:rPr>
-              <w:t>General</w:t>
-            </w:r>
-          </w:p>
-        </w:tc>
-        <w:tc>
-          <w:tcPr>
-            <w:tcW w:type="dxa" w:w="6480"/>
-          </w:tcPr>
-          <w:p>
-            <w:pPr>
-              <w:keepNext/>
-              <w:spacing w:before="30" w:after="30"/>
-            </w:pPr>
-            <w:r/>
-            <w:r>
-              <w:rPr>
-                <w:b w:val="0"/>
-                <w:sz w:val="19"/>
-              </w:rPr>
-              <w:t>The project name, the goal, and the models and effort for the lead agent and the threads.</w:t>
-            </w:r>
-          </w:p>
-        </w:tc>
-      </w:tr>
-      <w:tr>
-        <w:trPr>
-          <w:cantSplit w:val="true"/>
-        </w:trPr>
-        <w:tc>
-          <w:tcPr>
-            <w:tcW w:type="dxa" w:w="2160"/>
-            <w:shd w:val="clear" w:color="auto" w:fill="F3F5F8"/>
-          </w:tcPr>
-          <w:p>
-            <w:pPr>
-              <w:keepNext/>
-              <w:spacing w:before="30" w:after="30"/>
-            </w:pPr>
-            <w:r/>
-            <w:r>
-              <w:rPr>
-                <w:b/>
-                <w:sz w:val="19"/>
-              </w:rPr>
-              <w:t>Memory</w:t>
-            </w:r>
-          </w:p>
-        </w:tc>
-        <w:tc>
-          <w:tcPr>
-            <w:tcW w:type="dxa" w:w="6480"/>
-            <w:shd w:val="clear" w:color="auto" w:fill="F3F5F8"/>
-          </w:tcPr>
-          <w:p>
-            <w:pPr>
-              <w:keepNext/>
-              <w:spacing w:before="30" w:after="30"/>
-            </w:pPr>
-            <w:r/>
-            <w:r>
-              <w:rPr>
-                <w:b w:val="0"/>
-                <w:sz w:val="19"/>
-              </w:rPr>
-              <w:t>The project instructions and the memory files the project has written — open one to edit it.</w:t>
-            </w:r>
-          </w:p>
-        </w:tc>
-      </w:tr>
-      <w:tr>
-        <w:trPr>
-          <w:cantSplit w:val="true"/>
-        </w:trPr>
-        <w:tc>
-          <w:tcPr>
-            <w:tcW w:type="dxa" w:w="2160"/>
-          </w:tcPr>
-          <w:p>
-            <w:pPr>
-              <w:keepNext/>
-              <w:spacing w:before="30" w:after="30"/>
-            </w:pPr>
-            <w:r/>
-            <w:r>
-              <w:rPr>
-                <w:b/>
-                <w:sz w:val="19"/>
-              </w:rPr>
-              <w:t>Environment</w:t>
-            </w:r>
-          </w:p>
-        </w:tc>
-        <w:tc>
-          <w:tcPr>
-            <w:tcW w:type="dxa" w:w="6480"/>
-          </w:tcPr>
-          <w:p>
-            <w:pPr>
-              <w:keepNext/>
-              <w:spacing w:before="30" w:after="30"/>
-            </w:pPr>
-            <w:r/>
-            <w:r>
-              <w:rPr>
-                <w:b w:val="0"/>
-                <w:sz w:val="19"/>
-              </w:rPr>
-              <w:t>Local, or a cloud environment so threads keep working with your laptop closed.</w:t>
-            </w:r>
-          </w:p>
-        </w:tc>
-      </w:tr>
-      <w:tr>
-        <w:trPr>
-          <w:cantSplit w:val="true"/>
-        </w:trPr>
-        <w:tc>
-          <w:tcPr>
-            <w:tcW w:type="dxa" w:w="2160"/>
-            <w:shd w:val="clear" w:color="auto" w:fill="F3F5F8"/>
-          </w:tcPr>
-          <w:p>
-            <w:pPr>
-              <w:keepNext/>
-              <w:spacing w:before="30" w:after="30"/>
-            </w:pPr>
-            <w:r/>
-            <w:r>
-              <w:rPr>
-                <w:b/>
-                <w:sz w:val="19"/>
-              </w:rPr>
-              <w:t>Usage</w:t>
-            </w:r>
-          </w:p>
-        </w:tc>
-        <w:tc>
-          <w:tcPr>
-            <w:tcW w:type="dxa" w:w="6480"/>
-            <w:shd w:val="clear" w:color="auto" w:fill="F3F5F8"/>
-          </w:tcPr>
-          <w:p>
-            <w:pPr>
-              <w:keepNext/>
-              <w:spacing w:before="30" w:after="30"/>
-            </w:pPr>
-            <w:r/>
-            <w:r>
-              <w:rPr>
-                <w:b w:val="0"/>
-                <w:sz w:val="19"/>
-              </w:rPr>
-              <w:t>Input and output tokens, for the lead agent and for each thread separately.</w:t>
-            </w:r>
-          </w:p>
-        </w:tc>
-      </w:tr>
-      <w:tr>
-        <w:trPr>
-          <w:cantSplit w:val="true"/>
-        </w:trPr>
-        <w:tc>
-          <w:tcPr>
-            <w:tcW w:type="dxa" w:w="2160"/>
-          </w:tcPr>
-          <w:p>
-            <w:pPr>
-              <w:spacing w:before="30" w:after="30"/>
-            </w:pPr>
-            <w:r/>
-            <w:r>
-              <w:rPr>
-                <w:b/>
-                <w:sz w:val="19"/>
-              </w:rPr>
-              <w:t>Debug access</w:t>
-            </w:r>
-          </w:p>
-        </w:tc>
-        <w:tc>
-          <w:tcPr>
-            <w:tcW w:type="dxa" w:w="6480"/>
-          </w:tcPr>
-          <w:p>
-            <w:pPr>
-              <w:spacing w:before="30" w:after="30"/>
-            </w:pPr>
-            <w:r/>
-            <w:r>
-              <w:rPr>
-                <w:b w:val="0"/>
-                <w:sz w:val="19"/>
-              </w:rPr>
-              <w:t>Let another project read this one's conversations, read-only, to help diagnose a problem.</w:t>
-            </w:r>
-          </w:p>
-        </w:tc>
-      </w:tr>
-    </w:tbl>
-    <w:p>
-      <w:pPr>
-        <w:spacing w:after="0" w:before="0" w:line="120" w:lineRule="exact"/>
-      </w:pPr>
-      <w:r>
-        <w:rPr>
-          <w:sz w:val="12"/>
-        </w:rPr>
-      </w:r>
-    </w:p>
-    <w:p>
-      <w:r>
         <w:rPr>
           <w:b w:val="0"/>
         </w:rPr>
-        <w:t>Open Project settings from the gear icon at the top right of the project.</w:t>
-      </w:r>
-    </w:p>
-    <w:p>
-      <w:pPr>
-        <w:keepNext/>
-        <w:spacing w:before="160" w:after="80"/>
-      </w:pPr>
-      <w:r>
-        <w:rPr>
-          <w:b/>
-          <w:color w:val="1F6FEB"/>
-          <w:sz w:val="22"/>
-        </w:rPr>
-        <w:t>Models and effort</w:t>
-      </w:r>
-    </w:p>
-    <w:tbl>
-      <w:tblPr>
-        <w:tblStyle w:val="TableGrid"/>
-        <w:tblW w:type="auto" w:w="0"/>
-        <w:jc w:val="center"/>
-        <w:tblLayout w:type="fixed"/>
-        <w:tblLook w:firstColumn="1" w:firstRow="1" w:lastColumn="0" w:lastRow="0" w:noHBand="0" w:noVBand="1" w:val="04A0"/>
-      </w:tblPr>
-      <w:tblGrid>
-        <w:gridCol w:w="1584"/>
-        <w:gridCol w:w="1728"/>
-        <w:gridCol w:w="2015"/>
-        <w:gridCol w:w="3311"/>
-      </w:tblGrid>
-      <w:tr>
-        <w:trPr>
-          <w:tblHeader w:val="true"/>
-          <w:cantSplit w:val="true"/>
-        </w:trPr>
-        <w:tc>
-          <w:tcPr>
-            <w:tcW w:type="dxa" w:w="1584"/>
-            <w:shd w:val="clear" w:color="auto" w:fill="1F6FEB"/>
-          </w:tcPr>
-          <w:p>
-            <w:pPr>
-              <w:keepNext/>
-              <w:spacing w:before="30" w:after="30"/>
-            </w:pPr>
-            <w:r/>
-            <w:r>
-              <w:rPr>
-                <w:b/>
-                <w:color w:val="FFFFFF"/>
-                <w:sz w:val="19"/>
-              </w:rPr>
-              <w:t>Role</w:t>
-            </w:r>
-          </w:p>
-        </w:tc>
-        <w:tc>
-          <w:tcPr>
-            <w:tcW w:type="dxa" w:w="1728"/>
-            <w:shd w:val="clear" w:color="auto" w:fill="1F6FEB"/>
-          </w:tcPr>
-          <w:p>
-            <w:pPr>
-              <w:keepNext/>
-              <w:spacing w:before="30" w:after="30"/>
-            </w:pPr>
-            <w:r/>
-            <w:r>
-              <w:rPr>
-                <w:b/>
-                <w:color w:val="FFFFFF"/>
-                <w:sz w:val="19"/>
-              </w:rPr>
-              <w:t>Typical default</w:t>
-            </w:r>
-          </w:p>
-        </w:tc>
-        <w:tc>
-          <w:tcPr>
-            <w:tcW w:type="dxa" w:w="2016"/>
-            <w:shd w:val="clear" w:color="auto" w:fill="1F6FEB"/>
-          </w:tcPr>
-          <w:p>
-            <w:pPr>
-              <w:keepNext/>
-              <w:spacing w:before="30" w:after="30"/>
-            </w:pPr>
-            <w:r/>
-            <w:r>
-              <w:rPr>
-                <w:b/>
-                <w:color w:val="FFFFFF"/>
-                <w:sz w:val="19"/>
-              </w:rPr>
-              <w:t>Effort</w:t>
-            </w:r>
-          </w:p>
-        </w:tc>
-        <w:tc>
-          <w:tcPr>
-            <w:tcW w:type="dxa" w:w="3312"/>
-            <w:shd w:val="clear" w:color="auto" w:fill="1F6FEB"/>
-          </w:tcPr>
-          <w:p>
-            <w:pPr>
-              <w:keepNext/>
-              <w:spacing w:before="30" w:after="30"/>
-            </w:pPr>
-            <w:r/>
-            <w:r>
-              <w:rPr>
-                <w:b/>
-                <w:color w:val="FFFFFF"/>
-                <w:sz w:val="19"/>
-              </w:rPr>
-              <w:t>Change it when</w:t>
-            </w:r>
-          </w:p>
-        </w:tc>
-      </w:tr>
-      <w:tr>
-        <w:trPr>
-          <w:cantSplit w:val="true"/>
-        </w:trPr>
-        <w:tc>
-          <w:tcPr>
-            <w:tcW w:type="dxa" w:w="1584"/>
-          </w:tcPr>
-          <w:p>
-            <w:pPr>
-              <w:keepNext/>
-              <w:spacing w:before="30" w:after="30"/>
-            </w:pPr>
-            <w:r/>
-            <w:r>
-              <w:rPr>
-                <w:b/>
-                <w:sz w:val="19"/>
-              </w:rPr>
-              <w:t>Lead agent</w:t>
-            </w:r>
-          </w:p>
-        </w:tc>
-        <w:tc>
-          <w:tcPr>
-            <w:tcW w:type="dxa" w:w="1728"/>
-          </w:tcPr>
-          <w:p>
-            <w:pPr>
-              <w:keepNext/>
-              <w:spacing w:before="30" w:after="30"/>
-            </w:pPr>
-            <w:r/>
-            <w:r>
-              <w:rPr>
-                <w:b w:val="0"/>
-                <w:sz w:val="19"/>
-              </w:rPr>
-              <w:t>Opus 5.5</w:t>
-            </w:r>
-          </w:p>
-        </w:tc>
-        <w:tc>
-          <w:tcPr>
-            <w:tcW w:type="dxa" w:w="2016"/>
-          </w:tcPr>
-          <w:p>
-            <w:pPr>
-              <w:keepNext/>
-              <w:spacing w:before="30" w:after="30"/>
-            </w:pPr>
-            <w:r/>
-            <w:r>
-              <w:rPr>
-                <w:b w:val="0"/>
-                <w:sz w:val="19"/>
-              </w:rPr>
-              <w:t>Low</w:t>
-            </w:r>
-          </w:p>
-        </w:tc>
-        <w:tc>
-          <w:tcPr>
-            <w:tcW w:type="dxa" w:w="3312"/>
-          </w:tcPr>
-          <w:p>
-            <w:pPr>
-              <w:keepNext/>
-              <w:spacing w:before="30" w:after="30"/>
-            </w:pPr>
-            <w:r/>
-            <w:r>
-              <w:rPr>
-                <w:b w:val="0"/>
-                <w:sz w:val="19"/>
-              </w:rPr>
-              <w:t>It misreads your requests — raise to Medium.</w:t>
-            </w:r>
-          </w:p>
-        </w:tc>
-      </w:tr>
-      <w:tr>
-        <w:trPr>
-          <w:cantSplit w:val="true"/>
-        </w:trPr>
-        <w:tc>
-          <w:tcPr>
-            <w:tcW w:type="dxa" w:w="1584"/>
-            <w:shd w:val="clear" w:color="auto" w:fill="F3F5F8"/>
-          </w:tcPr>
-          <w:p>
-            <w:pPr>
-              <w:keepNext/>
-              <w:spacing w:before="30" w:after="30"/>
-            </w:pPr>
-            <w:r/>
-            <w:r>
-              <w:rPr>
-                <w:b/>
-                <w:sz w:val="19"/>
-              </w:rPr>
-              <w:t>Threads</w:t>
-            </w:r>
-          </w:p>
-        </w:tc>
-        <w:tc>
-          <w:tcPr>
-            <w:tcW w:type="dxa" w:w="1728"/>
-            <w:shd w:val="clear" w:color="auto" w:fill="F3F5F8"/>
-          </w:tcPr>
-          <w:p>
-            <w:pPr>
-              <w:keepNext/>
-              <w:spacing w:before="30" w:after="30"/>
-            </w:pPr>
-            <w:r/>
-            <w:r>
-              <w:rPr>
-                <w:b w:val="0"/>
-                <w:sz w:val="19"/>
-              </w:rPr>
-              <w:t>Opus 5.5</w:t>
-            </w:r>
-          </w:p>
-        </w:tc>
-        <w:tc>
-          <w:tcPr>
-            <w:tcW w:type="dxa" w:w="2016"/>
-            <w:shd w:val="clear" w:color="auto" w:fill="F3F5F8"/>
-          </w:tcPr>
-          <w:p>
-            <w:pPr>
-              <w:keepNext/>
-              <w:spacing w:before="30" w:after="30"/>
-            </w:pPr>
-            <w:r/>
-            <w:r>
-              <w:rPr>
-                <w:b w:val="0"/>
-                <w:sz w:val="19"/>
-              </w:rPr>
-              <w:t>Medium</w:t>
-            </w:r>
-          </w:p>
-        </w:tc>
-        <w:tc>
-          <w:tcPr>
-            <w:tcW w:type="dxa" w:w="3312"/>
-            <w:shd w:val="clear" w:color="auto" w:fill="F3F5F8"/>
-          </w:tcPr>
-          <w:p>
-            <w:pPr>
-              <w:keepNext/>
-              <w:spacing w:before="30" w:after="30"/>
-            </w:pPr>
-            <w:r/>
-            <w:r>
-              <w:rPr>
-                <w:b w:val="0"/>
-                <w:sz w:val="19"/>
-              </w:rPr>
-              <w:t>Research is shallow — raise; drafts are simple — lower.</w:t>
-            </w:r>
-          </w:p>
-        </w:tc>
-      </w:tr>
-      <w:tr>
-        <w:trPr>
-          <w:cantSplit w:val="true"/>
-        </w:trPr>
-        <w:tc>
-          <w:tcPr>
-            <w:tcW w:type="dxa" w:w="1584"/>
-          </w:tcPr>
-          <w:p>
-            <w:pPr>
-              <w:spacing w:before="30" w:after="30"/>
-            </w:pPr>
-            <w:r/>
-            <w:r>
-              <w:rPr>
-                <w:b/>
-                <w:sz w:val="19"/>
-              </w:rPr>
-              <w:t>Effort</w:t>
-            </w:r>
-          </w:p>
-        </w:tc>
-        <w:tc>
-          <w:tcPr>
-            <w:tcW w:type="dxa" w:w="1728"/>
-          </w:tcPr>
-          <w:p>
-            <w:pPr>
-              <w:spacing w:before="30" w:after="30"/>
-            </w:pPr>
-            <w:r/>
-            <w:r>
-              <w:rPr>
-                <w:b w:val="0"/>
-                <w:sz w:val="19"/>
-              </w:rPr>
-              <w:t>—</w:t>
-            </w:r>
-          </w:p>
-        </w:tc>
-        <w:tc>
-          <w:tcPr>
-            <w:tcW w:type="dxa" w:w="2016"/>
-          </w:tcPr>
-          <w:p>
-            <w:pPr>
-              <w:spacing w:before="30" w:after="30"/>
-            </w:pPr>
-            <w:r/>
-            <w:r>
-              <w:rPr>
-                <w:b w:val="0"/>
-                <w:sz w:val="19"/>
-              </w:rPr>
-              <w:t>Low · Medium · High</w:t>
-            </w:r>
-          </w:p>
-        </w:tc>
-        <w:tc>
-          <w:tcPr>
-            <w:tcW w:type="dxa" w:w="3312"/>
-          </w:tcPr>
-          <w:p>
-            <w:pPr>
-              <w:spacing w:before="30" w:after="30"/>
-            </w:pPr>
-            <w:r/>
-            <w:r>
-              <w:rPr>
-                <w:b w:val="0"/>
-                <w:sz w:val="19"/>
-              </w:rPr>
-              <w:t>Higher effort thinks harder and uses more of your limit.</w:t>
-            </w:r>
-          </w:p>
-        </w:tc>
-      </w:tr>
-    </w:tbl>
-    <w:p>
-      <w:pPr>
-        <w:spacing w:after="0" w:before="0" w:line="120" w:lineRule="exact"/>
-      </w:pPr>
-      <w:r>
-        <w:rPr>
-          <w:sz w:val="12"/>
-        </w:rPr>
-      </w:r>
-    </w:p>
-    <w:p>
-      <w:r>
-        <w:rPr>
-          <w:b w:val="0"/>
-        </w:rPr>
-        <w:t>Defaults vary by account and change over time — read yours in Project settings → General → Models.</w:t>
-      </w:r>
-    </w:p>
-    <w:p>
-      <w:pPr>
-        <w:keepNext/>
-        <w:spacing w:before="160" w:after="80"/>
-      </w:pPr>
-      <w:r>
-        <w:rPr>
-          <w:b/>
-          <w:color w:val="1F6FEB"/>
-          <w:sz w:val="22"/>
-        </w:rPr>
-        <w:t>Cloud environments</w:t>
-      </w:r>
-    </w:p>
-    <w:p>
-      <w:pPr>
-        <w:keepNext/>
-      </w:pPr>
-      <w:r>
-        <w:rPr>
-          <w:b w:val="0"/>
-        </w:rPr>
-        <w:t>A local task needs the app open. To keep tasks running with the laptop closed, give the project a cloud environment in Project settings → Environment.</w:t>
-      </w:r>
-    </w:p>
-    <w:tbl>
-      <w:tblPr>
-        <w:tblStyle w:val="TableGrid"/>
-        <w:tblW w:type="auto" w:w="0"/>
-        <w:jc w:val="center"/>
-        <w:tblLayout w:type="fixed"/>
-        <w:tblLook w:firstColumn="1" w:firstRow="1" w:lastColumn="0" w:lastRow="0" w:noHBand="0" w:noVBand="1" w:val="04A0"/>
-      </w:tblPr>
-      <w:tblGrid>
-        <w:gridCol w:w="2160"/>
-        <w:gridCol w:w="6480"/>
-      </w:tblGrid>
-      <w:tr>
-        <w:trPr>
-          <w:tblHeader w:val="true"/>
-          <w:cantSplit w:val="true"/>
-        </w:trPr>
-        <w:tc>
-          <w:tcPr>
-            <w:tcW w:type="dxa" w:w="2160"/>
-            <w:shd w:val="clear" w:color="auto" w:fill="1F6FEB"/>
-          </w:tcPr>
-          <w:p>
-            <w:pPr>
-              <w:keepNext/>
-              <w:spacing w:before="30" w:after="30"/>
-            </w:pPr>
-            <w:r/>
-            <w:r>
-              <w:rPr>
-                <w:b/>
-                <w:color w:val="FFFFFF"/>
-                <w:sz w:val="19"/>
-              </w:rPr>
-              <w:t>Setting</w:t>
-            </w:r>
-          </w:p>
-        </w:tc>
-        <w:tc>
-          <w:tcPr>
-            <w:tcW w:type="dxa" w:w="6480"/>
-            <w:shd w:val="clear" w:color="auto" w:fill="1F6FEB"/>
-          </w:tcPr>
-          <w:p>
-            <w:pPr>
-              <w:keepNext/>
-              <w:spacing w:before="30" w:after="30"/>
-            </w:pPr>
-            <w:r/>
-            <w:r>
-              <w:rPr>
-                <w:b/>
-                <w:color w:val="FFFFFF"/>
-                <w:sz w:val="19"/>
-              </w:rPr>
-              <w:t>What it controls</w:t>
-            </w:r>
-          </w:p>
-        </w:tc>
-      </w:tr>
-      <w:tr>
-        <w:trPr>
-          <w:cantSplit w:val="true"/>
-        </w:trPr>
-        <w:tc>
-          <w:tcPr>
-            <w:tcW w:type="dxa" w:w="2160"/>
-          </w:tcPr>
-          <w:p>
-            <w:pPr>
-              <w:keepNext/>
-              <w:spacing w:before="30" w:after="30"/>
-            </w:pPr>
-            <w:r/>
-            <w:r>
-              <w:rPr>
-                <w:b/>
-                <w:sz w:val="19"/>
-              </w:rPr>
-              <w:t>Network access</w:t>
-            </w:r>
-          </w:p>
-        </w:tc>
-        <w:tc>
-          <w:tcPr>
-            <w:tcW w:type="dxa" w:w="6480"/>
-          </w:tcPr>
-          <w:p>
-            <w:pPr>
-              <w:keepNext/>
-              <w:spacing w:before="30" w:after="30"/>
-            </w:pPr>
-            <w:r/>
-            <w:r>
-              <w:rPr>
-                <w:b w:val="0"/>
-                <w:sz w:val="19"/>
-              </w:rPr>
-              <w:t>Which websites the threads may reach — add only the ones the work needs.</w:t>
-            </w:r>
-          </w:p>
-        </w:tc>
-      </w:tr>
-      <w:tr>
-        <w:trPr>
-          <w:cantSplit w:val="true"/>
-        </w:trPr>
-        <w:tc>
-          <w:tcPr>
-            <w:tcW w:type="dxa" w:w="2160"/>
-            <w:shd w:val="clear" w:color="auto" w:fill="F3F5F8"/>
-          </w:tcPr>
-          <w:p>
-            <w:pPr>
-              <w:keepNext/>
-              <w:spacing w:before="30" w:after="30"/>
-            </w:pPr>
-            <w:r/>
-            <w:r>
-              <w:rPr>
-                <w:b/>
-                <w:sz w:val="19"/>
-              </w:rPr>
-              <w:t>Secrets</w:t>
-            </w:r>
-          </w:p>
-        </w:tc>
-        <w:tc>
-          <w:tcPr>
-            <w:tcW w:type="dxa" w:w="6480"/>
-            <w:shd w:val="clear" w:color="auto" w:fill="F3F5F8"/>
-          </w:tcPr>
-          <w:p>
-            <w:pPr>
-              <w:keepNext/>
-              <w:spacing w:before="30" w:after="30"/>
-            </w:pPr>
-            <w:r/>
-            <w:r>
-              <w:rPr>
-                <w:b w:val="0"/>
-                <w:sz w:val="19"/>
-              </w:rPr>
-              <w:t>API keys the threads can use. Once saved, nobody can read them back — not even you.</w:t>
-            </w:r>
-          </w:p>
-        </w:tc>
-      </w:tr>
-      <w:tr>
-        <w:trPr>
-          <w:cantSplit w:val="true"/>
-        </w:trPr>
-        <w:tc>
-          <w:tcPr>
-            <w:tcW w:type="dxa" w:w="2160"/>
-          </w:tcPr>
-          <w:p>
-            <w:pPr>
-              <w:spacing w:before="30" w:after="30"/>
-            </w:pPr>
-            <w:r/>
-            <w:r>
-              <w:rPr>
-                <w:b/>
-                <w:sz w:val="19"/>
-              </w:rPr>
-              <w:t>Setup script</w:t>
-            </w:r>
-          </w:p>
-        </w:tc>
-        <w:tc>
-          <w:tcPr>
-            <w:tcW w:type="dxa" w:w="6480"/>
-          </w:tcPr>
-          <w:p>
-            <w:pPr>
-              <w:spacing w:before="30" w:after="30"/>
-            </w:pPr>
-            <w:r/>
-            <w:r>
-              <w:rPr>
-                <w:b w:val="0"/>
-                <w:sz w:val="19"/>
-              </w:rPr>
-              <w:t>What each thread installs before it starts work, such as one package-install line.</w:t>
-            </w:r>
-          </w:p>
-        </w:tc>
-      </w:tr>
-    </w:tbl>
-    <w:p>
-      <w:pPr>
-        <w:spacing w:after="0" w:before="0" w:line="120" w:lineRule="exact"/>
-      </w:pPr>
-      <w:r>
-        <w:rPr>
-          <w:sz w:val="12"/>
-        </w:rPr>
-      </w:r>
-    </w:p>
-    <w:p>
-      <w:pPr>
-        <w:pStyle w:val="Heading1"/>
-        <w:pageBreakBefore/>
-      </w:pPr>
-      <w:r>
-        <w:t>Topic 01 — Claude Projects and Market Research</w:t>
-      </w:r>
-    </w:p>
-    <w:p>
-      <w:r>
-        <w:rPr>
-          <w:b w:val="0"/>
-        </w:rPr>
-        <w:t>The Claude family · the new Projects · lead agent and threads · market research · Live Artefacts</w:t>
-      </w:r>
-    </w:p>
-    <w:p>
-      <w:pPr>
-        <w:keepNext/>
-        <w:spacing w:before="160" w:after="80"/>
-      </w:pPr>
-      <w:r>
-        <w:rPr>
-          <w:b/>
-          <w:color w:val="1F6FEB"/>
-          <w:sz w:val="22"/>
-        </w:rPr>
-        <w:t>Key concepts</w:t>
+        <w:t>Anthropic redesigned Claude Projects in September 2026. The new version is in beta, rolling out to Pro and Max accounts first — if your Projects page shows a Goal and talks about threads, you already have it.</w:t>
       </w:r>
     </w:p>
     <w:tbl>
@@ -5974,7 +5124,7 @@
                 <w:color w:val="FFFFFF"/>
                 <w:sz w:val="19"/>
               </w:rPr>
-              <w:t>Concept</w:t>
+              <w:t>Feature</w:t>
             </w:r>
           </w:p>
         </w:tc>
@@ -5995,7 +5145,7 @@
                 <w:color w:val="FFFFFF"/>
                 <w:sz w:val="19"/>
               </w:rPr>
-              <w:t>What it means</w:t>
+              <w:t>What it does</w:t>
             </w:r>
           </w:p>
         </w:tc>
@@ -6019,7 +5169,7 @@
                 <w:b/>
                 <w:sz w:val="19"/>
               </w:rPr>
-              <w:t>Claude Project</w:t>
+              <w:t>Lead agent</w:t>
             </w:r>
           </w:p>
         </w:tc>
@@ -6038,7 +5188,7 @@
                 <w:b w:val="0"/>
                 <w:sz w:val="19"/>
               </w:rPr>
-              <w:t>A home for a long-running goal. Context, memory and work build up over time instead of resetting each chat.</w:t>
+              <w:t>You state a goal once; a coordinator plans the work, splits it and merges the results.</w:t>
             </w:r>
           </w:p>
         </w:tc>
@@ -6063,7 +5213,7 @@
                 <w:b/>
                 <w:sz w:val="19"/>
               </w:rPr>
-              <w:t>Lead agent</w:t>
+              <w:t>Parallel threads</w:t>
             </w:r>
           </w:p>
         </w:tc>
@@ -6083,7 +5233,7 @@
                 <w:b w:val="0"/>
                 <w:sz w:val="19"/>
               </w:rPr>
-              <w:t>The project's coordinator. You tell it the goal; it plans, splits the work and reports back.</w:t>
+              <w:t>The lead agent starts one thread per subject itself — what you do by hand with tasks in Lab 2.</w:t>
             </w:r>
           </w:p>
         </w:tc>
@@ -6107,7 +5257,7 @@
                 <w:b/>
                 <w:sz w:val="19"/>
               </w:rPr>
-              <w:t>Threads</w:t>
+              <w:t>Goal</w:t>
             </w:r>
           </w:p>
         </w:tc>
@@ -6126,7 +5276,7 @@
                 <w:b w:val="0"/>
                 <w:sz w:val="19"/>
               </w:rPr>
-              <w:t>Parallel workers the lead agent starts — one per subject — each with its own focused context.</w:t>
+              <w:t>One outcome statement that every decision in the project steers toward.</w:t>
             </w:r>
           </w:p>
         </w:tc>
@@ -6151,7 +5301,7 @@
                 <w:b/>
                 <w:sz w:val="19"/>
               </w:rPr>
-              <w:t>Goal</w:t>
+              <w:t>Project memory</w:t>
             </w:r>
           </w:p>
         </w:tc>
@@ -6171,7 +5321,7 @@
                 <w:b w:val="0"/>
                 <w:sz w:val="19"/>
               </w:rPr>
-              <w:t>One clear statement of what the project must achieve. Every decision the lead agent makes points at it.</w:t>
+              <w:t>Memory the project writes and you edit in settings — replacing the memory file you keep in Lab 1.</w:t>
             </w:r>
           </w:p>
         </w:tc>
@@ -6195,7 +5345,7 @@
                 <w:b/>
                 <w:sz w:val="19"/>
               </w:rPr>
-              <w:t>Instructions vs memory</w:t>
+              <w:t>Usage per thread</w:t>
             </w:r>
           </w:p>
         </w:tc>
@@ -6214,7 +5364,681 @@
                 <w:b w:val="0"/>
                 <w:sz w:val="19"/>
               </w:rPr>
-              <w:t>Instructions are the rules you write. Memory is what the project learns and keeps — and you can edit it.</w:t>
+              <w:t>Project settings show the tokens used by the lead agent and by each thread.</w:t>
+            </w:r>
+          </w:p>
+        </w:tc>
+      </w:tr>
+      <w:tr>
+        <w:trPr>
+          <w:cantSplit w:val="true"/>
+        </w:trPr>
+        <w:tc>
+          <w:tcPr>
+            <w:tcW w:type="dxa" w:w="2448"/>
+            <w:shd w:val="clear" w:color="auto" w:fill="F3F5F8"/>
+          </w:tcPr>
+          <w:p>
+            <w:pPr>
+              <w:spacing w:before="30" w:after="30"/>
+            </w:pPr>
+            <w:r/>
+            <w:r>
+              <w:rPr>
+                <w:b/>
+                <w:sz w:val="19"/>
+              </w:rPr>
+              <w:t>Cloud environment</w:t>
+            </w:r>
+          </w:p>
+        </w:tc>
+        <w:tc>
+          <w:tcPr>
+            <w:tcW w:type="dxa" w:w="6192"/>
+            <w:shd w:val="clear" w:color="auto" w:fill="F3F5F8"/>
+          </w:tcPr>
+          <w:p>
+            <w:pPr>
+              <w:spacing w:before="30" w:after="30"/>
+            </w:pPr>
+            <w:r/>
+            <w:r>
+              <w:rPr>
+                <w:b w:val="0"/>
+                <w:sz w:val="19"/>
+              </w:rPr>
+              <w:t>Threads keep working in the cloud with your laptop closed.</w:t>
+            </w:r>
+          </w:p>
+        </w:tc>
+      </w:tr>
+    </w:tbl>
+    <w:p>
+      <w:pPr>
+        <w:spacing w:after="0" w:before="0" w:line="120" w:lineRule="exact"/>
+      </w:pPr>
+      <w:r>
+        <w:rPr>
+          <w:sz w:val="12"/>
+        </w:rPr>
+      </w:r>
+    </w:p>
+    <w:p>
+      <w:pPr>
+        <w:keepNext/>
+        <w:spacing w:before="160" w:after="80"/>
+      </w:pPr>
+      <w:r>
+        <w:rPr>
+          <w:b/>
+          <w:color w:val="1F6FEB"/>
+          <w:sz w:val="22"/>
+        </w:rPr>
+        <w:t>What changes in the labs</w:t>
+      </w:r>
+    </w:p>
+    <w:tbl>
+      <w:tblPr>
+        <w:tblStyle w:val="TableGrid"/>
+        <w:tblW w:type="auto" w:w="0"/>
+        <w:jc w:val="center"/>
+        <w:tblLayout w:type="fixed"/>
+        <w:tblLook w:firstColumn="1" w:firstRow="1" w:lastColumn="0" w:lastRow="0" w:noHBand="0" w:noVBand="1" w:val="04A0"/>
+      </w:tblPr>
+      <w:tblGrid>
+        <w:gridCol w:w="4320"/>
+        <w:gridCol w:w="4320"/>
+      </w:tblGrid>
+      <w:tr>
+        <w:trPr>
+          <w:tblHeader w:val="true"/>
+          <w:cantSplit w:val="true"/>
+        </w:trPr>
+        <w:tc>
+          <w:tcPr>
+            <w:tcW w:type="dxa" w:w="4320"/>
+            <w:shd w:val="clear" w:color="auto" w:fill="1F6FEB"/>
+          </w:tcPr>
+          <w:p>
+            <w:pPr>
+              <w:keepNext/>
+              <w:spacing w:before="30" w:after="30"/>
+            </w:pPr>
+            <w:r/>
+            <w:r>
+              <w:rPr>
+                <w:b/>
+                <w:color w:val="FFFFFF"/>
+                <w:sz w:val="19"/>
+              </w:rPr>
+              <w:t>In today's labs (classic)</w:t>
+            </w:r>
+          </w:p>
+        </w:tc>
+        <w:tc>
+          <w:tcPr>
+            <w:tcW w:type="dxa" w:w="4320"/>
+            <w:shd w:val="clear" w:color="auto" w:fill="1F6FEB"/>
+          </w:tcPr>
+          <w:p>
+            <w:pPr>
+              <w:keepNext/>
+              <w:spacing w:before="30" w:after="30"/>
+            </w:pPr>
+            <w:r/>
+            <w:r>
+              <w:rPr>
+                <w:b/>
+                <w:color w:val="FFFFFF"/>
+                <w:sz w:val="19"/>
+              </w:rPr>
+              <w:t>With the new Projects</w:t>
+            </w:r>
+          </w:p>
+        </w:tc>
+      </w:tr>
+      <w:tr>
+        <w:trPr>
+          <w:cantSplit w:val="true"/>
+        </w:trPr>
+        <w:tc>
+          <w:tcPr>
+            <w:tcW w:type="dxa" w:w="4320"/>
+          </w:tcPr>
+          <w:p>
+            <w:pPr>
+              <w:keepNext/>
+              <w:spacing w:before="30" w:after="30"/>
+            </w:pPr>
+            <w:r/>
+            <w:r>
+              <w:rPr>
+                <w:b w:val="0"/>
+                <w:sz w:val="19"/>
+              </w:rPr>
+              <w:t>Lab 2: you start four tasks, then a merge task</w:t>
+            </w:r>
+          </w:p>
+        </w:tc>
+        <w:tc>
+          <w:tcPr>
+            <w:tcW w:type="dxa" w:w="4320"/>
+          </w:tcPr>
+          <w:p>
+            <w:pPr>
+              <w:keepNext/>
+              <w:spacing w:before="30" w:after="30"/>
+            </w:pPr>
+            <w:r/>
+            <w:r>
+              <w:rPr>
+                <w:b w:val="0"/>
+                <w:sz w:val="19"/>
+              </w:rPr>
+              <w:t>One message; the lead agent starts four threads and merges them</w:t>
+            </w:r>
+          </w:p>
+        </w:tc>
+      </w:tr>
+      <w:tr>
+        <w:trPr>
+          <w:cantSplit w:val="true"/>
+        </w:trPr>
+        <w:tc>
+          <w:tcPr>
+            <w:tcW w:type="dxa" w:w="4320"/>
+            <w:shd w:val="clear" w:color="auto" w:fill="F3F5F8"/>
+          </w:tcPr>
+          <w:p>
+            <w:pPr>
+              <w:keepNext/>
+              <w:spacing w:before="30" w:after="30"/>
+            </w:pPr>
+            <w:r/>
+            <w:r>
+              <w:rPr>
+                <w:b w:val="0"/>
+                <w:sz w:val="19"/>
+              </w:rPr>
+              <w:t>Lab 8: one task drafts all four platforms</w:t>
+            </w:r>
+          </w:p>
+        </w:tc>
+        <w:tc>
+          <w:tcPr>
+            <w:tcW w:type="dxa" w:w="4320"/>
+            <w:shd w:val="clear" w:color="auto" w:fill="F3F5F8"/>
+          </w:tcPr>
+          <w:p>
+            <w:pPr>
+              <w:keepNext/>
+              <w:spacing w:before="30" w:after="30"/>
+            </w:pPr>
+            <w:r/>
+            <w:r>
+              <w:rPr>
+                <w:b w:val="0"/>
+                <w:sz w:val="19"/>
+              </w:rPr>
+              <w:t>One thread per platform, merged into one calendar</w:t>
+            </w:r>
+          </w:p>
+        </w:tc>
+      </w:tr>
+      <w:tr>
+        <w:trPr>
+          <w:cantSplit w:val="true"/>
+        </w:trPr>
+        <w:tc>
+          <w:tcPr>
+            <w:tcW w:type="dxa" w:w="4320"/>
+          </w:tcPr>
+          <w:p>
+            <w:pPr>
+              <w:keepNext/>
+              <w:spacing w:before="30" w:after="30"/>
+            </w:pPr>
+            <w:r/>
+            <w:r>
+              <w:rPr>
+                <w:b w:val="0"/>
+                <w:sz w:val="19"/>
+              </w:rPr>
+              <w:t>lumo-project-memory.md in the folder</w:t>
+            </w:r>
+          </w:p>
+        </w:tc>
+        <w:tc>
+          <w:tcPr>
+            <w:tcW w:type="dxa" w:w="4320"/>
+          </w:tcPr>
+          <w:p>
+            <w:pPr>
+              <w:keepNext/>
+              <w:spacing w:before="30" w:after="30"/>
+            </w:pPr>
+            <w:r/>
+            <w:r>
+              <w:rPr>
+                <w:b w:val="0"/>
+                <w:sz w:val="19"/>
+              </w:rPr>
+              <w:t>Project settings → Memory, editable memory files</w:t>
+            </w:r>
+          </w:p>
+        </w:tc>
+      </w:tr>
+      <w:tr>
+        <w:trPr>
+          <w:cantSplit w:val="true"/>
+        </w:trPr>
+        <w:tc>
+          <w:tcPr>
+            <w:tcW w:type="dxa" w:w="4320"/>
+            <w:shd w:val="clear" w:color="auto" w:fill="F3F5F8"/>
+          </w:tcPr>
+          <w:p>
+            <w:pPr>
+              <w:keepNext/>
+              <w:spacing w:before="30" w:after="30"/>
+            </w:pPr>
+            <w:r/>
+            <w:r>
+              <w:rPr>
+                <w:b w:val="0"/>
+                <w:sz w:val="19"/>
+              </w:rPr>
+              <w:t>Instructions panel</w:t>
+            </w:r>
+          </w:p>
+        </w:tc>
+        <w:tc>
+          <w:tcPr>
+            <w:tcW w:type="dxa" w:w="4320"/>
+            <w:shd w:val="clear" w:color="auto" w:fill="F3F5F8"/>
+          </w:tcPr>
+          <w:p>
+            <w:pPr>
+              <w:keepNext/>
+              <w:spacing w:before="30" w:after="30"/>
+            </w:pPr>
+            <w:r/>
+            <w:r>
+              <w:rPr>
+                <w:b w:val="0"/>
+                <w:sz w:val="19"/>
+              </w:rPr>
+              <w:t>Project instructions under settings, plus a Goal</w:t>
+            </w:r>
+          </w:p>
+        </w:tc>
+      </w:tr>
+      <w:tr>
+        <w:trPr>
+          <w:cantSplit w:val="true"/>
+        </w:trPr>
+        <w:tc>
+          <w:tcPr>
+            <w:tcW w:type="dxa" w:w="4320"/>
+          </w:tcPr>
+          <w:p>
+            <w:pPr>
+              <w:spacing w:before="30" w:after="30"/>
+            </w:pPr>
+            <w:r/>
+            <w:r>
+              <w:rPr>
+                <w:b w:val="0"/>
+                <w:sz w:val="19"/>
+              </w:rPr>
+              <w:t>Settings → Usage for your whole plan</w:t>
+            </w:r>
+          </w:p>
+        </w:tc>
+        <w:tc>
+          <w:tcPr>
+            <w:tcW w:type="dxa" w:w="4320"/>
+          </w:tcPr>
+          <w:p>
+            <w:pPr>
+              <w:spacing w:before="30" w:after="30"/>
+            </w:pPr>
+            <w:r/>
+            <w:r>
+              <w:rPr>
+                <w:b w:val="0"/>
+                <w:sz w:val="19"/>
+              </w:rPr>
+              <w:t>Usage per thread for this project</w:t>
+            </w:r>
+          </w:p>
+        </w:tc>
+      </w:tr>
+    </w:tbl>
+    <w:p>
+      <w:pPr>
+        <w:spacing w:after="0" w:before="0" w:line="120" w:lineRule="exact"/>
+      </w:pPr>
+      <w:r>
+        <w:rPr>
+          <w:sz w:val="12"/>
+        </w:rPr>
+      </w:r>
+    </w:p>
+    <w:p>
+      <w:r>
+        <w:rPr>
+          <w:b w:val="0"/>
+        </w:rPr>
+        <w:t>Everything you build today carries over: skills, connectors, artefacts and scheduled tasks work the same way. The Threads edition of this course runs the same ten labs on the new Projects — see the course repository.</w:t>
+      </w:r>
+    </w:p>
+    <w:p>
+      <w:pPr>
+        <w:pStyle w:val="Heading1"/>
+        <w:pageBreakBefore/>
+      </w:pPr>
+      <w:r>
+        <w:t>Topic 01 — Claude Projects and Market Research</w:t>
+      </w:r>
+    </w:p>
+    <w:p>
+      <w:r>
+        <w:rPr>
+          <w:b w:val="0"/>
+        </w:rPr>
+        <w:t>The Claude family · Projects in Cowork · instructions, context and folder · market research · Live Artefacts</w:t>
+      </w:r>
+    </w:p>
+    <w:p>
+      <w:pPr>
+        <w:keepNext/>
+        <w:spacing w:before="160" w:after="80"/>
+      </w:pPr>
+      <w:r>
+        <w:rPr>
+          <w:b/>
+          <w:color w:val="1F6FEB"/>
+          <w:sz w:val="22"/>
+        </w:rPr>
+        <w:t>Key concepts</w:t>
+      </w:r>
+    </w:p>
+    <w:tbl>
+      <w:tblPr>
+        <w:tblStyle w:val="TableGrid"/>
+        <w:tblW w:type="auto" w:w="0"/>
+        <w:jc w:val="center"/>
+        <w:tblLayout w:type="fixed"/>
+        <w:tblLook w:firstColumn="1" w:firstRow="1" w:lastColumn="0" w:lastRow="0" w:noHBand="0" w:noVBand="1" w:val="04A0"/>
+      </w:tblPr>
+      <w:tblGrid>
+        <w:gridCol w:w="2448"/>
+        <w:gridCol w:w="6192"/>
+      </w:tblGrid>
+      <w:tr>
+        <w:trPr>
+          <w:tblHeader w:val="true"/>
+          <w:cantSplit w:val="true"/>
+        </w:trPr>
+        <w:tc>
+          <w:tcPr>
+            <w:tcW w:type="dxa" w:w="2448"/>
+            <w:shd w:val="clear" w:color="auto" w:fill="1F6FEB"/>
+          </w:tcPr>
+          <w:p>
+            <w:pPr>
+              <w:keepNext/>
+              <w:spacing w:before="30" w:after="30"/>
+            </w:pPr>
+            <w:r/>
+            <w:r>
+              <w:rPr>
+                <w:b/>
+                <w:color w:val="FFFFFF"/>
+                <w:sz w:val="19"/>
+              </w:rPr>
+              <w:t>Concept</w:t>
+            </w:r>
+          </w:p>
+        </w:tc>
+        <w:tc>
+          <w:tcPr>
+            <w:tcW w:type="dxa" w:w="6192"/>
+            <w:shd w:val="clear" w:color="auto" w:fill="1F6FEB"/>
+          </w:tcPr>
+          <w:p>
+            <w:pPr>
+              <w:keepNext/>
+              <w:spacing w:before="30" w:after="30"/>
+            </w:pPr>
+            <w:r/>
+            <w:r>
+              <w:rPr>
+                <w:b/>
+                <w:color w:val="FFFFFF"/>
+                <w:sz w:val="19"/>
+              </w:rPr>
+              <w:t>What it means</w:t>
+            </w:r>
+          </w:p>
+        </w:tc>
+      </w:tr>
+      <w:tr>
+        <w:trPr>
+          <w:cantSplit w:val="true"/>
+        </w:trPr>
+        <w:tc>
+          <w:tcPr>
+            <w:tcW w:type="dxa" w:w="2448"/>
+          </w:tcPr>
+          <w:p>
+            <w:pPr>
+              <w:keepNext/>
+              <w:spacing w:before="30" w:after="30"/>
+            </w:pPr>
+            <w:r/>
+            <w:r>
+              <w:rPr>
+                <w:b/>
+                <w:sz w:val="19"/>
+              </w:rPr>
+              <w:t>Claude Project</w:t>
+            </w:r>
+          </w:p>
+        </w:tc>
+        <w:tc>
+          <w:tcPr>
+            <w:tcW w:type="dxa" w:w="6192"/>
+          </w:tcPr>
+          <w:p>
+            <w:pPr>
+              <w:keepNext/>
+              <w:spacing w:before="30" w:after="30"/>
+            </w:pPr>
+            <w:r/>
+            <w:r>
+              <w:rPr>
+                <w:b w:val="0"/>
+                <w:sz w:val="19"/>
+              </w:rPr>
+              <w:t>A home for a long-running body of work. Its rules, files and outputs build up instead of resetting each chat.</w:t>
+            </w:r>
+          </w:p>
+        </w:tc>
+      </w:tr>
+      <w:tr>
+        <w:trPr>
+          <w:cantSplit w:val="true"/>
+        </w:trPr>
+        <w:tc>
+          <w:tcPr>
+            <w:tcW w:type="dxa" w:w="2448"/>
+            <w:shd w:val="clear" w:color="auto" w:fill="F3F5F8"/>
+          </w:tcPr>
+          <w:p>
+            <w:pPr>
+              <w:keepNext/>
+              <w:spacing w:before="30" w:after="30"/>
+            </w:pPr>
+            <w:r/>
+            <w:r>
+              <w:rPr>
+                <w:b/>
+                <w:sz w:val="19"/>
+              </w:rPr>
+              <w:t>Backed by a folder</w:t>
+            </w:r>
+          </w:p>
+        </w:tc>
+        <w:tc>
+          <w:tcPr>
+            <w:tcW w:type="dxa" w:w="6192"/>
+            <w:shd w:val="clear" w:color="auto" w:fill="F3F5F8"/>
+          </w:tcPr>
+          <w:p>
+            <w:pPr>
+              <w:keepNext/>
+              <w:spacing w:before="30" w:after="30"/>
+            </w:pPr>
+            <w:r/>
+            <w:r>
+              <w:rPr>
+                <w:b w:val="0"/>
+                <w:sz w:val="19"/>
+              </w:rPr>
+              <w:t>In Cowork a project points at a real folder on your computer — Claude works there, and you can open it yourself.</w:t>
+            </w:r>
+          </w:p>
+        </w:tc>
+      </w:tr>
+      <w:tr>
+        <w:trPr>
+          <w:cantSplit w:val="true"/>
+        </w:trPr>
+        <w:tc>
+          <w:tcPr>
+            <w:tcW w:type="dxa" w:w="2448"/>
+          </w:tcPr>
+          <w:p>
+            <w:pPr>
+              <w:keepNext/>
+              <w:spacing w:before="30" w:after="30"/>
+            </w:pPr>
+            <w:r/>
+            <w:r>
+              <w:rPr>
+                <w:b/>
+                <w:sz w:val="19"/>
+              </w:rPr>
+              <w:t>Instructions</w:t>
+            </w:r>
+          </w:p>
+        </w:tc>
+        <w:tc>
+          <w:tcPr>
+            <w:tcW w:type="dxa" w:w="6192"/>
+          </w:tcPr>
+          <w:p>
+            <w:pPr>
+              <w:keepNext/>
+              <w:spacing w:before="30" w:after="30"/>
+            </w:pPr>
+            <w:r/>
+            <w:r>
+              <w:rPr>
+                <w:b w:val="0"/>
+                <w:sz w:val="19"/>
+              </w:rPr>
+              <w:t>Standing rules every task in the project follows: currency, brand voice, approval before sending.</w:t>
+            </w:r>
+          </w:p>
+        </w:tc>
+      </w:tr>
+      <w:tr>
+        <w:trPr>
+          <w:cantSplit w:val="true"/>
+        </w:trPr>
+        <w:tc>
+          <w:tcPr>
+            <w:tcW w:type="dxa" w:w="2448"/>
+            <w:shd w:val="clear" w:color="auto" w:fill="F3F5F8"/>
+          </w:tcPr>
+          <w:p>
+            <w:pPr>
+              <w:keepNext/>
+              <w:spacing w:before="30" w:after="30"/>
+            </w:pPr>
+            <w:r/>
+            <w:r>
+              <w:rPr>
+                <w:b/>
+                <w:sz w:val="19"/>
+              </w:rPr>
+              <w:t>Context vs Folder</w:t>
+            </w:r>
+          </w:p>
+        </w:tc>
+        <w:tc>
+          <w:tcPr>
+            <w:tcW w:type="dxa" w:w="6192"/>
+            <w:shd w:val="clear" w:color="auto" w:fill="F3F5F8"/>
+          </w:tcPr>
+          <w:p>
+            <w:pPr>
+              <w:keepNext/>
+              <w:spacing w:before="30" w:after="30"/>
+            </w:pPr>
+            <w:r/>
+            <w:r>
+              <w:rPr>
+                <w:b w:val="0"/>
+                <w:sz w:val="19"/>
+              </w:rPr>
+              <w:t>Context is what Claude reads and never edits. Folder is where it works — reading data and writing output.</w:t>
+            </w:r>
+          </w:p>
+        </w:tc>
+      </w:tr>
+      <w:tr>
+        <w:trPr>
+          <w:cantSplit w:val="true"/>
+        </w:trPr>
+        <w:tc>
+          <w:tcPr>
+            <w:tcW w:type="dxa" w:w="2448"/>
+          </w:tcPr>
+          <w:p>
+            <w:pPr>
+              <w:keepNext/>
+              <w:spacing w:before="30" w:after="30"/>
+            </w:pPr>
+            <w:r/>
+            <w:r>
+              <w:rPr>
+                <w:b/>
+                <w:sz w:val="19"/>
+              </w:rPr>
+              <w:t>Parallel tasks</w:t>
+            </w:r>
+          </w:p>
+        </w:tc>
+        <w:tc>
+          <w:tcPr>
+            <w:tcW w:type="dxa" w:w="6192"/>
+          </w:tcPr>
+          <w:p>
+            <w:pPr>
+              <w:keepNext/>
+              <w:spacing w:before="30" w:after="30"/>
+            </w:pPr>
+            <w:r/>
+            <w:r>
+              <w:rPr>
+                <w:b w:val="0"/>
+                <w:sz w:val="19"/>
+              </w:rPr>
+              <w:t>Several tasks can run in one project at once — one per subject — and a final task merges their files.</w:t>
             </w:r>
           </w:p>
         </w:tc>
@@ -6693,7 +6517,7 @@
         <w:rPr>
           <w:b w:val="0"/>
         </w:rPr>
-        <w:t>By the end of this lab you can create a Claude Project with a goal, instructions, context and memory.</w:t>
+        <w:t>By the end of this lab you can create a Claude Project in Cowork with instructions, context, a working folder and a memory file.</w:t>
       </w:r>
     </w:p>
     <w:p>
@@ -6711,7 +6535,7 @@
         <w:rPr>
           <w:b w:val="0"/>
         </w:rPr>
-        <w:t>Lumo Kopi Co. launches Lumo Cold Kopi in six weeks, and the marketing work will keep coming until launch day — exactly what a Claude Project is for. You create the Lumo Cold Kopi Launch project, give it a goal, add the brand kit as context, write its standing instructions, and check that its lead agent understood all three. Every later lab runs inside this project.</w:t>
+        <w:t>Lumo Kopi Co. launches Lumo Cold Kopi in six weeks, and the marketing work will keep coming until launch day — exactly what a Claude Project is for. You create the Lumo Cold Kopi Launch project in Cowork, point it at a working folder, write its standing instructions, add the brand kit as context, and check that Claude understood all of it. Every later lab runs inside this project.</w:t>
       </w:r>
     </w:p>
     <w:p>
@@ -6729,7 +6553,7 @@
         <w:rPr>
           <w:b w:val="0"/>
         </w:rPr>
-        <w:t>The Lumo Cold Kopi Launch project, with a goal, instructions, three context files and a first memory entry.</w:t>
+        <w:t>The Lumo Cold Kopi Launch project, with instructions, three context files, a working folder and a project memory file.</w:t>
       </w:r>
     </w:p>
     <w:p>
@@ -6747,7 +6571,7 @@
         <w:rPr>
           <w:b w:val="0"/>
         </w:rPr>
-        <w:t>Claude desktop app, Claude Projects.</w:t>
+        <w:t>Claude desktop app (Cowork), Claude Projects.</w:t>
       </w:r>
     </w:p>
     <w:p>
@@ -6827,7 +6651,7 @@
         <w:rPr>
           <w:b w:val="0"/>
         </w:rPr>
-        <w:t>This lab has three blocks. Block 1 is the project goal, typed into the New project dialog. Block 2 is the standing instructions, pasted into Project settings → Memory. Block 3 is your first message to the lead agent.</w:t>
+        <w:t>This lab has three blocks. Block 1 is the project goal, pasted into the Create a project dialog. Block 2 is the standing instructions, pasted into the Instructions panel. Block 3 is your first task in the project.</w:t>
       </w:r>
     </w:p>
     <w:p>
@@ -6843,7 +6667,7 @@
           <w:b w:val="0"/>
           <w:sz w:val="20"/>
         </w:rPr>
-        <w:t>No Projects in your sidebar yet? The beta has not reached your account. Switch to Cowork mode, attach the three brand-kit files, paste Block 2 as your first message, then send Block 3.</w:t>
+        <w:t>Projects live in Cowork mode in the desktop app. Create an empty folder called Lumo Launch on your computer first — the project works inside it.</w:t>
       </w:r>
     </w:p>
     <w:p>
@@ -6864,7 +6688,7 @@
         <w:rPr>
           <w:b w:val="0"/>
         </w:rPr>
-        <w:t>Download the course labs and open the Lab 01 data/brand-kit folder.</w:t>
+        <w:t>Download the course labs and open the Lab 01 data/brand-kit folder. Create an empty folder called Lumo Launch on your computer.</w:t>
       </w:r>
     </w:p>
     <w:p>
@@ -6886,7 +6710,7 @@
           <w:color w:val="555B66"/>
           <w:sz w:val="19"/>
         </w:rPr>
-        <w:t>Skim the three files — guidelines, product sheet, launch brief. You will check Claude's answers against them.</w:t>
+        <w:t>Skim the three brand-kit files — you will check Claude's answers against them. The empty folder becomes the project's working folder.</w:t>
       </w:r>
     </w:p>
     <w:p>
@@ -6907,7 +6731,7 @@
         <w:rPr>
           <w:b w:val="0"/>
         </w:rPr>
-        <w:t>In the Claude desktop app, open Projects from the sidebar and click New project.</w:t>
+        <w:t>In the Claude desktop app, switch to Cowork, open Projects and start a new project.</w:t>
       </w:r>
     </w:p>
     <w:p>
@@ -6929,7 +6753,7 @@
           <w:color w:val="555B66"/>
           <w:sz w:val="19"/>
         </w:rPr>
-        <w:t>Projects are shared across the Claude app (Chat and Cowork) and Claude Code, so the same project is reachable from all three.</w:t>
+        <w:t>In Cowork a project is backed by a real folder on your computer, so its files stay yours to open.</w:t>
       </w:r>
     </w:p>
     <w:p>
@@ -6950,7 +6774,7 @@
         <w:rPr>
           <w:b w:val="0"/>
         </w:rPr>
-        <w:t>Name the project Lumo Cold Kopi Launch and paste Block 1 into the Goal field.</w:t>
+        <w:t>Under "What are you working on?" type Lumo Cold Kopi Launch, and paste Block 1 into "What are you trying to achieve?".</w:t>
       </w:r>
     </w:p>
     <w:p>
@@ -6972,7 +6796,7 @@
           <w:color w:val="555B66"/>
           <w:sz w:val="19"/>
         </w:rPr>
-        <w:t>The goal is what the lead agent steers every decision toward, so it is worth writing as an outcome with a date and a measure.</w:t>
+        <w:t>The goal is the standing context every task inherits, so write it as an outcome with a date and a measure.</w:t>
       </w:r>
     </w:p>
     <w:p>
@@ -7000,7 +6824,7 @@
         <w:rPr>
           <w:b w:val="0"/>
         </w:rPr>
-        <w:t>Paste this into the Goal field of the New project dialog:</w:t>
+        <w:t>Paste this into "What are you trying to achieve?" in the Create a project dialog:</w:t>
       </w:r>
     </w:p>
     <w:tbl>
@@ -7129,7 +6953,7 @@
         <w:rPr>
           <w:b w:val="0"/>
         </w:rPr>
-        <w:t xml:space="preserve">Name the project </w:t>
+        <w:t xml:space="preserve">Name it </w:t>
       </w:r>
       <w:r>
         <w:rPr>
@@ -7141,7 +6965,19 @@
         <w:rPr>
           <w:b w:val="0"/>
         </w:rPr>
-        <w:t xml:space="preserve">, add the three brand-kit files as Context, and click </w:t>
+        <w:t xml:space="preserve">, choose </w:t>
+      </w:r>
+      <w:r>
+        <w:rPr>
+          <w:b/>
+        </w:rPr>
+        <w:t>Use a folder</w:t>
+      </w:r>
+      <w:r>
+        <w:rPr>
+          <w:b w:val="0"/>
+        </w:rPr>
+        <w:t xml:space="preserve"> and pick your Lumo Launch folder, then </w:t>
       </w:r>
       <w:r>
         <w:rPr>
@@ -7174,7 +7010,7 @@
         <w:rPr>
           <w:b w:val="0"/>
         </w:rPr>
-        <w:t>Under Context, add the three brand-kit files, then click Create project.</w:t>
+        <w:t>Choose Use a folder, pick your Lumo Launch folder, and click Create project.</w:t>
       </w:r>
     </w:p>
     <w:p>
@@ -7196,7 +7032,7 @@
           <w:color w:val="555B66"/>
           <w:sz w:val="19"/>
         </w:rPr>
-        <w:t>Context is read, never edited — the right home for reference files you want kept exactly as they are.</w:t>
+        <w:t>The project page opens with four panels: Instructions, Context, Folder and Scheduled.</w:t>
       </w:r>
     </w:p>
     <w:p>
@@ -7217,7 +7053,7 @@
         <w:rPr>
           <w:b w:val="0"/>
         </w:rPr>
-        <w:t>Click the gear icon to open Project settings, choose Memory, and paste Block 2 into Project instructions. Save.</w:t>
+        <w:t>Open the Instructions panel and paste Block 2. Save.</w:t>
       </w:r>
     </w:p>
     <w:p>
@@ -7239,7 +7075,7 @@
           <w:color w:val="555B66"/>
           <w:sz w:val="19"/>
         </w:rPr>
-        <w:t>Instructions are standing rules for every thread. Short, checkable rules work better than general wishes.</w:t>
+        <w:t>Instructions are standing rules for every task. Short, checkable rules work better than general wishes.</w:t>
       </w:r>
     </w:p>
     <w:p>
@@ -7267,7 +7103,7 @@
         <w:rPr>
           <w:b w:val="0"/>
         </w:rPr>
-        <w:t>Paste this into Project settings → Memory → Project instructions:</w:t>
+        <w:t>Paste this into the project's Instructions panel:</w:t>
       </w:r>
     </w:p>
     <w:tbl>
@@ -7399,7 +7235,7 @@
                 <w:color w:val="111827"/>
                 <w:sz w:val="19"/>
               </w:rPr>
-              <w:t>- When a job has several independent subjects, give each one</w:t>
+              <w:t>- Save every output to the project folder.</w:t>
             </w:r>
           </w:p>
           <w:p>
@@ -7413,7 +7249,7 @@
                 <w:color w:val="111827"/>
                 <w:sz w:val="19"/>
               </w:rPr>
-              <w:t xml:space="preserve">  its own thread and merge the results for me.</w:t>
+              <w:t>- Read lumo-project-memory.md before you start any task.</w:t>
             </w:r>
           </w:p>
           <w:p>
@@ -7452,7 +7288,19 @@
         <w:rPr>
           <w:b w:val="0"/>
         </w:rPr>
-        <w:t>Save the instructions, then go back to the project and send Block 3.</w:t>
+        <w:t xml:space="preserve">Save the instructions, then add the three brand-kit files in the </w:t>
+      </w:r>
+      <w:r>
+        <w:rPr>
+          <w:b/>
+        </w:rPr>
+        <w:t>Context</w:t>
+      </w:r>
+      <w:r>
+        <w:rPr>
+          <w:b w:val="0"/>
+        </w:rPr>
+        <w:t xml:space="preserve"> panel.</w:t>
       </w:r>
     </w:p>
     <w:p>
@@ -7473,7 +7321,7 @@
         <w:rPr>
           <w:b w:val="0"/>
         </w:rPr>
-        <w:t>While you are in settings, open General and look at Models.</w:t>
+        <w:t>Open the Context panel and add the three brand-kit files.</w:t>
       </w:r>
     </w:p>
     <w:p>
@@ -7495,7 +7343,7 @@
           <w:color w:val="555B66"/>
           <w:sz w:val="19"/>
         </w:rPr>
-        <w:t>Note the model and effort for the lead agent and for threads. You will see their cost in Lab 10.</w:t>
+        <w:t>Context is read, never edited — the right home for reference files you want kept exactly as they are.</w:t>
       </w:r>
     </w:p>
     <w:p>
@@ -7516,7 +7364,7 @@
         <w:rPr>
           <w:b w:val="0"/>
         </w:rPr>
-        <w:t>Back in the project, send Block 3 to the lead agent.</w:t>
+        <w:t>Start a new task in the project and send Block 3.</w:t>
       </w:r>
     </w:p>
     <w:p>
@@ -7538,7 +7386,7 @@
           <w:color w:val="555B66"/>
           <w:sz w:val="19"/>
         </w:rPr>
-        <w:t>This is a setup check: if it cannot restate the goal or find the files, fix that now, before any real work.</w:t>
+        <w:t>This is a setup check: if Claude cannot restate the goal or find the files, fix that now, before any real work.</w:t>
       </w:r>
     </w:p>
     <w:p>
@@ -7553,7 +7401,7 @@
           <w:color w:val="111827"/>
           <w:sz w:val="21"/>
         </w:rPr>
-        <w:t>Block 3 — FIRST MESSAGE</w:t>
+        <w:t>Block 3 — FIRST TASK</w:t>
       </w:r>
     </w:p>
     <w:p>
@@ -7566,7 +7414,7 @@
         <w:rPr>
           <w:b w:val="0"/>
         </w:rPr>
-        <w:t>Send this to the lead agent:</w:t>
+        <w:t>Start a new task in the project and send:</w:t>
       </w:r>
     </w:p>
     <w:tbl>
@@ -7698,7 +7546,7 @@
                 <w:color w:val="111827"/>
                 <w:sz w:val="19"/>
               </w:rPr>
-              <w:t>Then remember this for the project: our primary audience is</w:t>
+              <w:t>Then create lumo-project-memory.md in the project folder with</w:t>
             </w:r>
           </w:p>
           <w:p>
@@ -7712,7 +7560,21 @@
                 <w:color w:val="111827"/>
                 <w:sz w:val="19"/>
               </w:rPr>
-              <w:t>25-34 year-olds in Singapore, and our secondary market is</w:t>
+              <w:t>the heading "Project memory" and record: our primary audience</w:t>
+            </w:r>
+          </w:p>
+          <w:p>
+            <w:pPr>
+              <w:keepNext/>
+              <w:spacing w:after="0"/>
+            </w:pPr>
+            <w:r>
+              <w:rPr>
+                <w:rFonts w:ascii="Courier New" w:hAnsi="Courier New"/>
+                <w:color w:val="111827"/>
+                <w:sz w:val="19"/>
+              </w:rPr>
+              <w:t>is 25-34 year-olds in Singapore, and our secondary market is</w:t>
             </w:r>
           </w:p>
           <w:p>
@@ -7751,7 +7613,7 @@
         <w:rPr>
           <w:b w:val="0"/>
         </w:rPr>
-        <w:t>Compare the answer with the brand kit, then open Project settings → Memory and find the new memory entry.</w:t>
+        <w:t>Compare the answer with the brand kit, then open your Lumo Launch folder and read lumo-project-memory.md.</w:t>
       </w:r>
     </w:p>
     <w:p>
@@ -7815,7 +7677,7 @@
         <w:rPr>
           <w:b w:val="0"/>
         </w:rPr>
-        <w:t>Open Project settings → Memory and find the memory entry about the audience and Kuala Lumpur.</w:t>
+        <w:t>Open the Lumo Launch folder on your computer and read lumo-project-memory.md.</w:t>
       </w:r>
     </w:p>
     <w:p>
@@ -7837,7 +7699,7 @@
           <w:color w:val="555B66"/>
           <w:sz w:val="19"/>
         </w:rPr>
-        <w:t>The project wrote it, so you are responsible for it. Memory you never read is memory you cannot trust.</w:t>
+        <w:t>A classic project has no memory panel, so this file plays that role: every task reads it (Block 2 says so), and you can edit it.</w:t>
       </w:r>
     </w:p>
     <w:p>
@@ -7891,7 +7753,7 @@
                 <w:b w:val="0"/>
                 <w:sz w:val="20"/>
               </w:rPr>
-              <w:t>The Lumo Cold Kopi Launch project exists with the goal from Block 1, the three brand-kit files under Context and the Block 2 instructions saved. The lead agent restated the goal, listed all three context files, and quoted S$3.90 per can, 5 g sugar and a 1 December 2026 launch. A memory file now records the 25-34 audience and the 15 January 2027 Kuala Lumpur launch.</w:t>
+              <w:t>The Lumo Cold Kopi Launch project exists in Cowork, using your Lumo Launch folder, with the Block 2 instructions saved and the three brand-kit files under Context. Claude restated the goal, listed all three context files, and quoted S$3.90 per can, 5 g sugar and a 1 December 2026 launch. lumo-project-memory.md in the folder records the 25-34 audience and the 15 January 2027 Kuala Lumpur launch.</w:t>
             </w:r>
           </w:p>
         </w:tc>
@@ -7913,7 +7775,7 @@
         <w:pageBreakBefore/>
       </w:pPr>
       <w:r>
-        <w:t>Market research in parallel threads</w:t>
+        <w:t>Market research in parallel tasks</w:t>
       </w:r>
     </w:p>
     <w:p>
@@ -7924,7 +7786,7 @@
         <w:rPr>
           <w:b w:val="0"/>
         </w:rPr>
-        <w:t>In Lab 2 you hand the lead agent one research job with four independent subjects. It starts one thread per subject:</w:t>
+        <w:t>In Lab 2 you start four research tasks in the project at once, one per independent subject, then a fifth task merges them:</w:t>
       </w:r>
     </w:p>
     <w:tbl>
@@ -7961,7 +7823,7 @@
                 <w:color w:val="FFFFFF"/>
                 <w:sz w:val="19"/>
               </w:rPr>
-              <w:t>Thread</w:t>
+              <w:t>Task</w:t>
             </w:r>
           </w:p>
         </w:tc>
@@ -8006,7 +7868,7 @@
                 <w:b/>
                 <w:sz w:val="19"/>
               </w:rPr>
-              <w:t>Competitors</w:t>
+              <w:t>Task 1 — Competitors</w:t>
             </w:r>
           </w:p>
         </w:tc>
@@ -8050,7 +7912,7 @@
                 <w:b/>
                 <w:sz w:val="19"/>
               </w:rPr>
-              <w:t>Customer survey</w:t>
+              <w:t>Task 2 — Customers</w:t>
             </w:r>
           </w:p>
         </w:tc>
@@ -8070,7 +7932,7 @@
                 <w:b w:val="0"/>
                 <w:sz w:val="19"/>
               </w:rPr>
-              <w:t>400 respondents: who is likely to buy, why, and where they discover drinks.</w:t>
+              <w:t>400 survey respondents: who is likely to buy, why, and where they discover drinks.</w:t>
             </w:r>
           </w:p>
         </w:tc>
@@ -8094,7 +7956,7 @@
                 <w:b/>
                 <w:sz w:val="19"/>
               </w:rPr>
-              <w:t>Pricing</w:t>
+              <w:t>Task 3 — Pricing</w:t>
             </w:r>
           </w:p>
         </w:tc>
@@ -8137,7 +7999,7 @@
                 <w:b/>
                 <w:sz w:val="19"/>
               </w:rPr>
-              <w:t>Social trends</w:t>
+              <w:t>Task 4 — Social trends</w:t>
             </w:r>
           </w:p>
         </w:tc>
@@ -8177,7 +8039,7 @@
         <w:rPr>
           <w:b w:val="0"/>
         </w:rPr>
-        <w:t>Each thread gets one subject and its own data file. The lead agent merges the four findings into one research brief — and flags where they disagree.</w:t>
+        <w:t>Start four tasks in the project at once, one subject each, each saving its own file to the folder. A fifth task merges them into the research brief.</w:t>
       </w:r>
     </w:p>
     <w:p>
@@ -8185,7 +8047,7 @@
         <w:pStyle w:val="Heading2"/>
       </w:pPr>
       <w:r>
-        <w:t>Lab 2 — Run Market Research in Parallel Threads</w:t>
+        <w:t>Lab 2 — Run Market Research in Parallel Tasks</w:t>
       </w:r>
     </w:p>
     <w:p>
@@ -8203,7 +8065,7 @@
         <w:rPr>
           <w:b w:val="0"/>
         </w:rPr>
-        <w:t>By the end of this lab you can hand a multi-subject research job to the lead agent and verify the merged brief.</w:t>
+        <w:t>By the end of this lab you can split a multi-subject research job into parallel tasks and verify the merged brief.</w:t>
       </w:r>
     </w:p>
     <w:p>
@@ -8221,7 +8083,7 @@
         <w:rPr>
           <w:b w:val="0"/>
         </w:rPr>
-        <w:t>Before anyone writes a post, the team needs to know the market. Four subjects need research — competitors, the customer survey, pricing and social trends — and none depends on another. You give the whole job to the lead agent in one message. It starts one thread per subject, each with its own data file, then merges the four findings into one research brief, which you check against the data.</w:t>
+        <w:t>Before anyone writes a post, the team needs to know the market. Four subjects need research — competitors, the customer survey, pricing and social trends — and none depends on another. So you start four tasks in the project at once, one per subject, each saving its findings to the folder. A fifth task merges the four files into one research brief, which you check against the data.</w:t>
       </w:r>
     </w:p>
     <w:p>
@@ -8239,7 +8101,7 @@
         <w:rPr>
           <w:b w:val="0"/>
         </w:rPr>
-        <w:t>A research brief (lumo-research-brief.docx) merged from four parallel threads, saved in the project.</w:t>
+        <w:t>Four research files and lumo-research-brief.docx merged from them, in the project folder.</w:t>
       </w:r>
     </w:p>
     <w:p>
@@ -8257,7 +8119,7 @@
         <w:rPr>
           <w:b w:val="0"/>
         </w:rPr>
-        <w:t>Claude Projects, lead agent and threads, web search.</w:t>
+        <w:t>Claude Projects in Cowork, parallel tasks, web search.</w:t>
       </w:r>
     </w:p>
     <w:p>
@@ -8282,7 +8144,7 @@
         <w:rPr>
           <w:b w:val="0"/>
         </w:rPr>
-        <w:t>Prompt PDF: labs/lab-02-market-research-threads/lab-02-market-research-threads.pdf</w:t>
+        <w:t>Prompt PDF: labs/lab-02-market-research/lab-02-market-research.pdf</w:t>
       </w:r>
     </w:p>
     <w:p>
@@ -8293,7 +8155,7 @@
         <w:rPr>
           <w:b w:val="0"/>
         </w:rPr>
-        <w:t>labs/lab-02-market-research-threads/data/lumo-consumer-survey-2026.csv</w:t>
+        <w:t>labs/lab-02-market-research/data/lumo-consumer-survey-2026.csv</w:t>
       </w:r>
     </w:p>
     <w:p>
@@ -8304,7 +8166,7 @@
         <w:rPr>
           <w:b w:val="0"/>
         </w:rPr>
-        <w:t>labs/lab-02-market-research-threads/data/lumo-competitors.csv</w:t>
+        <w:t>labs/lab-02-market-research/data/lumo-competitors.csv</w:t>
       </w:r>
     </w:p>
     <w:p>
@@ -8315,7 +8177,7 @@
         <w:rPr>
           <w:b w:val="0"/>
         </w:rPr>
-        <w:t>labs/lab-02-market-research-threads/data/lumo-social-trends.csv</w:t>
+        <w:t>labs/lab-02-market-research/data/lumo-social-trends.csv</w:t>
       </w:r>
     </w:p>
     <w:p>
@@ -8333,6 +8195,30 @@
       </w:r>
     </w:p>
     <w:p>
+      <w:r>
+        <w:rPr>
+          <w:b w:val="0"/>
+        </w:rPr>
+        <w:t>This lab has five blocks. Blocks 1 to 4 each go into their own new task, started one after another without waiting for the previous one to finish. Block 5 goes into a fifth task once the four research files are in the folder.</w:t>
+      </w:r>
+    </w:p>
+    <w:p>
+      <w:r>
+        <w:rPr>
+          <w:b/>
+          <w:color w:val="1F6FEB"/>
+        </w:rPr>
+        <w:t xml:space="preserve">Note: </w:t>
+      </w:r>
+      <w:r>
+        <w:rPr>
+          <w:b w:val="0"/>
+          <w:sz w:val="20"/>
+        </w:rPr>
+        <w:t>Copy the three CSV files from the Lab 02 data folder into your Lumo Launch project folder first.</w:t>
+      </w:r>
+    </w:p>
+    <w:p>
       <w:pPr>
         <w:keepNext/>
         <w:spacing w:after="40"/>
@@ -8393,12 +8279,11 @@
         <w:rPr>
           <w:b w:val="0"/>
         </w:rPr>
-        <w:t>In the Lumo Cold Kopi Launch project, attach the three files and send the lab prompt.</w:t>
-      </w:r>
-    </w:p>
-    <w:p>
-      <w:pPr>
-        <w:keepNext/>
+        <w:t>Copy the three CSV files into your Lumo Launch project folder.</w:t>
+      </w:r>
+    </w:p>
+    <w:p>
+      <w:pPr>
         <w:spacing w:after="120"/>
         <w:ind w:left="440"/>
       </w:pPr>
@@ -8416,7 +8301,78 @@
           <w:color w:val="555B66"/>
           <w:sz w:val="19"/>
         </w:rPr>
-        <w:t>One message, four subjects. You are briefing the lead agent, not doing the splitting yourself.</w:t>
+        <w:t>Data Claude analyses belongs in the Folder; the brand kit stays in Context.</w:t>
+      </w:r>
+    </w:p>
+    <w:p>
+      <w:pPr>
+        <w:keepNext/>
+        <w:spacing w:after="40"/>
+        <w:ind w:left="440" w:hanging="440"/>
+      </w:pPr>
+      <w:r>
+        <w:rPr>
+          <w:b/>
+          <w:color w:val="1F6FEB"/>
+        </w:rPr>
+        <w:t>3.</w:t>
+        <w:tab/>
+      </w:r>
+      <w:r>
+        <w:rPr>
+          <w:b w:val="0"/>
+        </w:rPr>
+        <w:t>Start a new task in the project and send Block 1. Do not wait for it.</w:t>
+      </w:r>
+    </w:p>
+    <w:p>
+      <w:pPr>
+        <w:spacing w:after="120"/>
+        <w:ind w:left="440"/>
+      </w:pPr>
+      <w:r>
+        <w:rPr>
+          <w:b/>
+          <w:color w:val="555B66"/>
+          <w:sz w:val="19"/>
+        </w:rPr>
+        <w:t xml:space="preserve">Why: </w:t>
+      </w:r>
+      <w:r>
+        <w:rPr>
+          <w:b w:val="0"/>
+          <w:color w:val="555B66"/>
+          <w:sz w:val="19"/>
+        </w:rPr>
+        <w:t>Each task has one subject and one file — a focused brief with a fresh context window. That is why parallel research stays sharp.</w:t>
+      </w:r>
+    </w:p>
+    <w:p>
+      <w:pPr>
+        <w:keepNext/>
+        <w:spacing w:after="40" w:before="80"/>
+        <w:ind w:left="440"/>
+      </w:pPr>
+      <w:r>
+        <w:rPr>
+          <w:b/>
+          <w:color w:val="111827"/>
+          <w:sz w:val="21"/>
+        </w:rPr>
+        <w:t>Block 1 — COMPETITORS</w:t>
+      </w:r>
+    </w:p>
+    <w:p>
+      <w:pPr>
+        <w:keepNext/>
+        <w:spacing w:after="60"/>
+        <w:ind w:left="440"/>
+      </w:pPr>
+      <w:r>
+        <w:rPr>
+          <w:b w:val="0"/>
+        </w:rPr>
+        <w:t>Start a new task in the project and send:</w:t>
       </w:r>
     </w:p>
     <w:tbl>
@@ -8464,7 +8420,7 @@
                 <w:color w:val="111827"/>
                 <w:sz w:val="19"/>
               </w:rPr>
-              <w:t>Research the market for the Lumo Cold Kopi launch. The data is in</w:t>
+              <w:t>Research COMPETITORS for the Lumo Cold Kopi launch using</w:t>
             </w:r>
           </w:p>
           <w:p>
@@ -8478,7 +8434,7 @@
                 <w:color w:val="111827"/>
                 <w:sz w:val="19"/>
               </w:rPr>
-              <w:t>the three files I have attached. Split this into four threads,</w:t>
+              <w:t>lumo-competitors.csv: price per can, pack, positioning and</w:t>
             </w:r>
           </w:p>
           <w:p>
@@ -8492,7 +8448,7 @@
                 <w:color w:val="111827"/>
                 <w:sz w:val="19"/>
               </w:rPr>
-              <w:t>one per subject, and run them in parallel:</w:t>
+              <w:t>channel for each brand, and the gap Lumo can own.</w:t>
             </w:r>
           </w:p>
           <w:p>
@@ -8506,13 +8462,13 @@
                 <w:color w:val="111827"/>
                 <w:sz w:val="19"/>
               </w:rPr>
-              <w:t xml:space="preserve"> </w:t>
-            </w:r>
-          </w:p>
-          <w:p>
-            <w:pPr>
-              <w:keepNext/>
-              <w:spacing w:after="0"/>
+              <w:t>Save your findings as research-1-competitors.md in the project</w:t>
+            </w:r>
+          </w:p>
+          <w:p>
+            <w:pPr>
+              <w:keepNext/>
+              <w:spacing w:after="80"/>
             </w:pPr>
             <w:r>
               <w:rPr>
@@ -8520,245 +8476,7 @@
                 <w:color w:val="111827"/>
                 <w:sz w:val="19"/>
               </w:rPr>
-              <w:t>Thread 1 - COMPETITORS (lumo-competitors.csv): price per can, pack,</w:t>
-            </w:r>
-          </w:p>
-          <w:p>
-            <w:pPr>
-              <w:keepNext/>
-              <w:spacing w:after="0"/>
-            </w:pPr>
-            <w:r>
-              <w:rPr>
-                <w:rFonts w:ascii="Courier New" w:hAnsi="Courier New"/>
-                <w:color w:val="111827"/>
-                <w:sz w:val="19"/>
-              </w:rPr>
-              <w:t xml:space="preserve">  positioning and channel for each brand. Where is the gap Lumo</w:t>
-            </w:r>
-          </w:p>
-          <w:p>
-            <w:pPr>
-              <w:keepNext/>
-              <w:spacing w:after="0"/>
-            </w:pPr>
-            <w:r>
-              <w:rPr>
-                <w:rFonts w:ascii="Courier New" w:hAnsi="Courier New"/>
-                <w:color w:val="111827"/>
-                <w:sz w:val="19"/>
-              </w:rPr>
-              <w:t xml:space="preserve">  can own?</w:t>
-            </w:r>
-          </w:p>
-          <w:p>
-            <w:pPr>
-              <w:keepNext/>
-              <w:spacing w:after="0"/>
-            </w:pPr>
-            <w:r>
-              <w:rPr>
-                <w:rFonts w:ascii="Courier New" w:hAnsi="Courier New"/>
-                <w:color w:val="111827"/>
-                <w:sz w:val="19"/>
-              </w:rPr>
-              <w:t>Thread 2 - CUSTOMERS (lumo-consumer-survey-2026.csv): share likely</w:t>
-            </w:r>
-          </w:p>
-          <w:p>
-            <w:pPr>
-              <w:keepNext/>
-              <w:spacing w:after="0"/>
-            </w:pPr>
-            <w:r>
-              <w:rPr>
-                <w:rFonts w:ascii="Courier New" w:hAnsi="Courier New"/>
-                <w:color w:val="111827"/>
-                <w:sz w:val="19"/>
-              </w:rPr>
-              <w:t xml:space="preserve">  to buy (intent 4 or 5), split by age band and city; top purchase</w:t>
-            </w:r>
-          </w:p>
-          <w:p>
-            <w:pPr>
-              <w:keepNext/>
-              <w:spacing w:after="0"/>
-            </w:pPr>
-            <w:r>
-              <w:rPr>
-                <w:rFonts w:ascii="Courier New" w:hAnsi="Courier New"/>
-                <w:color w:val="111827"/>
-                <w:sz w:val="19"/>
-              </w:rPr>
-              <w:t xml:space="preserve">  drivers; top discovery channels.</w:t>
-            </w:r>
-          </w:p>
-          <w:p>
-            <w:pPr>
-              <w:keepNext/>
-              <w:spacing w:after="0"/>
-            </w:pPr>
-            <w:r>
-              <w:rPr>
-                <w:rFonts w:ascii="Courier New" w:hAnsi="Courier New"/>
-                <w:color w:val="111827"/>
-                <w:sz w:val="19"/>
-              </w:rPr>
-              <w:t>Thread 3 - PRICING: where S$3.90 sits against the competitor</w:t>
-            </w:r>
-          </w:p>
-          <w:p>
-            <w:pPr>
-              <w:keepNext/>
-              <w:spacing w:after="0"/>
-            </w:pPr>
-            <w:r>
-              <w:rPr>
-                <w:rFonts w:ascii="Courier New" w:hAnsi="Courier New"/>
-                <w:color w:val="111827"/>
-                <w:sz w:val="19"/>
-              </w:rPr>
-              <w:t xml:space="preserve">  median, and the share of respondents willing to pay S$3.50 or</w:t>
-            </w:r>
-          </w:p>
-          <w:p>
-            <w:pPr>
-              <w:keepNext/>
-              <w:spacing w:after="0"/>
-            </w:pPr>
-            <w:r>
-              <w:rPr>
-                <w:rFonts w:ascii="Courier New" w:hAnsi="Courier New"/>
-                <w:color w:val="111827"/>
-                <w:sz w:val="19"/>
-              </w:rPr>
-              <w:t xml:space="preserve">  more.</w:t>
-            </w:r>
-          </w:p>
-          <w:p>
-            <w:pPr>
-              <w:keepNext/>
-              <w:spacing w:after="0"/>
-            </w:pPr>
-            <w:r>
-              <w:rPr>
-                <w:rFonts w:ascii="Courier New" w:hAnsi="Courier New"/>
-                <w:color w:val="111827"/>
-                <w:sz w:val="19"/>
-              </w:rPr>
-              <w:t>Thread 4 - SOCIAL TRENDS (lumo-social-trends.csv): the three content</w:t>
-            </w:r>
-          </w:p>
-          <w:p>
-            <w:pPr>
-              <w:keepNext/>
-              <w:spacing w:after="0"/>
-            </w:pPr>
-            <w:r>
-              <w:rPr>
-                <w:rFonts w:ascii="Courier New" w:hAnsi="Courier New"/>
-                <w:color w:val="111827"/>
-                <w:sz w:val="19"/>
-              </w:rPr>
-              <w:t xml:space="preserve">  themes with the highest engagement, with one post idea each.</w:t>
-            </w:r>
-          </w:p>
-          <w:p>
-            <w:pPr>
-              <w:keepNext/>
-              <w:spacing w:after="0"/>
-            </w:pPr>
-            <w:r>
-              <w:rPr>
-                <w:rFonts w:ascii="Courier New" w:hAnsi="Courier New"/>
-                <w:color w:val="111827"/>
-                <w:sz w:val="19"/>
-              </w:rPr>
-              <w:t xml:space="preserve"> </w:t>
-            </w:r>
-          </w:p>
-          <w:p>
-            <w:pPr>
-              <w:keepNext/>
-              <w:spacing w:after="0"/>
-            </w:pPr>
-            <w:r>
-              <w:rPr>
-                <w:rFonts w:ascii="Courier New" w:hAnsi="Courier New"/>
-                <w:color w:val="111827"/>
-                <w:sz w:val="19"/>
-              </w:rPr>
-              <w:t>When all four threads are done, merge them into one research brief,</w:t>
-            </w:r>
-          </w:p>
-          <w:p>
-            <w:pPr>
-              <w:keepNext/>
-              <w:spacing w:after="0"/>
-            </w:pPr>
-            <w:r>
-              <w:rPr>
-                <w:rFonts w:ascii="Courier New" w:hAnsi="Courier New"/>
-                <w:color w:val="111827"/>
-                <w:sz w:val="19"/>
-              </w:rPr>
-              <w:t>lumo-research-brief.docx: a one-paragraph summary, one section per</w:t>
-            </w:r>
-          </w:p>
-          <w:p>
-            <w:pPr>
-              <w:keepNext/>
-              <w:spacing w:after="0"/>
-            </w:pPr>
-            <w:r>
-              <w:rPr>
-                <w:rFonts w:ascii="Courier New" w:hAnsi="Courier New"/>
-                <w:color w:val="111827"/>
-                <w:sz w:val="19"/>
-              </w:rPr>
-              <w:t>thread with the key numbers, and three recommendations for the</w:t>
-            </w:r>
-          </w:p>
-          <w:p>
-            <w:pPr>
-              <w:keepNext/>
-              <w:spacing w:after="0"/>
-            </w:pPr>
-            <w:r>
-              <w:rPr>
-                <w:rFonts w:ascii="Courier New" w:hAnsi="Courier New"/>
-                <w:color w:val="111827"/>
-                <w:sz w:val="19"/>
-              </w:rPr>
-              <w:t>launch. Show your working for every percentage. Tell me which</w:t>
-            </w:r>
-          </w:p>
-          <w:p>
-            <w:pPr>
-              <w:keepNext/>
-              <w:spacing w:after="0"/>
-            </w:pPr>
-            <w:r>
-              <w:rPr>
-                <w:rFonts w:ascii="Courier New" w:hAnsi="Courier New"/>
-                <w:color w:val="111827"/>
-                <w:sz w:val="19"/>
-              </w:rPr>
-              <w:t>thread produced each section, and flag anything the threads</w:t>
-            </w:r>
-          </w:p>
-          <w:p>
-            <w:pPr>
-              <w:keepNext/>
-              <w:spacing w:after="80"/>
-            </w:pPr>
-            <w:r>
-              <w:rPr>
-                <w:rFonts w:ascii="Courier New" w:hAnsi="Courier New"/>
-                <w:color w:val="111827"/>
-                <w:sz w:val="19"/>
-              </w:rPr>
-              <w:t>disagree on.</w:t>
+              <w:t>folder.</w:t>
             </w:r>
           </w:p>
         </w:tc>
@@ -8781,17 +8499,9 @@
       </w:pPr>
       <w:r>
         <w:rPr>
-          <w:b/>
-          <w:color w:val="1F6FEB"/>
-        </w:rPr>
-        <w:t xml:space="preserve">Note: </w:t>
-      </w:r>
-      <w:r>
-        <w:rPr>
           <w:b w:val="0"/>
-          <w:sz w:val="20"/>
-        </w:rPr>
-        <w:t>Attach the three CSV files from the Lab 02 data folder, or add them to the project's Context first.</w:t>
+        </w:rPr>
+        <w:t>Do not wait for it — start the next task straight away.</w:t>
       </w:r>
     </w:p>
     <w:p>
@@ -8805,14 +8515,14 @@
           <w:b/>
           <w:color w:val="1F6FEB"/>
         </w:rPr>
-        <w:t>3.</w:t>
+        <w:t>4.</w:t>
         <w:tab/>
       </w:r>
       <w:r>
         <w:rPr>
           <w:b w:val="0"/>
         </w:rPr>
-        <w:t>Watch the lead agent announce the threads it starts.</w:t>
+        <w:t>Start a second task and send Block 2.</w:t>
       </w:r>
     </w:p>
     <w:p>
@@ -8834,7 +8544,164 @@
           <w:color w:val="555B66"/>
           <w:sz w:val="19"/>
         </w:rPr>
-        <w:t>Each thread has one subject and one file — a focused brief with a fresh context window. That is why parallel research stays sharp.</w:t>
+        <w:t>Several tasks can run in one project at the same time.</w:t>
+      </w:r>
+    </w:p>
+    <w:p>
+      <w:pPr>
+        <w:keepNext/>
+        <w:spacing w:after="40" w:before="80"/>
+        <w:ind w:left="440"/>
+      </w:pPr>
+      <w:r>
+        <w:rPr>
+          <w:b/>
+          <w:color w:val="111827"/>
+          <w:sz w:val="21"/>
+        </w:rPr>
+        <w:t>Block 2 — CUSTOMERS</w:t>
+      </w:r>
+    </w:p>
+    <w:p>
+      <w:pPr>
+        <w:keepNext/>
+        <w:spacing w:after="60"/>
+        <w:ind w:left="440"/>
+      </w:pPr>
+      <w:r>
+        <w:rPr>
+          <w:b w:val="0"/>
+        </w:rPr>
+        <w:t>Start a second task and send:</w:t>
+      </w:r>
+    </w:p>
+    <w:tbl>
+      <w:tblPr>
+        <w:tblStyle w:val="TableGrid"/>
+        <w:tblW w:type="auto" w:w="0"/>
+        <w:tblLayout w:type="fixed"/>
+        <w:tblLook w:firstColumn="1" w:firstRow="1" w:lastColumn="0" w:lastRow="0" w:noHBand="0" w:noVBand="1" w:val="04A0"/>
+        <w:tblInd w:w="440" w:type="dxa"/>
+      </w:tblPr>
+      <w:tblGrid>
+        <w:gridCol w:w="8200"/>
+      </w:tblGrid>
+      <w:tr>
+        <w:trPr>
+          <w:cantSplit w:val="true"/>
+        </w:trPr>
+        <w:tc>
+          <w:tcPr>
+            <w:tcW w:type="dxa" w:w="8200"/>
+            <w:shd w:val="clear" w:color="auto" w:fill="FBF3EF"/>
+          </w:tcPr>
+          <w:p>
+            <w:pPr>
+              <w:keepNext/>
+              <w:spacing w:after="60"/>
+            </w:pPr>
+            <w:r>
+              <w:rPr>
+                <w:b/>
+                <w:color w:val="D97757"/>
+                <w:sz w:val="17"/>
+              </w:rPr>
+              <w:t>PROMPT — copy into Claude</w:t>
+            </w:r>
+          </w:p>
+          <w:p>
+            <w:pPr>
+              <w:keepNext/>
+              <w:spacing w:after="0"/>
+            </w:pPr>
+            <w:r>
+              <w:rPr>
+                <w:rFonts w:ascii="Courier New" w:hAnsi="Courier New"/>
+                <w:color w:val="111827"/>
+                <w:sz w:val="19"/>
+              </w:rPr>
+              <w:t>Research CUSTOMERS using lumo-consumer-survey-2026.csv: the share</w:t>
+            </w:r>
+          </w:p>
+          <w:p>
+            <w:pPr>
+              <w:keepNext/>
+              <w:spacing w:after="0"/>
+            </w:pPr>
+            <w:r>
+              <w:rPr>
+                <w:rFonts w:ascii="Courier New" w:hAnsi="Courier New"/>
+                <w:color w:val="111827"/>
+                <w:sz w:val="19"/>
+              </w:rPr>
+              <w:t>likely to buy (intent 4 or 5), split by age band and city; the</w:t>
+            </w:r>
+          </w:p>
+          <w:p>
+            <w:pPr>
+              <w:keepNext/>
+              <w:spacing w:after="0"/>
+            </w:pPr>
+            <w:r>
+              <w:rPr>
+                <w:rFonts w:ascii="Courier New" w:hAnsi="Courier New"/>
+                <w:color w:val="111827"/>
+                <w:sz w:val="19"/>
+              </w:rPr>
+              <w:t>top purchase drivers; the top discovery channels. Show your</w:t>
+            </w:r>
+          </w:p>
+          <w:p>
+            <w:pPr>
+              <w:keepNext/>
+              <w:spacing w:after="0"/>
+            </w:pPr>
+            <w:r>
+              <w:rPr>
+                <w:rFonts w:ascii="Courier New" w:hAnsi="Courier New"/>
+                <w:color w:val="111827"/>
+                <w:sz w:val="19"/>
+              </w:rPr>
+              <w:t>working for every percentage. Save your findings as</w:t>
+            </w:r>
+          </w:p>
+          <w:p>
+            <w:pPr>
+              <w:keepNext/>
+              <w:spacing w:after="80"/>
+            </w:pPr>
+            <w:r>
+              <w:rPr>
+                <w:rFonts w:ascii="Courier New" w:hAnsi="Courier New"/>
+                <w:color w:val="111827"/>
+                <w:sz w:val="19"/>
+              </w:rPr>
+              <w:t>research-2-customers.md in the project folder.</w:t>
+            </w:r>
+          </w:p>
+        </w:tc>
+      </w:tr>
+    </w:tbl>
+    <w:p>
+      <w:pPr>
+        <w:spacing w:after="0" w:before="0" w:line="120" w:lineRule="exact"/>
+      </w:pPr>
+      <w:r>
+        <w:rPr>
+          <w:sz w:val="12"/>
+        </w:rPr>
+      </w:r>
+    </w:p>
+    <w:p>
+      <w:pPr>
+        <w:spacing w:after="160"/>
+        <w:ind w:left="440"/>
+      </w:pPr>
+      <w:r>
+        <w:rPr>
+          <w:b w:val="0"/>
+        </w:rPr>
+        <w:t>Start the third task.</w:t>
       </w:r>
     </w:p>
     <w:p>
@@ -8848,14 +8715,14 @@
           <w:b/>
           <w:color w:val="1F6FEB"/>
         </w:rPr>
-        <w:t>4.</w:t>
+        <w:t>5.</w:t>
         <w:tab/>
       </w:r>
       <w:r>
         <w:rPr>
           <w:b w:val="0"/>
         </w:rPr>
-        <w:t>Open one thread while it works and read its brief.</w:t>
+        <w:t>Start a third task and send Block 3.</w:t>
       </w:r>
     </w:p>
     <w:p>
@@ -8877,7 +8744,164 @@
           <w:color w:val="555B66"/>
           <w:sz w:val="19"/>
         </w:rPr>
-        <w:t>You can see exactly what the lead agent asked each thread to do. A poor result usually traces back to a poor thread brief.</w:t>
+        <w:t>Pricing reads both files; it does not need the other tasks' results.</w:t>
+      </w:r>
+    </w:p>
+    <w:p>
+      <w:pPr>
+        <w:keepNext/>
+        <w:spacing w:after="40" w:before="80"/>
+        <w:ind w:left="440"/>
+      </w:pPr>
+      <w:r>
+        <w:rPr>
+          <w:b/>
+          <w:color w:val="111827"/>
+          <w:sz w:val="21"/>
+        </w:rPr>
+        <w:t>Block 3 — PRICING</w:t>
+      </w:r>
+    </w:p>
+    <w:p>
+      <w:pPr>
+        <w:keepNext/>
+        <w:spacing w:after="60"/>
+        <w:ind w:left="440"/>
+      </w:pPr>
+      <w:r>
+        <w:rPr>
+          <w:b w:val="0"/>
+        </w:rPr>
+        <w:t>Start a third task and send:</w:t>
+      </w:r>
+    </w:p>
+    <w:tbl>
+      <w:tblPr>
+        <w:tblStyle w:val="TableGrid"/>
+        <w:tblW w:type="auto" w:w="0"/>
+        <w:tblLayout w:type="fixed"/>
+        <w:tblLook w:firstColumn="1" w:firstRow="1" w:lastColumn="0" w:lastRow="0" w:noHBand="0" w:noVBand="1" w:val="04A0"/>
+        <w:tblInd w:w="440" w:type="dxa"/>
+      </w:tblPr>
+      <w:tblGrid>
+        <w:gridCol w:w="8200"/>
+      </w:tblGrid>
+      <w:tr>
+        <w:trPr>
+          <w:cantSplit w:val="true"/>
+        </w:trPr>
+        <w:tc>
+          <w:tcPr>
+            <w:tcW w:type="dxa" w:w="8200"/>
+            <w:shd w:val="clear" w:color="auto" w:fill="FBF3EF"/>
+          </w:tcPr>
+          <w:p>
+            <w:pPr>
+              <w:keepNext/>
+              <w:spacing w:after="60"/>
+            </w:pPr>
+            <w:r>
+              <w:rPr>
+                <w:b/>
+                <w:color w:val="D97757"/>
+                <w:sz w:val="17"/>
+              </w:rPr>
+              <w:t>PROMPT — copy into Claude</w:t>
+            </w:r>
+          </w:p>
+          <w:p>
+            <w:pPr>
+              <w:keepNext/>
+              <w:spacing w:after="0"/>
+            </w:pPr>
+            <w:r>
+              <w:rPr>
+                <w:rFonts w:ascii="Courier New" w:hAnsi="Courier New"/>
+                <w:color w:val="111827"/>
+                <w:sz w:val="19"/>
+              </w:rPr>
+              <w:t>Research PRICING using lumo-competitors.csv and</w:t>
+            </w:r>
+          </w:p>
+          <w:p>
+            <w:pPr>
+              <w:keepNext/>
+              <w:spacing w:after="0"/>
+            </w:pPr>
+            <w:r>
+              <w:rPr>
+                <w:rFonts w:ascii="Courier New" w:hAnsi="Courier New"/>
+                <w:color w:val="111827"/>
+                <w:sz w:val="19"/>
+              </w:rPr>
+              <w:t>lumo-consumer-survey-2026.csv: where S$3.90 sits against the</w:t>
+            </w:r>
+          </w:p>
+          <w:p>
+            <w:pPr>
+              <w:keepNext/>
+              <w:spacing w:after="0"/>
+            </w:pPr>
+            <w:r>
+              <w:rPr>
+                <w:rFonts w:ascii="Courier New" w:hAnsi="Courier New"/>
+                <w:color w:val="111827"/>
+                <w:sz w:val="19"/>
+              </w:rPr>
+              <w:t>competitor median, and the share of respondents willing to pay</w:t>
+            </w:r>
+          </w:p>
+          <w:p>
+            <w:pPr>
+              <w:keepNext/>
+              <w:spacing w:after="0"/>
+            </w:pPr>
+            <w:r>
+              <w:rPr>
+                <w:rFonts w:ascii="Courier New" w:hAnsi="Courier New"/>
+                <w:color w:val="111827"/>
+                <w:sz w:val="19"/>
+              </w:rPr>
+              <w:t>S$3.50 or more. Show your working. Save your findings as</w:t>
+            </w:r>
+          </w:p>
+          <w:p>
+            <w:pPr>
+              <w:keepNext/>
+              <w:spacing w:after="80"/>
+            </w:pPr>
+            <w:r>
+              <w:rPr>
+                <w:rFonts w:ascii="Courier New" w:hAnsi="Courier New"/>
+                <w:color w:val="111827"/>
+                <w:sz w:val="19"/>
+              </w:rPr>
+              <w:t>research-3-pricing.md in the project folder.</w:t>
+            </w:r>
+          </w:p>
+        </w:tc>
+      </w:tr>
+    </w:tbl>
+    <w:p>
+      <w:pPr>
+        <w:spacing w:after="0" w:before="0" w:line="120" w:lineRule="exact"/>
+      </w:pPr>
+      <w:r>
+        <w:rPr>
+          <w:sz w:val="12"/>
+        </w:rPr>
+      </w:r>
+    </w:p>
+    <w:p>
+      <w:pPr>
+        <w:spacing w:after="160"/>
+        <w:ind w:left="440"/>
+      </w:pPr>
+      <w:r>
+        <w:rPr>
+          <w:b w:val="0"/>
+        </w:rPr>
+        <w:t>Start the fourth task.</w:t>
       </w:r>
     </w:p>
     <w:p>
@@ -8891,14 +8915,14 @@
           <w:b/>
           <w:color w:val="1F6FEB"/>
         </w:rPr>
-        <w:t>5.</w:t>
+        <w:t>6.</w:t>
         <w:tab/>
       </w:r>
       <w:r>
         <w:rPr>
           <w:b w:val="0"/>
         </w:rPr>
-        <w:t>When the merged brief arrives, check the survey numbers.</w:t>
+        <w:t>Start a fourth task and send Block 4.</w:t>
       </w:r>
     </w:p>
     <w:p>
@@ -8920,7 +8944,150 @@
           <w:color w:val="555B66"/>
           <w:sz w:val="19"/>
         </w:rPr>
-        <w:t>Expect 400 respondents, 248 likely to buy (62%), and 112 of 152 in the 25-34 band (74%).</w:t>
+        <w:t>You are now the lead agent: four workers, four subjects, one goal.</w:t>
+      </w:r>
+    </w:p>
+    <w:p>
+      <w:pPr>
+        <w:keepNext/>
+        <w:spacing w:after="40" w:before="80"/>
+        <w:ind w:left="440"/>
+      </w:pPr>
+      <w:r>
+        <w:rPr>
+          <w:b/>
+          <w:color w:val="111827"/>
+          <w:sz w:val="21"/>
+        </w:rPr>
+        <w:t>Block 4 — TRENDS</w:t>
+      </w:r>
+    </w:p>
+    <w:p>
+      <w:pPr>
+        <w:keepNext/>
+        <w:spacing w:after="60"/>
+        <w:ind w:left="440"/>
+      </w:pPr>
+      <w:r>
+        <w:rPr>
+          <w:b w:val="0"/>
+        </w:rPr>
+        <w:t>Start a fourth task and send:</w:t>
+      </w:r>
+    </w:p>
+    <w:tbl>
+      <w:tblPr>
+        <w:tblStyle w:val="TableGrid"/>
+        <w:tblW w:type="auto" w:w="0"/>
+        <w:tblLayout w:type="fixed"/>
+        <w:tblLook w:firstColumn="1" w:firstRow="1" w:lastColumn="0" w:lastRow="0" w:noHBand="0" w:noVBand="1" w:val="04A0"/>
+        <w:tblInd w:w="440" w:type="dxa"/>
+      </w:tblPr>
+      <w:tblGrid>
+        <w:gridCol w:w="8200"/>
+      </w:tblGrid>
+      <w:tr>
+        <w:trPr>
+          <w:cantSplit w:val="true"/>
+        </w:trPr>
+        <w:tc>
+          <w:tcPr>
+            <w:tcW w:type="dxa" w:w="8200"/>
+            <w:shd w:val="clear" w:color="auto" w:fill="FBF3EF"/>
+          </w:tcPr>
+          <w:p>
+            <w:pPr>
+              <w:keepNext/>
+              <w:spacing w:after="60"/>
+            </w:pPr>
+            <w:r>
+              <w:rPr>
+                <w:b/>
+                <w:color w:val="D97757"/>
+                <w:sz w:val="17"/>
+              </w:rPr>
+              <w:t>PROMPT — copy into Claude</w:t>
+            </w:r>
+          </w:p>
+          <w:p>
+            <w:pPr>
+              <w:keepNext/>
+              <w:spacing w:after="0"/>
+            </w:pPr>
+            <w:r>
+              <w:rPr>
+                <w:rFonts w:ascii="Courier New" w:hAnsi="Courier New"/>
+                <w:color w:val="111827"/>
+                <w:sz w:val="19"/>
+              </w:rPr>
+              <w:t>Research SOCIAL TRENDS using lumo-social-trends.csv: the three</w:t>
+            </w:r>
+          </w:p>
+          <w:p>
+            <w:pPr>
+              <w:keepNext/>
+              <w:spacing w:after="0"/>
+            </w:pPr>
+            <w:r>
+              <w:rPr>
+                <w:rFonts w:ascii="Courier New" w:hAnsi="Courier New"/>
+                <w:color w:val="111827"/>
+                <w:sz w:val="19"/>
+              </w:rPr>
+              <w:t>content themes with the highest engagement, with one post idea</w:t>
+            </w:r>
+          </w:p>
+          <w:p>
+            <w:pPr>
+              <w:keepNext/>
+              <w:spacing w:after="0"/>
+            </w:pPr>
+            <w:r>
+              <w:rPr>
+                <w:rFonts w:ascii="Courier New" w:hAnsi="Courier New"/>
+                <w:color w:val="111827"/>
+                <w:sz w:val="19"/>
+              </w:rPr>
+              <w:t>each. Save your findings as research-4-trends.md in the project</w:t>
+            </w:r>
+          </w:p>
+          <w:p>
+            <w:pPr>
+              <w:keepNext/>
+              <w:spacing w:after="80"/>
+            </w:pPr>
+            <w:r>
+              <w:rPr>
+                <w:rFonts w:ascii="Courier New" w:hAnsi="Courier New"/>
+                <w:color w:val="111827"/>
+                <w:sz w:val="19"/>
+              </w:rPr>
+              <w:t>folder.</w:t>
+            </w:r>
+          </w:p>
+        </w:tc>
+      </w:tr>
+    </w:tbl>
+    <w:p>
+      <w:pPr>
+        <w:spacing w:after="0" w:before="0" w:line="120" w:lineRule="exact"/>
+      </w:pPr>
+      <w:r>
+        <w:rPr>
+          <w:sz w:val="12"/>
+        </w:rPr>
+      </w:r>
+    </w:p>
+    <w:p>
+      <w:pPr>
+        <w:spacing w:after="160"/>
+        <w:ind w:left="440"/>
+      </w:pPr>
+      <w:r>
+        <w:rPr>
+          <w:b w:val="0"/>
+        </w:rPr>
+        <w:t>Four tasks are now running at once. Watch them finish in the project's task list.</w:t>
       </w:r>
     </w:p>
     <w:p>
@@ -8934,14 +9101,14 @@
           <w:b/>
           <w:color w:val="1F6FEB"/>
         </w:rPr>
-        <w:t>6.</w:t>
+        <w:t>7.</w:t>
         <w:tab/>
       </w:r>
       <w:r>
         <w:rPr>
           <w:b w:val="0"/>
         </w:rPr>
-        <w:t>Check the channel and driver findings.</w:t>
+        <w:t>When the four research files are in the folder, start a fifth task and send Block 5.</w:t>
       </w:r>
     </w:p>
     <w:p>
@@ -8963,7 +9130,192 @@
           <w:color w:val="555B66"/>
           <w:sz w:val="19"/>
         </w:rPr>
-        <w:t>Instagram is the top discovery channel at 136 (34%), then TikTok at 104 (26%). Taste is the top driver at 124 (31%).</w:t>
+        <w:t>The merge task reads the files, not the other conversations — so the folder is how the tasks share their work.</w:t>
+      </w:r>
+    </w:p>
+    <w:p>
+      <w:pPr>
+        <w:keepNext/>
+        <w:spacing w:after="40" w:before="80"/>
+        <w:ind w:left="440"/>
+      </w:pPr>
+      <w:r>
+        <w:rPr>
+          <w:b/>
+          <w:color w:val="111827"/>
+          <w:sz w:val="21"/>
+        </w:rPr>
+        <w:t>Block 5 — MERGE</w:t>
+      </w:r>
+    </w:p>
+    <w:p>
+      <w:pPr>
+        <w:keepNext/>
+        <w:spacing w:after="60"/>
+        <w:ind w:left="440"/>
+      </w:pPr>
+      <w:r>
+        <w:rPr>
+          <w:b w:val="0"/>
+        </w:rPr>
+        <w:t>When all four files are in the folder, start a fifth task and send:</w:t>
+      </w:r>
+    </w:p>
+    <w:tbl>
+      <w:tblPr>
+        <w:tblStyle w:val="TableGrid"/>
+        <w:tblW w:type="auto" w:w="0"/>
+        <w:tblLayout w:type="fixed"/>
+        <w:tblLook w:firstColumn="1" w:firstRow="1" w:lastColumn="0" w:lastRow="0" w:noHBand="0" w:noVBand="1" w:val="04A0"/>
+        <w:tblInd w:w="440" w:type="dxa"/>
+      </w:tblPr>
+      <w:tblGrid>
+        <w:gridCol w:w="8200"/>
+      </w:tblGrid>
+      <w:tr>
+        <w:trPr>
+          <w:cantSplit w:val="true"/>
+        </w:trPr>
+        <w:tc>
+          <w:tcPr>
+            <w:tcW w:type="dxa" w:w="8200"/>
+            <w:shd w:val="clear" w:color="auto" w:fill="FBF3EF"/>
+          </w:tcPr>
+          <w:p>
+            <w:pPr>
+              <w:keepNext/>
+              <w:spacing w:after="60"/>
+            </w:pPr>
+            <w:r>
+              <w:rPr>
+                <w:b/>
+                <w:color w:val="D97757"/>
+                <w:sz w:val="17"/>
+              </w:rPr>
+              <w:t>PROMPT — copy into Claude</w:t>
+            </w:r>
+          </w:p>
+          <w:p>
+            <w:pPr>
+              <w:keepNext/>
+              <w:spacing w:after="0"/>
+            </w:pPr>
+            <w:r>
+              <w:rPr>
+                <w:rFonts w:ascii="Courier New" w:hAnsi="Courier New"/>
+                <w:color w:val="111827"/>
+                <w:sz w:val="19"/>
+              </w:rPr>
+              <w:t>Merge research-1-competitors.md, research-2-customers.md,</w:t>
+            </w:r>
+          </w:p>
+          <w:p>
+            <w:pPr>
+              <w:keepNext/>
+              <w:spacing w:after="0"/>
+            </w:pPr>
+            <w:r>
+              <w:rPr>
+                <w:rFonts w:ascii="Courier New" w:hAnsi="Courier New"/>
+                <w:color w:val="111827"/>
+                <w:sz w:val="19"/>
+              </w:rPr>
+              <w:t>research-3-pricing.md and research-4-trends.md from the project</w:t>
+            </w:r>
+          </w:p>
+          <w:p>
+            <w:pPr>
+              <w:keepNext/>
+              <w:spacing w:after="0"/>
+            </w:pPr>
+            <w:r>
+              <w:rPr>
+                <w:rFonts w:ascii="Courier New" w:hAnsi="Courier New"/>
+                <w:color w:val="111827"/>
+                <w:sz w:val="19"/>
+              </w:rPr>
+              <w:t>folder into one research brief, lumo-research-brief.docx:</w:t>
+            </w:r>
+          </w:p>
+          <w:p>
+            <w:pPr>
+              <w:keepNext/>
+              <w:spacing w:after="0"/>
+            </w:pPr>
+            <w:r>
+              <w:rPr>
+                <w:rFonts w:ascii="Courier New" w:hAnsi="Courier New"/>
+                <w:color w:val="111827"/>
+                <w:sz w:val="19"/>
+              </w:rPr>
+              <w:t>a one-paragraph summary, one section per subject with the key</w:t>
+            </w:r>
+          </w:p>
+          <w:p>
+            <w:pPr>
+              <w:keepNext/>
+              <w:spacing w:after="0"/>
+            </w:pPr>
+            <w:r>
+              <w:rPr>
+                <w:rFonts w:ascii="Courier New" w:hAnsi="Courier New"/>
+                <w:color w:val="111827"/>
+                <w:sz w:val="19"/>
+              </w:rPr>
+              <w:t>numbers, and three recommendations for the launch. Name the</w:t>
+            </w:r>
+          </w:p>
+          <w:p>
+            <w:pPr>
+              <w:keepNext/>
+              <w:spacing w:after="0"/>
+            </w:pPr>
+            <w:r>
+              <w:rPr>
+                <w:rFonts w:ascii="Courier New" w:hAnsi="Courier New"/>
+                <w:color w:val="111827"/>
+                <w:sz w:val="19"/>
+              </w:rPr>
+              <w:t>source file under each section, and flag anything the four</w:t>
+            </w:r>
+          </w:p>
+          <w:p>
+            <w:pPr>
+              <w:keepNext/>
+              <w:spacing w:after="80"/>
+            </w:pPr>
+            <w:r>
+              <w:rPr>
+                <w:rFonts w:ascii="Courier New" w:hAnsi="Courier New"/>
+                <w:color w:val="111827"/>
+                <w:sz w:val="19"/>
+              </w:rPr>
+              <w:t>files disagree on.</w:t>
+            </w:r>
+          </w:p>
+        </w:tc>
+      </w:tr>
+    </w:tbl>
+    <w:p>
+      <w:pPr>
+        <w:spacing w:after="0" w:before="0" w:line="120" w:lineRule="exact"/>
+      </w:pPr>
+      <w:r>
+        <w:rPr>
+          <w:sz w:val="12"/>
+        </w:rPr>
+      </w:r>
+    </w:p>
+    <w:p>
+      <w:pPr>
+        <w:spacing w:after="160"/>
+        <w:ind w:left="440"/>
+      </w:pPr>
+      <w:r>
+        <w:rPr>
+          <w:b w:val="0"/>
+        </w:rPr>
+        <w:t>Open the brief and check it against the data in the next steps.</w:t>
       </w:r>
     </w:p>
     <w:p>
@@ -8977,14 +9329,14 @@
           <w:b/>
           <w:color w:val="1F6FEB"/>
         </w:rPr>
-        <w:t>7.</w:t>
+        <w:t>8.</w:t>
         <w:tab/>
       </w:r>
       <w:r>
         <w:rPr>
           <w:b w:val="0"/>
         </w:rPr>
-        <w:t>Check the pricing section.</w:t>
+        <w:t>When the merged brief arrives, check the survey numbers.</w:t>
       </w:r>
     </w:p>
     <w:p>
@@ -9006,7 +9358,7 @@
           <w:color w:val="555B66"/>
           <w:sz w:val="19"/>
         </w:rPr>
-        <w:t>The competitor median is S$4.30, so S$3.90 sits below it; 228 respondents (57%) would pay S$3.50 or more.</w:t>
+        <w:t>Expect 400 respondents, 248 likely to buy (62%), and 112 of 152 in the 25-34 band (74%).</w:t>
       </w:r>
     </w:p>
     <w:p>
@@ -9020,14 +9372,14 @@
           <w:b/>
           <w:color w:val="1F6FEB"/>
         </w:rPr>
-        <w:t>8.</w:t>
+        <w:t>9.</w:t>
         <w:tab/>
       </w:r>
       <w:r>
         <w:rPr>
           <w:b w:val="0"/>
         </w:rPr>
-        <w:t>Check the trends section and the recommendations.</w:t>
+        <w:t>Check the channel, driver and pricing findings.</w:t>
       </w:r>
     </w:p>
     <w:p>
@@ -9049,7 +9401,7 @@
           <w:color w:val="555B66"/>
           <w:sz w:val="19"/>
         </w:rPr>
-        <w:t>The top theme should be Taste tests and first-sip reactions. Do the three recommendations follow from the numbers above them?</w:t>
+        <w:t>Instagram 136 (34%), TikTok 104 (26%); Taste 124 (31%); competitor median S$4.30 with S$3.90 below it; 228 (57%) would pay S$3.50 or more.</w:t>
       </w:r>
     </w:p>
     <w:p>
@@ -9063,14 +9415,14 @@
           <w:b/>
           <w:color w:val="1F6FEB"/>
         </w:rPr>
-        <w:t>9.</w:t>
+        <w:t>10.</w:t>
         <w:tab/>
       </w:r>
       <w:r>
         <w:rPr>
           <w:b w:val="0"/>
         </w:rPr>
-        <w:t>Open lumo-research-brief.docx and confirm each section names its thread.</w:t>
+        <w:t>Check the trends section and the recommendations.</w:t>
       </w:r>
     </w:p>
     <w:p>
@@ -9092,7 +9444,7 @@
           <w:color w:val="555B66"/>
           <w:sz w:val="19"/>
         </w:rPr>
-        <w:t>Traceability: every number in the brief can be traced to one thread and one file.</w:t>
+        <w:t>The top theme should be Taste tests and first-sip reactions. Do the three recommendations follow from the numbers above them?</w:t>
       </w:r>
     </w:p>
     <w:p>
@@ -9146,7 +9498,7 @@
                 <w:b w:val="0"/>
                 <w:sz w:val="20"/>
               </w:rPr>
-              <w:t>lumo-research-brief.docx has a summary, four thread sections and three recommendations. It reports 400 respondents, 248 likely to buy (62%), 112 of 152 aged 25-34 (74%), Instagram as the top discovery channel at 34%, Taste as the top driver at 31%, a competitor median of S$4.30 with Lumo's S$3.90 below it, 228 respondents (57%) willing to pay S$3.50 or more, and Taste tests and first-sip reactions as the top content theme.</w:t>
+              <w:t>The project folder holds the four research files and lumo-research-brief.docx, whose summary, four sections and three recommendations name their source files. The brief reports 400 respondents, 248 likely to buy (62%), 112 of 152 aged 25-34 (74%), Instagram as the top discovery channel at 34%, Taste as the top driver at 31%, a competitor median of S$4.30 with Lumo's S$3.90 below it, 228 respondents (57%) willing to pay S$3.50 or more, and Taste tests and first-sip reactions as the top content theme.</w:t>
             </w:r>
           </w:p>
         </w:tc>
@@ -11356,7 +11708,7 @@
                 <w:b w:val="0"/>
                 <w:sz w:val="19"/>
               </w:rPr>
-              <w:t>The files, folders and Drive folder the project reads from.</w:t>
+              <w:t>The files the project reads, and the folder it works in.</w:t>
             </w:r>
           </w:p>
         </w:tc>
@@ -11467,7 +11819,7 @@
                 <w:b/>
                 <w:sz w:val="19"/>
               </w:rPr>
-              <w:t>Instructions &amp; memory</w:t>
+              <w:t>Instructions &amp; memory file</w:t>
             </w:r>
           </w:p>
         </w:tc>
@@ -11485,7 +11837,7 @@
                 <w:b w:val="0"/>
                 <w:sz w:val="19"/>
               </w:rPr>
-              <w:t>Project rules you wrote, and facts the project has learned.</w:t>
+              <w:t>Project rules you wrote, and decisions kept in the memory file.</w:t>
             </w:r>
           </w:p>
         </w:tc>
@@ -11506,7 +11858,7 @@
         <w:rPr>
           <w:b w:val="0"/>
         </w:rPr>
-        <w:t>Every lab today pulls one of these levers — context in Lab 1, connectors in Lab 4, skills in Labs 5–7, and memory in Lab 10.</w:t>
+        <w:t>Every lab today pulls one of these levers — context in Lab 1, connectors in Lab 4, skills in Labs 5–7, and the memory file in Lab 10.</w:t>
       </w:r>
     </w:p>
     <w:p>
@@ -11770,7 +12122,7 @@
         <w:rPr>
           <w:b w:val="0"/>
         </w:rPr>
-        <w:t>The fix is housekeeping: one job per thread, only the connectors you need, and only the files the job actually reads.</w:t>
+        <w:t>The fix is housekeeping: one job per task, only the connectors you need, and only the files the job actually reads.</w:t>
       </w:r>
     </w:p>
     <w:p>
@@ -14309,7 +14661,7 @@
         <w:rPr>
           <w:b w:val="0"/>
         </w:rPr>
-        <w:t>Four channels and two weeks of posts are coming, and they all have to sound like Lumo. You rewrite five off-brand captions with Claude until they are right, then use /skill-creator to turn that verified routine into a lumo-brand-voice skill. From then on, every thread in the project — and every colleague — loads the same voice by name.</w:t>
+        <w:t>Four channels and two weeks of posts are coming, and they all have to sound like Lumo. You rewrite five off-brand captions with Claude until they are right, then use /skill-creator to turn that verified routine into a lumo-brand-voice skill. From then on, every task in the project — and every colleague — loads the same voice by name.</w:t>
       </w:r>
     </w:p>
     <w:p>
@@ -15212,7 +15564,7 @@
         <w:rPr>
           <w:b w:val="0"/>
         </w:rPr>
-        <w:t>Start a new thread and send Block 3.</w:t>
+        <w:t>Start a new task and send Block 3.</w:t>
       </w:r>
     </w:p>
     <w:p>
@@ -15234,7 +15586,7 @@
           <w:color w:val="555B66"/>
           <w:sz w:val="19"/>
         </w:rPr>
-        <w:t>A fresh thread proves the skill works without the earlier conversation — which is exactly how other threads will use it.</w:t>
+        <w:t>A fresh task proves the skill works without the earlier conversation — which is exactly how later tasks will use it.</w:t>
       </w:r>
     </w:p>
     <w:p>
@@ -15262,7 +15614,7 @@
         <w:rPr>
           <w:b w:val="0"/>
         </w:rPr>
-        <w:t>Start a new thread in the project and send:</w:t>
+        <w:t>Start a new task in the project and send:</w:t>
       </w:r>
     </w:p>
     <w:tbl>
@@ -15460,7 +15812,7 @@
                 <w:b w:val="0"/>
                 <w:sz w:val="20"/>
               </w:rPr>
-              <w:t>lumo-brand-voice appears under Customize → Skills with a description that says when to use it. In a fresh thread, Block 3 loaded the skill without being asked to find it, and the caption it returned drops "healthy" and "best kopi in Singapore", includes #LumoKopi, uses at most five hashtags and ends with one call to action, followed by the checklist results.</w:t>
+              <w:t>lumo-brand-voice appears under Customize → Skills with a description that says when to use it. In a fresh task, Block 3 loaded the skill without being asked to find it, and the caption it returned drops "healthy" and "best kopi in Singapore", includes #LumoKopi, uses at most five hashtags and ends with one call to action, followed by the checklist results.</w:t>
             </w:r>
           </w:p>
         </w:tc>
@@ -16901,7 +17253,7 @@
         <w:rPr>
           <w:b w:val="0"/>
         </w:rPr>
-        <w:t>Social posts in parallel threads · a launch video · scheduled tasks · memory and usage</w:t>
+        <w:t>Social posts for four platforms · a launch video · scheduled tasks · the memory file</w:t>
       </w:r>
     </w:p>
     <w:p>
@@ -16997,7 +17349,7 @@
                 <w:b/>
                 <w:sz w:val="19"/>
               </w:rPr>
-              <w:t>One thread per channel</w:t>
+              <w:t>Specs per platform</w:t>
             </w:r>
           </w:p>
         </w:tc>
@@ -17016,7 +17368,7 @@
                 <w:b w:val="0"/>
                 <w:sz w:val="19"/>
               </w:rPr>
-              <w:t>The lead agent gives Instagram, TikTok, LinkedIn and Facebook a thread each, then merges one calendar.</w:t>
+              <w:t>Instagram, TikTok, LinkedIn and Facebook each get their own spec in the prompt, so one task drafts all four well.</w:t>
             </w:r>
           </w:p>
         </w:tc>
@@ -17041,7 +17393,7 @@
                 <w:b/>
                 <w:sz w:val="19"/>
               </w:rPr>
-              <w:t>Skill inside a thread</w:t>
+              <w:t>Skill in every task</w:t>
             </w:r>
           </w:p>
         </w:tc>
@@ -17061,7 +17413,7 @@
                 <w:b w:val="0"/>
                 <w:sz w:val="19"/>
               </w:rPr>
-              <w:t>Every thread loads the same brand-voice skill, so four channels still sound like one brand.</w:t>
+              <w:t>Every task loads the same brand-voice skill, so four channels still sound like one brand.</w:t>
             </w:r>
           </w:p>
         </w:tc>
@@ -17149,7 +17501,7 @@
                 <w:b w:val="0"/>
                 <w:sz w:val="19"/>
               </w:rPr>
-              <w:t>A prompt that runs on a timetable inside the project — daily, weekly or monthly — while you are away.</w:t>
+              <w:t>A prompt that runs on a timetable — daily, weekly or monthly — inside the project, while you are away.</w:t>
             </w:r>
           </w:p>
         </w:tc>
@@ -17216,7 +17568,7 @@
                 <w:b/>
                 <w:sz w:val="19"/>
               </w:rPr>
-              <w:t>Usage per thread</w:t>
+              <w:t>A memory file</w:t>
             </w:r>
           </w:p>
         </w:tc>
@@ -17235,7 +17587,7 @@
                 <w:b w:val="0"/>
                 <w:sz w:val="19"/>
               </w:rPr>
-              <w:t>Project settings show the tokens the lead agent and each thread used — the cost of parallel work.</w:t>
+              <w:t>A Markdown file in the project folder that records decisions, so every later task reads the same facts.</w:t>
             </w:r>
           </w:p>
         </w:tc>
@@ -17256,7 +17608,7 @@
         <w:pStyle w:val="Heading2"/>
       </w:pPr>
       <w:r>
-        <w:t>Social content in parallel threads</w:t>
+        <w:t>Social content for four platforms</w:t>
       </w:r>
     </w:p>
     <w:p>
@@ -17267,7 +17619,7 @@
         <w:rPr>
           <w:b w:val="0"/>
         </w:rPr>
-        <w:t>Each platform has its own format, so Lab 8 gives every platform its own thread:</w:t>
+        <w:t>Each platform has its own format, so the Lab 8 prompt gives every platform its own spec:</w:t>
       </w:r>
     </w:p>
     <w:tbl>
@@ -17520,7 +17872,7 @@
         <w:rPr>
           <w:b w:val="0"/>
         </w:rPr>
-        <w:t>Every thread loads lumo-brand-voice, so four formats still sound like one brand.</w:t>
+        <w:t>Every post loads lumo-brand-voice, so four formats still sound like one brand.</w:t>
       </w:r>
     </w:p>
     <w:p>
@@ -17554,13 +17906,13 @@
         <w:rPr>
           <w:b/>
         </w:rPr>
-        <w:t xml:space="preserve">Brief the lead — </w:t>
+        <w:t xml:space="preserve">Brief once — </w:t>
       </w:r>
       <w:r>
         <w:rPr>
           <w:b w:val="0"/>
         </w:rPr>
-        <w:t>One message: the goal, the dates, the channels and the skill to use.</w:t>
+        <w:t>One prompt: the dates, the four platforms, the spec for each and the skill to use.</w:t>
       </w:r>
     </w:p>
     <w:p>
@@ -17580,13 +17932,13 @@
         <w:rPr>
           <w:b/>
         </w:rPr>
-        <w:t xml:space="preserve">Split by channel — </w:t>
+        <w:t xml:space="preserve">Draft by platform — </w:t>
       </w:r>
       <w:r>
         <w:rPr>
           <w:b w:val="0"/>
         </w:rPr>
-        <w:t>The lead agent starts one thread per platform with its own spec.</w:t>
+        <w:t>Claude works through each platform's posts to its own spec.</w:t>
       </w:r>
     </w:p>
     <w:p>
@@ -17606,13 +17958,13 @@
         <w:rPr>
           <w:b/>
         </w:rPr>
-        <w:t xml:space="preserve">Draft in parallel — </w:t>
+        <w:t xml:space="preserve">Check the voice — </w:t>
       </w:r>
       <w:r>
         <w:rPr>
           <w:b w:val="0"/>
         </w:rPr>
-        <w:t>Each thread drafts its posts using the brand-voice skill.</w:t>
+        <w:t>The brand-voice skill runs its checklist on every post.</w:t>
       </w:r>
     </w:p>
     <w:p>
@@ -17632,13 +17984,13 @@
         <w:rPr>
           <w:b/>
         </w:rPr>
-        <w:t xml:space="preserve">Merge the calendar — </w:t>
+        <w:t xml:space="preserve">Save the calendar — </w:t>
       </w:r>
       <w:r>
         <w:rPr>
           <w:b w:val="0"/>
         </w:rPr>
-        <w:t>The lead agent merges the drafts into one dated calendar.</w:t>
+        <w:t>The posts land in one dated calendar file in the project folder.</w:t>
       </w:r>
     </w:p>
     <w:p>
@@ -17672,7 +18024,7 @@
         <w:pStyle w:val="Heading2"/>
       </w:pPr>
       <w:r>
-        <w:t>Lab 8 — Create Social Media Posts in Parallel Threads</w:t>
+        <w:t>Lab 8 — Create Two Weeks of Social Media Posts</w:t>
       </w:r>
     </w:p>
     <w:p>
@@ -17690,7 +18042,7 @@
         <w:rPr>
           <w:b w:val="0"/>
         </w:rPr>
-        <w:t>By the end of this lab you can produce a two-week, four-platform social calendar with one thread per channel.</w:t>
+        <w:t>By the end of this lab you can produce a two-week, four-platform social calendar using the brand-voice skill.</w:t>
       </w:r>
     </w:p>
     <w:p>
@@ -17708,7 +18060,7 @@
         <w:rPr>
           <w:b w:val="0"/>
         </w:rPr>
-        <w:t>Launch fortnight needs ten posts across Instagram, TikTok, LinkedIn and Facebook. Each platform has its own format, so you hand the job to the lead agent and let it start one thread per platform. Every thread loads lumo-brand-voice, drafts its posts to its platform's spec, and the lead agent merges them into one dated calendar that you check before anything is scheduled.</w:t>
+        <w:t>Launch fortnight needs ten posts across Instagram, TikTok, LinkedIn and Facebook. Each platform has its own format, so the prompt gives Claude a spec for each. It loads lumo-brand-voice, drafts every platform's posts to its spec, and saves one dated calendar that you check before anything is scheduled.</w:t>
       </w:r>
     </w:p>
     <w:p>
@@ -17744,7 +18096,7 @@
         <w:rPr>
           <w:b w:val="0"/>
         </w:rPr>
-        <w:t>Claude Projects, lead agent and threads, Agent Skills.</w:t>
+        <w:t>Claude Projects in Cowork, Agent Skills.</w:t>
       </w:r>
     </w:p>
     <w:p>
@@ -17769,7 +18121,7 @@
         <w:rPr>
           <w:b w:val="0"/>
         </w:rPr>
-        <w:t>Prompt PDF: labs/lab-08-social-posts-threads/lab-08-social-posts-threads.pdf</w:t>
+        <w:t>Prompt PDF: labs/lab-08-social-posts/lab-08-social-posts.pdf</w:t>
       </w:r>
     </w:p>
     <w:p>
@@ -17780,7 +18132,7 @@
         <w:rPr>
           <w:b w:val="0"/>
         </w:rPr>
-        <w:t>labs/lab-08-social-posts-threads/data/social-calendar-template.csv</w:t>
+        <w:t>labs/lab-08-social-posts/data/social-calendar-template.csv</w:t>
       </w:r>
     </w:p>
     <w:p>
@@ -17838,7 +18190,7 @@
           <w:color w:val="555B66"/>
           <w:sz w:val="19"/>
         </w:rPr>
-        <w:t>This is the same pattern as Lab 2 — one message, independent subjects — applied to production instead of research.</w:t>
+        <w:t>One task with four precise specs. In the Threads edition each platform gets its own thread; here the specs keep one task on track.</w:t>
       </w:r>
     </w:p>
     <w:tbl>
@@ -17942,7 +18294,7 @@
                 <w:color w:val="111827"/>
                 <w:sz w:val="19"/>
               </w:rPr>
-              <w:t>Split the drafting into four threads, one per platform, and run</w:t>
+              <w:t>Draft each platform's posts to its own spec:</w:t>
             </w:r>
           </w:p>
           <w:p>
@@ -17956,7 +18308,7 @@
                 <w:color w:val="111827"/>
                 <w:sz w:val="19"/>
               </w:rPr>
-              <w:t>them in parallel:</w:t>
+              <w:t>- Instagram: 3 posts (carousel or Reel), caption with a hook in</w:t>
             </w:r>
           </w:p>
           <w:p>
@@ -17970,7 +18322,7 @@
                 <w:color w:val="111827"/>
                 <w:sz w:val="19"/>
               </w:rPr>
-              <w:t>- Instagram: 3 posts (carousel or Reel), caption with a hook in</w:t>
+              <w:t xml:space="preserve">  the first line, 3-5 hashtags.</w:t>
             </w:r>
           </w:p>
           <w:p>
@@ -17984,7 +18336,7 @@
                 <w:color w:val="111827"/>
                 <w:sz w:val="19"/>
               </w:rPr>
-              <w:t xml:space="preserve">  the first line, 3-5 hashtags.</w:t>
+              <w:t>- TikTok: 3 posts, each a 15-second video script with a hook in</w:t>
             </w:r>
           </w:p>
           <w:p>
@@ -17998,7 +18350,7 @@
                 <w:color w:val="111827"/>
                 <w:sz w:val="19"/>
               </w:rPr>
-              <w:t>- TikTok: 3 posts, each a 15-second video script with a hook in</w:t>
+              <w:t xml:space="preserve">  the first 2 seconds and on-screen text.</w:t>
             </w:r>
           </w:p>
           <w:p>
@@ -18012,7 +18364,7 @@
                 <w:color w:val="111827"/>
                 <w:sz w:val="19"/>
               </w:rPr>
-              <w:t xml:space="preserve">  the first 2 seconds and on-screen text.</w:t>
+              <w:t>- LinkedIn: 2 posts in the founder's voice, the story behind the</w:t>
             </w:r>
           </w:p>
           <w:p>
@@ -18026,7 +18378,7 @@
                 <w:color w:val="111827"/>
                 <w:sz w:val="19"/>
               </w:rPr>
-              <w:t>- LinkedIn: 2 posts in the founder's voice, the story behind the</w:t>
+              <w:t xml:space="preserve">  product, no more than 3 hashtags.</w:t>
             </w:r>
           </w:p>
           <w:p>
@@ -18040,7 +18392,7 @@
                 <w:color w:val="111827"/>
                 <w:sz w:val="19"/>
               </w:rPr>
-              <w:t xml:space="preserve">  product, no more than 3 hashtags.</w:t>
+              <w:t>- Facebook: 2 posts for community and the 12-pack offer.</w:t>
             </w:r>
           </w:p>
           <w:p>
@@ -18054,7 +18406,7 @@
                 <w:color w:val="111827"/>
                 <w:sz w:val="19"/>
               </w:rPr>
-              <w:t>- Facebook: 2 posts for community and the 12-pack offer.</w:t>
+              <w:t xml:space="preserve"> </w:t>
             </w:r>
           </w:p>
           <w:p>
@@ -18068,7 +18420,7 @@
                 <w:color w:val="111827"/>
                 <w:sz w:val="19"/>
               </w:rPr>
-              <w:t xml:space="preserve"> </w:t>
+              <w:t>Use the lumo-brand-voice skill for every post, and our top</w:t>
             </w:r>
           </w:p>
           <w:p>
@@ -18082,7 +18434,7 @@
                 <w:color w:val="111827"/>
                 <w:sz w:val="19"/>
               </w:rPr>
-              <w:t>Every thread must use the lumo-brand-voice skill and our top</w:t>
+              <w:t>content theme from the research. The 1 December launch-day</w:t>
             </w:r>
           </w:p>
           <w:p>
@@ -18096,7 +18448,7 @@
                 <w:color w:val="111827"/>
                 <w:sz w:val="19"/>
               </w:rPr>
-              <w:t>content theme from the research. The 1 December launch-day</w:t>
+              <w:t>post is an Instagram Reel; TikTok follows on 2 December.</w:t>
             </w:r>
           </w:p>
           <w:p>
@@ -18110,7 +18462,7 @@
                 <w:color w:val="111827"/>
                 <w:sz w:val="19"/>
               </w:rPr>
-              <w:t>post is an Instagram Reel; TikTok follows on 2 December.</w:t>
+              <w:t xml:space="preserve"> </w:t>
             </w:r>
           </w:p>
           <w:p>
@@ -18124,21 +18476,7 @@
                 <w:color w:val="111827"/>
                 <w:sz w:val="19"/>
               </w:rPr>
-              <w:t xml:space="preserve"> </w:t>
-            </w:r>
-          </w:p>
-          <w:p>
-            <w:pPr>
-              <w:keepNext/>
-              <w:spacing w:after="0"/>
-            </w:pPr>
-            <w:r>
-              <w:rPr>
-                <w:rFonts w:ascii="Courier New" w:hAnsi="Courier New"/>
-                <w:color w:val="111827"/>
-                <w:sz w:val="19"/>
-              </w:rPr>
-              <w:t>Then merge the threads into social-calendar.csv (date, platform,</w:t>
+              <w:t>Then save them into social-calendar.csv (date, platform,</w:t>
             </w:r>
           </w:p>
           <w:p>
@@ -18234,7 +18572,7 @@
         <w:rPr>
           <w:b w:val="0"/>
         </w:rPr>
-        <w:t>Watch the lead agent start the four platform threads.</w:t>
+        <w:t>Watch Claude work through the four platforms.</w:t>
       </w:r>
     </w:p>
     <w:p>
@@ -18256,7 +18594,7 @@
           <w:color w:val="555B66"/>
           <w:sz w:val="19"/>
         </w:rPr>
-        <w:t>Each thread has its own spec and its own context window, so the TikTok scripts never crowd out the LinkedIn story.</w:t>
+        <w:t>Each platform is drafted against its own spec, so the TikTok scripts and the LinkedIn story stay distinct.</w:t>
       </w:r>
     </w:p>
     <w:p>
@@ -18277,7 +18615,7 @@
         <w:rPr>
           <w:b w:val="0"/>
         </w:rPr>
-        <w:t>Open the Instagram thread and check it loaded lumo-brand-voice.</w:t>
+        <w:t>Check in the task's activity that Claude loaded lumo-brand-voice.</w:t>
       </w:r>
     </w:p>
     <w:p>
@@ -18299,7 +18637,7 @@
           <w:color w:val="555B66"/>
           <w:sz w:val="19"/>
         </w:rPr>
-        <w:t>The skill you wrote in Lab 6 is now doing its real job: keeping four parallel writers on one voice.</w:t>
+        <w:t>The skill you wrote in Lab 6 is now doing its real job: keeping four formats in one voice.</w:t>
       </w:r>
     </w:p>
     <w:p>
@@ -18320,7 +18658,7 @@
         <w:rPr>
           <w:b w:val="0"/>
         </w:rPr>
-        <w:t>When the merged calendar arrives, count the rows and check the dates.</w:t>
+        <w:t>When the calendar arrives, count the rows and check the dates.</w:t>
       </w:r>
     </w:p>
     <w:p>
@@ -18385,7 +18723,7 @@
           <w:color w:val="555B66"/>
           <w:sz w:val="19"/>
         </w:rPr>
-        <w:t>Every post should pass. If one fails, ask the lead agent to send it back to its thread for a fix.</w:t>
+        <w:t>Every post should pass. If one fails, ask Claude to redraft it.</w:t>
       </w:r>
     </w:p>
     <w:p>
@@ -19076,7 +19414,7 @@
         <w:rPr>
           <w:b w:val="0"/>
         </w:rPr>
-        <w:t>The TikTok and Instagram posts need a launch video. You give the project the supplied product images and logo; one thread writes a five-scene script and storyboard with lumo-brand-voice, another writes and runs the code that animates the images and captions into a 15-second, 1080 × 1920 MP4. You check it frame by frame and ask for changes in plain English.</w:t>
+        <w:t>The TikTok and Instagram posts need a launch video. You give the project the supplied product images and logo; Claude first writes a five-scene script and storyboard with lumo-brand-voice, then writes and runs the code that animates the images and captions into a 15-second, 1080 × 1920 MP4. You check it frame by frame and ask for changes in plain English.</w:t>
       </w:r>
     </w:p>
     <w:p>
@@ -19112,7 +19450,7 @@
         <w:rPr>
           <w:b w:val="0"/>
         </w:rPr>
-        <w:t>Claude Projects, threads, code execution.</w:t>
+        <w:t>Claude Projects in Cowork, code execution.</w:t>
       </w:r>
     </w:p>
     <w:p>
@@ -19293,7 +19631,7 @@
           <w:color w:val="555B66"/>
           <w:sz w:val="19"/>
         </w:rPr>
-        <w:t>Two threads, but not in parallel this time: the render thread waits for the script. The lead agent manages that order.</w:t>
+        <w:t>Two stages in one task: the render waits for the script, so you can read the storyboard first.</w:t>
       </w:r>
     </w:p>
     <w:tbl>
@@ -19383,7 +19721,7 @@
                 <w:color w:val="111827"/>
                 <w:sz w:val="19"/>
               </w:rPr>
-              <w:t>Use two threads:</w:t>
+              <w:t>Work in two stages:</w:t>
             </w:r>
           </w:p>
           <w:p>
@@ -19397,7 +19735,7 @@
                 <w:color w:val="111827"/>
                 <w:sz w:val="19"/>
               </w:rPr>
-              <w:t>Thread 1 - SCRIPT: with lumo-brand-voice, write five scenes of</w:t>
+              <w:t>Stage 1 - SCRIPT: with lumo-brand-voice, write five scenes of</w:t>
             </w:r>
           </w:p>
           <w:p>
@@ -19453,7 +19791,7 @@
                 <w:color w:val="111827"/>
                 <w:sz w:val="19"/>
               </w:rPr>
-              <w:t>Thread 2 - RENDER: when the storyboard is ready, write and run</w:t>
+              <w:t>Stage 2 - RENDER: when the storyboard is ready, write and run</w:t>
             </w:r>
           </w:p>
           <w:p>
@@ -19619,7 +19957,7 @@
         <w:rPr>
           <w:b w:val="0"/>
         </w:rPr>
-        <w:t>Read the storyboard when Thread 1 finishes.</w:t>
+        <w:t>Read the storyboard when Stage 1 finishes.</w:t>
       </w:r>
     </w:p>
     <w:p>
@@ -19982,7 +20320,7 @@
                 <w:b/>
                 <w:sz w:val="19"/>
               </w:rPr>
-              <w:t>Prompt</w:t>
+              <w:t>Name</w:t>
             </w:r>
           </w:p>
         </w:tc>
@@ -20001,7 +20339,7 @@
                 <w:b w:val="0"/>
                 <w:sz w:val="19"/>
               </w:rPr>
-              <w:t>Exactly what to do each run — written like a lab prompt, with the checks included.</w:t>
+              <w:t>What the task is called in the Scheduled list — for example, Today's Lumo post.</w:t>
             </w:r>
           </w:p>
         </w:tc>
@@ -20026,7 +20364,7 @@
                 <w:b/>
                 <w:sz w:val="19"/>
               </w:rPr>
-              <w:t>Frequency</w:t>
+              <w:t>Instructions</w:t>
             </w:r>
           </w:p>
         </w:tc>
@@ -20046,7 +20384,7 @@
                 <w:b w:val="0"/>
                 <w:sz w:val="19"/>
               </w:rPr>
-              <w:t>Daily, weekdays, weekly or monthly.</w:t>
+              <w:t>Exactly what to do each run — written like a lab prompt, with the checks included.</w:t>
             </w:r>
           </w:p>
         </w:tc>
@@ -20070,7 +20408,7 @@
                 <w:b/>
                 <w:sz w:val="19"/>
               </w:rPr>
-              <w:t>Time</w:t>
+              <w:t>Project</w:t>
             </w:r>
           </w:p>
         </w:tc>
@@ -20089,7 +20427,7 @@
                 <w:b w:val="0"/>
                 <w:sz w:val="19"/>
               </w:rPr>
-              <w:t>When it runs, in your time zone — for example, weekdays at 9:00am.</w:t>
+              <w:t>Pick the Lumo Cold Kopi Launch project, so the task reads its instructions, context and folder.</w:t>
             </w:r>
           </w:p>
         </w:tc>
@@ -20114,7 +20452,7 @@
                 <w:b/>
                 <w:sz w:val="19"/>
               </w:rPr>
-              <w:t>Where it runs</w:t>
+              <w:t>Frequency</w:t>
             </w:r>
           </w:p>
         </w:tc>
@@ -20134,7 +20472,7 @@
                 <w:b w:val="0"/>
                 <w:sz w:val="19"/>
               </w:rPr>
-              <w:t>Inside the project, so it reads the same goal, context, memory and skills.</w:t>
+              <w:t>Daily, weekdays, weekly or monthly. The default is Manual — change it.</w:t>
             </w:r>
           </w:p>
         </w:tc>
@@ -20158,7 +20496,7 @@
                 <w:b/>
                 <w:sz w:val="19"/>
               </w:rPr>
-              <w:t>Output</w:t>
+              <w:t>Permissions</w:t>
             </w:r>
           </w:p>
         </w:tc>
@@ -20177,7 +20515,7 @@
                 <w:b w:val="0"/>
                 <w:sz w:val="19"/>
               </w:rPr>
-              <w:t>Where the result goes — an email draft, a file in Drive, a note in the project.</w:t>
+              <w:t>Defaults to Automatically approve: the task acts unattended, so it must only draft.</w:t>
             </w:r>
           </w:p>
         </w:tc>
@@ -20201,7 +20539,7 @@
                 <w:b/>
                 <w:sz w:val="19"/>
               </w:rPr>
-              <w:t>Approval</w:t>
+              <w:t>Require this computer</w:t>
             </w:r>
           </w:p>
         </w:tc>
@@ -20220,7 +20558,7 @@
                 <w:b w:val="0"/>
                 <w:sz w:val="19"/>
               </w:rPr>
-              <w:t>The step a human still takes — the task drafts, you publish.</w:t>
+              <w:t>On: runs only while your computer is awake, with your folders. Off: runs without them.</w:t>
             </w:r>
           </w:p>
         </w:tc>
@@ -20455,7 +20793,7 @@
         <w:rPr>
           <w:b w:val="0"/>
         </w:rPr>
-        <w:t>A local task needs the app open. To keep tasks running with the laptop closed, give the project a cloud environment in Project settings → Environment.</w:t>
+        <w:t>Open Scheduled tasks from the sidebar (or the project's Scheduled panel), choose New task and Set up manually. A task with Permissions on Automatically approve must only draft.</w:t>
       </w:r>
     </w:p>
     <w:p>
@@ -20839,7 +21177,7 @@
         <w:rPr>
           <w:b w:val="0"/>
         </w:rPr>
-        <w:t>By the end of this lab you can schedule recurring project tasks, edit project memory and review thread usage.</w:t>
+        <w:t>By the end of this lab you can schedule recurring project tasks, keep the project memory file current and review the project.</w:t>
       </w:r>
     </w:p>
     <w:p>
@@ -20857,7 +21195,7 @@
         <w:rPr>
           <w:b w:val="0"/>
         </w:rPr>
-        <w:t>The launch needs a post drafted every weekday morning and a report every Monday, and nobody should have to remember either. You schedule both inside the project, test one with Run now, then do the housekeeping a real project needs: correct its memory when a plan changes, and read the usage of the lead agent and each thread to see what parallel work costs.</w:t>
+        <w:t>The launch needs a post drafted every weekday morning and a report every Monday, and nobody should have to remember either. You create both as scheduled tasks on the project, then do the housekeeping a real project needs: record a changed plan in the memory file, and review what the project now holds.</w:t>
       </w:r>
     </w:p>
     <w:p>
@@ -20875,7 +21213,7 @@
         <w:rPr>
           <w:b w:val="0"/>
         </w:rPr>
-        <w:t>Two scheduled tasks in the project, a tested daily-post email, an updated memory file and a usage review.</w:t>
+        <w:t>Two scheduled tasks on the project, an updated memory file and a project review.</w:t>
       </w:r>
     </w:p>
     <w:p>
@@ -20893,7 +21231,7 @@
         <w:rPr>
           <w:b w:val="0"/>
         </w:rPr>
-        <w:t>Claude Projects, scheduled tasks, memory, Gmail connector.</w:t>
+        <w:t>Claude Projects in Cowork, scheduled tasks, Gmail connector.</w:t>
       </w:r>
     </w:p>
     <w:p>
@@ -20948,7 +21286,7 @@
         <w:rPr>
           <w:b w:val="0"/>
         </w:rPr>
-        <w:t>This lab has three blocks. Block 1 schedules the two recurring tasks. Block 2 changes the launch plan through project memory. Block 3 asks the project to review itself.</w:t>
+        <w:t>This lab has four blocks. Blocks 1 and 2 are pasted into the Instructions field of the Create scheduled task dialog, not typed into the chat. Block 3 updates the project's memory file. Block 4 asks the project to review itself.</w:t>
       </w:r>
     </w:p>
     <w:p>
@@ -20964,7 +21302,7 @@
           <w:b w:val="0"/>
           <w:sz w:val="20"/>
         </w:rPr>
-        <w:t>Scheduled tasks that run locally need the desktop app open. To run them with your laptop closed, add a cloud environment in Project settings → Environment.</w:t>
+        <w:t>Replace &lt;YOUR EMAIL&gt; in Blocks 1 and 2. Copy social-calendar.csv from Lab 8 into the project folder if Claude saved it elsewhere.</w:t>
       </w:r>
     </w:p>
     <w:p>
@@ -20985,7 +21323,7 @@
         <w:rPr>
           <w:b w:val="0"/>
         </w:rPr>
-        <w:t>Send Block 1 with your own email address in place of &lt;YOUR EMAIL&gt;.</w:t>
+        <w:t>Open Scheduled tasks from the sidebar (or the project's Scheduled panel), choose New task, then Set up manually.</w:t>
       </w:r>
     </w:p>
     <w:p>
@@ -21007,7 +21345,50 @@
           <w:color w:val="555B66"/>
           <w:sz w:val="19"/>
         </w:rPr>
-        <w:t>The tasks run inside the project, so they inherit the goal, instructions, context, memory and the brand-voice skill — the prompt stays short.</w:t>
+        <w:t>Create with Claude asks you questions instead; setting it up manually shows you every field.</w:t>
+      </w:r>
+    </w:p>
+    <w:p>
+      <w:pPr>
+        <w:keepNext/>
+        <w:spacing w:after="40"/>
+        <w:ind w:left="440" w:hanging="440"/>
+      </w:pPr>
+      <w:r>
+        <w:rPr>
+          <w:b/>
+          <w:color w:val="1F6FEB"/>
+        </w:rPr>
+        <w:t>2.</w:t>
+        <w:tab/>
+      </w:r>
+      <w:r>
+        <w:rPr>
+          <w:b w:val="0"/>
+        </w:rPr>
+        <w:t>Name it Today's Lumo post and paste Block 1 into Instructions, with your own email.</w:t>
+      </w:r>
+    </w:p>
+    <w:p>
+      <w:pPr>
+        <w:spacing w:after="120"/>
+        <w:ind w:left="440"/>
+      </w:pPr>
+      <w:r>
+        <w:rPr>
+          <w:b/>
+          <w:color w:val="555B66"/>
+          <w:sz w:val="19"/>
+        </w:rPr>
+        <w:t xml:space="preserve">Why: </w:t>
+      </w:r>
+      <w:r>
+        <w:rPr>
+          <w:b w:val="0"/>
+          <w:color w:val="555B66"/>
+          <w:sz w:val="19"/>
+        </w:rPr>
+        <w:t>The task runs in the project, so it inherits the instructions, context, folder and the brand-voice skill — the prompt stays short.</w:t>
       </w:r>
     </w:p>
     <w:p>
@@ -21022,7 +21403,7 @@
           <w:color w:val="111827"/>
           <w:sz w:val="21"/>
         </w:rPr>
-        <w:t>Block 1 — SCHEDULE</w:t>
+        <w:t>Block 1 — DAILY POST TASK</w:t>
       </w:r>
     </w:p>
     <w:p>
@@ -21035,7 +21416,7 @@
         <w:rPr>
           <w:b w:val="0"/>
         </w:rPr>
-        <w:t>Send this to the lead agent:</w:t>
+        <w:t>Paste into the Instructions field of a new scheduled task named "Today's Lumo post":</w:t>
       </w:r>
     </w:p>
     <w:tbl>
@@ -21083,7 +21464,7 @@
                 <w:color w:val="111827"/>
                 <w:sz w:val="19"/>
               </w:rPr>
-              <w:t>Schedule two recurring tasks in this project.</w:t>
+              <w:t>Take today's row from social-calendar.csv in the project folder,</w:t>
             </w:r>
           </w:p>
           <w:p>
@@ -21097,7 +21478,7 @@
                 <w:color w:val="111827"/>
                 <w:sz w:val="19"/>
               </w:rPr>
-              <w:t xml:space="preserve"> </w:t>
+              <w:t>polish the post with lumo-brand-voice, and check every price and</w:t>
             </w:r>
           </w:p>
           <w:p>
@@ -21111,7 +21492,7 @@
                 <w:color w:val="111827"/>
                 <w:sz w:val="19"/>
               </w:rPr>
-              <w:t>Task 1 - "Today's Lumo post", every weekday at 9:00am:</w:t>
+              <w:t>claim against the brand kit. Email it to &lt;YOUR EMAIL&gt; as a draft</w:t>
             </w:r>
           </w:p>
           <w:p>
@@ -21125,7 +21506,7 @@
                 <w:color w:val="111827"/>
                 <w:sz w:val="19"/>
               </w:rPr>
-              <w:t>take today's row from social-calendar.csv, polish it with</w:t>
+              <w:t>with the subject "Today's Lumo post - &lt;date&gt;".</w:t>
             </w:r>
           </w:p>
           <w:p>
@@ -21139,7 +21520,7 @@
                 <w:color w:val="111827"/>
                 <w:sz w:val="19"/>
               </w:rPr>
-              <w:t>lumo-brand-voice, check every price and claim against the brand</w:t>
+              <w:t xml:space="preserve"> </w:t>
             </w:r>
           </w:p>
           <w:p>
@@ -21153,13 +21534,13 @@
                 <w:color w:val="111827"/>
                 <w:sz w:val="19"/>
               </w:rPr>
-              <w:t>kit, and email it to &lt;YOUR EMAIL&gt; as a draft with the subject</w:t>
-            </w:r>
-          </w:p>
-          <w:p>
-            <w:pPr>
-              <w:keepNext/>
-              <w:spacing w:after="0"/>
+              <w:t>Never publish anything and never post to social media. If there</w:t>
+            </w:r>
+          </w:p>
+          <w:p>
+            <w:pPr>
+              <w:keepNext/>
+              <w:spacing w:after="80"/>
             </w:pPr>
             <w:r>
               <w:rPr>
@@ -21167,119 +21548,7 @@
                 <w:color w:val="111827"/>
                 <w:sz w:val="19"/>
               </w:rPr>
-              <w:t>"Today's Lumo post - &lt;date&gt;". Never publish anything.</w:t>
-            </w:r>
-          </w:p>
-          <w:p>
-            <w:pPr>
-              <w:keepNext/>
-              <w:spacing w:after="0"/>
-            </w:pPr>
-            <w:r>
-              <w:rPr>
-                <w:rFonts w:ascii="Courier New" w:hAnsi="Courier New"/>
-                <w:color w:val="111827"/>
-                <w:sz w:val="19"/>
-              </w:rPr>
-              <w:t xml:space="preserve"> </w:t>
-            </w:r>
-          </w:p>
-          <w:p>
-            <w:pPr>
-              <w:keepNext/>
-              <w:spacing w:after="0"/>
-            </w:pPr>
-            <w:r>
-              <w:rPr>
-                <w:rFonts w:ascii="Courier New" w:hAnsi="Courier New"/>
-                <w:color w:val="111827"/>
-                <w:sz w:val="19"/>
-              </w:rPr>
-              <w:t>Task 2 - "Weekly launch report", Mondays at 8:00am:</w:t>
-            </w:r>
-          </w:p>
-          <w:p>
-            <w:pPr>
-              <w:keepNext/>
-              <w:spacing w:after="0"/>
-            </w:pPr>
-            <w:r>
-              <w:rPr>
-                <w:rFonts w:ascii="Courier New" w:hAnsi="Courier New"/>
-                <w:color w:val="111827"/>
-                <w:sz w:val="19"/>
-              </w:rPr>
-              <w:t>summarise last week's posts from the calendar and anything new</w:t>
-            </w:r>
-          </w:p>
-          <w:p>
-            <w:pPr>
-              <w:keepNext/>
-              <w:spacing w:after="0"/>
-            </w:pPr>
-            <w:r>
-              <w:rPr>
-                <w:rFonts w:ascii="Courier New" w:hAnsi="Courier New"/>
-                <w:color w:val="111827"/>
-                <w:sz w:val="19"/>
-              </w:rPr>
-              <w:t>in the Lumo Launch Drive folder in five bullet points, and</w:t>
-            </w:r>
-          </w:p>
-          <w:p>
-            <w:pPr>
-              <w:keepNext/>
-              <w:spacing w:after="0"/>
-            </w:pPr>
-            <w:r>
-              <w:rPr>
-                <w:rFonts w:ascii="Courier New" w:hAnsi="Courier New"/>
-                <w:color w:val="111827"/>
-                <w:sz w:val="19"/>
-              </w:rPr>
-              <w:t>email it to &lt;YOUR EMAIL&gt;.</w:t>
-            </w:r>
-          </w:p>
-          <w:p>
-            <w:pPr>
-              <w:keepNext/>
-              <w:spacing w:after="0"/>
-            </w:pPr>
-            <w:r>
-              <w:rPr>
-                <w:rFonts w:ascii="Courier New" w:hAnsi="Courier New"/>
-                <w:color w:val="111827"/>
-                <w:sz w:val="19"/>
-              </w:rPr>
-              <w:t xml:space="preserve"> </w:t>
-            </w:r>
-          </w:p>
-          <w:p>
-            <w:pPr>
-              <w:keepNext/>
-              <w:spacing w:after="0"/>
-            </w:pPr>
-            <w:r>
-              <w:rPr>
-                <w:rFonts w:ascii="Courier New" w:hAnsi="Courier New"/>
-                <w:color w:val="111827"/>
-                <w:sz w:val="19"/>
-              </w:rPr>
-              <w:t>Show me both tasks before you save them, then run Task 1 once</w:t>
-            </w:r>
-          </w:p>
-          <w:p>
-            <w:pPr>
-              <w:keepNext/>
-              <w:spacing w:after="80"/>
-            </w:pPr>
-            <w:r>
-              <w:rPr>
-                <w:rFonts w:ascii="Courier New" w:hAnsi="Courier New"/>
-                <w:color w:val="111827"/>
-                <w:sz w:val="19"/>
-              </w:rPr>
-              <w:t>now as a test, using 1 December 2026 as today.</w:t>
+              <w:t>is no row for today, email "No Lumo post scheduled today".</w:t>
             </w:r>
           </w:p>
         </w:tc>
@@ -21304,19 +21573,31 @@
         <w:rPr>
           <w:b w:val="0"/>
         </w:rPr>
-        <w:t xml:space="preserve">Check the test email in your inbox, then open </w:t>
+        <w:t xml:space="preserve">Pick the </w:t>
       </w:r>
       <w:r>
         <w:rPr>
           <w:b/>
         </w:rPr>
-        <w:t>Scheduled</w:t>
+        <w:t>Lumo Cold Kopi Launch</w:t>
       </w:r>
       <w:r>
         <w:rPr>
           <w:b w:val="0"/>
         </w:rPr>
-        <w:t xml:space="preserve"> and confirm both tasks are listed with the right times.</w:t>
+        <w:t xml:space="preserve"> project, set </w:t>
+      </w:r>
+      <w:r>
+        <w:rPr>
+          <w:b/>
+        </w:rPr>
+        <w:t>Frequency</w:t>
+      </w:r>
+      <w:r>
+        <w:rPr>
+          <w:b w:val="0"/>
+        </w:rPr>
+        <w:t xml:space="preserve"> to weekdays at 9:00am, and save. Permissions defaults to *Automatically approve* — which is why the task only drafts.</w:t>
       </w:r>
     </w:p>
     <w:p>
@@ -21330,14 +21611,14 @@
           <w:b/>
           <w:color w:val="1F6FEB"/>
         </w:rPr>
-        <w:t>2.</w:t>
+        <w:t>3.</w:t>
         <w:tab/>
       </w:r>
       <w:r>
         <w:rPr>
           <w:b w:val="0"/>
         </w:rPr>
-        <w:t>Read both tasks before they are saved: name, prompt, frequency and time.</w:t>
+        <w:t>Pick the Lumo Cold Kopi Launch project, set Frequency to weekdays at 9:00am, check Permissions, and save.</w:t>
       </w:r>
     </w:p>
     <w:p>
@@ -21359,7 +21640,7 @@
           <w:color w:val="555B66"/>
           <w:sz w:val="19"/>
         </w:rPr>
-        <w:t>Weekdays at 9:00am and Mondays at 8:00am. A task scheduled at the wrong time is a silent failure.</w:t>
+        <w:t>Frequency defaults to Manual — a task left on Manual never runs. Permissions defaults to Automatically approve, so the task must only draft.</w:t>
       </w:r>
     </w:p>
     <w:p>
@@ -21373,14 +21654,14 @@
           <w:b/>
           <w:color w:val="1F6FEB"/>
         </w:rPr>
-        <w:t>3.</w:t>
+        <w:t>4.</w:t>
         <w:tab/>
       </w:r>
       <w:r>
         <w:rPr>
           <w:b w:val="0"/>
         </w:rPr>
-        <w:t>Open your inbox and read the test email for 1 December.</w:t>
+        <w:t>Create a second task, Weekly launch report, with Block 2, Mondays at 8:00am.</w:t>
       </w:r>
     </w:p>
     <w:p>
@@ -21402,93 +21683,7 @@
           <w:color w:val="555B66"/>
           <w:sz w:val="19"/>
         </w:rPr>
-        <w:t>It should be the Instagram launch Reel from your calendar, polished, with S$ prices and no "healthy" claim — a draft, not a published post.</w:t>
-      </w:r>
-    </w:p>
-    <w:p>
-      <w:pPr>
-        <w:keepNext/>
-        <w:spacing w:after="40"/>
-        <w:ind w:left="440" w:hanging="440"/>
-      </w:pPr>
-      <w:r>
-        <w:rPr>
-          <w:b/>
-          <w:color w:val="1F6FEB"/>
-        </w:rPr>
-        <w:t>4.</w:t>
-        <w:tab/>
-      </w:r>
-      <w:r>
-        <w:rPr>
-          <w:b w:val="0"/>
-        </w:rPr>
-        <w:t>Open Scheduled in the project and confirm both tasks are listed.</w:t>
-      </w:r>
-    </w:p>
-    <w:p>
-      <w:pPr>
-        <w:spacing w:after="120"/>
-        <w:ind w:left="440"/>
-      </w:pPr>
-      <w:r>
-        <w:rPr>
-          <w:b/>
-          <w:color w:val="555B66"/>
-          <w:sz w:val="19"/>
-        </w:rPr>
-        <w:t xml:space="preserve">Why: </w:t>
-      </w:r>
-      <w:r>
-        <w:rPr>
-          <w:b w:val="0"/>
-          <w:color w:val="555B66"/>
-          <w:sz w:val="19"/>
-        </w:rPr>
-        <w:t>From here you can pause, edit or run a task now. This is where you would schedule a monthly competitor scan next.</w:t>
-      </w:r>
-    </w:p>
-    <w:p>
-      <w:pPr>
-        <w:keepNext/>
-        <w:spacing w:after="40"/>
-        <w:ind w:left="440" w:hanging="440"/>
-      </w:pPr>
-      <w:r>
-        <w:rPr>
-          <w:b/>
-          <w:color w:val="1F6FEB"/>
-        </w:rPr>
-        <w:t>5.</w:t>
-        <w:tab/>
-      </w:r>
-      <w:r>
-        <w:rPr>
-          <w:b w:val="0"/>
-        </w:rPr>
-        <w:t>Send Block 2, then read the list of things that depend on the date.</w:t>
-      </w:r>
-    </w:p>
-    <w:p>
-      <w:pPr>
-        <w:spacing w:after="120"/>
-        <w:ind w:left="440"/>
-      </w:pPr>
-      <w:r>
-        <w:rPr>
-          <w:b/>
-          <w:color w:val="555B66"/>
-          <w:sz w:val="19"/>
-        </w:rPr>
-        <w:t xml:space="preserve">Why: </w:t>
-      </w:r>
-      <w:r>
-        <w:rPr>
-          <w:b w:val="0"/>
-          <w:color w:val="555B66"/>
-          <w:sz w:val="19"/>
-        </w:rPr>
-        <w:t>Expect the calendar, Task 1, the deck's title slide and timeline, and the brief. Memory is how one fact reaches every thread.</w:t>
+        <w:t>Two tasks, two timetables, one project. This is where you would add a monthly competitor scan next.</w:t>
       </w:r>
     </w:p>
     <w:p>
@@ -21503,7 +21698,7 @@
           <w:color w:val="111827"/>
           <w:sz w:val="21"/>
         </w:rPr>
-        <w:t>Block 2 — MEMORY</w:t>
+        <w:t>Block 2 — WEEKLY REPORT TASK</w:t>
       </w:r>
     </w:p>
     <w:p>
@@ -21516,7 +21711,7 @@
         <w:rPr>
           <w:b w:val="0"/>
         </w:rPr>
-        <w:t>Send this to the lead agent:</w:t>
+        <w:t>Paste into a second scheduled task named "Weekly launch report":</w:t>
       </w:r>
     </w:p>
     <w:tbl>
@@ -21564,7 +21759,7 @@
                 <w:color w:val="111827"/>
                 <w:sz w:val="19"/>
               </w:rPr>
-              <w:t>Remember this for the project: the Singapore launch has moved</w:t>
+              <w:t>Summarise last week's posts from social-calendar.csv and anything</w:t>
             </w:r>
           </w:p>
           <w:p>
@@ -21578,7 +21773,7 @@
                 <w:color w:val="111827"/>
                 <w:sz w:val="19"/>
               </w:rPr>
-              <w:t>from 1 December to 8 December 2026. Kuala Lumpur is unchanged.</w:t>
+              <w:t>new in the Lumo Launch Drive folder in five bullet points, and</w:t>
             </w:r>
           </w:p>
           <w:p>
@@ -21592,13 +21787,13 @@
                 <w:color w:val="111827"/>
                 <w:sz w:val="19"/>
               </w:rPr>
-              <w:t>Tell me everything in the project that depends on the launch</w:t>
-            </w:r>
-          </w:p>
-          <w:p>
-            <w:pPr>
-              <w:keepNext/>
-              <w:spacing w:after="0"/>
+              <w:t>email the summary to &lt;YOUR EMAIL&gt;. Draft only - do not send</w:t>
+            </w:r>
+          </w:p>
+          <w:p>
+            <w:pPr>
+              <w:keepNext/>
+              <w:spacing w:after="80"/>
             </w:pPr>
             <w:r>
               <w:rPr>
@@ -21606,21 +21801,7 @@
                 <w:color w:val="111827"/>
                 <w:sz w:val="19"/>
               </w:rPr>
-              <w:t>date - posts, tasks, the deck, the brief - and propose the</w:t>
-            </w:r>
-          </w:p>
-          <w:p>
-            <w:pPr>
-              <w:keepNext/>
-              <w:spacing w:after="80"/>
-            </w:pPr>
-            <w:r>
-              <w:rPr>
-                <w:rFonts w:ascii="Courier New" w:hAnsi="Courier New"/>
-                <w:color w:val="111827"/>
-                <w:sz w:val="19"/>
-              </w:rPr>
-              <w:t>changes. Do not make them yet.</w:t>
+              <w:t>anything else.</w:t>
             </w:r>
           </w:p>
         </w:tc>
@@ -21645,19 +21826,19 @@
         <w:rPr>
           <w:b w:val="0"/>
         </w:rPr>
-        <w:t xml:space="preserve">Open </w:t>
+        <w:t xml:space="preserve">Pick the project, set </w:t>
       </w:r>
       <w:r>
         <w:rPr>
           <w:b/>
         </w:rPr>
-        <w:t>Project settings → Memory</w:t>
+        <w:t>Frequency</w:t>
       </w:r>
       <w:r>
         <w:rPr>
           <w:b w:val="0"/>
         </w:rPr>
-        <w:t>, find the new entry, and correct the wording if needed.</w:t>
+        <w:t xml:space="preserve"> to weekly, Mondays at 8:00am, and save.</w:t>
       </w:r>
     </w:p>
     <w:p>
@@ -21671,14 +21852,14 @@
           <w:b/>
           <w:color w:val="1F6FEB"/>
         </w:rPr>
-        <w:t>6.</w:t>
+        <w:t>5.</w:t>
         <w:tab/>
       </w:r>
       <w:r>
         <w:rPr>
           <w:b w:val="0"/>
         </w:rPr>
-        <w:t>Open Project settings → Memory and find the new launch-date entry. Edit it if the wording is wrong.</w:t>
+        <w:t>Confirm both tasks appear under Scheduled, with the right days and times. Use Run now if it is offered.</w:t>
       </w:r>
     </w:p>
     <w:p>
@@ -21700,7 +21881,7 @@
           <w:color w:val="555B66"/>
           <w:sz w:val="19"/>
         </w:rPr>
-        <w:t>The project writes memory, but you own it. Delete anything you would not want every future thread to believe.</w:t>
+        <w:t>A task scheduled at the wrong time is a silent failure. A test run's email shows exactly what arrives each morning.</w:t>
       </w:r>
     </w:p>
     <w:p>
@@ -21714,14 +21895,14 @@
           <w:b/>
           <w:color w:val="1F6FEB"/>
         </w:rPr>
-        <w:t>7.</w:t>
+        <w:t>6.</w:t>
         <w:tab/>
       </w:r>
       <w:r>
         <w:rPr>
           <w:b w:val="0"/>
         </w:rPr>
-        <w:t>Send Block 3 at the end of the lab.</w:t>
+        <w:t>Start a new task in the project and send Block 3.</w:t>
       </w:r>
     </w:p>
     <w:p>
@@ -21743,7 +21924,7 @@
           <w:color w:val="555B66"/>
           <w:sz w:val="19"/>
         </w:rPr>
-        <w:t>A project that can list its own threads and outputs is one a colleague can pick up tomorrow.</w:t>
+        <w:t>Expect the calendar, Task 1, the deck's title slide and timeline, and the brief. The memory file is how one fact reaches every later task.</w:t>
       </w:r>
     </w:p>
     <w:p>
@@ -21758,7 +21939,7 @@
           <w:color w:val="111827"/>
           <w:sz w:val="21"/>
         </w:rPr>
-        <w:t>Block 3 — REVIEW</w:t>
+        <w:t>Block 3 — MEMORY</w:t>
       </w:r>
     </w:p>
     <w:p>
@@ -21771,7 +21952,7 @@
         <w:rPr>
           <w:b w:val="0"/>
         </w:rPr>
-        <w:t>Send this at the end of the lab:</w:t>
+        <w:t>Start a new task in the project and send:</w:t>
       </w:r>
     </w:p>
     <w:tbl>
@@ -21819,7 +22000,7 @@
                 <w:color w:val="111827"/>
                 <w:sz w:val="19"/>
               </w:rPr>
-              <w:t>Review this project for me: list the threads you started today,</w:t>
+              <w:t>Add this to lumo-project-memory.md: the Singapore launch has</w:t>
             </w:r>
           </w:p>
           <w:p>
@@ -21833,7 +22014,7 @@
                 <w:color w:val="111827"/>
                 <w:sz w:val="19"/>
               </w:rPr>
-              <w:t>what each produced, and where each output is saved. Then tell</w:t>
+              <w:t>moved from 1 December to 8 December 2026. Kuala Lumpur is</w:t>
             </w:r>
           </w:p>
           <w:p>
@@ -21847,13 +22028,13 @@
                 <w:color w:val="111827"/>
                 <w:sz w:val="19"/>
               </w:rPr>
-              <w:t>me which context files, instructions or memory entries are now</w:t>
-            </w:r>
-          </w:p>
-          <w:p>
-            <w:pPr>
-              <w:keepNext/>
-              <w:spacing w:after="80"/>
+              <w:t>unchanged. Then tell me everything in the project folder and</w:t>
+            </w:r>
+          </w:p>
+          <w:p>
+            <w:pPr>
+              <w:keepNext/>
+              <w:spacing w:after="0"/>
             </w:pPr>
             <w:r>
               <w:rPr>
@@ -21861,7 +22042,21 @@
                 <w:color w:val="111827"/>
                 <w:sz w:val="19"/>
               </w:rPr>
-              <w:t>out of date.</w:t>
+              <w:t>scheduled tasks that depends on the launch date - posts, tasks,</w:t>
+            </w:r>
+          </w:p>
+          <w:p>
+            <w:pPr>
+              <w:keepNext/>
+              <w:spacing w:after="80"/>
+            </w:pPr>
+            <w:r>
+              <w:rPr>
+                <w:rFonts w:ascii="Courier New" w:hAnsi="Courier New"/>
+                <w:color w:val="111827"/>
+                <w:sz w:val="19"/>
+              </w:rPr>
+              <w:t>the deck, the brief - and propose the changes. Do not make them yet.</w:t>
             </w:r>
           </w:p>
         </w:tc>
@@ -21886,19 +22081,19 @@
         <w:rPr>
           <w:b w:val="0"/>
         </w:rPr>
-        <w:t xml:space="preserve">Compare its list with </w:t>
+        <w:t xml:space="preserve">Open </w:t>
       </w:r>
       <w:r>
         <w:rPr>
           <w:b/>
         </w:rPr>
-        <w:t>Project settings → Usage</w:t>
+        <w:t>lumo-project-memory.md</w:t>
       </w:r>
       <w:r>
         <w:rPr>
           <w:b w:val="0"/>
         </w:rPr>
-        <w:t>, which shows the tokens used by the lead agent and each thread.</w:t>
+        <w:t xml:space="preserve"> in the folder and check the new line.</w:t>
       </w:r>
     </w:p>
     <w:p>
@@ -21912,14 +22107,14 @@
           <w:b/>
           <w:color w:val="1F6FEB"/>
         </w:rPr>
-        <w:t>8.</w:t>
+        <w:t>7.</w:t>
         <w:tab/>
       </w:r>
       <w:r>
         <w:rPr>
           <w:b w:val="0"/>
         </w:rPr>
-        <w:t>Open Project settings → Usage and read the lead agent's and each thread's tokens.</w:t>
+        <w:t>Open lumo-project-memory.md and check the new launch-date line. Edit it if the wording is wrong.</w:t>
       </w:r>
     </w:p>
     <w:p>
@@ -21941,7 +22136,236 @@
           <w:color w:val="555B66"/>
           <w:sz w:val="19"/>
         </w:rPr>
-        <w:t>Parallel threads finish faster but use more in total. Compare the research threads from Lab 2 with the single-thread labs.</w:t>
+        <w:t>Claude writes the file, but you own it. Delete anything you would not want every future task to believe.</w:t>
+      </w:r>
+    </w:p>
+    <w:p>
+      <w:pPr>
+        <w:keepNext/>
+        <w:spacing w:after="40"/>
+        <w:ind w:left="440" w:hanging="440"/>
+      </w:pPr>
+      <w:r>
+        <w:rPr>
+          <w:b/>
+          <w:color w:val="1F6FEB"/>
+        </w:rPr>
+        <w:t>8.</w:t>
+        <w:tab/>
+      </w:r>
+      <w:r>
+        <w:rPr>
+          <w:b w:val="0"/>
+        </w:rPr>
+        <w:t>Send Block 4 at the end of the lab.</w:t>
+      </w:r>
+    </w:p>
+    <w:p>
+      <w:pPr>
+        <w:spacing w:after="120"/>
+        <w:ind w:left="440"/>
+      </w:pPr>
+      <w:r>
+        <w:rPr>
+          <w:b/>
+          <w:color w:val="555B66"/>
+          <w:sz w:val="19"/>
+        </w:rPr>
+        <w:t xml:space="preserve">Why: </w:t>
+      </w:r>
+      <w:r>
+        <w:rPr>
+          <w:b w:val="0"/>
+          <w:color w:val="555B66"/>
+          <w:sz w:val="19"/>
+        </w:rPr>
+        <w:t>A project that can list its own files and what each is for is one a colleague can pick up tomorrow.</w:t>
+      </w:r>
+    </w:p>
+    <w:p>
+      <w:pPr>
+        <w:keepNext/>
+        <w:spacing w:after="40" w:before="80"/>
+        <w:ind w:left="440"/>
+      </w:pPr>
+      <w:r>
+        <w:rPr>
+          <w:b/>
+          <w:color w:val="111827"/>
+          <w:sz w:val="21"/>
+        </w:rPr>
+        <w:t>Block 4 — REVIEW</w:t>
+      </w:r>
+    </w:p>
+    <w:p>
+      <w:pPr>
+        <w:keepNext/>
+        <w:spacing w:after="60"/>
+        <w:ind w:left="440"/>
+      </w:pPr>
+      <w:r>
+        <w:rPr>
+          <w:b w:val="0"/>
+        </w:rPr>
+        <w:t>Send this at the end of the lab:</w:t>
+      </w:r>
+    </w:p>
+    <w:tbl>
+      <w:tblPr>
+        <w:tblStyle w:val="TableGrid"/>
+        <w:tblW w:type="auto" w:w="0"/>
+        <w:tblLayout w:type="fixed"/>
+        <w:tblLook w:firstColumn="1" w:firstRow="1" w:lastColumn="0" w:lastRow="0" w:noHBand="0" w:noVBand="1" w:val="04A0"/>
+        <w:tblInd w:w="440" w:type="dxa"/>
+      </w:tblPr>
+      <w:tblGrid>
+        <w:gridCol w:w="8200"/>
+      </w:tblGrid>
+      <w:tr>
+        <w:trPr>
+          <w:cantSplit w:val="true"/>
+        </w:trPr>
+        <w:tc>
+          <w:tcPr>
+            <w:tcW w:type="dxa" w:w="8200"/>
+            <w:shd w:val="clear" w:color="auto" w:fill="FBF3EF"/>
+          </w:tcPr>
+          <w:p>
+            <w:pPr>
+              <w:keepNext/>
+              <w:spacing w:after="60"/>
+            </w:pPr>
+            <w:r>
+              <w:rPr>
+                <w:b/>
+                <w:color w:val="D97757"/>
+                <w:sz w:val="17"/>
+              </w:rPr>
+              <w:t>PROMPT — copy into Claude</w:t>
+            </w:r>
+          </w:p>
+          <w:p>
+            <w:pPr>
+              <w:keepNext/>
+              <w:spacing w:after="0"/>
+            </w:pPr>
+            <w:r>
+              <w:rPr>
+                <w:rFonts w:ascii="Courier New" w:hAnsi="Courier New"/>
+                <w:color w:val="111827"/>
+                <w:sz w:val="19"/>
+              </w:rPr>
+              <w:t>Review this project for me: list every file in the project</w:t>
+            </w:r>
+          </w:p>
+          <w:p>
+            <w:pPr>
+              <w:keepNext/>
+              <w:spacing w:after="0"/>
+            </w:pPr>
+            <w:r>
+              <w:rPr>
+                <w:rFonts w:ascii="Courier New" w:hAnsi="Courier New"/>
+                <w:color w:val="111827"/>
+                <w:sz w:val="19"/>
+              </w:rPr>
+              <w:t>folder, which lab produced it, and what it is for. Then tell me</w:t>
+            </w:r>
+          </w:p>
+          <w:p>
+            <w:pPr>
+              <w:keepNext/>
+              <w:spacing w:after="0"/>
+            </w:pPr>
+            <w:r>
+              <w:rPr>
+                <w:rFonts w:ascii="Courier New" w:hAnsi="Courier New"/>
+                <w:color w:val="111827"/>
+                <w:sz w:val="19"/>
+              </w:rPr>
+              <w:t>which instructions, context files or memory-file lines are now</w:t>
+            </w:r>
+          </w:p>
+          <w:p>
+            <w:pPr>
+              <w:keepNext/>
+              <w:spacing w:after="80"/>
+            </w:pPr>
+            <w:r>
+              <w:rPr>
+                <w:rFonts w:ascii="Courier New" w:hAnsi="Courier New"/>
+                <w:color w:val="111827"/>
+                <w:sz w:val="19"/>
+              </w:rPr>
+              <w:t>out of date.</w:t>
+            </w:r>
+          </w:p>
+        </w:tc>
+      </w:tr>
+    </w:tbl>
+    <w:p>
+      <w:pPr>
+        <w:spacing w:after="0" w:before="0" w:line="120" w:lineRule="exact"/>
+      </w:pPr>
+      <w:r>
+        <w:rPr>
+          <w:sz w:val="12"/>
+        </w:rPr>
+      </w:r>
+    </w:p>
+    <w:p>
+      <w:pPr>
+        <w:spacing w:after="160"/>
+        <w:ind w:left="440"/>
+      </w:pPr>
+      <w:r>
+        <w:rPr>
+          <w:b w:val="0"/>
+        </w:rPr>
+        <w:t>Compare its list with the folder on your computer.</w:t>
+      </w:r>
+    </w:p>
+    <w:p>
+      <w:pPr>
+        <w:keepNext/>
+        <w:spacing w:after="40"/>
+        <w:ind w:left="440" w:hanging="440"/>
+      </w:pPr>
+      <w:r>
+        <w:rPr>
+          <w:b/>
+          <w:color w:val="1F6FEB"/>
+        </w:rPr>
+        <w:t>9.</w:t>
+        <w:tab/>
+      </w:r>
+      <w:r>
+        <w:rPr>
+          <w:b w:val="0"/>
+        </w:rPr>
+        <w:t>Open Settings → Usage and see how much of your plan today's labs used.</w:t>
+      </w:r>
+    </w:p>
+    <w:p>
+      <w:pPr>
+        <w:spacing w:after="120"/>
+        <w:ind w:left="440"/>
+      </w:pPr>
+      <w:r>
+        <w:rPr>
+          <w:b/>
+          <w:color w:val="555B66"/>
+          <w:sz w:val="19"/>
+        </w:rPr>
+        <w:t xml:space="preserve">Why: </w:t>
+      </w:r>
+      <w:r>
+        <w:rPr>
+          <w:b w:val="0"/>
+          <w:color w:val="555B66"/>
+          <w:sz w:val="19"/>
+        </w:rPr>
+        <w:t>Parallel tasks finish faster but use more in total — worth knowing before you schedule work every day.</w:t>
       </w:r>
     </w:p>
     <w:p>
@@ -21995,7 +22419,7 @@
                 <w:b w:val="0"/>
                 <w:sz w:val="20"/>
               </w:rPr>
-              <w:t>Two tasks are listed under Scheduled — Today's Lumo post on weekdays at 9:00am and Weekly launch report on Mondays at 8:00am. The test run emailed you a polished 1 December post as a draft, with S$ prices and no health claim, and nothing was published. Project memory records the 8 December Singapore launch, and the lead agent listed what depends on it. Project settings → Usage shows tokens for the lead agent and for each thread you started today.</w:t>
+              <w:t>Two scheduled tasks are listed on the project — Today's Lumo post on weekdays at 9:00am and Weekly launch report on Mondays at 8:00am — both drafting and emailing only, with nothing published. lumo-project-memory.md records the 8 December Singapore launch, Claude listed what depends on it, and the project review matches the files in your Lumo Launch folder.</w:t>
             </w:r>
           </w:p>
         </w:tc>
@@ -22050,7 +22474,7 @@
         <w:rPr>
           <w:b w:val="0"/>
         </w:rPr>
-        <w:t>The Lumo Cold Kopi Launch project, with a goal, instructions, context and memory.</w:t>
+        <w:t>The Lumo Cold Kopi Launch project, with instructions, context, a folder and a memory file.</w:t>
       </w:r>
     </w:p>
     <w:p>
@@ -22061,7 +22485,7 @@
         <w:rPr>
           <w:b w:val="0"/>
         </w:rPr>
-        <w:t>A market research brief built from four parallel threads, with conflicts flagged.</w:t>
+        <w:t>A market research brief merged from four parallel tasks, with conflicts flagged.</w:t>
       </w:r>
     </w:p>
     <w:p>
@@ -22116,7 +22540,7 @@
         <w:rPr>
           <w:b w:val="0"/>
         </w:rPr>
-        <w:t>Two weeks of social posts across four platforms, drafted in parallel threads.</w:t>
+        <w:t>Two weeks of social posts across four platforms.</w:t>
       </w:r>
     </w:p>
     <w:p>
@@ -22163,7 +22587,7 @@
         <w:rPr>
           <w:b w:val="0"/>
         </w:rPr>
-        <w:t>Give long-running work a project with a clear goal, not a string of chats.</w:t>
+        <w:t>Give long-running work a project with clear instructions, not a string of chats.</w:t>
       </w:r>
     </w:p>
     <w:p>
@@ -22174,7 +22598,7 @@
         <w:rPr>
           <w:b w:val="0"/>
         </w:rPr>
-        <w:t>Split big jobs into threads, one subject each, and let the lead agent merge them.</w:t>
+        <w:t>Split big jobs into focused tasks, one subject each, and merge the results.</w:t>
       </w:r>
     </w:p>
     <w:p>
@@ -22238,7 +22662,7 @@
         <w:rPr>
           <w:b w:val="0"/>
         </w:rPr>
-        <w:t>Give your next campaign a project with a goal, instructions and context.</w:t>
+        <w:t>Give your next campaign a project with instructions, context and a folder.</w:t>
       </w:r>
     </w:p>
     <w:p>
@@ -22249,13 +22673,13 @@
         <w:rPr>
           <w:b/>
         </w:rPr>
-        <w:t xml:space="preserve">Split one job into threads — </w:t>
+        <w:t xml:space="preserve">Split one job into tasks — </w:t>
       </w:r>
       <w:r>
         <w:rPr>
           <w:b w:val="0"/>
         </w:rPr>
-        <w:t>Next time you research competitors, give each one its own thread.</w:t>
+        <w:t>Next time you research competitors, give each one its own task.</w:t>
       </w:r>
     </w:p>
     <w:p>
@@ -22300,13 +22724,13 @@
         <w:rPr>
           <w:b/>
         </w:rPr>
-        <w:t xml:space="preserve">Browse Discover — </w:t>
+        <w:t xml:space="preserve">Watch for the new Projects — </w:t>
       </w:r>
       <w:r>
         <w:rPr>
           <w:b w:val="0"/>
         </w:rPr>
-        <w:t>See which plugins already exist before you write a skill someone has packaged.</w:t>
+        <w:t>When your account gets the lead agent and threads, the Threads edition of this course shows the same labs on it.</w:t>
       </w:r>
     </w:p>
     <w:p>
@@ -22499,7 +22923,7 @@
                 <w:b w:val="0"/>
                 <w:sz w:val="19"/>
               </w:rPr>
-              <w:t>A workspace for one long-running goal, with its own instructions, context, memory, threads and scheduled tasks.</w:t>
+              <w:t>A workspace for one long-running body of work, with its own instructions, context files, working folder and scheduled tasks.</w:t>
             </w:r>
           </w:p>
         </w:tc>
@@ -22565,7 +22989,7 @@
                 <w:b/>
                 <w:sz w:val="19"/>
               </w:rPr>
-              <w:t>Effort</w:t>
+              <w:t>Live Artefact</w:t>
             </w:r>
           </w:p>
         </w:tc>
@@ -22583,7 +23007,7 @@
                 <w:b w:val="0"/>
                 <w:sz w:val="19"/>
               </w:rPr>
-              <w:t>How hard a model thinks before it answers. Higher effort is more thorough and uses more of your limit.</w:t>
+              <w:t>An artefact that persists in your workspace, keeps its state, and can refresh its data when reopened.</w:t>
             </w:r>
           </w:p>
         </w:tc>
@@ -22607,7 +23031,7 @@
                 <w:b/>
                 <w:sz w:val="19"/>
               </w:rPr>
-              <w:t>Lead agent</w:t>
+              <w:t>MCP</w:t>
             </w:r>
           </w:p>
         </w:tc>
@@ -22626,7 +23050,7 @@
                 <w:b w:val="0"/>
                 <w:sz w:val="19"/>
               </w:rPr>
-              <w:t>The project's coordinator: it plans each job, starts threads and merges their results. Also called the coordinator.</w:t>
+              <w:t>Model Context Protocol — the open standard connectors use to expose tools and data to Claude.</w:t>
             </w:r>
           </w:p>
         </w:tc>
@@ -22649,7 +23073,7 @@
                 <w:b/>
                 <w:sz w:val="19"/>
               </w:rPr>
-              <w:t>Live Artefact</w:t>
+              <w:t>Memory</w:t>
             </w:r>
           </w:p>
         </w:tc>
@@ -22667,7 +23091,7 @@
                 <w:b w:val="0"/>
                 <w:sz w:val="19"/>
               </w:rPr>
-              <w:t>An artefact that persists in your workspace, keeps its state, and can refresh its data when reopened.</w:t>
+              <w:t>What a project keeps between tasks. In a classic project, the memory file you ask Claude to maintain; in the new Projects, editable memory in settings.</w:t>
             </w:r>
           </w:p>
         </w:tc>
@@ -22691,7 +23115,7 @@
                 <w:b/>
                 <w:sz w:val="19"/>
               </w:rPr>
-              <w:t>MCP</w:t>
+              <w:t>Memory file</w:t>
             </w:r>
           </w:p>
         </w:tc>
@@ -22710,7 +23134,7 @@
                 <w:b w:val="0"/>
                 <w:sz w:val="19"/>
               </w:rPr>
-              <w:t>Model Context Protocol — the open standard connectors use to expose tools and data to Claude.</w:t>
+              <w:t>A Markdown file in the project folder where Claude records decisions you ask it to keep, read by every later task.</w:t>
             </w:r>
           </w:p>
         </w:tc>
@@ -22733,7 +23157,7 @@
                 <w:b/>
                 <w:sz w:val="19"/>
               </w:rPr>
-              <w:t>Memory</w:t>
+              <w:t>Mod</w:t>
             </w:r>
           </w:p>
         </w:tc>
@@ -22751,7 +23175,7 @@
                 <w:b w:val="0"/>
                 <w:sz w:val="19"/>
               </w:rPr>
-              <w:t>Facts and decisions a project writes down as it works, readable by every thread and editable by you.</w:t>
+              <w:t>A change to Claude's own interface or behaviour, such as a side panel, status line, slash command or hook.</w:t>
             </w:r>
           </w:p>
         </w:tc>
@@ -22775,7 +23199,7 @@
                 <w:b/>
                 <w:sz w:val="19"/>
               </w:rPr>
-              <w:t>Mod</w:t>
+              <w:t>Plugin</w:t>
             </w:r>
           </w:p>
         </w:tc>
@@ -22794,7 +23218,7 @@
                 <w:b w:val="0"/>
                 <w:sz w:val="19"/>
               </w:rPr>
-              <w:t>A change to Claude's own interface or behaviour, such as a side panel, status line, slash command or hook.</w:t>
+              <w:t>A packaged bundle of skills, tools, agents and hooks, installed in one step.</w:t>
             </w:r>
           </w:p>
         </w:tc>
@@ -22817,7 +23241,7 @@
                 <w:b/>
                 <w:sz w:val="19"/>
               </w:rPr>
-              <w:t>Plugin</w:t>
+              <w:t>Project folder</w:t>
             </w:r>
           </w:p>
         </w:tc>
@@ -22835,7 +23259,7 @@
                 <w:b w:val="0"/>
                 <w:sz w:val="19"/>
               </w:rPr>
-              <w:t>A packaged bundle of skills, tools, agents and hooks, installed in one step.</w:t>
+              <w:t>The folder on your computer a Cowork project works in: Claude reads data there and writes its outputs back.</w:t>
             </w:r>
           </w:p>
         </w:tc>
@@ -22859,7 +23283,7 @@
                 <w:b/>
                 <w:sz w:val="19"/>
               </w:rPr>
-              <w:t>Scheduled task</w:t>
+              <w:t>SKILL.md</w:t>
             </w:r>
           </w:p>
         </w:tc>
@@ -22878,7 +23302,7 @@
                 <w:b w:val="0"/>
                 <w:sz w:val="19"/>
               </w:rPr>
-              <w:t>A prompt a project runs automatically on a timetable.</w:t>
+              <w:t>The Markdown file at the heart of an Agent Skill: name, description and instructions.</w:t>
             </w:r>
           </w:p>
         </w:tc>
@@ -22901,7 +23325,7 @@
                 <w:b/>
                 <w:sz w:val="19"/>
               </w:rPr>
-              <w:t>SKILL.md</w:t>
+              <w:t>Scheduled task</w:t>
             </w:r>
           </w:p>
         </w:tc>
@@ -22919,7 +23343,7 @@
                 <w:b w:val="0"/>
                 <w:sz w:val="19"/>
               </w:rPr>
-              <w:t>The Markdown file at the heart of an Agent Skill: name, description and instructions.</w:t>
+              <w:t>A prompt a project runs automatically on a timetable.</w:t>
             </w:r>
           </w:p>
         </w:tc>
@@ -22943,7 +23367,7 @@
                 <w:b/>
                 <w:sz w:val="19"/>
               </w:rPr>
-              <w:t>Thread</w:t>
+              <w:t>Task</w:t>
             </w:r>
           </w:p>
         </w:tc>
@@ -22962,7 +23386,7 @@
                 <w:b w:val="0"/>
                 <w:sz w:val="19"/>
               </w:rPr>
-              <w:t>One parallel worker inside a project, started by the lead agent with a focused brief and its own context window.</w:t>
+              <w:t>One job you start inside a project. Several tasks can run at once.</w:t>
             </w:r>
           </w:p>
         </w:tc>

--- a/courseware/LG-Claude AI Masterclass.docx
+++ b/courseware/LG-Claude AI Masterclass.docx
@@ -193,7 +193,7 @@
           <w:color w:val="1F6FEB"/>
           <w:sz w:val="24"/>
         </w:rPr>
-        <w:t>Version 5.2 · 27 October 2026</w:t>
+        <w:t>Version 6.0 · 28 October 2026</w:t>
       </w:r>
     </w:p>
     <w:p>
@@ -994,6 +994,64 @@
           </w:p>
         </w:tc>
       </w:tr>
+      <w:tr>
+        <w:tc>
+          <w:tcPr>
+            <w:tcW w:type="dxa" w:w="1152"/>
+          </w:tcPr>
+          <w:p>
+            <w:r/>
+            <w:r>
+              <w:rPr>
+                <w:sz w:val="19"/>
+              </w:rPr>
+              <w:t>6.0</w:t>
+            </w:r>
+          </w:p>
+        </w:tc>
+        <w:tc>
+          <w:tcPr>
+            <w:tcW w:type="dxa" w:w="1728"/>
+          </w:tcPr>
+          <w:p>
+            <w:r/>
+            <w:r>
+              <w:rPr>
+                <w:sz w:val="19"/>
+              </w:rPr>
+              <w:t>28 October 2026</w:t>
+            </w:r>
+          </w:p>
+        </w:tc>
+        <w:tc>
+          <w:tcPr>
+            <w:tcW w:type="dxa" w:w="4320"/>
+          </w:tcPr>
+          <w:p>
+            <w:r/>
+            <w:r>
+              <w:rPr>
+                <w:sz w:val="19"/>
+              </w:rPr>
+              <w:t>Rebuilt Topic 2 around learner feedback asking for more practical depth on Claude's tools and skills, with direct Claude examples in place of analogies. New slides and LG sections: tools vs skills, Claude's built-in tools, how Claude calls a tool, the Lab 4 tool-call trace, tool permissions, six everyday connector jobs, tool troubleshooting, data analysis with the code tool, the kinds of skill, the lumo-brand-voice SKILL.md, good and bad descriptions, a gallery of workplace skills and skill troubleshooting. Lab 4 adds Drive search and Gmail draft use cases and has Claude list its tool calls; Lab 5 opens with a survey analysis saved to Excel; Lab 6 uses the skill on supplied customer messages, then updates and retests it; Lab 7 opens a plugin's skills. New shared sample data: lumo-customer-messages.txt and the survey in Lab 5. The project-room analogy is replaced by where each part lives in the app. Timetable rebalanced: Topic 2 gains 30 minutes (Topic 1 theory 30 min, Lab 2 35, Topic 2 tools 40 and skills 15, Labs 4-6 35 each; Lab 8 35, Lab 9 25, recap 10).</w:t>
+            </w:r>
+          </w:p>
+        </w:tc>
+        <w:tc>
+          <w:tcPr>
+            <w:tcW w:type="dxa" w:w="1440"/>
+          </w:tcPr>
+          <w:p>
+            <w:r/>
+            <w:r>
+              <w:rPr>
+                <w:sz w:val="19"/>
+              </w:rPr>
+              <w:t>Dr. Alfred Ang</w:t>
+            </w:r>
+          </w:p>
+        </w:tc>
+      </w:tr>
     </w:tbl>
     <w:p>
       <w:r>
@@ -1029,7 +1087,7 @@
         </w:rPr>
         <w:t>Introduction</w:t>
         <w:tab/>
-        <w:t>5</w:t>
+        <w:t>6</w:t>
       </w:r>
     </w:p>
     <w:p>
@@ -1048,7 +1106,7 @@
         </w:rPr>
         <w:t>Course Learning Outcomes</w:t>
         <w:tab/>
-        <w:t>5</w:t>
+        <w:t>6</w:t>
       </w:r>
     </w:p>
     <w:p>
@@ -1067,7 +1125,7 @@
         </w:rPr>
         <w:t>Before You Start — Preparation</w:t>
         <w:tab/>
-        <w:t>6</w:t>
+        <w:t>7</w:t>
       </w:r>
     </w:p>
     <w:p>
@@ -1086,7 +1144,7 @@
         </w:rPr>
         <w:t>Working in a Claude Project</w:t>
         <w:tab/>
-        <w:t>12</w:t>
+        <w:t>13</w:t>
       </w:r>
     </w:p>
     <w:p>
@@ -1106,7 +1164,7 @@
         </w:rPr>
         <w:t>How a project is organised</w:t>
         <w:tab/>
-        <w:t>12</w:t>
+        <w:t>13</w:t>
       </w:r>
     </w:p>
     <w:p>
@@ -1126,7 +1184,7 @@
         </w:rPr>
         <w:t>The parts of a project</w:t>
         <w:tab/>
-        <w:t>15</w:t>
+        <w:t>16</w:t>
       </w:r>
     </w:p>
     <w:p>
@@ -1146,7 +1204,7 @@
         </w:rPr>
         <w:t>Creating the project</w:t>
         <w:tab/>
-        <w:t>16</w:t>
+        <w:t>17</w:t>
       </w:r>
     </w:p>
     <w:p>
@@ -1166,7 +1224,7 @@
         </w:rPr>
         <w:t>Writing project instructions</w:t>
         <w:tab/>
-        <w:t>17</w:t>
+        <w:t>18</w:t>
       </w:r>
     </w:p>
     <w:p>
@@ -1186,7 +1244,7 @@
         </w:rPr>
         <w:t>Adding context and using the folder</w:t>
         <w:tab/>
-        <w:t>17</w:t>
+        <w:t>18</w:t>
       </w:r>
     </w:p>
     <w:p>
@@ -1206,7 +1264,7 @@
         </w:rPr>
         <w:t>Keeping a memory file</w:t>
         <w:tab/>
-        <w:t>18</w:t>
+        <w:t>19</w:t>
       </w:r>
     </w:p>
     <w:p>
@@ -1226,7 +1284,7 @@
         </w:rPr>
         <w:t>Scheduling tasks</w:t>
         <w:tab/>
-        <w:t>18</w:t>
+        <w:t>19</w:t>
       </w:r>
     </w:p>
     <w:p>
@@ -1246,7 +1304,7 @@
         </w:rPr>
         <w:t>Coming soon: the new Projects</w:t>
         <w:tab/>
-        <w:t>19</w:t>
+        <w:t>20</w:t>
       </w:r>
     </w:p>
     <w:p>
@@ -1265,7 +1323,7 @@
         </w:rPr>
         <w:t>Topic 01 — Claude Projects and Market Research</w:t>
         <w:tab/>
-        <w:t>20</w:t>
+        <w:t>21</w:t>
       </w:r>
     </w:p>
     <w:p>
@@ -1285,7 +1343,7 @@
         </w:rPr>
         <w:t>The Claude family</w:t>
         <w:tab/>
-        <w:t>20</w:t>
+        <w:t>21</w:t>
       </w:r>
     </w:p>
     <w:p>
@@ -1305,7 +1363,7 @@
         </w:rPr>
         <w:t>Lab 1 — Set Up the Lumo Launch Project</w:t>
         <w:tab/>
-        <w:t>20</w:t>
+        <w:t>21</w:t>
       </w:r>
     </w:p>
     <w:p>
@@ -1325,7 +1383,7 @@
         </w:rPr>
         <w:t>Market research in parallel tasks</w:t>
         <w:tab/>
-        <w:t>24</w:t>
+        <w:t>25</w:t>
       </w:r>
     </w:p>
     <w:p>
@@ -1345,7 +1403,7 @@
         </w:rPr>
         <w:t>Lab 2 — Run Market Research in Parallel Tasks</w:t>
         <w:tab/>
-        <w:t>24</w:t>
+        <w:t>25</w:t>
       </w:r>
     </w:p>
     <w:p>
@@ -1365,7 +1423,7 @@
         </w:rPr>
         <w:t>Live Artefacts</w:t>
         <w:tab/>
-        <w:t>28</w:t>
+        <w:t>29</w:t>
       </w:r>
     </w:p>
     <w:p>
@@ -1385,7 +1443,7 @@
         </w:rPr>
         <w:t>Lab 3 — Build the Market Insights Live Artefact</w:t>
         <w:tab/>
-        <w:t>28</w:t>
+        <w:t>29</w:t>
       </w:r>
     </w:p>
     <w:p>
@@ -1404,7 +1462,7 @@
         </w:rPr>
         <w:t>Topic 02 — Connectors, Skills and Plugins</w:t>
         <w:tab/>
-        <w:t>33</w:t>
+        <w:t>34</w:t>
       </w:r>
     </w:p>
     <w:p>
@@ -1422,9 +1480,9 @@
           <w:color w:val="333333"/>
           <w:sz w:val="21"/>
         </w:rPr>
-        <w:t>Connectors and the context window</w:t>
+        <w:t>Tools and skills</w:t>
         <w:tab/>
-        <w:t>33</w:t>
+        <w:t>34</w:t>
       </w:r>
     </w:p>
     <w:p>
@@ -1442,9 +1500,9 @@
           <w:color w:val="333333"/>
           <w:sz w:val="21"/>
         </w:rPr>
-        <w:t>Lab 4 — Connect Google Drive and Gmail</w:t>
+        <w:t>Connectors and the context window</w:t>
         <w:tab/>
-        <w:t>35</w:t>
+        <w:t>36</w:t>
       </w:r>
     </w:p>
     <w:p>
@@ -1462,9 +1520,9 @@
           <w:color w:val="333333"/>
           <w:sz w:val="21"/>
         </w:rPr>
-        <w:t>Slides, Docs and built-in skills</w:t>
+        <w:t>Lab 4 — Connect Google Drive and Gmail</w:t>
         <w:tab/>
-        <w:t>40</w:t>
+        <w:t>39</w:t>
       </w:r>
     </w:p>
     <w:p>
@@ -1482,9 +1540,9 @@
           <w:color w:val="333333"/>
           <w:sz w:val="21"/>
         </w:rPr>
-        <w:t>Lab 5 — Create the Launch Deck and Campaign Brief</w:t>
+        <w:t>Analysing data with Claude</w:t>
         <w:tab/>
-        <w:t>40</w:t>
+        <w:t>45</w:t>
       </w:r>
     </w:p>
     <w:p>
@@ -1502,9 +1560,9 @@
           <w:color w:val="333333"/>
           <w:sz w:val="21"/>
         </w:rPr>
-        <w:t>Agent Skills</w:t>
+        <w:t>Slides, Docs and built-in skills</w:t>
         <w:tab/>
-        <w:t>43</w:t>
+        <w:t>45</w:t>
       </w:r>
     </w:p>
     <w:p>
@@ -1522,9 +1580,9 @@
           <w:color w:val="333333"/>
           <w:sz w:val="21"/>
         </w:rPr>
-        <w:t>Lab 6 — Capture the Brand Voice as an Agent Skill</w:t>
+        <w:t>Lab 5 — Analyse the Survey, Then Build the Deck and Brief</w:t>
         <w:tab/>
-        <w:t>43</w:t>
+        <w:t>46</w:t>
       </w:r>
     </w:p>
     <w:p>
@@ -1542,9 +1600,9 @@
           <w:color w:val="333333"/>
           <w:sz w:val="21"/>
         </w:rPr>
-        <w:t>Skills, plugins and mods</w:t>
+        <w:t>Agent Skills</w:t>
         <w:tab/>
-        <w:t>47</w:t>
+        <w:t>50</w:t>
       </w:r>
     </w:p>
     <w:p>
@@ -1562,28 +1620,9 @@
           <w:color w:val="333333"/>
           <w:sz w:val="21"/>
         </w:rPr>
-        <w:t>Lab 7 — Add the Marketing Plugin and a Mod</w:t>
+        <w:t>Lab 6 — Capture the Brand Voice as an Agent Skill</w:t>
         <w:tab/>
-        <w:t>47</w:t>
-      </w:r>
-    </w:p>
-    <w:p>
-      <w:pPr>
-        <w:tabs>
-          <w:tab w:pos="9072" w:val="right" w:leader="dot"/>
-        </w:tabs>
-        <w:spacing w:after="60"/>
-      </w:pPr>
-      <w:r>
-        <w:rPr>
-          <w:rFonts w:ascii="Arial" w:hAnsi="Arial"/>
-          <w:b/>
-          <w:color w:val="333333"/>
-          <w:sz w:val="22"/>
-        </w:rPr>
-        <w:t>Topic 03 — Content Production and Scheduled Work</w:t>
-        <w:tab/>
-        <w:t>51</w:t>
+        <w:t>53</w:t>
       </w:r>
     </w:p>
     <w:p>
@@ -1601,9 +1640,9 @@
           <w:color w:val="333333"/>
           <w:sz w:val="21"/>
         </w:rPr>
-        <w:t>Social content for four platforms</w:t>
+        <w:t>Skills, plugins and mods</w:t>
         <w:tab/>
-        <w:t>51</w:t>
+        <w:t>57</w:t>
       </w:r>
     </w:p>
     <w:p>
@@ -1621,9 +1660,28 @@
           <w:color w:val="333333"/>
           <w:sz w:val="21"/>
         </w:rPr>
-        <w:t>Lab 8 — Create and Schedule Two Weeks of Social Posts</w:t>
+        <w:t>Lab 7 — Add the Marketing Plugin and a Mod</w:t>
         <w:tab/>
-        <w:t>52</w:t>
+        <w:t>57</w:t>
+      </w:r>
+    </w:p>
+    <w:p>
+      <w:pPr>
+        <w:tabs>
+          <w:tab w:pos="9072" w:val="right" w:leader="dot"/>
+        </w:tabs>
+        <w:spacing w:after="60"/>
+      </w:pPr>
+      <w:r>
+        <w:rPr>
+          <w:rFonts w:ascii="Arial" w:hAnsi="Arial"/>
+          <w:b/>
+          <w:color w:val="333333"/>
+          <w:sz w:val="22"/>
+        </w:rPr>
+        <w:t>Topic 03 — Content Production and Scheduled Work</w:t>
+        <w:tab/>
+        <w:t>61</w:t>
       </w:r>
     </w:p>
     <w:p>
@@ -1641,9 +1699,9 @@
           <w:color w:val="333333"/>
           <w:sz w:val="21"/>
         </w:rPr>
-        <w:t>The video pipeline</w:t>
+        <w:t>Social content for four platforms</w:t>
         <w:tab/>
-        <w:t>56</w:t>
+        <w:t>61</w:t>
       </w:r>
     </w:p>
     <w:p>
@@ -1661,9 +1719,9 @@
           <w:color w:val="333333"/>
           <w:sz w:val="21"/>
         </w:rPr>
-        <w:t>Lab 9 — Produce a 15-Second Launch Video</w:t>
+        <w:t>Lab 8 — Create and Schedule Two Weeks of Social Posts</w:t>
         <w:tab/>
-        <w:t>56</w:t>
+        <w:t>62</w:t>
       </w:r>
     </w:p>
     <w:p>
@@ -1681,9 +1739,9 @@
           <w:color w:val="333333"/>
           <w:sz w:val="21"/>
         </w:rPr>
-        <w:t>Scheduled tasks</w:t>
+        <w:t>The video pipeline</w:t>
         <w:tab/>
-        <w:t>59</w:t>
+        <w:t>66</w:t>
       </w:r>
     </w:p>
     <w:p>
@@ -1701,9 +1759,9 @@
           <w:color w:val="333333"/>
           <w:sz w:val="21"/>
         </w:rPr>
-        <w:t>Lab 10 — Schedule the Weekly Report and Review the Project</w:t>
+        <w:t>Lab 9 — Produce a 15-Second Launch Video</w:t>
         <w:tab/>
-        <w:t>59</w:t>
+        <w:t>66</w:t>
       </w:r>
     </w:p>
     <w:p>
@@ -1712,17 +1770,18 @@
           <w:tab w:pos="9072" w:val="right" w:leader="dot"/>
         </w:tabs>
         <w:spacing w:after="60"/>
+        <w:ind w:left="432"/>
       </w:pPr>
       <w:r>
         <w:rPr>
           <w:rFonts w:ascii="Arial" w:hAnsi="Arial"/>
-          <w:b/>
+          <w:b w:val="0"/>
           <w:color w:val="333333"/>
-          <w:sz w:val="22"/>
-        </w:rPr>
-        <w:t>Wrap-Up</w:t>
+          <w:sz w:val="21"/>
+        </w:rPr>
+        <w:t>Scheduled tasks</w:t>
         <w:tab/>
-        <w:t>63</w:t>
+        <w:t>69</w:t>
       </w:r>
     </w:p>
     <w:p>
@@ -1731,6 +1790,26 @@
           <w:tab w:pos="9072" w:val="right" w:leader="dot"/>
         </w:tabs>
         <w:spacing w:after="60"/>
+        <w:ind w:left="432"/>
+      </w:pPr>
+      <w:r>
+        <w:rPr>
+          <w:rFonts w:ascii="Arial" w:hAnsi="Arial"/>
+          <w:b w:val="0"/>
+          <w:color w:val="333333"/>
+          <w:sz w:val="21"/>
+        </w:rPr>
+        <w:t>Lab 10 — Schedule the Weekly Report and Review the Project</w:t>
+        <w:tab/>
+        <w:t>69</w:t>
+      </w:r>
+    </w:p>
+    <w:p>
+      <w:pPr>
+        <w:tabs>
+          <w:tab w:pos="9072" w:val="right" w:leader="dot"/>
+        </w:tabs>
+        <w:spacing w:after="60"/>
       </w:pPr>
       <w:r>
         <w:rPr>
@@ -1739,9 +1818,28 @@
           <w:color w:val="333333"/>
           <w:sz w:val="22"/>
         </w:rPr>
+        <w:t>Wrap-Up</w:t>
+        <w:tab/>
+        <w:t>73</w:t>
+      </w:r>
+    </w:p>
+    <w:p>
+      <w:pPr>
+        <w:tabs>
+          <w:tab w:pos="9072" w:val="right" w:leader="dot"/>
+        </w:tabs>
+        <w:spacing w:after="60"/>
+      </w:pPr>
+      <w:r>
+        <w:rPr>
+          <w:rFonts w:ascii="Arial" w:hAnsi="Arial"/>
+          <w:b/>
+          <w:color w:val="333333"/>
+          <w:sz w:val="22"/>
+        </w:rPr>
         <w:t>Glossary</w:t>
         <w:tab/>
-        <w:t>64</w:t>
+        <w:t>74</w:t>
       </w:r>
     </w:p>
     <w:p>
@@ -1902,7 +2000,7 @@
         <w:rPr>
           <w:b w:val="0"/>
         </w:rPr>
-        <w:t>LO4: Connect Google Drive and Gmail so Claude reads campaign files and sends an approved summary.</w:t>
+        <w:t>LO4: Connect Google Drive and Gmail and use their tools to reconcile, search, save and draft, sending only what you approve.</w:t>
       </w:r>
     </w:p>
     <w:p>
@@ -1913,7 +2011,7 @@
         <w:rPr>
           <w:b w:val="0"/>
         </w:rPr>
-        <w:t>LO5: Produce a launch deck and a campaign brief with Claude's Slides and Docs, using built-in skills.</w:t>
+        <w:t>LO5: Analyse survey data with Claude's code tool and Excel, and produce a launch deck and campaign brief with Slides and Docs using built-in skills.</w:t>
       </w:r>
     </w:p>
     <w:p>
@@ -1924,7 +2022,7 @@
         <w:rPr>
           <w:b w:val="0"/>
         </w:rPr>
-        <w:t>LO6: Capture a brand voice as an Agent Skill with /skill-creator, and install and use a marketing plugin.</w:t>
+        <w:t>LO6: Capture a brand voice as an Agent Skill with /skill-creator, use and update it on workplace messages, and install and use a marketing plugin.</w:t>
       </w:r>
     </w:p>
     <w:p>
@@ -4315,7 +4413,7 @@
         <w:rPr>
           <w:b w:val="0"/>
         </w:rPr>
-        <w:t>The project is the room; a session is one working day in it. A session is one conversation with Claude; a project is the workspace that holds many of them and loads the same set-up into each.</w:t>
+        <w:t>The project keeps the setup; a session does one piece of work inside it. A session is one conversation with Claude; a project is the workspace that holds many of them and loads the same set-up into each.</w:t>
       </w:r>
     </w:p>
     <w:tbl>
@@ -6349,7 +6447,7 @@
                 <w:b w:val="0"/>
                 <w:sz w:val="19"/>
               </w:rPr>
-              <w:t>Like the house rules pinned on the office wall.</w:t>
+              <w:t>If an output breaks a rule, fix the instruction here.</w:t>
             </w:r>
           </w:p>
         </w:tc>
@@ -6368,7 +6466,7 @@
                 <w:b w:val="0"/>
                 <w:sz w:val="19"/>
               </w:rPr>
-              <w:t>Like the reference binders on the office shelf.</w:t>
+              <w:t>If a fact in an output is wrong, fix or replace the file.</w:t>
             </w:r>
           </w:p>
         </w:tc>
@@ -7029,7 +7127,7 @@
           <w:color w:val="1F6FEB"/>
           <w:sz w:val="22"/>
         </w:rPr>
-        <w:t>An analogy: the project room</w:t>
+        <w:t>Where each part lives in Claude</w:t>
       </w:r>
     </w:p>
     <w:p>
@@ -7040,7 +7138,7 @@
         <w:rPr>
           <w:b w:val="0"/>
         </w:rPr>
-        <w:t>Picture the project as a room your team works in for the whole launch.</w:t>
+        <w:t>Every part of a project, where you click to find it, and the Lumo example.</w:t>
       </w:r>
     </w:p>
     <w:tbl>
@@ -7079,7 +7177,7 @@
                 <w:color w:val="FFFFFF"/>
                 <w:sz w:val="19"/>
               </w:rPr>
-              <w:t>In Claude</w:t>
+              <w:t>Part</w:t>
             </w:r>
           </w:p>
         </w:tc>
@@ -7100,7 +7198,7 @@
                 <w:color w:val="FFFFFF"/>
                 <w:sz w:val="19"/>
               </w:rPr>
-              <w:t>In the office</w:t>
+              <w:t>Where you find it in Claude</w:t>
             </w:r>
           </w:p>
         </w:tc>
@@ -7121,7 +7219,7 @@
                 <w:color w:val="FFFFFF"/>
                 <w:sz w:val="19"/>
               </w:rPr>
-              <w:t>What it means</w:t>
+              <w:t>What it does</w:t>
             </w:r>
           </w:p>
         </w:tc>
@@ -7185,7 +7283,7 @@
                 <w:b w:val="0"/>
                 <w:sz w:val="19"/>
               </w:rPr>
-              <w:t>The project room</w:t>
+              <w:t>Cowork → Projects → the project</w:t>
             </w:r>
           </w:p>
         </w:tc>
@@ -7268,7 +7366,7 @@
                 <w:b w:val="0"/>
                 <w:sz w:val="19"/>
               </w:rPr>
-              <w:t>One working day in the room</w:t>
+              <w:t>A new task inside the project</w:t>
             </w:r>
           </w:p>
         </w:tc>
@@ -7288,7 +7386,7 @@
                 <w:b w:val="0"/>
                 <w:sz w:val="19"/>
               </w:rPr>
-              <w:t>Starts fresh; the room is still set up</w:t>
+              <w:t>Starts fresh; the setup still applies</w:t>
             </w:r>
           </w:p>
         </w:tc>
@@ -7351,7 +7449,7 @@
                 <w:b w:val="0"/>
                 <w:sz w:val="19"/>
               </w:rPr>
-              <w:t>House rules on the wall</w:t>
+              <w:t>The Instructions panel</w:t>
             </w:r>
           </w:p>
         </w:tc>
@@ -7434,7 +7532,7 @@
                 <w:b w:val="0"/>
                 <w:sz w:val="19"/>
               </w:rPr>
-              <w:t>Binders on the shelf</w:t>
+              <w:t>The Context panel</w:t>
             </w:r>
           </w:p>
         </w:tc>
@@ -7517,7 +7615,7 @@
                 <w:b w:val="0"/>
                 <w:sz w:val="19"/>
               </w:rPr>
-              <w:t>The desk</w:t>
+              <w:t>The Folder panel — a real folder</w:t>
             </w:r>
           </w:p>
         </w:tc>
@@ -7600,7 +7698,7 @@
                 <w:b w:val="0"/>
                 <w:sz w:val="19"/>
               </w:rPr>
-              <w:t>The room's recurring calendar</w:t>
+              <w:t>The Scheduled panel</w:t>
             </w:r>
           </w:p>
         </w:tc>
@@ -7681,7 +7779,7 @@
                 <w:b w:val="0"/>
                 <w:sz w:val="19"/>
               </w:rPr>
-              <w:t>The team logbook</w:t>
+              <w:t>lumo-project-memory.md in the folder</w:t>
             </w:r>
           </w:p>
         </w:tc>
@@ -15807,7 +15905,7 @@
         <w:rPr>
           <w:b w:val="0"/>
         </w:rPr>
-        <w:t>Google Drive and Gmail · the context window · Slides and Docs · Agent Skills · plugins and mods</w:t>
+        <w:t>Claude's tools · Drive and Gmail · tool calls · data analysis · the context window · Slides and Docs · Agent Skills · plugins and mods</w:t>
       </w:r>
     </w:p>
     <w:p>
@@ -15903,7 +16001,7 @@
                 <w:b/>
                 <w:sz w:val="19"/>
               </w:rPr>
-              <w:t>Connectors</w:t>
+              <w:t>Tools</w:t>
             </w:r>
           </w:p>
         </w:tc>
@@ -15922,7 +16020,7 @@
                 <w:b w:val="0"/>
                 <w:sz w:val="19"/>
               </w:rPr>
-              <w:t>Toggle Gmail, Drive and Calendar on from the + menu so Claude can reach data outside the chat.</w:t>
+              <w:t>What Claude can DO: search the web, run code, create files — and reach Drive or Gmail through a connector.</w:t>
             </w:r>
           </w:p>
         </w:tc>
@@ -15947,7 +16045,7 @@
                 <w:b/>
                 <w:sz w:val="19"/>
               </w:rPr>
-              <w:t>Scope the folder</w:t>
+              <w:t>Tool calls</w:t>
             </w:r>
           </w:p>
         </w:tc>
@@ -15967,7 +16065,7 @@
                 <w:b w:val="0"/>
                 <w:sz w:val="19"/>
               </w:rPr>
-              <w:t>Point Claude at one Drive folder for the task — not your whole Drive.</w:t>
+              <w:t>Each action shows as a step in Claude's reply. Click it to see the tool, its input and what came back.</w:t>
             </w:r>
           </w:p>
         </w:tc>
@@ -15991,7 +16089,7 @@
                 <w:b/>
                 <w:sz w:val="19"/>
               </w:rPr>
-              <w:t>Approval to send</w:t>
+              <w:t>Connectors and approval</w:t>
             </w:r>
           </w:p>
         </w:tc>
@@ -16010,7 +16108,7 @@
                 <w:b w:val="0"/>
                 <w:sz w:val="19"/>
               </w:rPr>
-              <w:t>Claude drafts, sends and replies in Gmail — sending asks for explicit approval by default.</w:t>
+              <w:t>Drive and Gmail add their own tools. Reading runs freely; sending an email waits for your approval.</w:t>
             </w:r>
           </w:p>
         </w:tc>
@@ -16035,7 +16133,7 @@
                 <w:b/>
                 <w:sz w:val="19"/>
               </w:rPr>
-              <w:t>Slides and Docs</w:t>
+              <w:t>Data analysis</w:t>
             </w:r>
           </w:p>
         </w:tc>
@@ -16055,7 +16153,7 @@
                 <w:b w:val="0"/>
                 <w:sz w:val="19"/>
               </w:rPr>
-              <w:t>Claude's own deck and document formats: shareable, editable, and downloadable as PowerPoint, Word or PDF.</w:t>
+              <w:t>Claude writes and runs code on your CSV or Excel file, so the numbers are calculated — and you can check the code.</w:t>
             </w:r>
           </w:p>
         </w:tc>
@@ -16079,7 +16177,7 @@
                 <w:b/>
                 <w:sz w:val="19"/>
               </w:rPr>
-              <w:t>Agent Skills</w:t>
+              <w:t>Skills</w:t>
             </w:r>
           </w:p>
         </w:tc>
@@ -16098,7 +16196,7 @@
                 <w:b w:val="0"/>
                 <w:sz w:val="19"/>
               </w:rPr>
-              <w:t>A folder of instructions Claude loads on demand, so a task runs the same way every time.</w:t>
+              <w:t>HOW Claude does a job: a SKILL.md of steps, rules and checks, loaded when your request matches its description.</w:t>
             </w:r>
           </w:p>
         </w:tc>
@@ -16123,7 +16221,7 @@
                 <w:b/>
                 <w:sz w:val="19"/>
               </w:rPr>
-              <w:t>/skill-creator</w:t>
+              <w:t>Built-in skills</w:t>
             </w:r>
           </w:p>
         </w:tc>
@@ -16143,7 +16241,7 @@
                 <w:b w:val="0"/>
                 <w:sz w:val="19"/>
               </w:rPr>
-              <w:t>Do the task once, verify the output, then let skill-creator write the SKILL.md for you.</w:t>
+              <w:t>pptx, xlsx and docx load by themselves when you ask for a deck, a workbook or a document.</w:t>
             </w:r>
           </w:p>
         </w:tc>
@@ -16167,7 +16265,7 @@
                 <w:b/>
                 <w:sz w:val="19"/>
               </w:rPr>
-              <w:t>Plugins</w:t>
+              <w:t>/skill-creator</w:t>
             </w:r>
           </w:p>
         </w:tc>
@@ -16186,7 +16284,7 @@
                 <w:b w:val="0"/>
                 <w:sz w:val="19"/>
               </w:rPr>
-              <w:t>A bundle somebody else packaged — several skills plus the tools they need, installed in one click.</w:t>
+              <w:t>Do the task once, verify it, save it as a skill — then use it, find the gaps and update it.</w:t>
             </w:r>
           </w:p>
         </w:tc>
@@ -16210,7 +16308,7 @@
                 <w:b/>
                 <w:sz w:val="19"/>
               </w:rPr>
-              <w:t>Mods</w:t>
+              <w:t>Plugins and mods</w:t>
             </w:r>
           </w:p>
         </w:tc>
@@ -16229,7 +16327,7 @@
                 <w:b w:val="0"/>
                 <w:sz w:val="19"/>
               </w:rPr>
-              <w:t>Changes to Claude's own interface or behaviour — a side panel, a status line, a slash command or a hook.</w:t>
+              <w:t>A plugin bundles skills and tools someone packaged. A mod changes Claude's own interface.</w:t>
             </w:r>
           </w:p>
         </w:tc>
@@ -16250,6 +16348,1057 @@
         <w:pStyle w:val="Heading2"/>
       </w:pPr>
       <w:r>
+        <w:t>Tools and skills</w:t>
+      </w:r>
+    </w:p>
+    <w:p>
+      <w:pPr>
+        <w:keepNext/>
+      </w:pPr>
+      <w:r>
+        <w:rPr>
+          <w:b w:val="0"/>
+        </w:rPr>
+        <w:t>Two words run through this topic. A tool is one action Claude can take; a skill is the know-how for a whole job, which tells Claude which tools to use and in what order.</w:t>
+      </w:r>
+    </w:p>
+    <w:tbl>
+      <w:tblPr>
+        <w:tblStyle w:val="TableGrid"/>
+        <w:tblW w:type="auto" w:w="0"/>
+        <w:jc w:val="center"/>
+        <w:tblLayout w:type="fixed"/>
+        <w:tblLook w:firstColumn="1" w:firstRow="1" w:lastColumn="0" w:lastRow="0" w:noHBand="0" w:noVBand="1" w:val="04A0"/>
+      </w:tblPr>
+      <w:tblGrid>
+        <w:gridCol w:w="4320"/>
+        <w:gridCol w:w="4320"/>
+      </w:tblGrid>
+      <w:tr>
+        <w:trPr>
+          <w:tblHeader w:val="true"/>
+          <w:cantSplit w:val="true"/>
+        </w:trPr>
+        <w:tc>
+          <w:tcPr>
+            <w:tcW w:type="dxa" w:w="4320"/>
+            <w:shd w:val="clear" w:color="auto" w:fill="1F6FEB"/>
+          </w:tcPr>
+          <w:p>
+            <w:pPr>
+              <w:keepNext/>
+              <w:spacing w:before="30" w:after="30"/>
+            </w:pPr>
+            <w:r/>
+            <w:r>
+              <w:rPr>
+                <w:b/>
+                <w:color w:val="FFFFFF"/>
+                <w:sz w:val="19"/>
+              </w:rPr>
+              <w:t>A tool — what Claude can DO</w:t>
+            </w:r>
+          </w:p>
+        </w:tc>
+        <w:tc>
+          <w:tcPr>
+            <w:tcW w:type="dxa" w:w="4320"/>
+            <w:shd w:val="clear" w:color="auto" w:fill="1F6FEB"/>
+          </w:tcPr>
+          <w:p>
+            <w:pPr>
+              <w:keepNext/>
+              <w:spacing w:before="30" w:after="30"/>
+            </w:pPr>
+            <w:r/>
+            <w:r>
+              <w:rPr>
+                <w:b/>
+                <w:color w:val="FFFFFF"/>
+                <w:sz w:val="19"/>
+              </w:rPr>
+              <w:t>A skill — HOW Claude does a job</w:t>
+            </w:r>
+          </w:p>
+        </w:tc>
+      </w:tr>
+      <w:tr>
+        <w:trPr>
+          <w:cantSplit w:val="true"/>
+        </w:trPr>
+        <w:tc>
+          <w:tcPr>
+            <w:tcW w:type="dxa" w:w="4320"/>
+          </w:tcPr>
+          <w:p>
+            <w:pPr>
+              <w:keepNext/>
+              <w:spacing w:before="30" w:after="30"/>
+            </w:pPr>
+            <w:r/>
+            <w:r>
+              <w:rPr>
+                <w:b w:val="0"/>
+                <w:sz w:val="19"/>
+              </w:rPr>
+              <w:t>One action: search, read, run code, create a file, send.</w:t>
+            </w:r>
+          </w:p>
+        </w:tc>
+        <w:tc>
+          <w:tcPr>
+            <w:tcW w:type="dxa" w:w="4320"/>
+          </w:tcPr>
+          <w:p>
+            <w:pPr>
+              <w:keepNext/>
+              <w:spacing w:before="30" w:after="30"/>
+            </w:pPr>
+            <w:r/>
+            <w:r>
+              <w:rPr>
+                <w:b w:val="0"/>
+                <w:sz w:val="19"/>
+              </w:rPr>
+              <w:t>A SKILL.md of steps, rules and checks for one kind of job.</w:t>
+            </w:r>
+          </w:p>
+        </w:tc>
+      </w:tr>
+      <w:tr>
+        <w:trPr>
+          <w:cantSplit w:val="true"/>
+        </w:trPr>
+        <w:tc>
+          <w:tcPr>
+            <w:tcW w:type="dxa" w:w="4320"/>
+            <w:shd w:val="clear" w:color="auto" w:fill="F3F5F8"/>
+          </w:tcPr>
+          <w:p>
+            <w:pPr>
+              <w:keepNext/>
+              <w:spacing w:before="30" w:after="30"/>
+            </w:pPr>
+            <w:r/>
+            <w:r>
+              <w:rPr>
+                <w:b w:val="0"/>
+                <w:sz w:val="19"/>
+              </w:rPr>
+              <w:t>Built in (web search, code, files) or added by a connector.</w:t>
+            </w:r>
+          </w:p>
+        </w:tc>
+        <w:tc>
+          <w:tcPr>
+            <w:tcW w:type="dxa" w:w="4320"/>
+            <w:shd w:val="clear" w:color="auto" w:fill="F3F5F8"/>
+          </w:tcPr>
+          <w:p>
+            <w:pPr>
+              <w:keepNext/>
+              <w:spacing w:before="30" w:after="30"/>
+            </w:pPr>
+            <w:r/>
+            <w:r>
+              <w:rPr>
+                <w:b w:val="0"/>
+                <w:sz w:val="19"/>
+              </w:rPr>
+              <w:t>Built in (pptx, xlsx), written by you, or from a plugin.</w:t>
+            </w:r>
+          </w:p>
+        </w:tc>
+      </w:tr>
+      <w:tr>
+        <w:trPr>
+          <w:cantSplit w:val="true"/>
+        </w:trPr>
+        <w:tc>
+          <w:tcPr>
+            <w:tcW w:type="dxa" w:w="4320"/>
+          </w:tcPr>
+          <w:p>
+            <w:pPr>
+              <w:keepNext/>
+              <w:spacing w:before="30" w:after="30"/>
+            </w:pPr>
+            <w:r/>
+            <w:r>
+              <w:rPr>
+                <w:b w:val="0"/>
+                <w:sz w:val="19"/>
+              </w:rPr>
+              <w:t>Claude picks one by matching your request to its description.</w:t>
+            </w:r>
+          </w:p>
+        </w:tc>
+        <w:tc>
+          <w:tcPr>
+            <w:tcW w:type="dxa" w:w="4320"/>
+          </w:tcPr>
+          <w:p>
+            <w:pPr>
+              <w:keepNext/>
+              <w:spacing w:before="30" w:after="30"/>
+            </w:pPr>
+            <w:r/>
+            <w:r>
+              <w:rPr>
+                <w:b w:val="0"/>
+                <w:sz w:val="19"/>
+              </w:rPr>
+              <w:t>Loads when your request matches its description.</w:t>
+            </w:r>
+          </w:p>
+        </w:tc>
+      </w:tr>
+      <w:tr>
+        <w:trPr>
+          <w:cantSplit w:val="true"/>
+        </w:trPr>
+        <w:tc>
+          <w:tcPr>
+            <w:tcW w:type="dxa" w:w="4320"/>
+            <w:shd w:val="clear" w:color="auto" w:fill="F3F5F8"/>
+          </w:tcPr>
+          <w:p>
+            <w:pPr>
+              <w:keepNext/>
+              <w:spacing w:before="30" w:after="30"/>
+            </w:pPr>
+            <w:r/>
+            <w:r>
+              <w:rPr>
+                <w:b w:val="0"/>
+                <w:sz w:val="19"/>
+              </w:rPr>
+              <w:t>Each call shows in the reply: the tool, its input, its result.</w:t>
+            </w:r>
+          </w:p>
+        </w:tc>
+        <w:tc>
+          <w:tcPr>
+            <w:tcW w:type="dxa" w:w="4320"/>
+            <w:shd w:val="clear" w:color="auto" w:fill="F3F5F8"/>
+          </w:tcPr>
+          <w:p>
+            <w:pPr>
+              <w:keepNext/>
+              <w:spacing w:before="30" w:after="30"/>
+            </w:pPr>
+            <w:r/>
+            <w:r>
+              <w:rPr>
+                <w:b w:val="0"/>
+                <w:sz w:val="19"/>
+              </w:rPr>
+              <w:t>Tells Claude which tools to use, in what order.</w:t>
+            </w:r>
+          </w:p>
+        </w:tc>
+      </w:tr>
+      <w:tr>
+        <w:trPr>
+          <w:cantSplit w:val="true"/>
+        </w:trPr>
+        <w:tc>
+          <w:tcPr>
+            <w:tcW w:type="dxa" w:w="4320"/>
+          </w:tcPr>
+          <w:p>
+            <w:pPr>
+              <w:spacing w:before="30" w:after="30"/>
+            </w:pPr>
+            <w:r/>
+            <w:r>
+              <w:rPr>
+                <w:b w:val="0"/>
+                <w:sz w:val="19"/>
+              </w:rPr>
+              <w:t>Lumo: Google Drive search_files finds the budget sheet.</w:t>
+            </w:r>
+          </w:p>
+        </w:tc>
+        <w:tc>
+          <w:tcPr>
+            <w:tcW w:type="dxa" w:w="4320"/>
+          </w:tcPr>
+          <w:p>
+            <w:pPr>
+              <w:spacing w:before="30" w:after="30"/>
+            </w:pPr>
+            <w:r/>
+            <w:r>
+              <w:rPr>
+                <w:b w:val="0"/>
+                <w:sz w:val="19"/>
+              </w:rPr>
+              <w:t>Lumo: lumo-brand-voice applies the rules to every post.</w:t>
+            </w:r>
+          </w:p>
+        </w:tc>
+      </w:tr>
+    </w:tbl>
+    <w:p>
+      <w:pPr>
+        <w:spacing w:after="0" w:before="0" w:line="120" w:lineRule="exact"/>
+      </w:pPr>
+      <w:r>
+        <w:rPr>
+          <w:sz w:val="12"/>
+        </w:rPr>
+      </w:r>
+    </w:p>
+    <w:p>
+      <w:pPr>
+        <w:keepNext/>
+        <w:spacing w:before="160" w:after="80"/>
+      </w:pPr>
+      <w:r>
+        <w:rPr>
+          <w:b/>
+          <w:color w:val="1F6FEB"/>
+          <w:sz w:val="22"/>
+        </w:rPr>
+        <w:t>Claude's built-in tools</w:t>
+      </w:r>
+    </w:p>
+    <w:p>
+      <w:pPr>
+        <w:keepNext/>
+      </w:pPr>
+      <w:r>
+        <w:rPr>
+          <w:b w:val="0"/>
+        </w:rPr>
+        <w:t>Claude can already do these before you connect anything:</w:t>
+      </w:r>
+    </w:p>
+    <w:tbl>
+      <w:tblPr>
+        <w:tblStyle w:val="TableGrid"/>
+        <w:tblW w:type="auto" w:w="0"/>
+        <w:jc w:val="center"/>
+        <w:tblLayout w:type="fixed"/>
+        <w:tblLook w:firstColumn="1" w:firstRow="1" w:lastColumn="0" w:lastRow="0" w:noHBand="0" w:noVBand="1" w:val="04A0"/>
+      </w:tblPr>
+      <w:tblGrid>
+        <w:gridCol w:w="2304"/>
+        <w:gridCol w:w="6336"/>
+      </w:tblGrid>
+      <w:tr>
+        <w:trPr>
+          <w:tblHeader w:val="true"/>
+          <w:cantSplit w:val="true"/>
+        </w:trPr>
+        <w:tc>
+          <w:tcPr>
+            <w:tcW w:type="dxa" w:w="2304"/>
+            <w:shd w:val="clear" w:color="auto" w:fill="1F6FEB"/>
+          </w:tcPr>
+          <w:p>
+            <w:pPr>
+              <w:keepNext/>
+              <w:spacing w:before="30" w:after="30"/>
+            </w:pPr>
+            <w:r/>
+            <w:r>
+              <w:rPr>
+                <w:b/>
+                <w:color w:val="FFFFFF"/>
+                <w:sz w:val="19"/>
+              </w:rPr>
+              <w:t>Tool</w:t>
+            </w:r>
+          </w:p>
+        </w:tc>
+        <w:tc>
+          <w:tcPr>
+            <w:tcW w:type="dxa" w:w="6336"/>
+            <w:shd w:val="clear" w:color="auto" w:fill="1F6FEB"/>
+          </w:tcPr>
+          <w:p>
+            <w:pPr>
+              <w:keepNext/>
+              <w:spacing w:before="30" w:after="30"/>
+            </w:pPr>
+            <w:r/>
+            <w:r>
+              <w:rPr>
+                <w:b/>
+                <w:color w:val="FFFFFF"/>
+                <w:sz w:val="19"/>
+              </w:rPr>
+              <w:t>What it does</w:t>
+            </w:r>
+          </w:p>
+        </w:tc>
+      </w:tr>
+      <w:tr>
+        <w:trPr>
+          <w:cantSplit w:val="true"/>
+        </w:trPr>
+        <w:tc>
+          <w:tcPr>
+            <w:tcW w:type="dxa" w:w="2304"/>
+          </w:tcPr>
+          <w:p>
+            <w:pPr>
+              <w:keepNext/>
+              <w:spacing w:before="30" w:after="30"/>
+            </w:pPr>
+            <w:r/>
+            <w:r>
+              <w:rPr>
+                <w:b/>
+                <w:sz w:val="19"/>
+              </w:rPr>
+              <w:t>Web search and fetch</w:t>
+            </w:r>
+          </w:p>
+        </w:tc>
+        <w:tc>
+          <w:tcPr>
+            <w:tcW w:type="dxa" w:w="6336"/>
+          </w:tcPr>
+          <w:p>
+            <w:pPr>
+              <w:keepNext/>
+              <w:spacing w:before="30" w:after="30"/>
+            </w:pPr>
+            <w:r/>
+            <w:r>
+              <w:rPr>
+                <w:b w:val="0"/>
+                <w:sz w:val="19"/>
+              </w:rPr>
+              <w:t>Finds and reads current web pages — competitor news, prices, trends — and cites them.</w:t>
+            </w:r>
+          </w:p>
+        </w:tc>
+      </w:tr>
+      <w:tr>
+        <w:trPr>
+          <w:cantSplit w:val="true"/>
+        </w:trPr>
+        <w:tc>
+          <w:tcPr>
+            <w:tcW w:type="dxa" w:w="2304"/>
+            <w:shd w:val="clear" w:color="auto" w:fill="F3F5F8"/>
+          </w:tcPr>
+          <w:p>
+            <w:pPr>
+              <w:keepNext/>
+              <w:spacing w:before="30" w:after="30"/>
+            </w:pPr>
+            <w:r/>
+            <w:r>
+              <w:rPr>
+                <w:b/>
+                <w:sz w:val="19"/>
+              </w:rPr>
+              <w:t>Code execution</w:t>
+            </w:r>
+          </w:p>
+        </w:tc>
+        <w:tc>
+          <w:tcPr>
+            <w:tcW w:type="dxa" w:w="6336"/>
+            <w:shd w:val="clear" w:color="auto" w:fill="F3F5F8"/>
+          </w:tcPr>
+          <w:p>
+            <w:pPr>
+              <w:keepNext/>
+              <w:spacing w:before="30" w:after="30"/>
+            </w:pPr>
+            <w:r/>
+            <w:r>
+              <w:rPr>
+                <w:b w:val="0"/>
+                <w:sz w:val="19"/>
+              </w:rPr>
+              <w:t>Writes and runs Python on your files: counts, tables, charts. Lab 3's dashboard, Lab 5's analysis and Lab 9's video.</w:t>
+            </w:r>
+          </w:p>
+        </w:tc>
+      </w:tr>
+      <w:tr>
+        <w:trPr>
+          <w:cantSplit w:val="true"/>
+        </w:trPr>
+        <w:tc>
+          <w:tcPr>
+            <w:tcW w:type="dxa" w:w="2304"/>
+          </w:tcPr>
+          <w:p>
+            <w:pPr>
+              <w:keepNext/>
+              <w:spacing w:before="30" w:after="30"/>
+            </w:pPr>
+            <w:r/>
+            <w:r>
+              <w:rPr>
+                <w:b/>
+                <w:sz w:val="19"/>
+              </w:rPr>
+              <w:t>File creation</w:t>
+            </w:r>
+          </w:p>
+        </w:tc>
+        <w:tc>
+          <w:tcPr>
+            <w:tcW w:type="dxa" w:w="6336"/>
+          </w:tcPr>
+          <w:p>
+            <w:pPr>
+              <w:keepNext/>
+              <w:spacing w:before="30" w:after="30"/>
+            </w:pPr>
+            <w:r/>
+            <w:r>
+              <w:rPr>
+                <w:b w:val="0"/>
+                <w:sz w:val="19"/>
+              </w:rPr>
+              <w:t>Makes real .xlsx, .pptx, .docx and .pdf files you download and open. Lab 5.</w:t>
+            </w:r>
+          </w:p>
+        </w:tc>
+      </w:tr>
+      <w:tr>
+        <w:trPr>
+          <w:cantSplit w:val="true"/>
+        </w:trPr>
+        <w:tc>
+          <w:tcPr>
+            <w:tcW w:type="dxa" w:w="2304"/>
+            <w:shd w:val="clear" w:color="auto" w:fill="F3F5F8"/>
+          </w:tcPr>
+          <w:p>
+            <w:pPr>
+              <w:keepNext/>
+              <w:spacing w:before="30" w:after="30"/>
+            </w:pPr>
+            <w:r/>
+            <w:r>
+              <w:rPr>
+                <w:b/>
+                <w:sz w:val="19"/>
+              </w:rPr>
+              <w:t>Artefacts</w:t>
+            </w:r>
+          </w:p>
+        </w:tc>
+        <w:tc>
+          <w:tcPr>
+            <w:tcW w:type="dxa" w:w="6336"/>
+            <w:shd w:val="clear" w:color="auto" w:fill="F3F5F8"/>
+          </w:tcPr>
+          <w:p>
+            <w:pPr>
+              <w:keepNext/>
+              <w:spacing w:before="30" w:after="30"/>
+            </w:pPr>
+            <w:r/>
+            <w:r>
+              <w:rPr>
+                <w:b w:val="0"/>
+                <w:sz w:val="19"/>
+              </w:rPr>
+              <w:t>Builds an interactive page — a dashboard, a tracker — that stays in your workspace. Lab 3.</w:t>
+            </w:r>
+          </w:p>
+        </w:tc>
+      </w:tr>
+      <w:tr>
+        <w:trPr>
+          <w:cantSplit w:val="true"/>
+        </w:trPr>
+        <w:tc>
+          <w:tcPr>
+            <w:tcW w:type="dxa" w:w="2304"/>
+          </w:tcPr>
+          <w:p>
+            <w:pPr>
+              <w:keepNext/>
+              <w:spacing w:before="30" w:after="30"/>
+            </w:pPr>
+            <w:r/>
+            <w:r>
+              <w:rPr>
+                <w:b/>
+                <w:sz w:val="19"/>
+              </w:rPr>
+              <w:t>Project files</w:t>
+            </w:r>
+          </w:p>
+        </w:tc>
+        <w:tc>
+          <w:tcPr>
+            <w:tcW w:type="dxa" w:w="6336"/>
+          </w:tcPr>
+          <w:p>
+            <w:pPr>
+              <w:keepNext/>
+              <w:spacing w:before="30" w:after="30"/>
+            </w:pPr>
+            <w:r/>
+            <w:r>
+              <w:rPr>
+                <w:b w:val="0"/>
+                <w:sz w:val="19"/>
+              </w:rPr>
+              <w:t>Reads the project's context and writes outputs to its files — the brief, the calendar. Every lab.</w:t>
+            </w:r>
+          </w:p>
+        </w:tc>
+      </w:tr>
+      <w:tr>
+        <w:trPr>
+          <w:cantSplit w:val="true"/>
+        </w:trPr>
+        <w:tc>
+          <w:tcPr>
+            <w:tcW w:type="dxa" w:w="2304"/>
+            <w:shd w:val="clear" w:color="auto" w:fill="F3F5F8"/>
+          </w:tcPr>
+          <w:p>
+            <w:pPr>
+              <w:spacing w:before="30" w:after="30"/>
+            </w:pPr>
+            <w:r/>
+            <w:r>
+              <w:rPr>
+                <w:b/>
+                <w:sz w:val="19"/>
+              </w:rPr>
+              <w:t>Connectors</w:t>
+            </w:r>
+          </w:p>
+        </w:tc>
+        <w:tc>
+          <w:tcPr>
+            <w:tcW w:type="dxa" w:w="6336"/>
+            <w:shd w:val="clear" w:color="auto" w:fill="F3F5F8"/>
+          </w:tcPr>
+          <w:p>
+            <w:pPr>
+              <w:spacing w:before="30" w:after="30"/>
+            </w:pPr>
+            <w:r/>
+            <w:r>
+              <w:rPr>
+                <w:b w:val="0"/>
+                <w:sz w:val="19"/>
+              </w:rPr>
+              <w:t>Add more tools from outside apps: Google Drive, Gmail, Calendar and others. Lab 4.</w:t>
+            </w:r>
+          </w:p>
+        </w:tc>
+      </w:tr>
+    </w:tbl>
+    <w:p>
+      <w:pPr>
+        <w:spacing w:after="0" w:before="0" w:line="120" w:lineRule="exact"/>
+      </w:pPr>
+      <w:r>
+        <w:rPr>
+          <w:sz w:val="12"/>
+        </w:rPr>
+      </w:r>
+    </w:p>
+    <w:p>
+      <w:pPr>
+        <w:keepNext/>
+        <w:spacing w:before="160" w:after="80"/>
+      </w:pPr>
+      <w:r>
+        <w:rPr>
+          <w:b/>
+          <w:color w:val="1F6FEB"/>
+          <w:sz w:val="22"/>
+        </w:rPr>
+        <w:t>How Claude uses a tool</w:t>
+      </w:r>
+    </w:p>
+    <w:p>
+      <w:pPr>
+        <w:spacing w:after="60"/>
+        <w:ind w:left="360" w:hanging="360"/>
+      </w:pPr>
+      <w:r>
+        <w:rPr>
+          <w:b/>
+          <w:color w:val="1F6FEB"/>
+        </w:rPr>
+        <w:t>1.</w:t>
+        <w:tab/>
+      </w:r>
+      <w:r>
+        <w:rPr>
+          <w:b/>
+        </w:rPr>
+        <w:t xml:space="preserve">You ask — </w:t>
+      </w:r>
+      <w:r>
+        <w:rPr>
+          <w:b w:val="0"/>
+        </w:rPr>
+        <w:t>“Compare the Drive budget with the brief.”</w:t>
+      </w:r>
+    </w:p>
+    <w:p>
+      <w:pPr>
+        <w:spacing w:after="60"/>
+        <w:ind w:left="360" w:hanging="360"/>
+      </w:pPr>
+      <w:r>
+        <w:rPr>
+          <w:b/>
+          <w:color w:val="1F6FEB"/>
+        </w:rPr>
+        <w:t>2.</w:t>
+        <w:tab/>
+      </w:r>
+      <w:r>
+        <w:rPr>
+          <w:b/>
+        </w:rPr>
+        <w:t xml:space="preserve">Claude picks a tool — </w:t>
+      </w:r>
+      <w:r>
+        <w:rPr>
+          <w:b w:val="0"/>
+        </w:rPr>
+        <w:t>It matches the job to each tool's description — here, Google Drive.</w:t>
+      </w:r>
+    </w:p>
+    <w:p>
+      <w:pPr>
+        <w:spacing w:after="60"/>
+        <w:ind w:left="360" w:hanging="360"/>
+      </w:pPr>
+      <w:r>
+        <w:rPr>
+          <w:b/>
+          <w:color w:val="1F6FEB"/>
+        </w:rPr>
+        <w:t>3.</w:t>
+        <w:tab/>
+      </w:r>
+      <w:r>
+        <w:rPr>
+          <w:b/>
+        </w:rPr>
+        <w:t xml:space="preserve">It calls the tool — </w:t>
+      </w:r>
+      <w:r>
+        <w:rPr>
+          <w:b w:val="0"/>
+        </w:rPr>
+        <w:t>With inputs it chooses: search_files, query “Lumo Launch”.</w:t>
+      </w:r>
+    </w:p>
+    <w:p>
+      <w:pPr>
+        <w:spacing w:after="60"/>
+        <w:ind w:left="360" w:hanging="360"/>
+      </w:pPr>
+      <w:r>
+        <w:rPr>
+          <w:b/>
+          <w:color w:val="1F6FEB"/>
+        </w:rPr>
+        <w:t>4.</w:t>
+        <w:tab/>
+      </w:r>
+      <w:r>
+        <w:rPr>
+          <w:b/>
+        </w:rPr>
+        <w:t xml:space="preserve">It reads the result — </w:t>
+      </w:r>
+      <w:r>
+        <w:rPr>
+          <w:b w:val="0"/>
+        </w:rPr>
+        <w:t>Two CSV files come back — so it calls read_file_content next.</w:t>
+      </w:r>
+    </w:p>
+    <w:p>
+      <w:pPr>
+        <w:spacing w:after="60"/>
+        <w:ind w:left="360" w:hanging="360"/>
+      </w:pPr>
+      <w:r>
+        <w:rPr>
+          <w:b/>
+          <w:color w:val="1F6FEB"/>
+        </w:rPr>
+        <w:t>5.</w:t>
+        <w:tab/>
+      </w:r>
+      <w:r>
+        <w:rPr>
+          <w:b/>
+        </w:rPr>
+        <w:t xml:space="preserve">It answers, or asks — </w:t>
+      </w:r>
+      <w:r>
+        <w:rPr>
+          <w:b w:val="0"/>
+        </w:rPr>
+        <w:t>Reading just runs. Sending an email waits for your approval.</w:t>
+      </w:r>
+    </w:p>
+    <w:p>
+      <w:pPr>
+        <w:keepNext/>
+      </w:pPr>
+      <w:r>
+        <w:rPr>
+          <w:b w:val="0"/>
+        </w:rPr>
+        <w:t>Every tool call appears as a step in Claude's reply. Click it to see the tool, what Claude passed in and what came back. These are the calls behind Lab 4, Block 1:</w:t>
+      </w:r>
+    </w:p>
+    <w:tbl>
+      <w:tblPr>
+        <w:tblStyle w:val="TableGrid"/>
+        <w:tblW w:type="auto" w:w="0"/>
+        <w:jc w:val="center"/>
+        <w:tblLayout w:type="fixed"/>
+        <w:tblLook w:firstColumn="1" w:firstRow="1" w:lastColumn="0" w:lastRow="0" w:noHBand="0" w:noVBand="1" w:val="04A0"/>
+      </w:tblPr>
+      <w:tblGrid>
+        <w:gridCol w:w="8640"/>
+      </w:tblGrid>
+      <w:tr>
+        <w:trPr>
+          <w:cantSplit w:val="true"/>
+        </w:trPr>
+        <w:tc>
+          <w:tcPr>
+            <w:tcW w:type="dxa" w:w="8640"/>
+            <w:shd w:val="clear" w:color="auto" w:fill="FBF3EF"/>
+          </w:tcPr>
+          <w:p>
+            <w:pPr>
+              <w:keepNext/>
+              <w:spacing w:after="60"/>
+            </w:pPr>
+            <w:r>
+              <w:rPr>
+                <w:b/>
+                <w:color w:val="D97757"/>
+                <w:sz w:val="17"/>
+              </w:rPr>
+              <w:t>WHAT CLAUDE DID — the tool calls behind Lab 4, Block 1</w:t>
+            </w:r>
+          </w:p>
+          <w:p>
+            <w:pPr>
+              <w:keepNext/>
+              <w:spacing w:after="0"/>
+            </w:pPr>
+            <w:r>
+              <w:rPr>
+                <w:rFonts w:ascii="Courier New" w:hAnsi="Courier New"/>
+                <w:color w:val="111827"/>
+                <w:sz w:val="19"/>
+              </w:rPr>
+              <w:t>1. Google Drive · search_files("Lumo Launch")</w:t>
+            </w:r>
+          </w:p>
+          <w:p>
+            <w:pPr>
+              <w:keepNext/>
+              <w:spacing w:after="0"/>
+            </w:pPr>
+            <w:r>
+              <w:rPr>
+                <w:rFonts w:ascii="Courier New" w:hAnsi="Courier New"/>
+                <w:color w:val="111827"/>
+                <w:sz w:val="19"/>
+              </w:rPr>
+              <w:t xml:space="preserve">   → 1 folder with 2 CSV files</w:t>
+            </w:r>
+          </w:p>
+          <w:p>
+            <w:pPr>
+              <w:keepNext/>
+              <w:spacing w:after="0"/>
+            </w:pPr>
+            <w:r>
+              <w:rPr>
+                <w:rFonts w:ascii="Courier New" w:hAnsi="Courier New"/>
+                <w:color w:val="111827"/>
+                <w:sz w:val="19"/>
+              </w:rPr>
+              <w:t>2. Google Drive · read_file_content(lumo-launch-budget.csv)</w:t>
+            </w:r>
+          </w:p>
+          <w:p>
+            <w:pPr>
+              <w:keepNext/>
+              <w:spacing w:after="0"/>
+            </w:pPr>
+            <w:r>
+              <w:rPr>
+                <w:rFonts w:ascii="Courier New" w:hAnsi="Courier New"/>
+                <w:color w:val="111827"/>
+                <w:sz w:val="19"/>
+              </w:rPr>
+              <w:t xml:space="preserve">   → 5 lines, total S$60,000</w:t>
+            </w:r>
+          </w:p>
+          <w:p>
+            <w:pPr>
+              <w:keepNext/>
+              <w:spacing w:after="0"/>
+            </w:pPr>
+            <w:r>
+              <w:rPr>
+                <w:rFonts w:ascii="Courier New" w:hAnsi="Courier New"/>
+                <w:color w:val="111827"/>
+                <w:sz w:val="19"/>
+              </w:rPr>
+              <w:t>3. Google Drive · read_file_content(lumo-launch-timeline.csv)</w:t>
+            </w:r>
+          </w:p>
+          <w:p>
+            <w:pPr>
+              <w:keepNext/>
+              <w:spacing w:after="0"/>
+            </w:pPr>
+            <w:r>
+              <w:rPr>
+                <w:rFonts w:ascii="Courier New" w:hAnsi="Courier New"/>
+                <w:color w:val="111827"/>
+                <w:sz w:val="19"/>
+              </w:rPr>
+              <w:t xml:space="preserve">   → 11 milestones; the next is 30 October</w:t>
+            </w:r>
+          </w:p>
+          <w:p>
+            <w:pPr>
+              <w:keepNext/>
+              <w:spacing w:after="0"/>
+            </w:pPr>
+            <w:r>
+              <w:rPr>
+                <w:rFonts w:ascii="Courier New" w:hAnsi="Courier New"/>
+                <w:color w:val="111827"/>
+                <w:sz w:val="19"/>
+              </w:rPr>
+              <w:t>4. Project file · read(lumo-launch-brief.md)</w:t>
+            </w:r>
+          </w:p>
+          <w:p>
+            <w:pPr>
+              <w:keepNext/>
+              <w:spacing w:after="0"/>
+            </w:pPr>
+            <w:r>
+              <w:rPr>
+                <w:rFonts w:ascii="Courier New" w:hAnsi="Courier New"/>
+                <w:color w:val="111827"/>
+                <w:sz w:val="19"/>
+              </w:rPr>
+              <w:t xml:space="preserve">   → budget table, total S$60,000</w:t>
+            </w:r>
+          </w:p>
+          <w:p>
+            <w:pPr>
+              <w:keepNext/>
+              <w:spacing w:after="0"/>
+            </w:pPr>
+            <w:r>
+              <w:rPr>
+                <w:rFonts w:ascii="Courier New" w:hAnsi="Courier New"/>
+                <w:color w:val="111827"/>
+                <w:sz w:val="19"/>
+              </w:rPr>
+              <w:t xml:space="preserve">   Claude compares the two → 2 lines disagree</w:t>
+            </w:r>
+          </w:p>
+          <w:p>
+            <w:pPr>
+              <w:keepNext/>
+              <w:spacing w:after="0"/>
+            </w:pPr>
+            <w:r>
+              <w:rPr>
+                <w:rFonts w:ascii="Courier New" w:hAnsi="Courier New"/>
+                <w:color w:val="111827"/>
+                <w:sz w:val="19"/>
+              </w:rPr>
+              <w:t>5. Google Drive · create_file(lumo-research-brief.docx)</w:t>
+            </w:r>
+          </w:p>
+          <w:p>
+            <w:pPr>
+              <w:keepNext/>
+              <w:spacing w:after="0"/>
+            </w:pPr>
+            <w:r>
+              <w:rPr>
+                <w:rFonts w:ascii="Courier New" w:hAnsi="Courier New"/>
+                <w:color w:val="111827"/>
+                <w:sz w:val="19"/>
+              </w:rPr>
+              <w:t>6. Gmail · create_draft("Lumo launch - research and budget check")</w:t>
+            </w:r>
+          </w:p>
+          <w:p>
+            <w:pPr>
+              <w:keepNext/>
+              <w:spacing w:after="80"/>
+            </w:pPr>
+            <w:r>
+              <w:rPr>
+                <w:rFonts w:ascii="Courier New" w:hAnsi="Courier New"/>
+                <w:color w:val="111827"/>
+                <w:sz w:val="19"/>
+              </w:rPr>
+              <w:t>7. Gmail · send_message → waits for your approval</w:t>
+            </w:r>
+          </w:p>
+        </w:tc>
+      </w:tr>
+    </w:tbl>
+    <w:p>
+      <w:pPr>
+        <w:spacing w:after="0" w:before="0" w:line="120" w:lineRule="exact"/>
+      </w:pPr>
+      <w:r>
+        <w:rPr>
+          <w:sz w:val="12"/>
+        </w:rPr>
+      </w:r>
+    </w:p>
+    <w:p>
+      <w:r>
+        <w:rPr>
+          <w:b/>
+          <w:color w:val="1F6FEB"/>
+        </w:rPr>
+        <w:t xml:space="preserve">Note: </w:t>
+      </w:r>
+      <w:r>
+        <w:rPr>
+          <w:b w:val="0"/>
+          <w:sz w:val="20"/>
+        </w:rPr>
+        <w:t>Click any step in Claude's reply to see this for yourself. Tool names can differ slightly between connector versions; the pattern does not.</w:t>
+      </w:r>
+    </w:p>
+    <w:p>
+      <w:pPr>
+        <w:pStyle w:val="Heading2"/>
+      </w:pPr>
+      <w:r>
         <w:t>Connectors and the context window</w:t>
       </w:r>
     </w:p>
@@ -16261,7 +17410,7 @@
         <w:rPr>
           <w:b w:val="0"/>
         </w:rPr>
-        <w:t>A connector lets Claude reach a service outside the chat. These are the ones this course uses:</w:t>
+        <w:t>A connector adds tools that reach a service outside the chat. These are the ones this course uses:</w:t>
       </w:r>
     </w:p>
     <w:tbl>
@@ -16888,6 +18037,1269 @@
           <w:color w:val="1F6FEB"/>
           <w:sz w:val="22"/>
         </w:rPr>
+        <w:t>Tool permissions and approval</w:t>
+      </w:r>
+    </w:p>
+    <w:tbl>
+      <w:tblPr>
+        <w:tblStyle w:val="TableGrid"/>
+        <w:tblW w:type="auto" w:w="0"/>
+        <w:jc w:val="center"/>
+        <w:tblLayout w:type="fixed"/>
+        <w:tblLook w:firstColumn="1" w:firstRow="1" w:lastColumn="0" w:lastRow="0" w:noHBand="0" w:noVBand="1" w:val="04A0"/>
+      </w:tblPr>
+      <w:tblGrid>
+        <w:gridCol w:w="2304"/>
+        <w:gridCol w:w="6336"/>
+      </w:tblGrid>
+      <w:tr>
+        <w:trPr>
+          <w:tblHeader w:val="true"/>
+          <w:cantSplit w:val="true"/>
+        </w:trPr>
+        <w:tc>
+          <w:tcPr>
+            <w:tcW w:type="dxa" w:w="2304"/>
+            <w:shd w:val="clear" w:color="auto" w:fill="1F6FEB"/>
+          </w:tcPr>
+          <w:p>
+            <w:pPr>
+              <w:keepNext/>
+              <w:spacing w:before="30" w:after="30"/>
+            </w:pPr>
+            <w:r/>
+            <w:r>
+              <w:rPr>
+                <w:b/>
+                <w:color w:val="FFFFFF"/>
+                <w:sz w:val="19"/>
+              </w:rPr>
+              <w:t>Rule</w:t>
+            </w:r>
+          </w:p>
+        </w:tc>
+        <w:tc>
+          <w:tcPr>
+            <w:tcW w:type="dxa" w:w="6336"/>
+            <w:shd w:val="clear" w:color="auto" w:fill="1F6FEB"/>
+          </w:tcPr>
+          <w:p>
+            <w:pPr>
+              <w:keepNext/>
+              <w:spacing w:before="30" w:after="30"/>
+            </w:pPr>
+            <w:r/>
+            <w:r>
+              <w:rPr>
+                <w:b/>
+                <w:color w:val="FFFFFF"/>
+                <w:sz w:val="19"/>
+              </w:rPr>
+              <w:t>In practice</w:t>
+            </w:r>
+          </w:p>
+        </w:tc>
+      </w:tr>
+      <w:tr>
+        <w:trPr>
+          <w:cantSplit w:val="true"/>
+        </w:trPr>
+        <w:tc>
+          <w:tcPr>
+            <w:tcW w:type="dxa" w:w="2304"/>
+          </w:tcPr>
+          <w:p>
+            <w:pPr>
+              <w:keepNext/>
+              <w:spacing w:before="30" w:after="30"/>
+            </w:pPr>
+            <w:r/>
+            <w:r>
+              <w:rPr>
+                <w:b/>
+                <w:sz w:val="19"/>
+              </w:rPr>
+              <w:t>Read tools run</w:t>
+            </w:r>
+          </w:p>
+        </w:tc>
+        <w:tc>
+          <w:tcPr>
+            <w:tcW w:type="dxa" w:w="6336"/>
+          </w:tcPr>
+          <w:p>
+            <w:pPr>
+              <w:keepNext/>
+              <w:spacing w:before="30" w:after="30"/>
+            </w:pPr>
+            <w:r/>
+            <w:r>
+              <w:rPr>
+                <w:b w:val="0"/>
+                <w:sz w:val="19"/>
+              </w:rPr>
+              <w:t>Search, read and list change nothing, so they run without asking.</w:t>
+            </w:r>
+          </w:p>
+        </w:tc>
+      </w:tr>
+      <w:tr>
+        <w:trPr>
+          <w:cantSplit w:val="true"/>
+        </w:trPr>
+        <w:tc>
+          <w:tcPr>
+            <w:tcW w:type="dxa" w:w="2304"/>
+            <w:shd w:val="clear" w:color="auto" w:fill="F3F5F8"/>
+          </w:tcPr>
+          <w:p>
+            <w:pPr>
+              <w:keepNext/>
+              <w:spacing w:before="30" w:after="30"/>
+            </w:pPr>
+            <w:r/>
+            <w:r>
+              <w:rPr>
+                <w:b/>
+                <w:sz w:val="19"/>
+              </w:rPr>
+              <w:t>Write tools ask</w:t>
+            </w:r>
+          </w:p>
+        </w:tc>
+        <w:tc>
+          <w:tcPr>
+            <w:tcW w:type="dxa" w:w="6336"/>
+            <w:shd w:val="clear" w:color="auto" w:fill="F3F5F8"/>
+          </w:tcPr>
+          <w:p>
+            <w:pPr>
+              <w:keepNext/>
+              <w:spacing w:before="30" w:after="30"/>
+            </w:pPr>
+            <w:r/>
+            <w:r>
+              <w:rPr>
+                <w:b w:val="0"/>
+                <w:sz w:val="19"/>
+              </w:rPr>
+              <w:t>Send, reply, create an event or delete ask for your approval by default.</w:t>
+            </w:r>
+          </w:p>
+        </w:tc>
+      </w:tr>
+      <w:tr>
+        <w:trPr>
+          <w:cantSplit w:val="true"/>
+        </w:trPr>
+        <w:tc>
+          <w:tcPr>
+            <w:tcW w:type="dxa" w:w="2304"/>
+          </w:tcPr>
+          <w:p>
+            <w:pPr>
+              <w:keepNext/>
+              <w:spacing w:before="30" w:after="30"/>
+            </w:pPr>
+            <w:r/>
+            <w:r>
+              <w:rPr>
+                <w:b/>
+                <w:sz w:val="19"/>
+              </w:rPr>
+              <w:t>See every tool</w:t>
+            </w:r>
+          </w:p>
+        </w:tc>
+        <w:tc>
+          <w:tcPr>
+            <w:tcW w:type="dxa" w:w="6336"/>
+          </w:tcPr>
+          <w:p>
+            <w:pPr>
+              <w:keepNext/>
+              <w:spacing w:before="30" w:after="30"/>
+            </w:pPr>
+            <w:r/>
+            <w:r>
+              <w:rPr>
+                <w:b w:val="0"/>
+                <w:sz w:val="19"/>
+              </w:rPr>
+              <w:t>Customize → Connectors → open a connector to see each tool it adds and what it may do.</w:t>
+            </w:r>
+          </w:p>
+        </w:tc>
+      </w:tr>
+      <w:tr>
+        <w:trPr>
+          <w:cantSplit w:val="true"/>
+        </w:trPr>
+        <w:tc>
+          <w:tcPr>
+            <w:tcW w:type="dxa" w:w="2304"/>
+            <w:shd w:val="clear" w:color="auto" w:fill="F3F5F8"/>
+          </w:tcPr>
+          <w:p>
+            <w:pPr>
+              <w:keepNext/>
+              <w:spacing w:before="30" w:after="30"/>
+            </w:pPr>
+            <w:r/>
+            <w:r>
+              <w:rPr>
+                <w:b/>
+                <w:sz w:val="19"/>
+              </w:rPr>
+              <w:t>On per session</w:t>
+            </w:r>
+          </w:p>
+        </w:tc>
+        <w:tc>
+          <w:tcPr>
+            <w:tcW w:type="dxa" w:w="6336"/>
+            <w:shd w:val="clear" w:color="auto" w:fill="F3F5F8"/>
+          </w:tcPr>
+          <w:p>
+            <w:pPr>
+              <w:keepNext/>
+              <w:spacing w:before="30" w:after="30"/>
+            </w:pPr>
+            <w:r/>
+            <w:r>
+              <w:rPr>
+                <w:b w:val="0"/>
+                <w:sz w:val="19"/>
+              </w:rPr>
+              <w:t>Toggle a connector on from the + menu only for the jobs that need it.</w:t>
+            </w:r>
+          </w:p>
+        </w:tc>
+      </w:tr>
+      <w:tr>
+        <w:trPr>
+          <w:cantSplit w:val="true"/>
+        </w:trPr>
+        <w:tc>
+          <w:tcPr>
+            <w:tcW w:type="dxa" w:w="2304"/>
+          </w:tcPr>
+          <w:p>
+            <w:pPr>
+              <w:keepNext/>
+              <w:spacing w:before="30" w:after="30"/>
+            </w:pPr>
+            <w:r/>
+            <w:r>
+              <w:rPr>
+                <w:b/>
+                <w:sz w:val="19"/>
+              </w:rPr>
+              <w:t>Scope the data</w:t>
+            </w:r>
+          </w:p>
+        </w:tc>
+        <w:tc>
+          <w:tcPr>
+            <w:tcW w:type="dxa" w:w="6336"/>
+          </w:tcPr>
+          <w:p>
+            <w:pPr>
+              <w:keepNext/>
+              <w:spacing w:before="30" w:after="30"/>
+            </w:pPr>
+            <w:r/>
+            <w:r>
+              <w:rPr>
+                <w:b w:val="0"/>
+                <w:sz w:val="19"/>
+              </w:rPr>
+              <w:t>Name the folder, label or dates — “the Lumo Launch folder”, not “my Drive”.</w:t>
+            </w:r>
+          </w:p>
+        </w:tc>
+      </w:tr>
+      <w:tr>
+        <w:trPr>
+          <w:cantSplit w:val="true"/>
+        </w:trPr>
+        <w:tc>
+          <w:tcPr>
+            <w:tcW w:type="dxa" w:w="2304"/>
+            <w:shd w:val="clear" w:color="auto" w:fill="F3F5F8"/>
+          </w:tcPr>
+          <w:p>
+            <w:pPr>
+              <w:spacing w:before="30" w:after="30"/>
+            </w:pPr>
+            <w:r/>
+            <w:r>
+              <w:rPr>
+                <w:b/>
+                <w:sz w:val="19"/>
+              </w:rPr>
+              <w:t>You approve</w:t>
+            </w:r>
+          </w:p>
+        </w:tc>
+        <w:tc>
+          <w:tcPr>
+            <w:tcW w:type="dxa" w:w="6336"/>
+            <w:shd w:val="clear" w:color="auto" w:fill="F3F5F8"/>
+          </w:tcPr>
+          <w:p>
+            <w:pPr>
+              <w:spacing w:before="30" w:after="30"/>
+            </w:pPr>
+            <w:r/>
+            <w:r>
+              <w:rPr>
+                <w:b w:val="0"/>
+                <w:sz w:val="19"/>
+              </w:rPr>
+              <w:t>Read the draft before you click. Claude drafts; the decision stays yours.</w:t>
+            </w:r>
+          </w:p>
+        </w:tc>
+      </w:tr>
+    </w:tbl>
+    <w:p>
+      <w:pPr>
+        <w:spacing w:after="0" w:before="0" w:line="120" w:lineRule="exact"/>
+      </w:pPr>
+      <w:r>
+        <w:rPr>
+          <w:sz w:val="12"/>
+        </w:rPr>
+      </w:r>
+    </w:p>
+    <w:p>
+      <w:pPr>
+        <w:keepNext/>
+        <w:spacing w:before="160" w:after="80"/>
+      </w:pPr>
+      <w:r>
+        <w:rPr>
+          <w:b/>
+          <w:color w:val="1F6FEB"/>
+          <w:sz w:val="22"/>
+        </w:rPr>
+        <w:t>Connectors at work: six everyday jobs</w:t>
+      </w:r>
+    </w:p>
+    <w:p>
+      <w:pPr>
+        <w:keepNext/>
+      </w:pPr>
+      <w:r>
+        <w:rPr>
+          <w:b w:val="0"/>
+        </w:rPr>
+        <w:t>Each of these is one prompt once the connectors are on. Lab 4 runs three of them on the Lumo files.</w:t>
+      </w:r>
+    </w:p>
+    <w:tbl>
+      <w:tblPr>
+        <w:tblStyle w:val="TableGrid"/>
+        <w:tblW w:type="auto" w:w="0"/>
+        <w:jc w:val="center"/>
+        <w:tblLayout w:type="fixed"/>
+        <w:tblLook w:firstColumn="1" w:firstRow="1" w:lastColumn="0" w:lastRow="0" w:noHBand="0" w:noVBand="1" w:val="04A0"/>
+      </w:tblPr>
+      <w:tblGrid>
+        <w:gridCol w:w="1728"/>
+        <w:gridCol w:w="1728"/>
+        <w:gridCol w:w="5184"/>
+      </w:tblGrid>
+      <w:tr>
+        <w:trPr>
+          <w:tblHeader w:val="true"/>
+          <w:cantSplit w:val="true"/>
+        </w:trPr>
+        <w:tc>
+          <w:tcPr>
+            <w:tcW w:type="dxa" w:w="1728"/>
+            <w:shd w:val="clear" w:color="auto" w:fill="1F6FEB"/>
+          </w:tcPr>
+          <w:p>
+            <w:pPr>
+              <w:keepNext/>
+              <w:spacing w:before="30" w:after="30"/>
+            </w:pPr>
+            <w:r/>
+            <w:r>
+              <w:rPr>
+                <w:b/>
+                <w:color w:val="FFFFFF"/>
+                <w:sz w:val="19"/>
+              </w:rPr>
+              <w:t>Everyday job</w:t>
+            </w:r>
+          </w:p>
+        </w:tc>
+        <w:tc>
+          <w:tcPr>
+            <w:tcW w:type="dxa" w:w="1728"/>
+            <w:shd w:val="clear" w:color="auto" w:fill="1F6FEB"/>
+          </w:tcPr>
+          <w:p>
+            <w:pPr>
+              <w:keepNext/>
+              <w:spacing w:before="30" w:after="30"/>
+            </w:pPr>
+            <w:r/>
+            <w:r>
+              <w:rPr>
+                <w:b/>
+                <w:color w:val="FFFFFF"/>
+                <w:sz w:val="19"/>
+              </w:rPr>
+              <w:t>Tools</w:t>
+            </w:r>
+          </w:p>
+        </w:tc>
+        <w:tc>
+          <w:tcPr>
+            <w:tcW w:type="dxa" w:w="5184"/>
+            <w:shd w:val="clear" w:color="auto" w:fill="1F6FEB"/>
+          </w:tcPr>
+          <w:p>
+            <w:pPr>
+              <w:keepNext/>
+              <w:spacing w:before="30" w:after="30"/>
+            </w:pPr>
+            <w:r/>
+            <w:r>
+              <w:rPr>
+                <w:b/>
+                <w:color w:val="FFFFFF"/>
+                <w:sz w:val="19"/>
+              </w:rPr>
+              <w:t>The prompt you would send</w:t>
+            </w:r>
+          </w:p>
+        </w:tc>
+      </w:tr>
+      <w:tr>
+        <w:trPr>
+          <w:cantSplit w:val="true"/>
+        </w:trPr>
+        <w:tc>
+          <w:tcPr>
+            <w:tcW w:type="dxa" w:w="1728"/>
+          </w:tcPr>
+          <w:p>
+            <w:pPr>
+              <w:keepNext/>
+              <w:spacing w:before="30" w:after="30"/>
+            </w:pPr>
+            <w:r/>
+            <w:r>
+              <w:rPr>
+                <w:b/>
+                <w:sz w:val="19"/>
+              </w:rPr>
+              <w:t>Meeting prep</w:t>
+            </w:r>
+          </w:p>
+        </w:tc>
+        <w:tc>
+          <w:tcPr>
+            <w:tcW w:type="dxa" w:w="1728"/>
+          </w:tcPr>
+          <w:p>
+            <w:pPr>
+              <w:keepNext/>
+              <w:spacing w:before="30" w:after="30"/>
+            </w:pPr>
+            <w:r/>
+            <w:r>
+              <w:rPr>
+                <w:b w:val="0"/>
+                <w:sz w:val="19"/>
+              </w:rPr>
+              <w:t>Gmail · Calendar</w:t>
+            </w:r>
+          </w:p>
+        </w:tc>
+        <w:tc>
+          <w:tcPr>
+            <w:tcW w:type="dxa" w:w="5184"/>
+          </w:tcPr>
+          <w:p>
+            <w:pPr>
+              <w:keepNext/>
+              <w:spacing w:before="30" w:after="30"/>
+            </w:pPr>
+            <w:r/>
+            <w:r>
+              <w:rPr>
+                <w:b w:val="0"/>
+                <w:sz w:val="19"/>
+              </w:rPr>
+              <w:t>Before my 3pm with Kopi Corner, summarise this month's emails with them and list the open questions.</w:t>
+            </w:r>
+          </w:p>
+        </w:tc>
+      </w:tr>
+      <w:tr>
+        <w:trPr>
+          <w:cantSplit w:val="true"/>
+        </w:trPr>
+        <w:tc>
+          <w:tcPr>
+            <w:tcW w:type="dxa" w:w="1728"/>
+            <w:shd w:val="clear" w:color="auto" w:fill="F3F5F8"/>
+          </w:tcPr>
+          <w:p>
+            <w:pPr>
+              <w:keepNext/>
+              <w:spacing w:before="30" w:after="30"/>
+            </w:pPr>
+            <w:r/>
+            <w:r>
+              <w:rPr>
+                <w:b/>
+                <w:sz w:val="19"/>
+              </w:rPr>
+              <w:t>Inbox triage</w:t>
+            </w:r>
+          </w:p>
+        </w:tc>
+        <w:tc>
+          <w:tcPr>
+            <w:tcW w:type="dxa" w:w="1728"/>
+            <w:shd w:val="clear" w:color="auto" w:fill="F3F5F8"/>
+          </w:tcPr>
+          <w:p>
+            <w:pPr>
+              <w:keepNext/>
+              <w:spacing w:before="30" w:after="30"/>
+            </w:pPr>
+            <w:r/>
+            <w:r>
+              <w:rPr>
+                <w:b w:val="0"/>
+                <w:sz w:val="19"/>
+              </w:rPr>
+              <w:t>Gmail</w:t>
+            </w:r>
+          </w:p>
+        </w:tc>
+        <w:tc>
+          <w:tcPr>
+            <w:tcW w:type="dxa" w:w="5184"/>
+            <w:shd w:val="clear" w:color="auto" w:fill="F3F5F8"/>
+          </w:tcPr>
+          <w:p>
+            <w:pPr>
+              <w:keepNext/>
+              <w:spacing w:before="30" w:after="30"/>
+            </w:pPr>
+            <w:r/>
+            <w:r>
+              <w:rPr>
+                <w:b w:val="0"/>
+                <w:sz w:val="19"/>
+              </w:rPr>
+              <w:t>Find customer emails from the last three days that have no reply, and draft replies for my approval.</w:t>
+            </w:r>
+          </w:p>
+        </w:tc>
+      </w:tr>
+      <w:tr>
+        <w:trPr>
+          <w:cantSplit w:val="true"/>
+        </w:trPr>
+        <w:tc>
+          <w:tcPr>
+            <w:tcW w:type="dxa" w:w="1728"/>
+          </w:tcPr>
+          <w:p>
+            <w:pPr>
+              <w:keepNext/>
+              <w:spacing w:before="30" w:after="30"/>
+            </w:pPr>
+            <w:r/>
+            <w:r>
+              <w:rPr>
+                <w:b/>
+                <w:sz w:val="19"/>
+              </w:rPr>
+              <w:t>Budget check</w:t>
+            </w:r>
+          </w:p>
+        </w:tc>
+        <w:tc>
+          <w:tcPr>
+            <w:tcW w:type="dxa" w:w="1728"/>
+          </w:tcPr>
+          <w:p>
+            <w:pPr>
+              <w:keepNext/>
+              <w:spacing w:before="30" w:after="30"/>
+            </w:pPr>
+            <w:r/>
+            <w:r>
+              <w:rPr>
+                <w:b w:val="0"/>
+                <w:sz w:val="19"/>
+              </w:rPr>
+              <w:t>Drive</w:t>
+            </w:r>
+          </w:p>
+        </w:tc>
+        <w:tc>
+          <w:tcPr>
+            <w:tcW w:type="dxa" w:w="5184"/>
+          </w:tcPr>
+          <w:p>
+            <w:pPr>
+              <w:keepNext/>
+              <w:spacing w:before="30" w:after="30"/>
+            </w:pPr>
+            <w:r/>
+            <w:r>
+              <w:rPr>
+                <w:b w:val="0"/>
+                <w:sz w:val="19"/>
+              </w:rPr>
+              <w:t>Compare the Q4 budget sheet with the brief, line by line, and flag every difference. Do not pick one.</w:t>
+            </w:r>
+          </w:p>
+        </w:tc>
+      </w:tr>
+      <w:tr>
+        <w:trPr>
+          <w:cantSplit w:val="true"/>
+        </w:trPr>
+        <w:tc>
+          <w:tcPr>
+            <w:tcW w:type="dxa" w:w="1728"/>
+            <w:shd w:val="clear" w:color="auto" w:fill="F3F5F8"/>
+          </w:tcPr>
+          <w:p>
+            <w:pPr>
+              <w:keepNext/>
+              <w:spacing w:before="30" w:after="30"/>
+            </w:pPr>
+            <w:r/>
+            <w:r>
+              <w:rPr>
+                <w:b/>
+                <w:sz w:val="19"/>
+              </w:rPr>
+              <w:t>Find a file</w:t>
+            </w:r>
+          </w:p>
+        </w:tc>
+        <w:tc>
+          <w:tcPr>
+            <w:tcW w:type="dxa" w:w="1728"/>
+            <w:shd w:val="clear" w:color="auto" w:fill="F3F5F8"/>
+          </w:tcPr>
+          <w:p>
+            <w:pPr>
+              <w:keepNext/>
+              <w:spacing w:before="30" w:after="30"/>
+            </w:pPr>
+            <w:r/>
+            <w:r>
+              <w:rPr>
+                <w:b w:val="0"/>
+                <w:sz w:val="19"/>
+              </w:rPr>
+              <w:t>Drive</w:t>
+            </w:r>
+          </w:p>
+        </w:tc>
+        <w:tc>
+          <w:tcPr>
+            <w:tcW w:type="dxa" w:w="5184"/>
+            <w:shd w:val="clear" w:color="auto" w:fill="F3F5F8"/>
+          </w:tcPr>
+          <w:p>
+            <w:pPr>
+              <w:keepNext/>
+              <w:spacing w:before="30" w:after="30"/>
+            </w:pPr>
+            <w:r/>
+            <w:r>
+              <w:rPr>
+                <w:b w:val="0"/>
+                <w:sz w:val="19"/>
+              </w:rPr>
+              <w:t>Find the latest signed stockist agreement and tell me its renewal date and notice period.</w:t>
+            </w:r>
+          </w:p>
+        </w:tc>
+      </w:tr>
+      <w:tr>
+        <w:trPr>
+          <w:cantSplit w:val="true"/>
+        </w:trPr>
+        <w:tc>
+          <w:tcPr>
+            <w:tcW w:type="dxa" w:w="1728"/>
+          </w:tcPr>
+          <w:p>
+            <w:pPr>
+              <w:keepNext/>
+              <w:spacing w:before="30" w:after="30"/>
+            </w:pPr>
+            <w:r/>
+            <w:r>
+              <w:rPr>
+                <w:b/>
+                <w:sz w:val="19"/>
+              </w:rPr>
+              <w:t>Book a meeting</w:t>
+            </w:r>
+          </w:p>
+        </w:tc>
+        <w:tc>
+          <w:tcPr>
+            <w:tcW w:type="dxa" w:w="1728"/>
+          </w:tcPr>
+          <w:p>
+            <w:pPr>
+              <w:keepNext/>
+              <w:spacing w:before="30" w:after="30"/>
+            </w:pPr>
+            <w:r/>
+            <w:r>
+              <w:rPr>
+                <w:b w:val="0"/>
+                <w:sz w:val="19"/>
+              </w:rPr>
+              <w:t>Calendar · Gmail</w:t>
+            </w:r>
+          </w:p>
+        </w:tc>
+        <w:tc>
+          <w:tcPr>
+            <w:tcW w:type="dxa" w:w="5184"/>
+          </w:tcPr>
+          <w:p>
+            <w:pPr>
+              <w:keepNext/>
+              <w:spacing w:before="30" w:after="30"/>
+            </w:pPr>
+            <w:r/>
+            <w:r>
+              <w:rPr>
+                <w:b w:val="0"/>
+                <w:sz w:val="19"/>
+              </w:rPr>
+              <w:t>Find 45 minutes next week when the four leads are free, and draft the invite.</w:t>
+            </w:r>
+          </w:p>
+        </w:tc>
+      </w:tr>
+      <w:tr>
+        <w:trPr>
+          <w:cantSplit w:val="true"/>
+        </w:trPr>
+        <w:tc>
+          <w:tcPr>
+            <w:tcW w:type="dxa" w:w="1728"/>
+            <w:shd w:val="clear" w:color="auto" w:fill="F3F5F8"/>
+          </w:tcPr>
+          <w:p>
+            <w:pPr>
+              <w:spacing w:before="30" w:after="30"/>
+            </w:pPr>
+            <w:r/>
+            <w:r>
+              <w:rPr>
+                <w:b/>
+                <w:sz w:val="19"/>
+              </w:rPr>
+              <w:t>Weekly update</w:t>
+            </w:r>
+          </w:p>
+        </w:tc>
+        <w:tc>
+          <w:tcPr>
+            <w:tcW w:type="dxa" w:w="1728"/>
+            <w:shd w:val="clear" w:color="auto" w:fill="F3F5F8"/>
+          </w:tcPr>
+          <w:p>
+            <w:pPr>
+              <w:spacing w:before="30" w:after="30"/>
+            </w:pPr>
+            <w:r/>
+            <w:r>
+              <w:rPr>
+                <w:b w:val="0"/>
+                <w:sz w:val="19"/>
+              </w:rPr>
+              <w:t>Drive · Gmail</w:t>
+            </w:r>
+          </w:p>
+        </w:tc>
+        <w:tc>
+          <w:tcPr>
+            <w:tcW w:type="dxa" w:w="5184"/>
+            <w:shd w:val="clear" w:color="auto" w:fill="F3F5F8"/>
+          </w:tcPr>
+          <w:p>
+            <w:pPr>
+              <w:spacing w:before="30" w:after="30"/>
+            </w:pPr>
+            <w:r/>
+            <w:r>
+              <w:rPr>
+                <w:b w:val="0"/>
+                <w:sz w:val="19"/>
+              </w:rPr>
+              <w:t>Summarise what changed in the Lumo Launch folder this week and draft the email to my manager.</w:t>
+            </w:r>
+          </w:p>
+        </w:tc>
+      </w:tr>
+    </w:tbl>
+    <w:p>
+      <w:pPr>
+        <w:spacing w:after="0" w:before="0" w:line="120" w:lineRule="exact"/>
+      </w:pPr>
+      <w:r>
+        <w:rPr>
+          <w:sz w:val="12"/>
+        </w:rPr>
+      </w:r>
+    </w:p>
+    <w:p>
+      <w:pPr>
+        <w:keepNext/>
+        <w:spacing w:before="160" w:after="80"/>
+      </w:pPr>
+      <w:r>
+        <w:rPr>
+          <w:b/>
+          <w:color w:val="1F6FEB"/>
+          <w:sz w:val="22"/>
+        </w:rPr>
+        <w:t>When a tool goes wrong</w:t>
+      </w:r>
+    </w:p>
+    <w:tbl>
+      <w:tblPr>
+        <w:tblStyle w:val="TableGrid"/>
+        <w:tblW w:type="auto" w:w="0"/>
+        <w:jc w:val="center"/>
+        <w:tblLayout w:type="fixed"/>
+        <w:tblLook w:firstColumn="1" w:firstRow="1" w:lastColumn="0" w:lastRow="0" w:noHBand="0" w:noVBand="1" w:val="04A0"/>
+      </w:tblPr>
+      <w:tblGrid>
+        <w:gridCol w:w="2448"/>
+        <w:gridCol w:w="2592"/>
+        <w:gridCol w:w="3600"/>
+      </w:tblGrid>
+      <w:tr>
+        <w:trPr>
+          <w:tblHeader w:val="true"/>
+          <w:cantSplit w:val="true"/>
+        </w:trPr>
+        <w:tc>
+          <w:tcPr>
+            <w:tcW w:type="dxa" w:w="2448"/>
+            <w:shd w:val="clear" w:color="auto" w:fill="1F6FEB"/>
+          </w:tcPr>
+          <w:p>
+            <w:pPr>
+              <w:keepNext/>
+              <w:spacing w:before="30" w:after="30"/>
+            </w:pPr>
+            <w:r/>
+            <w:r>
+              <w:rPr>
+                <w:b/>
+                <w:color w:val="FFFFFF"/>
+                <w:sz w:val="19"/>
+              </w:rPr>
+              <w:t>What you see</w:t>
+            </w:r>
+          </w:p>
+        </w:tc>
+        <w:tc>
+          <w:tcPr>
+            <w:tcW w:type="dxa" w:w="2592"/>
+            <w:shd w:val="clear" w:color="auto" w:fill="1F6FEB"/>
+          </w:tcPr>
+          <w:p>
+            <w:pPr>
+              <w:keepNext/>
+              <w:spacing w:before="30" w:after="30"/>
+            </w:pPr>
+            <w:r/>
+            <w:r>
+              <w:rPr>
+                <w:b/>
+                <w:color w:val="FFFFFF"/>
+                <w:sz w:val="19"/>
+              </w:rPr>
+              <w:t>Likely cause</w:t>
+            </w:r>
+          </w:p>
+        </w:tc>
+        <w:tc>
+          <w:tcPr>
+            <w:tcW w:type="dxa" w:w="3600"/>
+            <w:shd w:val="clear" w:color="auto" w:fill="1F6FEB"/>
+          </w:tcPr>
+          <w:p>
+            <w:pPr>
+              <w:keepNext/>
+              <w:spacing w:before="30" w:after="30"/>
+            </w:pPr>
+            <w:r/>
+            <w:r>
+              <w:rPr>
+                <w:b/>
+                <w:color w:val="FFFFFF"/>
+                <w:sz w:val="19"/>
+              </w:rPr>
+              <w:t>What to do</w:t>
+            </w:r>
+          </w:p>
+        </w:tc>
+      </w:tr>
+      <w:tr>
+        <w:trPr>
+          <w:cantSplit w:val="true"/>
+        </w:trPr>
+        <w:tc>
+          <w:tcPr>
+            <w:tcW w:type="dxa" w:w="2448"/>
+          </w:tcPr>
+          <w:p>
+            <w:pPr>
+              <w:keepNext/>
+              <w:spacing w:before="30" w:after="30"/>
+            </w:pPr>
+            <w:r/>
+            <w:r>
+              <w:rPr>
+                <w:b/>
+                <w:sz w:val="19"/>
+              </w:rPr>
+              <w:t>“Insufficient scope”</w:t>
+            </w:r>
+          </w:p>
+        </w:tc>
+        <w:tc>
+          <w:tcPr>
+            <w:tcW w:type="dxa" w:w="2592"/>
+          </w:tcPr>
+          <w:p>
+            <w:pPr>
+              <w:keepNext/>
+              <w:spacing w:before="30" w:after="30"/>
+            </w:pPr>
+            <w:r/>
+            <w:r>
+              <w:rPr>
+                <w:b w:val="0"/>
+                <w:sz w:val="19"/>
+              </w:rPr>
+              <w:t>Connected without file access</w:t>
+            </w:r>
+          </w:p>
+        </w:tc>
+        <w:tc>
+          <w:tcPr>
+            <w:tcW w:type="dxa" w:w="3600"/>
+          </w:tcPr>
+          <w:p>
+            <w:pPr>
+              <w:keepNext/>
+              <w:spacing w:before="30" w:after="30"/>
+            </w:pPr>
+            <w:r/>
+            <w:r>
+              <w:rPr>
+                <w:b w:val="0"/>
+                <w:sz w:val="19"/>
+              </w:rPr>
+              <w:t>Settings → Connectors → Reconnect, and accept read access.</w:t>
+            </w:r>
+          </w:p>
+        </w:tc>
+      </w:tr>
+      <w:tr>
+        <w:trPr>
+          <w:cantSplit w:val="true"/>
+        </w:trPr>
+        <w:tc>
+          <w:tcPr>
+            <w:tcW w:type="dxa" w:w="2448"/>
+            <w:shd w:val="clear" w:color="auto" w:fill="F3F5F8"/>
+          </w:tcPr>
+          <w:p>
+            <w:pPr>
+              <w:keepNext/>
+              <w:spacing w:before="30" w:after="30"/>
+            </w:pPr>
+            <w:r/>
+            <w:r>
+              <w:rPr>
+                <w:b/>
+                <w:sz w:val="19"/>
+              </w:rPr>
+              <w:t>An answer with no Drive step</w:t>
+            </w:r>
+          </w:p>
+        </w:tc>
+        <w:tc>
+          <w:tcPr>
+            <w:tcW w:type="dxa" w:w="2592"/>
+            <w:shd w:val="clear" w:color="auto" w:fill="F3F5F8"/>
+          </w:tcPr>
+          <w:p>
+            <w:pPr>
+              <w:keepNext/>
+              <w:spacing w:before="30" w:after="30"/>
+            </w:pPr>
+            <w:r/>
+            <w:r>
+              <w:rPr>
+                <w:b w:val="0"/>
+                <w:sz w:val="19"/>
+              </w:rPr>
+              <w:t>Connector off for this session</w:t>
+            </w:r>
+          </w:p>
+        </w:tc>
+        <w:tc>
+          <w:tcPr>
+            <w:tcW w:type="dxa" w:w="3600"/>
+            <w:shd w:val="clear" w:color="auto" w:fill="F3F5F8"/>
+          </w:tcPr>
+          <w:p>
+            <w:pPr>
+              <w:keepNext/>
+              <w:spacing w:before="30" w:after="30"/>
+            </w:pPr>
+            <w:r/>
+            <w:r>
+              <w:rPr>
+                <w:b w:val="0"/>
+                <w:sz w:val="19"/>
+              </w:rPr>
+              <w:t>+ → Connectors → switch it on; start with “Using Google Drive…”.</w:t>
+            </w:r>
+          </w:p>
+        </w:tc>
+      </w:tr>
+      <w:tr>
+        <w:trPr>
+          <w:cantSplit w:val="true"/>
+        </w:trPr>
+        <w:tc>
+          <w:tcPr>
+            <w:tcW w:type="dxa" w:w="2448"/>
+          </w:tcPr>
+          <w:p>
+            <w:pPr>
+              <w:keepNext/>
+              <w:spacing w:before="30" w:after="30"/>
+            </w:pPr>
+            <w:r/>
+            <w:r>
+              <w:rPr>
+                <w:b/>
+                <w:sz w:val="19"/>
+              </w:rPr>
+              <w:t>It read the wrong file</w:t>
+            </w:r>
+          </w:p>
+        </w:tc>
+        <w:tc>
+          <w:tcPr>
+            <w:tcW w:type="dxa" w:w="2592"/>
+          </w:tcPr>
+          <w:p>
+            <w:pPr>
+              <w:keepNext/>
+              <w:spacing w:before="30" w:after="30"/>
+            </w:pPr>
+            <w:r/>
+            <w:r>
+              <w:rPr>
+                <w:b w:val="0"/>
+                <w:sz w:val="19"/>
+              </w:rPr>
+              <w:t>The search matched several files</w:t>
+            </w:r>
+          </w:p>
+        </w:tc>
+        <w:tc>
+          <w:tcPr>
+            <w:tcW w:type="dxa" w:w="3600"/>
+          </w:tcPr>
+          <w:p>
+            <w:pPr>
+              <w:keepNext/>
+              <w:spacing w:before="30" w:after="30"/>
+            </w:pPr>
+            <w:r/>
+            <w:r>
+              <w:rPr>
+                <w:b w:val="0"/>
+                <w:sz w:val="19"/>
+              </w:rPr>
+              <w:t>Name the folder and file: Lumo Launch/lumo-launch-budget.csv.</w:t>
+            </w:r>
+          </w:p>
+        </w:tc>
+      </w:tr>
+      <w:tr>
+        <w:trPr>
+          <w:cantSplit w:val="true"/>
+        </w:trPr>
+        <w:tc>
+          <w:tcPr>
+            <w:tcW w:type="dxa" w:w="2448"/>
+            <w:shd w:val="clear" w:color="auto" w:fill="F3F5F8"/>
+          </w:tcPr>
+          <w:p>
+            <w:pPr>
+              <w:keepNext/>
+              <w:spacing w:before="30" w:after="30"/>
+            </w:pPr>
+            <w:r/>
+            <w:r>
+              <w:rPr>
+                <w:b/>
+                <w:sz w:val="19"/>
+              </w:rPr>
+              <w:t>Numbers that look estimated</w:t>
+            </w:r>
+          </w:p>
+        </w:tc>
+        <w:tc>
+          <w:tcPr>
+            <w:tcW w:type="dxa" w:w="2592"/>
+            <w:shd w:val="clear" w:color="auto" w:fill="F3F5F8"/>
+          </w:tcPr>
+          <w:p>
+            <w:pPr>
+              <w:keepNext/>
+              <w:spacing w:before="30" w:after="30"/>
+            </w:pPr>
+            <w:r/>
+            <w:r>
+              <w:rPr>
+                <w:b w:val="0"/>
+                <w:sz w:val="19"/>
+              </w:rPr>
+              <w:t>No code was run</w:t>
+            </w:r>
+          </w:p>
+        </w:tc>
+        <w:tc>
+          <w:tcPr>
+            <w:tcW w:type="dxa" w:w="3600"/>
+            <w:shd w:val="clear" w:color="auto" w:fill="F3F5F8"/>
+          </w:tcPr>
+          <w:p>
+            <w:pPr>
+              <w:keepNext/>
+              <w:spacing w:before="30" w:after="30"/>
+            </w:pPr>
+            <w:r/>
+            <w:r>
+              <w:rPr>
+                <w:b w:val="0"/>
+                <w:sz w:val="19"/>
+              </w:rPr>
+              <w:t>Ask it to use code and show the totals; check one figure yourself.</w:t>
+            </w:r>
+          </w:p>
+        </w:tc>
+      </w:tr>
+      <w:tr>
+        <w:trPr>
+          <w:cantSplit w:val="true"/>
+        </w:trPr>
+        <w:tc>
+          <w:tcPr>
+            <w:tcW w:type="dxa" w:w="2448"/>
+          </w:tcPr>
+          <w:p>
+            <w:pPr>
+              <w:spacing w:before="30" w:after="30"/>
+            </w:pPr>
+            <w:r/>
+            <w:r>
+              <w:rPr>
+                <w:b/>
+                <w:sz w:val="19"/>
+              </w:rPr>
+              <w:t>Slow replies, usage drains fast</w:t>
+            </w:r>
+          </w:p>
+        </w:tc>
+        <w:tc>
+          <w:tcPr>
+            <w:tcW w:type="dxa" w:w="2592"/>
+          </w:tcPr>
+          <w:p>
+            <w:pPr>
+              <w:spacing w:before="30" w:after="30"/>
+            </w:pPr>
+            <w:r/>
+            <w:r>
+              <w:rPr>
+                <w:b w:val="0"/>
+                <w:sz w:val="19"/>
+              </w:rPr>
+              <w:t>Too many connectors switched on</w:t>
+            </w:r>
+          </w:p>
+        </w:tc>
+        <w:tc>
+          <w:tcPr>
+            <w:tcW w:type="dxa" w:w="3600"/>
+          </w:tcPr>
+          <w:p>
+            <w:pPr>
+              <w:spacing w:before="30" w:after="30"/>
+            </w:pPr>
+            <w:r/>
+            <w:r>
+              <w:rPr>
+                <w:b w:val="0"/>
+                <w:sz w:val="19"/>
+              </w:rPr>
+              <w:t>Turn off the ones this job does not need.</w:t>
+            </w:r>
+          </w:p>
+        </w:tc>
+      </w:tr>
+    </w:tbl>
+    <w:p>
+      <w:pPr>
+        <w:spacing w:after="0" w:before="0" w:line="120" w:lineRule="exact"/>
+      </w:pPr>
+      <w:r>
+        <w:rPr>
+          <w:sz w:val="12"/>
+        </w:rPr>
+      </w:r>
+    </w:p>
+    <w:p>
+      <w:pPr>
+        <w:keepNext/>
+        <w:spacing w:before="160" w:after="80"/>
+      </w:pPr>
+      <w:r>
+        <w:rPr>
+          <w:b/>
+          <w:color w:val="1F6FEB"/>
+          <w:sz w:val="22"/>
+        </w:rPr>
         <w:t>Keeping the context window lean</w:t>
       </w:r>
     </w:p>
@@ -17485,7 +19897,7 @@
         <w:rPr>
           <w:b w:val="0"/>
         </w:rPr>
-        <w:t>By the end of this lab you can connect Google Drive and Gmail, read campaign files from Drive and send an approved summary.</w:t>
+        <w:t>By the end of this lab you can connect Google Drive and Gmail and use their tools to reconcile, search, save and draft, sending only what you approve.</w:t>
       </w:r>
     </w:p>
     <w:p>
@@ -17503,7 +19915,7 @@
         <w:rPr>
           <w:b w:val="0"/>
         </w:rPr>
-        <w:t>The launch budget and timeline live in a shared Google Drive folder, not on your laptop. You upload the Lab 04 data folder to Drive, connect the Google Drive and Gmail connectors, and have the project read the budget from Drive, reconcile it against the launch brief, save the research brief back to Drive, and email you an approved summary. The budget sheet and the brief disagree on two lines — the project should catch it.</w:t>
+        <w:t>The launch budget and timeline live in Google Drive. You connect Drive and Gmail, and the project reconciles the Drive budget against the launch brief — they disagree on two lines — saves the research brief to Drive and emails you an approved summary. Then two everyday jobs: find the next milestones in Drive and draft a reminder in Gmail, reading the tool calls behind each.</w:t>
       </w:r>
     </w:p>
     <w:p>
@@ -17521,7 +19933,7 @@
         <w:rPr>
           <w:b w:val="0"/>
         </w:rPr>
-        <w:t>Drive and Gmail connected, the research brief saved to Drive, and an approved launch summary emailed to yourself.</w:t>
+        <w:t>Drive and Gmail connected, the budget reconciled, an approved summary emailed to yourself, a milestone list from Drive and a reminder saved as a Gmail draft.</w:t>
       </w:r>
     </w:p>
     <w:p>
@@ -17539,7 +19951,7 @@
         <w:rPr>
           <w:b w:val="0"/>
         </w:rPr>
-        <w:t>Claude Projects, Google Drive connector, Gmail connector.</w:t>
+        <w:t>Claude Projects, Google Drive connector, Gmail connector, tool calls.</w:t>
       </w:r>
     </w:p>
     <w:p>
@@ -17957,6 +20369,28 @@
     <w:p>
       <w:pPr>
         <w:keepNext/>
+        <w:spacing w:before="120" w:after="40"/>
+      </w:pPr>
+      <w:r>
+        <w:rPr>
+          <w:b/>
+          <w:color w:val="111827"/>
+          <w:sz w:val="21"/>
+        </w:rPr>
+        <w:t>Seeing the tools Claude used</w:t>
+      </w:r>
+    </w:p>
+    <w:p>
+      <w:r>
+        <w:rPr>
+          <w:b w:val="0"/>
+        </w:rPr>
+        <w:t>Every tool Claude calls appears as a step in its reply, such as *Searched Google Drive*. Click the step to see the tool's name, what Claude passed in and what came back.</w:t>
+      </w:r>
+    </w:p>
+    <w:p>
+      <w:pPr>
+        <w:keepNext/>
         <w:spacing w:before="160" w:after="80"/>
       </w:pPr>
       <w:r>
@@ -17966,6 +20400,30 @@
           <w:sz w:val="22"/>
         </w:rPr>
         <w:t>Step-by-step</w:t>
+      </w:r>
+    </w:p>
+    <w:p>
+      <w:r>
+        <w:rPr>
+          <w:b w:val="0"/>
+        </w:rPr>
+        <w:t>This lab has three blocks. Block 1 reconciles the budget and emails you an approved summary. Block 2 searches Drive for the milestones due next and asks Claude to list the tools it called. Block 3 searches Gmail and saves a reminder as a draft.</w:t>
+      </w:r>
+    </w:p>
+    <w:p>
+      <w:r>
+        <w:rPr>
+          <w:b/>
+          <w:color w:val="1F6FEB"/>
+        </w:rPr>
+        <w:t xml:space="preserve">Note: </w:t>
+      </w:r>
+      <w:r>
+        <w:rPr>
+          <w:b w:val="0"/>
+          <w:sz w:val="20"/>
+        </w:rPr>
+        <w:t>Replace &lt;YOUR EMAIL&gt; with your own address in Blocks 1 and 3. Send lab emails only to yourself.</w:t>
       </w:r>
     </w:p>
     <w:p>
@@ -18072,12 +20530,11 @@
         <w:rPr>
           <w:b w:val="0"/>
         </w:rPr>
-        <w:t>Send the lab prompt with your own email address in place of &lt;YOUR EMAIL&gt;.</w:t>
-      </w:r>
-    </w:p>
-    <w:p>
-      <w:pPr>
-        <w:keepNext/>
+        <w:t>Send Block 1 with your own email address in place of &lt;YOUR EMAIL&gt;.</w:t>
+      </w:r>
+    </w:p>
+    <w:p>
+      <w:pPr>
         <w:spacing w:after="120"/>
         <w:ind w:left="440"/>
       </w:pPr>
@@ -18096,6 +20553,34 @@
           <w:sz w:val="19"/>
         </w:rPr>
         <w:t>No files are attached this time — the project reaches Drive itself.</w:t>
+      </w:r>
+    </w:p>
+    <w:p>
+      <w:pPr>
+        <w:keepNext/>
+        <w:spacing w:after="40" w:before="80"/>
+        <w:ind w:left="440"/>
+      </w:pPr>
+      <w:r>
+        <w:rPr>
+          <w:b/>
+          <w:color w:val="111827"/>
+          <w:sz w:val="21"/>
+        </w:rPr>
+        <w:t>Block 1 — RECONCILE</w:t>
+      </w:r>
+    </w:p>
+    <w:p>
+      <w:pPr>
+        <w:keepNext/>
+        <w:spacing w:after="60"/>
+        <w:ind w:left="440"/>
+      </w:pPr>
+      <w:r>
+        <w:rPr>
+          <w:b w:val="0"/>
+        </w:rPr>
+        <w:t>Send this in the project:</w:t>
       </w:r>
     </w:p>
     <w:tbl>
@@ -18376,17 +20861,9 @@
       </w:pPr>
       <w:r>
         <w:rPr>
-          <w:b/>
-          <w:color w:val="1F6FEB"/>
-        </w:rPr>
-        <w:t xml:space="preserve">Note: </w:t>
-      </w:r>
-      <w:r>
-        <w:rPr>
           <w:b w:val="0"/>
-          <w:sz w:val="20"/>
-        </w:rPr>
-        <w:t>Replace &lt;YOUR EMAIL&gt; with your own address. Send lab emails only to yourself.</w:t>
+        </w:rPr>
+        <w:t>Read the budget table and the draft in full before you approve the email.</w:t>
       </w:r>
     </w:p>
     <w:p>
@@ -18602,6 +21079,659 @@
           <w:sz w:val="19"/>
         </w:rPr>
         <w:t>Close the loop: an email you did not check arrived is an email you hope arrived.</w:t>
+      </w:r>
+    </w:p>
+    <w:p>
+      <w:pPr>
+        <w:keepNext/>
+        <w:spacing w:after="40"/>
+        <w:ind w:left="440" w:hanging="440"/>
+      </w:pPr>
+      <w:r>
+        <w:rPr>
+          <w:b/>
+          <w:color w:val="1F6FEB"/>
+        </w:rPr>
+        <w:t>9.</w:t>
+        <w:tab/>
+      </w:r>
+      <w:r>
+        <w:rPr>
+          <w:b w:val="0"/>
+        </w:rPr>
+        <w:t>Send Block 2 to find the milestones due from 6 to 20 November.</w:t>
+      </w:r>
+    </w:p>
+    <w:p>
+      <w:pPr>
+        <w:spacing w:after="120"/>
+        <w:ind w:left="440"/>
+      </w:pPr>
+      <w:r>
+        <w:rPr>
+          <w:b/>
+          <w:color w:val="555B66"/>
+          <w:sz w:val="19"/>
+        </w:rPr>
+        <w:t xml:space="preserve">Why: </w:t>
+      </w:r>
+      <w:r>
+        <w:rPr>
+          <w:b w:val="0"/>
+          <w:color w:val="555B66"/>
+          <w:sz w:val="19"/>
+        </w:rPr>
+        <w:t>The prompt names no file. Claude must search Drive, then read what it found — two tool calls you never asked for by name.</w:t>
+      </w:r>
+    </w:p>
+    <w:p>
+      <w:pPr>
+        <w:keepNext/>
+        <w:spacing w:after="40" w:before="80"/>
+        <w:ind w:left="440"/>
+      </w:pPr>
+      <w:r>
+        <w:rPr>
+          <w:b/>
+          <w:color w:val="111827"/>
+          <w:sz w:val="21"/>
+        </w:rPr>
+        <w:t>Block 2 — FIND</w:t>
+      </w:r>
+    </w:p>
+    <w:p>
+      <w:pPr>
+        <w:keepNext/>
+        <w:spacing w:after="60"/>
+        <w:ind w:left="440"/>
+      </w:pPr>
+      <w:r>
+        <w:rPr>
+          <w:b w:val="0"/>
+        </w:rPr>
+        <w:t>Then send:</w:t>
+      </w:r>
+    </w:p>
+    <w:tbl>
+      <w:tblPr>
+        <w:tblStyle w:val="TableGrid"/>
+        <w:tblW w:type="auto" w:w="0"/>
+        <w:tblLayout w:type="fixed"/>
+        <w:tblLook w:firstColumn="1" w:firstRow="1" w:lastColumn="0" w:lastRow="0" w:noHBand="0" w:noVBand="1" w:val="04A0"/>
+        <w:tblInd w:w="440" w:type="dxa"/>
+      </w:tblPr>
+      <w:tblGrid>
+        <w:gridCol w:w="8200"/>
+      </w:tblGrid>
+      <w:tr>
+        <w:trPr>
+          <w:cantSplit w:val="true"/>
+        </w:trPr>
+        <w:tc>
+          <w:tcPr>
+            <w:tcW w:type="dxa" w:w="8200"/>
+            <w:shd w:val="clear" w:color="auto" w:fill="FBF3EF"/>
+          </w:tcPr>
+          <w:p>
+            <w:pPr>
+              <w:keepNext/>
+              <w:spacing w:after="60"/>
+            </w:pPr>
+            <w:r>
+              <w:rPr>
+                <w:b/>
+                <w:color w:val="D97757"/>
+                <w:sz w:val="17"/>
+              </w:rPr>
+              <w:t>PROMPT — copy into Claude</w:t>
+            </w:r>
+          </w:p>
+          <w:p>
+            <w:pPr>
+              <w:keepNext/>
+              <w:spacing w:after="0"/>
+            </w:pPr>
+            <w:r>
+              <w:rPr>
+                <w:rFonts w:ascii="Courier New" w:hAnsi="Courier New"/>
+                <w:color w:val="111827"/>
+                <w:sz w:val="19"/>
+              </w:rPr>
+              <w:t>Search my Google Drive for the Lumo launch timeline.</w:t>
+            </w:r>
+          </w:p>
+          <w:p>
+            <w:pPr>
+              <w:keepNext/>
+              <w:spacing w:after="0"/>
+            </w:pPr>
+            <w:r>
+              <w:rPr>
+                <w:rFonts w:ascii="Courier New" w:hAnsi="Courier New"/>
+                <w:color w:val="111827"/>
+                <w:sz w:val="19"/>
+              </w:rPr>
+              <w:t xml:space="preserve"> </w:t>
+            </w:r>
+          </w:p>
+          <w:p>
+            <w:pPr>
+              <w:keepNext/>
+              <w:spacing w:after="0"/>
+            </w:pPr>
+            <w:r>
+              <w:rPr>
+                <w:rFonts w:ascii="Courier New" w:hAnsi="Courier New"/>
+                <w:color w:val="111827"/>
+                <w:sz w:val="19"/>
+              </w:rPr>
+              <w:t>1. List every milestone due from 6 to 20 November 2026 in a</w:t>
+            </w:r>
+          </w:p>
+          <w:p>
+            <w:pPr>
+              <w:keepNext/>
+              <w:spacing w:after="0"/>
+            </w:pPr>
+            <w:r>
+              <w:rPr>
+                <w:rFonts w:ascii="Courier New" w:hAnsi="Courier New"/>
+                <w:color w:val="111827"/>
+                <w:sz w:val="19"/>
+              </w:rPr>
+              <w:t xml:space="preserve">   table: date, milestone, owner and status.</w:t>
+            </w:r>
+          </w:p>
+          <w:p>
+            <w:pPr>
+              <w:keepNext/>
+              <w:spacing w:after="0"/>
+            </w:pPr>
+            <w:r>
+              <w:rPr>
+                <w:rFonts w:ascii="Courier New" w:hAnsi="Courier New"/>
+                <w:color w:val="111827"/>
+                <w:sz w:val="19"/>
+              </w:rPr>
+              <w:t>2. Then list the tools you called to answer this, in order:</w:t>
+            </w:r>
+          </w:p>
+          <w:p>
+            <w:pPr>
+              <w:keepNext/>
+              <w:spacing w:after="80"/>
+            </w:pPr>
+            <w:r>
+              <w:rPr>
+                <w:rFonts w:ascii="Courier New" w:hAnsi="Courier New"/>
+                <w:color w:val="111827"/>
+                <w:sz w:val="19"/>
+              </w:rPr>
+              <w:t xml:space="preserve">   the tool's name, what you passed to it, and what it returned.</w:t>
+            </w:r>
+          </w:p>
+        </w:tc>
+      </w:tr>
+    </w:tbl>
+    <w:p>
+      <w:pPr>
+        <w:spacing w:after="0" w:before="0" w:line="120" w:lineRule="exact"/>
+      </w:pPr>
+      <w:r>
+        <w:rPr>
+          <w:sz w:val="12"/>
+        </w:rPr>
+      </w:r>
+    </w:p>
+    <w:p>
+      <w:pPr>
+        <w:spacing w:after="160"/>
+        <w:ind w:left="440"/>
+      </w:pPr>
+      <w:r>
+        <w:rPr>
+          <w:b w:val="0"/>
+        </w:rPr>
+        <w:t>Click the Drive steps in Claude's reply and compare them with the tool list it gave you.</w:t>
+      </w:r>
+    </w:p>
+    <w:p>
+      <w:pPr>
+        <w:keepNext/>
+        <w:spacing w:after="40"/>
+        <w:ind w:left="440" w:hanging="440"/>
+      </w:pPr>
+      <w:r>
+        <w:rPr>
+          <w:b/>
+          <w:color w:val="1F6FEB"/>
+        </w:rPr>
+        <w:t>10.</w:t>
+        <w:tab/>
+      </w:r>
+      <w:r>
+        <w:rPr>
+          <w:b w:val="0"/>
+        </w:rPr>
+        <w:t>Click the Drive steps in Claude's reply and compare them with the tool list it gave you.</w:t>
+      </w:r>
+    </w:p>
+    <w:p>
+      <w:pPr>
+        <w:spacing w:after="120"/>
+        <w:ind w:left="440"/>
+      </w:pPr>
+      <w:r>
+        <w:rPr>
+          <w:b/>
+          <w:color w:val="555B66"/>
+          <w:sz w:val="19"/>
+        </w:rPr>
+        <w:t xml:space="preserve">Why: </w:t>
+      </w:r>
+      <w:r>
+        <w:rPr>
+          <w:b w:val="0"/>
+          <w:color w:val="555B66"/>
+          <w:sz w:val="19"/>
+        </w:rPr>
+        <w:t>Each step shows the tool, its input and its result — a search, then a file read. This is how you check where an answer came from.</w:t>
+      </w:r>
+    </w:p>
+    <w:p>
+      <w:pPr>
+        <w:keepNext/>
+        <w:spacing w:after="40"/>
+        <w:ind w:left="440" w:hanging="440"/>
+      </w:pPr>
+      <w:r>
+        <w:rPr>
+          <w:b/>
+          <w:color w:val="1F6FEB"/>
+        </w:rPr>
+        <w:t>11.</w:t>
+        <w:tab/>
+      </w:r>
+      <w:r>
+        <w:rPr>
+          <w:b w:val="0"/>
+        </w:rPr>
+        <w:t>Check the milestone table.</w:t>
+      </w:r>
+    </w:p>
+    <w:p>
+      <w:pPr>
+        <w:spacing w:after="120"/>
+        <w:ind w:left="440"/>
+      </w:pPr>
+      <w:r>
+        <w:rPr>
+          <w:b/>
+          <w:color w:val="555B66"/>
+          <w:sz w:val="19"/>
+        </w:rPr>
+        <w:t xml:space="preserve">Why: </w:t>
+      </w:r>
+      <w:r>
+        <w:rPr>
+          <w:b w:val="0"/>
+          <w:color w:val="555B66"/>
+          <w:sz w:val="19"/>
+        </w:rPr>
+        <w:t>Three milestones, all Not started: 6 November, launch deck and campaign brief (Marketing lead); 13 November, brand-voice skill and social calendar (Social lead); 20 November, creator content approved (Partnerships lead).</w:t>
+      </w:r>
+    </w:p>
+    <w:p>
+      <w:pPr>
+        <w:keepNext/>
+        <w:spacing w:after="40"/>
+        <w:ind w:left="440" w:hanging="440"/>
+      </w:pPr>
+      <w:r>
+        <w:rPr>
+          <w:b/>
+          <w:color w:val="1F6FEB"/>
+        </w:rPr>
+        <w:t>12.</w:t>
+        <w:tab/>
+      </w:r>
+      <w:r>
+        <w:rPr>
+          <w:b w:val="0"/>
+        </w:rPr>
+        <w:t>Send Block 3 with your own email address in place of &lt;YOUR EMAIL&gt;.</w:t>
+      </w:r>
+    </w:p>
+    <w:p>
+      <w:pPr>
+        <w:spacing w:after="120"/>
+        <w:ind w:left="440"/>
+      </w:pPr>
+      <w:r>
+        <w:rPr>
+          <w:b/>
+          <w:color w:val="555B66"/>
+          <w:sz w:val="19"/>
+        </w:rPr>
+        <w:t xml:space="preserve">Why: </w:t>
+      </w:r>
+      <w:r>
+        <w:rPr>
+          <w:b w:val="0"/>
+          <w:color w:val="555B66"/>
+          <w:sz w:val="19"/>
+        </w:rPr>
+        <w:t>Two Gmail tools this time — one searches your mail, one creates a draft — plus a Drive read. None of them sends anything.</w:t>
+      </w:r>
+    </w:p>
+    <w:p>
+      <w:pPr>
+        <w:keepNext/>
+        <w:spacing w:after="40" w:before="80"/>
+        <w:ind w:left="440"/>
+      </w:pPr>
+      <w:r>
+        <w:rPr>
+          <w:b/>
+          <w:color w:val="111827"/>
+          <w:sz w:val="21"/>
+        </w:rPr>
+        <w:t>Block 3 — REMIND</w:t>
+      </w:r>
+    </w:p>
+    <w:p>
+      <w:pPr>
+        <w:keepNext/>
+        <w:spacing w:after="60"/>
+        <w:ind w:left="440"/>
+      </w:pPr>
+      <w:r>
+        <w:rPr>
+          <w:b w:val="0"/>
+        </w:rPr>
+        <w:t>Then send:</w:t>
+      </w:r>
+    </w:p>
+    <w:tbl>
+      <w:tblPr>
+        <w:tblStyle w:val="TableGrid"/>
+        <w:tblW w:type="auto" w:w="0"/>
+        <w:tblLayout w:type="fixed"/>
+        <w:tblLook w:firstColumn="1" w:firstRow="1" w:lastColumn="0" w:lastRow="0" w:noHBand="0" w:noVBand="1" w:val="04A0"/>
+        <w:tblInd w:w="440" w:type="dxa"/>
+      </w:tblPr>
+      <w:tblGrid>
+        <w:gridCol w:w="8200"/>
+      </w:tblGrid>
+      <w:tr>
+        <w:trPr>
+          <w:cantSplit w:val="true"/>
+        </w:trPr>
+        <w:tc>
+          <w:tcPr>
+            <w:tcW w:type="dxa" w:w="8200"/>
+            <w:shd w:val="clear" w:color="auto" w:fill="FBF3EF"/>
+          </w:tcPr>
+          <w:p>
+            <w:pPr>
+              <w:keepNext/>
+              <w:spacing w:after="60"/>
+            </w:pPr>
+            <w:r>
+              <w:rPr>
+                <w:b/>
+                <w:color w:val="D97757"/>
+                <w:sz w:val="17"/>
+              </w:rPr>
+              <w:t>PROMPT — copy into Claude</w:t>
+            </w:r>
+          </w:p>
+          <w:p>
+            <w:pPr>
+              <w:keepNext/>
+              <w:spacing w:after="0"/>
+            </w:pPr>
+            <w:r>
+              <w:rPr>
+                <w:rFonts w:ascii="Courier New" w:hAnsi="Courier New"/>
+                <w:color w:val="111827"/>
+                <w:sz w:val="19"/>
+              </w:rPr>
+              <w:t>Using Gmail and Google Drive:</w:t>
+            </w:r>
+          </w:p>
+          <w:p>
+            <w:pPr>
+              <w:keepNext/>
+              <w:spacing w:after="0"/>
+            </w:pPr>
+            <w:r>
+              <w:rPr>
+                <w:rFonts w:ascii="Courier New" w:hAnsi="Courier New"/>
+                <w:color w:val="111827"/>
+                <w:sz w:val="19"/>
+              </w:rPr>
+              <w:t xml:space="preserve"> </w:t>
+            </w:r>
+          </w:p>
+          <w:p>
+            <w:pPr>
+              <w:keepNext/>
+              <w:spacing w:after="0"/>
+            </w:pPr>
+            <w:r>
+              <w:rPr>
+                <w:rFonts w:ascii="Courier New" w:hAnsi="Courier New"/>
+                <w:color w:val="111827"/>
+                <w:sz w:val="19"/>
+              </w:rPr>
+              <w:t>1. Search my Gmail for the email with the subject</w:t>
+            </w:r>
+          </w:p>
+          <w:p>
+            <w:pPr>
+              <w:keepNext/>
+              <w:spacing w:after="0"/>
+            </w:pPr>
+            <w:r>
+              <w:rPr>
+                <w:rFonts w:ascii="Courier New" w:hAnsi="Courier New"/>
+                <w:color w:val="111827"/>
+                <w:sz w:val="19"/>
+              </w:rPr>
+              <w:t xml:space="preserve">   "Lumo launch - research and budget check" and tell me when</w:t>
+            </w:r>
+          </w:p>
+          <w:p>
+            <w:pPr>
+              <w:keepNext/>
+              <w:spacing w:after="0"/>
+            </w:pPr>
+            <w:r>
+              <w:rPr>
+                <w:rFonts w:ascii="Courier New" w:hAnsi="Courier New"/>
+                <w:color w:val="111827"/>
+                <w:sz w:val="19"/>
+              </w:rPr>
+              <w:t xml:space="preserve">   it arrived.</w:t>
+            </w:r>
+          </w:p>
+          <w:p>
+            <w:pPr>
+              <w:keepNext/>
+              <w:spacing w:after="0"/>
+            </w:pPr>
+            <w:r>
+              <w:rPr>
+                <w:rFonts w:ascii="Courier New" w:hAnsi="Courier New"/>
+                <w:color w:val="111827"/>
+                <w:sz w:val="19"/>
+              </w:rPr>
+              <w:t>2. From lumo-launch-timeline.csv in Drive, find the milestone for</w:t>
+            </w:r>
+          </w:p>
+          <w:p>
+            <w:pPr>
+              <w:keepNext/>
+              <w:spacing w:after="0"/>
+            </w:pPr>
+            <w:r>
+              <w:rPr>
+                <w:rFonts w:ascii="Courier New" w:hAnsi="Courier New"/>
+                <w:color w:val="111827"/>
+                <w:sz w:val="19"/>
+              </w:rPr>
+              <w:t xml:space="preserve">   the Shopee and Lazada store pages: its owner and due date.</w:t>
+            </w:r>
+          </w:p>
+          <w:p>
+            <w:pPr>
+              <w:keepNext/>
+              <w:spacing w:after="0"/>
+            </w:pPr>
+            <w:r>
+              <w:rPr>
+                <w:rFonts w:ascii="Courier New" w:hAnsi="Courier New"/>
+                <w:color w:val="111827"/>
+                <w:sz w:val="19"/>
+              </w:rPr>
+              <w:t>3. Draft an email to &lt;YOUR EMAIL&gt; with the subject</w:t>
+            </w:r>
+          </w:p>
+          <w:p>
+            <w:pPr>
+              <w:keepNext/>
+              <w:spacing w:after="0"/>
+            </w:pPr>
+            <w:r>
+              <w:rPr>
+                <w:rFonts w:ascii="Courier New" w:hAnsi="Courier New"/>
+                <w:color w:val="111827"/>
+                <w:sz w:val="19"/>
+              </w:rPr>
+              <w:t xml:space="preserve">   "Reminder: store pages due &lt;due date&gt;", reminding its owner</w:t>
+            </w:r>
+          </w:p>
+          <w:p>
+            <w:pPr>
+              <w:keepNext/>
+              <w:spacing w:after="0"/>
+            </w:pPr>
+            <w:r>
+              <w:rPr>
+                <w:rFonts w:ascii="Courier New" w:hAnsi="Courier New"/>
+                <w:color w:val="111827"/>
+                <w:sz w:val="19"/>
+              </w:rPr>
+              <w:t xml:space="preserve">   of what is due and when.</w:t>
+            </w:r>
+          </w:p>
+          <w:p>
+            <w:pPr>
+              <w:keepNext/>
+              <w:spacing w:after="0"/>
+            </w:pPr>
+            <w:r>
+              <w:rPr>
+                <w:rFonts w:ascii="Courier New" w:hAnsi="Courier New"/>
+                <w:color w:val="111827"/>
+                <w:sz w:val="19"/>
+              </w:rPr>
+              <w:t xml:space="preserve"> </w:t>
+            </w:r>
+          </w:p>
+          <w:p>
+            <w:pPr>
+              <w:keepNext/>
+              <w:spacing w:after="80"/>
+            </w:pPr>
+            <w:r>
+              <w:rPr>
+                <w:rFonts w:ascii="Courier New" w:hAnsi="Courier New"/>
+                <w:color w:val="111827"/>
+                <w:sz w:val="19"/>
+              </w:rPr>
+              <w:t>Save the reminder as a Gmail draft. Do not send it.</w:t>
+            </w:r>
+          </w:p>
+        </w:tc>
+      </w:tr>
+    </w:tbl>
+    <w:p>
+      <w:pPr>
+        <w:spacing w:after="0" w:before="0" w:line="120" w:lineRule="exact"/>
+      </w:pPr>
+      <w:r>
+        <w:rPr>
+          <w:sz w:val="12"/>
+        </w:rPr>
+      </w:r>
+    </w:p>
+    <w:p>
+      <w:pPr>
+        <w:spacing w:after="160"/>
+        <w:ind w:left="440"/>
+      </w:pPr>
+      <w:r>
+        <w:rPr>
+          <w:b w:val="0"/>
+        </w:rPr>
+        <w:t xml:space="preserve">Open </w:t>
+      </w:r>
+      <w:r>
+        <w:rPr>
+          <w:b/>
+        </w:rPr>
+        <w:t>Gmail → Drafts</w:t>
+      </w:r>
+      <w:r>
+        <w:rPr>
+          <w:b w:val="0"/>
+        </w:rPr>
+        <w:t xml:space="preserve"> and check the reminder is there, unsent.</w:t>
+      </w:r>
+    </w:p>
+    <w:p>
+      <w:pPr>
+        <w:keepNext/>
+        <w:spacing w:after="40"/>
+        <w:ind w:left="440" w:hanging="440"/>
+      </w:pPr>
+      <w:r>
+        <w:rPr>
+          <w:b/>
+          <w:color w:val="1F6FEB"/>
+        </w:rPr>
+        <w:t>13.</w:t>
+        <w:tab/>
+      </w:r>
+      <w:r>
+        <w:rPr>
+          <w:b w:val="0"/>
+        </w:rPr>
+        <w:t>Open Gmail → Drafts and check the reminder.</w:t>
+      </w:r>
+    </w:p>
+    <w:p>
+      <w:pPr>
+        <w:spacing w:after="120"/>
+        <w:ind w:left="440"/>
+      </w:pPr>
+      <w:r>
+        <w:rPr>
+          <w:b/>
+          <w:color w:val="555B66"/>
+          <w:sz w:val="19"/>
+        </w:rPr>
+        <w:t xml:space="preserve">Why: </w:t>
+      </w:r>
+      <w:r>
+        <w:rPr>
+          <w:b w:val="0"/>
+          <w:color w:val="555B66"/>
+          <w:sz w:val="19"/>
+        </w:rPr>
+        <w:t>The store pages belong to the E-commerce lead and are due Friday 27 November 2026. The reminder is a draft, not a sent email, and Claude reported when the Block 1 email arrived.</w:t>
       </w:r>
     </w:p>
     <w:p>
@@ -18655,7 +21785,7 @@
                 <w:b w:val="0"/>
                 <w:sz w:val="20"/>
               </w:rPr>
-              <w:t>Google Drive and Gmail are connected. Claude read both CSV files from the Lumo Launch folder, showed a budget table totalling S$60,000 on both sides, and flagged Instagram (S$18,000 vs S$20,000) and Influencers (S$12,000 vs S$10,000) without choosing between them. lumo-research-brief.docx is in the Drive folder, and the approved summary email arrived in your own inbox with a working link.</w:t>
+              <w:t>Google Drive and Gmail are connected. Claude read both CSV files from the Lumo Launch folder, showed a budget table totalling S$60,000 on both sides, and flagged Instagram (S$18,000 vs S$20,000) and Influencers (S$12,000 vs S$10,000) without choosing between them. lumo-research-brief.docx is in the Drive folder, and the approved summary email arrived in your own inbox with a working link. Block 2 listed the three milestones due from 6 to 20 November with their owners and named the Drive tools it called. Block 3 found the Block 1 email in Gmail and saved a reminder about the E-commerce lead's store pages, due 27 November 2026, as a draft — nothing else was sent.</w:t>
             </w:r>
           </w:p>
         </w:tc>
@@ -19108,8 +22238,768 @@
     <w:p>
       <w:pPr>
         <w:pStyle w:val="Heading2"/>
+        <w:pageBreakBefore/>
+      </w:pPr>
+      <w:r>
+        <w:t>Analysing data with Claude</w:t>
+      </w:r>
+    </w:p>
+    <w:p>
+      <w:r>
+        <w:rPr>
+          <w:b w:val="0"/>
+        </w:rPr>
+        <w:t>Ask Claude a question about a CSV or Excel file and it uses its code tool: it writes Python, runs it on the file and reads the result. The work runs in five moves:</w:t>
+      </w:r>
+    </w:p>
+    <w:p>
+      <w:pPr>
+        <w:spacing w:after="60"/>
+        <w:ind w:left="360" w:hanging="360"/>
+      </w:pPr>
+      <w:r>
+        <w:rPr>
+          <w:b/>
+          <w:color w:val="1F6FEB"/>
+        </w:rPr>
+        <w:t>1.</w:t>
+        <w:tab/>
+      </w:r>
+      <w:r>
+        <w:rPr>
+          <w:b/>
+        </w:rPr>
+        <w:t xml:space="preserve">Attach the data — </w:t>
+      </w:r>
+      <w:r>
+        <w:rPr>
+          <w:b w:val="0"/>
+        </w:rPr>
+        <w:t>A CSV or Excel file — the 400-row Lumo survey.</w:t>
+      </w:r>
+    </w:p>
+    <w:p>
+      <w:pPr>
+        <w:spacing w:after="60"/>
+        <w:ind w:left="360" w:hanging="360"/>
+      </w:pPr>
+      <w:r>
+        <w:rPr>
+          <w:b/>
+          <w:color w:val="1F6FEB"/>
+        </w:rPr>
+        <w:t>2.</w:t>
+        <w:tab/>
+      </w:r>
+      <w:r>
+        <w:rPr>
+          <w:b/>
+        </w:rPr>
+        <w:t xml:space="preserve">Define the terms — </w:t>
+      </w:r>
+      <w:r>
+        <w:rPr>
+          <w:b w:val="0"/>
+        </w:rPr>
+        <w:t>“Likely to buy” means intent 4 or 5 — say so.</w:t>
+      </w:r>
+    </w:p>
+    <w:p>
+      <w:pPr>
+        <w:spacing w:after="60"/>
+        <w:ind w:left="360" w:hanging="360"/>
+      </w:pPr>
+      <w:r>
+        <w:rPr>
+          <w:b/>
+          <w:color w:val="1F6FEB"/>
+        </w:rPr>
+        <w:t>3.</w:t>
+        <w:tab/>
+      </w:r>
+      <w:r>
+        <w:rPr>
+          <w:b/>
+        </w:rPr>
+        <w:t xml:space="preserve">Claude runs code — </w:t>
+      </w:r>
+      <w:r>
+        <w:rPr>
+          <w:b w:val="0"/>
+        </w:rPr>
+        <w:t>Python reads the file, counts, and draws the chart.</w:t>
+      </w:r>
+    </w:p>
+    <w:p>
+      <w:pPr>
+        <w:spacing w:after="60"/>
+        <w:ind w:left="360" w:hanging="360"/>
+      </w:pPr>
+      <w:r>
+        <w:rPr>
+          <w:b/>
+          <w:color w:val="1F6FEB"/>
+        </w:rPr>
+        <w:t>4.</w:t>
+        <w:tab/>
+      </w:r>
+      <w:r>
+        <w:rPr>
+          <w:b/>
+        </w:rPr>
+        <w:t xml:space="preserve">Check the method — </w:t>
+      </w:r>
+      <w:r>
+        <w:rPr>
+          <w:b w:val="0"/>
+        </w:rPr>
+        <w:t>Click the code step: right column, right filter?</w:t>
+      </w:r>
+    </w:p>
+    <w:p>
+      <w:pPr>
+        <w:spacing w:after="60"/>
+        <w:ind w:left="360" w:hanging="360"/>
+      </w:pPr>
+      <w:r>
+        <w:rPr>
+          <w:b/>
+          <w:color w:val="1F6FEB"/>
+        </w:rPr>
+        <w:t>5.</w:t>
+        <w:tab/>
+      </w:r>
+      <w:r>
+        <w:rPr>
+          <w:b/>
+        </w:rPr>
+        <w:t xml:space="preserve">Take the output — </w:t>
+      </w:r>
+      <w:r>
+        <w:rPr>
+          <w:b w:val="0"/>
+        </w:rPr>
+        <w:t>Tables, a chart, and an .xlsx workbook to download.</w:t>
+      </w:r>
+    </w:p>
+    <w:p>
+      <w:r>
+        <w:rPr>
+          <w:b w:val="0"/>
+        </w:rPr>
+        <w:t>The numbers come from code that ran on your file — not from the model's memory.</w:t>
+      </w:r>
+    </w:p>
+    <w:p>
+      <w:pPr>
         <w:keepNext/>
-        <w:pageBreakBefore/>
+        <w:spacing w:before="160" w:after="80"/>
+      </w:pPr>
+      <w:r>
+        <w:rPr>
+          <w:b/>
+          <w:color w:val="1F6FEB"/>
+          <w:sz w:val="22"/>
+        </w:rPr>
+        <w:t>Six questions to ask of your data</w:t>
+      </w:r>
+    </w:p>
+    <w:tbl>
+      <w:tblPr>
+        <w:tblStyle w:val="TableGrid"/>
+        <w:tblW w:type="auto" w:w="0"/>
+        <w:jc w:val="center"/>
+        <w:tblLayout w:type="fixed"/>
+        <w:tblLook w:firstColumn="1" w:firstRow="1" w:lastColumn="0" w:lastRow="0" w:noHBand="0" w:noVBand="1" w:val="04A0"/>
+      </w:tblPr>
+      <w:tblGrid>
+        <w:gridCol w:w="2015"/>
+        <w:gridCol w:w="6623"/>
+      </w:tblGrid>
+      <w:tr>
+        <w:trPr>
+          <w:tblHeader w:val="true"/>
+          <w:cantSplit w:val="true"/>
+        </w:trPr>
+        <w:tc>
+          <w:tcPr>
+            <w:tcW w:type="dxa" w:w="2016"/>
+            <w:shd w:val="clear" w:color="auto" w:fill="1F6FEB"/>
+          </w:tcPr>
+          <w:p>
+            <w:pPr>
+              <w:keepNext/>
+              <w:spacing w:before="30" w:after="30"/>
+            </w:pPr>
+            <w:r/>
+            <w:r>
+              <w:rPr>
+                <w:b/>
+                <w:color w:val="FFFFFF"/>
+                <w:sz w:val="19"/>
+              </w:rPr>
+              <w:t>Question type</w:t>
+            </w:r>
+          </w:p>
+        </w:tc>
+        <w:tc>
+          <w:tcPr>
+            <w:tcW w:type="dxa" w:w="6624"/>
+            <w:shd w:val="clear" w:color="auto" w:fill="1F6FEB"/>
+          </w:tcPr>
+          <w:p>
+            <w:pPr>
+              <w:keepNext/>
+              <w:spacing w:before="30" w:after="30"/>
+            </w:pPr>
+            <w:r/>
+            <w:r>
+              <w:rPr>
+                <w:b/>
+                <w:color w:val="FFFFFF"/>
+                <w:sz w:val="19"/>
+              </w:rPr>
+              <w:t>The prompt you would send</w:t>
+            </w:r>
+          </w:p>
+        </w:tc>
+      </w:tr>
+      <w:tr>
+        <w:trPr>
+          <w:cantSplit w:val="true"/>
+        </w:trPr>
+        <w:tc>
+          <w:tcPr>
+            <w:tcW w:type="dxa" w:w="2016"/>
+          </w:tcPr>
+          <w:p>
+            <w:pPr>
+              <w:keepNext/>
+              <w:spacing w:before="30" w:after="30"/>
+            </w:pPr>
+            <w:r/>
+            <w:r>
+              <w:rPr>
+                <w:b/>
+                <w:sz w:val="19"/>
+              </w:rPr>
+              <w:t>Segment</w:t>
+            </w:r>
+          </w:p>
+        </w:tc>
+        <w:tc>
+          <w:tcPr>
+            <w:tcW w:type="dxa" w:w="6624"/>
+          </w:tcPr>
+          <w:p>
+            <w:pPr>
+              <w:keepNext/>
+              <w:spacing w:before="30" w:after="30"/>
+            </w:pPr>
+            <w:r/>
+            <w:r>
+              <w:rPr>
+                <w:b w:val="0"/>
+                <w:sz w:val="19"/>
+              </w:rPr>
+              <w:t>Likely to buy by city and by age band — count, base and %.</w:t>
+            </w:r>
+          </w:p>
+        </w:tc>
+      </w:tr>
+      <w:tr>
+        <w:trPr>
+          <w:cantSplit w:val="true"/>
+        </w:trPr>
+        <w:tc>
+          <w:tcPr>
+            <w:tcW w:type="dxa" w:w="2016"/>
+            <w:shd w:val="clear" w:color="auto" w:fill="F3F5F8"/>
+          </w:tcPr>
+          <w:p>
+            <w:pPr>
+              <w:keepNext/>
+              <w:spacing w:before="30" w:after="30"/>
+            </w:pPr>
+            <w:r/>
+            <w:r>
+              <w:rPr>
+                <w:b/>
+                <w:sz w:val="19"/>
+              </w:rPr>
+              <w:t>Compare</w:t>
+            </w:r>
+          </w:p>
+        </w:tc>
+        <w:tc>
+          <w:tcPr>
+            <w:tcW w:type="dxa" w:w="6624"/>
+            <w:shd w:val="clear" w:color="auto" w:fill="F3F5F8"/>
+          </w:tcPr>
+          <w:p>
+            <w:pPr>
+              <w:keepNext/>
+              <w:spacing w:before="30" w:after="30"/>
+            </w:pPr>
+            <w:r/>
+            <w:r>
+              <w:rPr>
+                <w:b w:val="0"/>
+                <w:sz w:val="19"/>
+              </w:rPr>
+              <w:t>Which discovery channel has the highest average purchase intent?</w:t>
+            </w:r>
+          </w:p>
+        </w:tc>
+      </w:tr>
+      <w:tr>
+        <w:trPr>
+          <w:cantSplit w:val="true"/>
+        </w:trPr>
+        <w:tc>
+          <w:tcPr>
+            <w:tcW w:type="dxa" w:w="2016"/>
+          </w:tcPr>
+          <w:p>
+            <w:pPr>
+              <w:keepNext/>
+              <w:spacing w:before="30" w:after="30"/>
+            </w:pPr>
+            <w:r/>
+            <w:r>
+              <w:rPr>
+                <w:b/>
+                <w:sz w:val="19"/>
+              </w:rPr>
+              <w:t>Threshold</w:t>
+            </w:r>
+          </w:p>
+        </w:tc>
+        <w:tc>
+          <w:tcPr>
+            <w:tcW w:type="dxa" w:w="6624"/>
+          </w:tcPr>
+          <w:p>
+            <w:pPr>
+              <w:keepNext/>
+              <w:spacing w:before="30" w:after="30"/>
+            </w:pPr>
+            <w:r/>
+            <w:r>
+              <w:rPr>
+                <w:b w:val="0"/>
+                <w:sz w:val="19"/>
+              </w:rPr>
+              <w:t>What share would pay S$3.50 or more, by city?</w:t>
+            </w:r>
+          </w:p>
+        </w:tc>
+      </w:tr>
+      <w:tr>
+        <w:trPr>
+          <w:cantSplit w:val="true"/>
+        </w:trPr>
+        <w:tc>
+          <w:tcPr>
+            <w:tcW w:type="dxa" w:w="2016"/>
+            <w:shd w:val="clear" w:color="auto" w:fill="F3F5F8"/>
+          </w:tcPr>
+          <w:p>
+            <w:pPr>
+              <w:keepNext/>
+              <w:spacing w:before="30" w:after="30"/>
+            </w:pPr>
+            <w:r/>
+            <w:r>
+              <w:rPr>
+                <w:b/>
+                <w:sz w:val="19"/>
+              </w:rPr>
+              <w:t>Clean</w:t>
+            </w:r>
+          </w:p>
+        </w:tc>
+        <w:tc>
+          <w:tcPr>
+            <w:tcW w:type="dxa" w:w="6624"/>
+            <w:shd w:val="clear" w:color="auto" w:fill="F3F5F8"/>
+          </w:tcPr>
+          <w:p>
+            <w:pPr>
+              <w:keepNext/>
+              <w:spacing w:before="30" w:after="30"/>
+            </w:pPr>
+            <w:r/>
+            <w:r>
+              <w:rPr>
+                <w:b w:val="0"/>
+                <w:sz w:val="19"/>
+              </w:rPr>
+              <w:t>Find duplicate respondent IDs, blanks and impossible values. List them; do not delete.</w:t>
+            </w:r>
+          </w:p>
+        </w:tc>
+      </w:tr>
+      <w:tr>
+        <w:trPr>
+          <w:cantSplit w:val="true"/>
+        </w:trPr>
+        <w:tc>
+          <w:tcPr>
+            <w:tcW w:type="dxa" w:w="2016"/>
+          </w:tcPr>
+          <w:p>
+            <w:pPr>
+              <w:keepNext/>
+              <w:spacing w:before="30" w:after="30"/>
+            </w:pPr>
+            <w:r/>
+            <w:r>
+              <w:rPr>
+                <w:b/>
+                <w:sz w:val="19"/>
+              </w:rPr>
+              <w:t>Trend</w:t>
+            </w:r>
+          </w:p>
+        </w:tc>
+        <w:tc>
+          <w:tcPr>
+            <w:tcW w:type="dxa" w:w="6624"/>
+          </w:tcPr>
+          <w:p>
+            <w:pPr>
+              <w:keepNext/>
+              <w:spacing w:before="30" w:after="30"/>
+            </w:pPr>
+            <w:r/>
+            <w:r>
+              <w:rPr>
+                <w:b w:val="0"/>
+                <w:sz w:val="19"/>
+              </w:rPr>
+              <w:t>Chart responses per week from response_date and tell me if any week is unusual.</w:t>
+            </w:r>
+          </w:p>
+        </w:tc>
+      </w:tr>
+      <w:tr>
+        <w:trPr>
+          <w:cantSplit w:val="true"/>
+        </w:trPr>
+        <w:tc>
+          <w:tcPr>
+            <w:tcW w:type="dxa" w:w="2016"/>
+            <w:shd w:val="clear" w:color="auto" w:fill="F3F5F8"/>
+          </w:tcPr>
+          <w:p>
+            <w:pPr>
+              <w:spacing w:before="30" w:after="30"/>
+            </w:pPr>
+            <w:r/>
+            <w:r>
+              <w:rPr>
+                <w:b/>
+                <w:sz w:val="19"/>
+              </w:rPr>
+              <w:t>Report</w:t>
+            </w:r>
+          </w:p>
+        </w:tc>
+        <w:tc>
+          <w:tcPr>
+            <w:tcW w:type="dxa" w:w="6624"/>
+            <w:shd w:val="clear" w:color="auto" w:fill="F3F5F8"/>
+          </w:tcPr>
+          <w:p>
+            <w:pPr>
+              <w:spacing w:before="30" w:after="30"/>
+            </w:pPr>
+            <w:r/>
+            <w:r>
+              <w:rPr>
+                <w:b w:val="0"/>
+                <w:sz w:val="19"/>
+              </w:rPr>
+              <w:t>Save the tables and one chart as an Excel workbook with a Summary sheet.</w:t>
+            </w:r>
+          </w:p>
+        </w:tc>
+      </w:tr>
+    </w:tbl>
+    <w:p>
+      <w:pPr>
+        <w:spacing w:after="0" w:before="0" w:line="120" w:lineRule="exact"/>
+      </w:pPr>
+      <w:r>
+        <w:rPr>
+          <w:sz w:val="12"/>
+        </w:rPr>
+      </w:r>
+    </w:p>
+    <w:p>
+      <w:pPr>
+        <w:keepNext/>
+        <w:spacing w:before="160" w:after="80"/>
+      </w:pPr>
+      <w:r>
+        <w:rPr>
+          <w:b/>
+          <w:color w:val="1F6FEB"/>
+          <w:sz w:val="22"/>
+        </w:rPr>
+        <w:t>Four checks before you trust the numbers</w:t>
+      </w:r>
+    </w:p>
+    <w:tbl>
+      <w:tblPr>
+        <w:tblStyle w:val="TableGrid"/>
+        <w:tblW w:type="auto" w:w="0"/>
+        <w:jc w:val="center"/>
+        <w:tblLayout w:type="fixed"/>
+        <w:tblLook w:firstColumn="1" w:firstRow="1" w:lastColumn="0" w:lastRow="0" w:noHBand="0" w:noVBand="1" w:val="04A0"/>
+      </w:tblPr>
+      <w:tblGrid>
+        <w:gridCol w:w="2448"/>
+        <w:gridCol w:w="6192"/>
+      </w:tblGrid>
+      <w:tr>
+        <w:trPr>
+          <w:tblHeader w:val="true"/>
+          <w:cantSplit w:val="true"/>
+        </w:trPr>
+        <w:tc>
+          <w:tcPr>
+            <w:tcW w:type="dxa" w:w="2448"/>
+            <w:shd w:val="clear" w:color="auto" w:fill="1F6FEB"/>
+          </w:tcPr>
+          <w:p>
+            <w:pPr>
+              <w:keepNext/>
+              <w:spacing w:before="30" w:after="30"/>
+            </w:pPr>
+            <w:r/>
+            <w:r>
+              <w:rPr>
+                <w:b/>
+                <w:color w:val="FFFFFF"/>
+                <w:sz w:val="19"/>
+              </w:rPr>
+              <w:t>Check</w:t>
+            </w:r>
+          </w:p>
+        </w:tc>
+        <w:tc>
+          <w:tcPr>
+            <w:tcW w:type="dxa" w:w="6192"/>
+            <w:shd w:val="clear" w:color="auto" w:fill="1F6FEB"/>
+          </w:tcPr>
+          <w:p>
+            <w:pPr>
+              <w:keepNext/>
+              <w:spacing w:before="30" w:after="30"/>
+            </w:pPr>
+            <w:r/>
+            <w:r>
+              <w:rPr>
+                <w:b/>
+                <w:color w:val="FFFFFF"/>
+                <w:sz w:val="19"/>
+              </w:rPr>
+              <w:t>How</w:t>
+            </w:r>
+          </w:p>
+        </w:tc>
+      </w:tr>
+      <w:tr>
+        <w:trPr>
+          <w:cantSplit w:val="true"/>
+        </w:trPr>
+        <w:tc>
+          <w:tcPr>
+            <w:tcW w:type="dxa" w:w="2448"/>
+          </w:tcPr>
+          <w:p>
+            <w:pPr>
+              <w:keepNext/>
+              <w:spacing w:before="30" w:after="30"/>
+            </w:pPr>
+            <w:r/>
+            <w:r>
+              <w:rPr>
+                <w:b/>
+                <w:sz w:val="19"/>
+              </w:rPr>
+              <w:t>Define every term</w:t>
+            </w:r>
+          </w:p>
+        </w:tc>
+        <w:tc>
+          <w:tcPr>
+            <w:tcW w:type="dxa" w:w="6192"/>
+          </w:tcPr>
+          <w:p>
+            <w:pPr>
+              <w:keepNext/>
+              <w:spacing w:before="30" w:after="30"/>
+            </w:pPr>
+            <w:r/>
+            <w:r>
+              <w:rPr>
+                <w:b w:val="0"/>
+                <w:sz w:val="19"/>
+              </w:rPr>
+              <w:t>“Likely to buy” must mean intent 4 or 5 — write it in the prompt, or Claude chooses for you.</w:t>
+            </w:r>
+          </w:p>
+        </w:tc>
+      </w:tr>
+      <w:tr>
+        <w:trPr>
+          <w:cantSplit w:val="true"/>
+        </w:trPr>
+        <w:tc>
+          <w:tcPr>
+            <w:tcW w:type="dxa" w:w="2448"/>
+            <w:shd w:val="clear" w:color="auto" w:fill="F3F5F8"/>
+          </w:tcPr>
+          <w:p>
+            <w:pPr>
+              <w:keepNext/>
+              <w:spacing w:before="30" w:after="30"/>
+            </w:pPr>
+            <w:r/>
+            <w:r>
+              <w:rPr>
+                <w:b/>
+                <w:sz w:val="19"/>
+              </w:rPr>
+              <w:t>Ask for the base</w:t>
+            </w:r>
+          </w:p>
+        </w:tc>
+        <w:tc>
+          <w:tcPr>
+            <w:tcW w:type="dxa" w:w="6192"/>
+            <w:shd w:val="clear" w:color="auto" w:fill="F3F5F8"/>
+          </w:tcPr>
+          <w:p>
+            <w:pPr>
+              <w:keepNext/>
+              <w:spacing w:before="30" w:after="30"/>
+            </w:pPr>
+            <w:r/>
+            <w:r>
+              <w:rPr>
+                <w:b w:val="0"/>
+                <w:sz w:val="19"/>
+              </w:rPr>
+              <w:t>A percentage without its count and base cannot be checked: 63% of what? Ask for 152 of 240.</w:t>
+            </w:r>
+          </w:p>
+        </w:tc>
+      </w:tr>
+      <w:tr>
+        <w:trPr>
+          <w:cantSplit w:val="true"/>
+        </w:trPr>
+        <w:tc>
+          <w:tcPr>
+            <w:tcW w:type="dxa" w:w="2448"/>
+          </w:tcPr>
+          <w:p>
+            <w:pPr>
+              <w:keepNext/>
+              <w:spacing w:before="30" w:after="30"/>
+            </w:pPr>
+            <w:r/>
+            <w:r>
+              <w:rPr>
+                <w:b/>
+                <w:sz w:val="19"/>
+              </w:rPr>
+              <w:t>Reconcile the totals</w:t>
+            </w:r>
+          </w:p>
+        </w:tc>
+        <w:tc>
+          <w:tcPr>
+            <w:tcW w:type="dxa" w:w="6192"/>
+          </w:tcPr>
+          <w:p>
+            <w:pPr>
+              <w:keepNext/>
+              <w:spacing w:before="30" w:after="30"/>
+            </w:pPr>
+            <w:r/>
+            <w:r>
+              <w:rPr>
+                <w:b w:val="0"/>
+                <w:sz w:val="19"/>
+              </w:rPr>
+              <w:t>The segments must add back to the whole: 240 + 160 = 400 respondents, 152 + 96 = 248 likely to buy.</w:t>
+            </w:r>
+          </w:p>
+        </w:tc>
+      </w:tr>
+      <w:tr>
+        <w:trPr>
+          <w:cantSplit w:val="true"/>
+        </w:trPr>
+        <w:tc>
+          <w:tcPr>
+            <w:tcW w:type="dxa" w:w="2448"/>
+            <w:shd w:val="clear" w:color="auto" w:fill="F3F5F8"/>
+          </w:tcPr>
+          <w:p>
+            <w:pPr>
+              <w:spacing w:before="30" w:after="30"/>
+            </w:pPr>
+            <w:r/>
+            <w:r>
+              <w:rPr>
+                <w:b/>
+                <w:sz w:val="19"/>
+              </w:rPr>
+              <w:t>Check one figure yourself</w:t>
+            </w:r>
+          </w:p>
+        </w:tc>
+        <w:tc>
+          <w:tcPr>
+            <w:tcW w:type="dxa" w:w="6192"/>
+            <w:shd w:val="clear" w:color="auto" w:fill="F3F5F8"/>
+          </w:tcPr>
+          <w:p>
+            <w:pPr>
+              <w:spacing w:before="30" w:after="30"/>
+            </w:pPr>
+            <w:r/>
+            <w:r>
+              <w:rPr>
+                <w:b w:val="0"/>
+                <w:sz w:val="19"/>
+              </w:rPr>
+              <w:t>Filter the CSV in Excel for one row of the table. If it matches, you can trust the method.</w:t>
+            </w:r>
+          </w:p>
+        </w:tc>
+      </w:tr>
+    </w:tbl>
+    <w:p>
+      <w:pPr>
+        <w:spacing w:after="0" w:before="0" w:line="120" w:lineRule="exact"/>
+      </w:pPr>
+      <w:r>
+        <w:rPr>
+          <w:sz w:val="12"/>
+        </w:rPr>
+      </w:r>
+    </w:p>
+    <w:p>
+      <w:pPr>
+        <w:pStyle w:val="Heading2"/>
+        <w:keepNext/>
       </w:pPr>
       <w:r>
         <w:t>Slides, Docs and built-in skills</w:t>
@@ -19373,7 +23263,7 @@
         <w:pStyle w:val="Heading2"/>
       </w:pPr>
       <w:r>
-        <w:t>Lab 5 — Create the Launch Deck and Campaign Brief</w:t>
+        <w:t>Lab 5 — Analyse the Survey, Then Build the Deck and Brief</w:t>
       </w:r>
     </w:p>
     <w:p>
@@ -19391,7 +23281,7 @@
         <w:rPr>
           <w:b w:val="0"/>
         </w:rPr>
-        <w:t>By the end of this lab you can produce a launch deck in Slides and a campaign brief in Docs from the project's research.</w:t>
+        <w:t>By the end of this lab you can analyse survey data with Claude's code tool and save it to Excel, then produce a launch deck in Slides and a campaign brief in Docs.</w:t>
       </w:r>
     </w:p>
     <w:p>
@@ -19409,7 +23299,7 @@
         <w:rPr>
           <w:b w:val="0"/>
         </w:rPr>
-        <w:t>The launch team meets on Friday and needs two things: a short deck for the room and a campaign brief everyone can work from. You ask the project for both. Claude builds the deck in Slides and the brief in Docs, choosing its built-in skills on its own, using the numbers from your research and dashboard. You check every figure, then download the deck as PowerPoint.</w:t>
+        <w:t>Before the deck, the numbers. Claude analyses the 400-row survey by writing and running code, and saves the tables and a chart as an Excel workbook. Then it builds the Friday deck in Slides and the campaign brief in Docs, choosing its built-in skills itself. You check every figure and download the deck as PowerPoint.</w:t>
       </w:r>
     </w:p>
     <w:p>
@@ -19427,7 +23317,7 @@
         <w:rPr>
           <w:b w:val="0"/>
         </w:rPr>
-        <w:t>An eight-slide launch deck in Slides (downloaded as .pptx) and a campaign brief in Docs.</w:t>
+        <w:t>A survey analysis workbook (lumo-survey-analysis.xlsx), an eight-slide launch deck in Slides (downloaded as .pptx) and a campaign brief in Docs.</w:t>
       </w:r>
     </w:p>
     <w:p>
@@ -19445,7 +23335,7 @@
         <w:rPr>
           <w:b w:val="0"/>
         </w:rPr>
-        <w:t>Claude Projects, Slides, Docs, built-in skills.</w:t>
+        <w:t>Claude Projects, code execution, built-in skills (xlsx, pptx, docx), Slides, Docs.</w:t>
       </w:r>
     </w:p>
     <w:p>
@@ -19648,7 +23538,7 @@
                 <w:b w:val="0"/>
                 <w:sz w:val="19"/>
               </w:rPr>
-              <w:t>Uses: lumo-research-brief.docx from Lab 2; save the downloaded .pptx here.</w:t>
+              <w:t>Uses: the survey CSV and lumo-research-brief.docx; save lumo-survey-analysis.xlsx and the .pptx here.</w:t>
             </w:r>
           </w:p>
         </w:tc>
@@ -19733,11 +23623,14 @@
       </w:r>
     </w:p>
     <w:p>
+      <w:pPr>
+        <w:pStyle w:val="ListBullet"/>
+      </w:pPr>
       <w:r>
         <w:rPr>
           <w:b w:val="0"/>
         </w:rPr>
-        <w:t>This lab has no data folder — it works from what the project already holds.</w:t>
+        <w:t>labs/lab-05-launch-deck-and-brief/data/lumo-consumer-survey-2026.csv</w:t>
       </w:r>
     </w:p>
     <w:p>
@@ -19752,6 +23645,30 @@
           <w:sz w:val="22"/>
         </w:rPr>
         <w:t>Step-by-step</w:t>
+      </w:r>
+    </w:p>
+    <w:p>
+      <w:r>
+        <w:rPr>
+          <w:b w:val="0"/>
+        </w:rPr>
+        <w:t>This lab has two blocks. Block 1 has Claude analyse the survey by writing and running code, and save the result as an Excel workbook. Block 2 builds the launch deck and the campaign brief.</w:t>
+      </w:r>
+    </w:p>
+    <w:p>
+      <w:r>
+        <w:rPr>
+          <w:b/>
+          <w:color w:val="1F6FEB"/>
+        </w:rPr>
+        <w:t xml:space="preserve">Note: </w:t>
+      </w:r>
+      <w:r>
+        <w:rPr>
+          <w:b w:val="0"/>
+          <w:sz w:val="20"/>
+        </w:rPr>
+        <w:t>You do not name a skill in either block. Ask for a workbook, a deck or a document; Claude picks the format and the built-in skill.</w:t>
       </w:r>
     </w:p>
     <w:p>
@@ -19772,12 +23689,11 @@
         <w:rPr>
           <w:b w:val="0"/>
         </w:rPr>
-        <w:t>In the project, send the lab prompt.</w:t>
-      </w:r>
-    </w:p>
-    <w:p>
-      <w:pPr>
-        <w:keepNext/>
+        <w:t>In the project, attach lumo-consumer-survey-2026.csv and send Block 1.</w:t>
+      </w:r>
+    </w:p>
+    <w:p>
+      <w:pPr>
         <w:spacing w:after="120"/>
         <w:ind w:left="440"/>
       </w:pPr>
@@ -19795,7 +23711,35 @@
           <w:color w:val="555B66"/>
           <w:sz w:val="19"/>
         </w:rPr>
-        <w:t>No attachments: the research brief, the dashboard data and the brand kit are all already in the project.</w:t>
+        <w:t>Everyone analyses the same 400-row survey. Claude's code tool writes Python, runs it on the file and reads the result — you never write the code.</w:t>
+      </w:r>
+    </w:p>
+    <w:p>
+      <w:pPr>
+        <w:keepNext/>
+        <w:spacing w:after="40" w:before="80"/>
+        <w:ind w:left="440"/>
+      </w:pPr>
+      <w:r>
+        <w:rPr>
+          <w:b/>
+          <w:color w:val="111827"/>
+          <w:sz w:val="21"/>
+        </w:rPr>
+        <w:t>Block 1 — ANALYSE</w:t>
+      </w:r>
+    </w:p>
+    <w:p>
+      <w:pPr>
+        <w:keepNext/>
+        <w:spacing w:after="60"/>
+        <w:ind w:left="440"/>
+      </w:pPr>
+      <w:r>
+        <w:rPr>
+          <w:b w:val="0"/>
+        </w:rPr>
+        <w:t>Attach lumo-consumer-survey-2026.csv and send:</w:t>
       </w:r>
     </w:p>
     <w:tbl>
@@ -19843,7 +23787,7 @@
                 <w:color w:val="111827"/>
                 <w:sz w:val="19"/>
               </w:rPr>
-              <w:t>Using our research brief, the Market Insights dashboard and the</w:t>
+              <w:t>Analyse the attached survey with code. Count "likely to buy" as</w:t>
             </w:r>
           </w:p>
           <w:p>
@@ -19857,7 +23801,7 @@
                 <w:color w:val="111827"/>
                 <w:sz w:val="19"/>
               </w:rPr>
-              <w:t>brand kit, create two things for Friday's launch meeting.</w:t>
+              <w:t>purchase_intent 4 or 5.</w:t>
             </w:r>
           </w:p>
           <w:p>
@@ -19885,7 +23829,7 @@
                 <w:color w:val="111827"/>
                 <w:sz w:val="19"/>
               </w:rPr>
-              <w:t>1. A launch deck in Slides, eight slides:</w:t>
+              <w:t>1. Likely to buy by city, and by age band: count, base and %.</w:t>
             </w:r>
           </w:p>
           <w:p>
@@ -19899,7 +23843,7 @@
                 <w:color w:val="111827"/>
                 <w:sz w:val="19"/>
               </w:rPr>
-              <w:t xml:space="preserve">   1 Title - Lumo Cold Kopi: Kopi, Chilled Right</w:t>
+              <w:t>2. Willing to pay S$3.50 or more (max_price_sgd), by city.</w:t>
             </w:r>
           </w:p>
           <w:p>
@@ -19913,7 +23857,7 @@
                 <w:color w:val="111827"/>
                 <w:sz w:val="19"/>
               </w:rPr>
-              <w:t xml:space="preserve">   2 The opportunity - the three survey numbers that matter most</w:t>
+              <w:t>3. Likely to buy among 25-34s in Singapore only.</w:t>
             </w:r>
           </w:p>
           <w:p>
@@ -19927,7 +23871,7 @@
                 <w:color w:val="111827"/>
                 <w:sz w:val="19"/>
               </w:rPr>
-              <w:t xml:space="preserve">   3 Who we are for - 25-34s in Singapore, with the evidence</w:t>
+              <w:t>4. One chart: likely-to-buy % by age band.</w:t>
             </w:r>
           </w:p>
           <w:p>
@@ -19941,7 +23885,7 @@
                 <w:color w:val="111827"/>
                 <w:sz w:val="19"/>
               </w:rPr>
-              <w:t xml:space="preserve">   4 Competitors - a price ladder chart with Lumo highlighted</w:t>
+              <w:t>5. Save it all as lumo-survey-analysis.xlsx: a Summary sheet,</w:t>
             </w:r>
           </w:p>
           <w:p>
@@ -19955,7 +23899,7 @@
                 <w:color w:val="111827"/>
                 <w:sz w:val="19"/>
               </w:rPr>
-              <w:t xml:space="preserve">   5 Where they find us - a discovery channel chart</w:t>
+              <w:t xml:space="preserve">   one sheet per table, and the chart.</w:t>
             </w:r>
           </w:p>
           <w:p>
@@ -19969,7 +23913,7 @@
                 <w:color w:val="111827"/>
                 <w:sz w:val="19"/>
               </w:rPr>
-              <w:t xml:space="preserve">   6 The campaign - message, channels and dates</w:t>
+              <w:t xml:space="preserve"> </w:t>
             </w:r>
           </w:p>
           <w:p>
@@ -19983,13 +23927,13 @@
                 <w:color w:val="111827"/>
                 <w:sz w:val="19"/>
               </w:rPr>
-              <w:t xml:space="preserve">   7 Budget - the S$60,000 split, noting the two open questions</w:t>
-            </w:r>
-          </w:p>
-          <w:p>
-            <w:pPr>
-              <w:keepNext/>
-              <w:spacing w:after="0"/>
+              <w:t>Show the totals so I can check them, then give me three</w:t>
+            </w:r>
+          </w:p>
+          <w:p>
+            <w:pPr>
+              <w:keepNext/>
+              <w:spacing w:after="80"/>
             </w:pPr>
             <w:r>
               <w:rPr>
@@ -19997,133 +23941,7 @@
                 <w:color w:val="111827"/>
                 <w:sz w:val="19"/>
               </w:rPr>
-              <w:t xml:space="preserve">   8 Next steps and owners</w:t>
-            </w:r>
-          </w:p>
-          <w:p>
-            <w:pPr>
-              <w:keepNext/>
-              <w:spacing w:after="0"/>
-            </w:pPr>
-            <w:r>
-              <w:rPr>
-                <w:rFonts w:ascii="Courier New" w:hAnsi="Courier New"/>
-                <w:color w:val="111827"/>
-                <w:sz w:val="19"/>
-              </w:rPr>
-              <w:t xml:space="preserve"> </w:t>
-            </w:r>
-          </w:p>
-          <w:p>
-            <w:pPr>
-              <w:keepNext/>
-              <w:spacing w:after="0"/>
-            </w:pPr>
-            <w:r>
-              <w:rPr>
-                <w:rFonts w:ascii="Courier New" w:hAnsi="Courier New"/>
-                <w:color w:val="111827"/>
-                <w:sz w:val="19"/>
-              </w:rPr>
-              <w:t xml:space="preserve">   Use the Lumo brand colours. Real charts, not pictures of charts.</w:t>
-            </w:r>
-          </w:p>
-          <w:p>
-            <w:pPr>
-              <w:keepNext/>
-              <w:spacing w:after="0"/>
-            </w:pPr>
-            <w:r>
-              <w:rPr>
-                <w:rFonts w:ascii="Courier New" w:hAnsi="Courier New"/>
-                <w:color w:val="111827"/>
-                <w:sz w:val="19"/>
-              </w:rPr>
-              <w:t xml:space="preserve"> </w:t>
-            </w:r>
-          </w:p>
-          <w:p>
-            <w:pPr>
-              <w:keepNext/>
-              <w:spacing w:after="0"/>
-            </w:pPr>
-            <w:r>
-              <w:rPr>
-                <w:rFonts w:ascii="Courier New" w:hAnsi="Courier New"/>
-                <w:color w:val="111827"/>
-                <w:sz w:val="19"/>
-              </w:rPr>
-              <w:t>2. A campaign brief in Docs: objective, audience, key message,</w:t>
-            </w:r>
-          </w:p>
-          <w:p>
-            <w:pPr>
-              <w:keepNext/>
-              <w:spacing w:after="0"/>
-            </w:pPr>
-            <w:r>
-              <w:rPr>
-                <w:rFonts w:ascii="Courier New" w:hAnsi="Courier New"/>
-                <w:color w:val="111827"/>
-                <w:sz w:val="19"/>
-              </w:rPr>
-              <w:t xml:space="preserve">   proof points, channels, budget, timeline, KPIs, and a "claims</w:t>
-            </w:r>
-          </w:p>
-          <w:p>
-            <w:pPr>
-              <w:keepNext/>
-              <w:spacing w:after="0"/>
-            </w:pPr>
-            <w:r>
-              <w:rPr>
-                <w:rFonts w:ascii="Courier New" w:hAnsi="Courier New"/>
-                <w:color w:val="111827"/>
-                <w:sz w:val="19"/>
-              </w:rPr>
-              <w:t xml:space="preserve">   we must not make" section.</w:t>
-            </w:r>
-          </w:p>
-          <w:p>
-            <w:pPr>
-              <w:keepNext/>
-              <w:spacing w:after="0"/>
-            </w:pPr>
-            <w:r>
-              <w:rPr>
-                <w:rFonts w:ascii="Courier New" w:hAnsi="Courier New"/>
-                <w:color w:val="111827"/>
-                <w:sz w:val="19"/>
-              </w:rPr>
-              <w:t xml:space="preserve"> </w:t>
-            </w:r>
-          </w:p>
-          <w:p>
-            <w:pPr>
-              <w:keepNext/>
-              <w:spacing w:after="0"/>
-            </w:pPr>
-            <w:r>
-              <w:rPr>
-                <w:rFonts w:ascii="Courier New" w:hAnsi="Courier New"/>
-                <w:color w:val="111827"/>
-                <w:sz w:val="19"/>
-              </w:rPr>
-              <w:t>Every number must come from the research brief or the dashboard.</w:t>
-            </w:r>
-          </w:p>
-          <w:p>
-            <w:pPr>
-              <w:keepNext/>
-              <w:spacing w:after="80"/>
-            </w:pPr>
-            <w:r>
-              <w:rPr>
-                <w:rFonts w:ascii="Courier New" w:hAnsi="Courier New"/>
-                <w:color w:val="111827"/>
-                <w:sz w:val="19"/>
-              </w:rPr>
-              <w:t>List the source of each number at the end of the brief.</w:t>
+              <w:t>findings in one sentence each.</w:t>
             </w:r>
           </w:p>
         </w:tc>
@@ -20146,17 +23964,9 @@
       </w:pPr>
       <w:r>
         <w:rPr>
-          <w:b/>
-          <w:color w:val="1F6FEB"/>
-        </w:rPr>
-        <w:t xml:space="preserve">Note: </w:t>
-      </w:r>
-      <w:r>
-        <w:rPr>
           <w:b w:val="0"/>
-          <w:sz w:val="20"/>
-        </w:rPr>
-        <w:t>You do not name a skill. Ask for a deck and a document; Claude picks the format and the built-in skill.</w:t>
+        </w:rPr>
+        <w:t>Click the code step and check the totals before you use any number.</w:t>
       </w:r>
     </w:p>
     <w:p>
@@ -20177,7 +23987,7 @@
         <w:rPr>
           <w:b w:val="0"/>
         </w:rPr>
-        <w:t>Open the deck when it appears and page through all eight slides.</w:t>
+        <w:t>Click the code step in Claude's reply and read what it ran.</w:t>
       </w:r>
     </w:p>
     <w:p>
@@ -20199,7 +24009,7 @@
           <w:color w:val="555B66"/>
           <w:sz w:val="19"/>
         </w:rPr>
-        <w:t>Check the charts are real charts — click one; a real chart has editable data behind it.</w:t>
+        <w:t>Find the line that counts purchase_intent 4 or 5. Checking the method is how you know the numbers were calculated, not guessed.</w:t>
       </w:r>
     </w:p>
     <w:p>
@@ -20220,7 +24030,7 @@
         <w:rPr>
           <w:b w:val="0"/>
         </w:rPr>
-        <w:t>Check slide 2 and slide 4 against your research.</w:t>
+        <w:t>Check the tables against these figures.</w:t>
       </w:r>
     </w:p>
     <w:p>
@@ -20242,7 +24052,7 @@
           <w:color w:val="555B66"/>
           <w:sz w:val="19"/>
         </w:rPr>
-        <w:t>62% likely to buy, 74% among 25-34s, Instagram 34%; a price ladder from S$3.20 to S$5.60 with Lumo at S$3.90.</w:t>
+        <w:t>Singapore 152 of 240 (63%), Kuala Lumpur 96 of 160 (60%). By age: 18-24 60 of 88 (68%), 25-34 112 of 152 (74%), 35-44 50 of 96 (52%), 45+ 26 of 64 (41%). Would pay S$3.50 or more: Singapore 143 (60%), Kuala Lumpur 85 (53%). 25-34s in Singapore: 72 of 96 (75%).</w:t>
       </w:r>
     </w:p>
     <w:p>
@@ -20263,7 +24073,7 @@
         <w:rPr>
           <w:b w:val="0"/>
         </w:rPr>
-        <w:t>Check slide 7.</w:t>
+        <w:t>Download lumo-survey-analysis.xlsx and open it in Excel.</w:t>
       </w:r>
     </w:p>
     <w:p>
@@ -20285,7 +24095,7 @@
           <w:color w:val="555B66"/>
           <w:sz w:val="19"/>
         </w:rPr>
-        <w:t>The S$60,000 split should carry the two open questions from Lab 4 — Instagram and Influencers — not quietly pick one figure.</w:t>
+        <w:t>The xlsx built-in skill made a real workbook: a Summary sheet, one sheet per table and the chart.</w:t>
       </w:r>
     </w:p>
     <w:p>
@@ -20306,7 +24116,7 @@
         <w:rPr>
           <w:b w:val="0"/>
         </w:rPr>
-        <w:t>Open the campaign brief in Docs and read the "claims we must not make" section.</w:t>
+        <w:t>Ask one follow-up question about the data: Which coffee frequency group is most likely to buy?</w:t>
       </w:r>
     </w:p>
     <w:p>
@@ -20328,7 +24138,7 @@
           <w:color w:val="555B66"/>
           <w:sz w:val="19"/>
         </w:rPr>
-        <w:t>It should rule out "healthy" and any claim the product sheet does not support. This section protects every post you write later.</w:t>
+        <w:t>Expect 1-2 times a week at 52 of 76 (68%), with daily drinkers lowest at 90 of 156 (58%). Follow-up questions are cheap — the data is already loaded.</w:t>
       </w:r>
     </w:p>
     <w:p>
@@ -20349,7 +24159,7 @@
         <w:rPr>
           <w:b w:val="0"/>
         </w:rPr>
-        <w:t>Ask for one change to each, for example: Shorten slide 6 to three bullets.</w:t>
+        <w:t>Send Block 2.</w:t>
       </w:r>
     </w:p>
     <w:p>
@@ -20371,7 +24181,388 @@
           <w:color w:val="555B66"/>
           <w:sz w:val="19"/>
         </w:rPr>
-        <w:t>Slides and Docs are edited in place by conversation, the same way as an artefact.</w:t>
+        <w:t>No attachments: the research brief, the dashboard data and the brand kit are all already in the project.</w:t>
+      </w:r>
+    </w:p>
+    <w:p>
+      <w:pPr>
+        <w:keepNext/>
+        <w:spacing w:after="40" w:before="80"/>
+        <w:ind w:left="440"/>
+      </w:pPr>
+      <w:r>
+        <w:rPr>
+          <w:b/>
+          <w:color w:val="111827"/>
+          <w:sz w:val="21"/>
+        </w:rPr>
+        <w:t>Block 2 — BUILD</w:t>
+      </w:r>
+    </w:p>
+    <w:p>
+      <w:pPr>
+        <w:keepNext/>
+        <w:spacing w:after="60"/>
+        <w:ind w:left="440"/>
+      </w:pPr>
+      <w:r>
+        <w:rPr>
+          <w:b w:val="0"/>
+        </w:rPr>
+        <w:t>Then send:</w:t>
+      </w:r>
+    </w:p>
+    <w:tbl>
+      <w:tblPr>
+        <w:tblStyle w:val="TableGrid"/>
+        <w:tblW w:type="auto" w:w="0"/>
+        <w:tblLayout w:type="fixed"/>
+        <w:tblLook w:firstColumn="1" w:firstRow="1" w:lastColumn="0" w:lastRow="0" w:noHBand="0" w:noVBand="1" w:val="04A0"/>
+        <w:tblInd w:w="440" w:type="dxa"/>
+      </w:tblPr>
+      <w:tblGrid>
+        <w:gridCol w:w="8200"/>
+      </w:tblGrid>
+      <w:tr>
+        <w:trPr>
+          <w:cantSplit w:val="true"/>
+        </w:trPr>
+        <w:tc>
+          <w:tcPr>
+            <w:tcW w:type="dxa" w:w="8200"/>
+            <w:shd w:val="clear" w:color="auto" w:fill="FBF3EF"/>
+          </w:tcPr>
+          <w:p>
+            <w:pPr>
+              <w:keepNext/>
+              <w:spacing w:after="60"/>
+            </w:pPr>
+            <w:r>
+              <w:rPr>
+                <w:b/>
+                <w:color w:val="D97757"/>
+                <w:sz w:val="17"/>
+              </w:rPr>
+              <w:t>PROMPT — copy into Claude</w:t>
+            </w:r>
+          </w:p>
+          <w:p>
+            <w:pPr>
+              <w:keepNext/>
+              <w:spacing w:after="0"/>
+            </w:pPr>
+            <w:r>
+              <w:rPr>
+                <w:rFonts w:ascii="Courier New" w:hAnsi="Courier New"/>
+                <w:color w:val="111827"/>
+                <w:sz w:val="19"/>
+              </w:rPr>
+              <w:t>Using our research brief, the Market Insights dashboard and the</w:t>
+            </w:r>
+          </w:p>
+          <w:p>
+            <w:pPr>
+              <w:keepNext/>
+              <w:spacing w:after="0"/>
+            </w:pPr>
+            <w:r>
+              <w:rPr>
+                <w:rFonts w:ascii="Courier New" w:hAnsi="Courier New"/>
+                <w:color w:val="111827"/>
+                <w:sz w:val="19"/>
+              </w:rPr>
+              <w:t>brand kit, create two things for Friday's launch meeting.</w:t>
+            </w:r>
+          </w:p>
+          <w:p>
+            <w:pPr>
+              <w:keepNext/>
+              <w:spacing w:after="0"/>
+            </w:pPr>
+            <w:r>
+              <w:rPr>
+                <w:rFonts w:ascii="Courier New" w:hAnsi="Courier New"/>
+                <w:color w:val="111827"/>
+                <w:sz w:val="19"/>
+              </w:rPr>
+              <w:t xml:space="preserve"> </w:t>
+            </w:r>
+          </w:p>
+          <w:p>
+            <w:pPr>
+              <w:keepNext/>
+              <w:spacing w:after="0"/>
+            </w:pPr>
+            <w:r>
+              <w:rPr>
+                <w:rFonts w:ascii="Courier New" w:hAnsi="Courier New"/>
+                <w:color w:val="111827"/>
+                <w:sz w:val="19"/>
+              </w:rPr>
+              <w:t>1. A launch deck in Slides, eight slides:</w:t>
+            </w:r>
+          </w:p>
+          <w:p>
+            <w:pPr>
+              <w:keepNext/>
+              <w:spacing w:after="0"/>
+            </w:pPr>
+            <w:r>
+              <w:rPr>
+                <w:rFonts w:ascii="Courier New" w:hAnsi="Courier New"/>
+                <w:color w:val="111827"/>
+                <w:sz w:val="19"/>
+              </w:rPr>
+              <w:t xml:space="preserve">   1 Title - Lumo Cold Kopi: Kopi, Chilled Right</w:t>
+            </w:r>
+          </w:p>
+          <w:p>
+            <w:pPr>
+              <w:keepNext/>
+              <w:spacing w:after="0"/>
+            </w:pPr>
+            <w:r>
+              <w:rPr>
+                <w:rFonts w:ascii="Courier New" w:hAnsi="Courier New"/>
+                <w:color w:val="111827"/>
+                <w:sz w:val="19"/>
+              </w:rPr>
+              <w:t xml:space="preserve">   2 The opportunity - the three survey numbers that matter most</w:t>
+            </w:r>
+          </w:p>
+          <w:p>
+            <w:pPr>
+              <w:keepNext/>
+              <w:spacing w:after="0"/>
+            </w:pPr>
+            <w:r>
+              <w:rPr>
+                <w:rFonts w:ascii="Courier New" w:hAnsi="Courier New"/>
+                <w:color w:val="111827"/>
+                <w:sz w:val="19"/>
+              </w:rPr>
+              <w:t xml:space="preserve">   3 Who we are for - 25-34s in Singapore, with the evidence</w:t>
+            </w:r>
+          </w:p>
+          <w:p>
+            <w:pPr>
+              <w:keepNext/>
+              <w:spacing w:after="0"/>
+            </w:pPr>
+            <w:r>
+              <w:rPr>
+                <w:rFonts w:ascii="Courier New" w:hAnsi="Courier New"/>
+                <w:color w:val="111827"/>
+                <w:sz w:val="19"/>
+              </w:rPr>
+              <w:t xml:space="preserve">   4 Competitors - a price ladder chart with Lumo highlighted</w:t>
+            </w:r>
+          </w:p>
+          <w:p>
+            <w:pPr>
+              <w:keepNext/>
+              <w:spacing w:after="0"/>
+            </w:pPr>
+            <w:r>
+              <w:rPr>
+                <w:rFonts w:ascii="Courier New" w:hAnsi="Courier New"/>
+                <w:color w:val="111827"/>
+                <w:sz w:val="19"/>
+              </w:rPr>
+              <w:t xml:space="preserve">   5 Where they find us - a discovery channel chart</w:t>
+            </w:r>
+          </w:p>
+          <w:p>
+            <w:pPr>
+              <w:keepNext/>
+              <w:spacing w:after="0"/>
+            </w:pPr>
+            <w:r>
+              <w:rPr>
+                <w:rFonts w:ascii="Courier New" w:hAnsi="Courier New"/>
+                <w:color w:val="111827"/>
+                <w:sz w:val="19"/>
+              </w:rPr>
+              <w:t xml:space="preserve">   6 The campaign - message, channels and dates</w:t>
+            </w:r>
+          </w:p>
+          <w:p>
+            <w:pPr>
+              <w:keepNext/>
+              <w:spacing w:after="0"/>
+            </w:pPr>
+            <w:r>
+              <w:rPr>
+                <w:rFonts w:ascii="Courier New" w:hAnsi="Courier New"/>
+                <w:color w:val="111827"/>
+                <w:sz w:val="19"/>
+              </w:rPr>
+              <w:t xml:space="preserve">   7 Budget - the S$60,000 split, noting the two open questions</w:t>
+            </w:r>
+          </w:p>
+          <w:p>
+            <w:pPr>
+              <w:keepNext/>
+              <w:spacing w:after="0"/>
+            </w:pPr>
+            <w:r>
+              <w:rPr>
+                <w:rFonts w:ascii="Courier New" w:hAnsi="Courier New"/>
+                <w:color w:val="111827"/>
+                <w:sz w:val="19"/>
+              </w:rPr>
+              <w:t xml:space="preserve">   8 Next steps and owners</w:t>
+            </w:r>
+          </w:p>
+          <w:p>
+            <w:pPr>
+              <w:keepNext/>
+              <w:spacing w:after="0"/>
+            </w:pPr>
+            <w:r>
+              <w:rPr>
+                <w:rFonts w:ascii="Courier New" w:hAnsi="Courier New"/>
+                <w:color w:val="111827"/>
+                <w:sz w:val="19"/>
+              </w:rPr>
+              <w:t xml:space="preserve"> </w:t>
+            </w:r>
+          </w:p>
+          <w:p>
+            <w:pPr>
+              <w:keepNext/>
+              <w:spacing w:after="0"/>
+            </w:pPr>
+            <w:r>
+              <w:rPr>
+                <w:rFonts w:ascii="Courier New" w:hAnsi="Courier New"/>
+                <w:color w:val="111827"/>
+                <w:sz w:val="19"/>
+              </w:rPr>
+              <w:t xml:space="preserve">   Use the Lumo brand colours. Real charts, not pictures of charts.</w:t>
+            </w:r>
+          </w:p>
+          <w:p>
+            <w:pPr>
+              <w:keepNext/>
+              <w:spacing w:after="0"/>
+            </w:pPr>
+            <w:r>
+              <w:rPr>
+                <w:rFonts w:ascii="Courier New" w:hAnsi="Courier New"/>
+                <w:color w:val="111827"/>
+                <w:sz w:val="19"/>
+              </w:rPr>
+              <w:t xml:space="preserve"> </w:t>
+            </w:r>
+          </w:p>
+          <w:p>
+            <w:pPr>
+              <w:keepNext/>
+              <w:spacing w:after="0"/>
+            </w:pPr>
+            <w:r>
+              <w:rPr>
+                <w:rFonts w:ascii="Courier New" w:hAnsi="Courier New"/>
+                <w:color w:val="111827"/>
+                <w:sz w:val="19"/>
+              </w:rPr>
+              <w:t>2. A campaign brief in Docs: objective, audience, key message,</w:t>
+            </w:r>
+          </w:p>
+          <w:p>
+            <w:pPr>
+              <w:keepNext/>
+              <w:spacing w:after="0"/>
+            </w:pPr>
+            <w:r>
+              <w:rPr>
+                <w:rFonts w:ascii="Courier New" w:hAnsi="Courier New"/>
+                <w:color w:val="111827"/>
+                <w:sz w:val="19"/>
+              </w:rPr>
+              <w:t xml:space="preserve">   proof points, channels, budget, timeline, KPIs, and a "claims</w:t>
+            </w:r>
+          </w:p>
+          <w:p>
+            <w:pPr>
+              <w:keepNext/>
+              <w:spacing w:after="0"/>
+            </w:pPr>
+            <w:r>
+              <w:rPr>
+                <w:rFonts w:ascii="Courier New" w:hAnsi="Courier New"/>
+                <w:color w:val="111827"/>
+                <w:sz w:val="19"/>
+              </w:rPr>
+              <w:t xml:space="preserve">   we must not make" section.</w:t>
+            </w:r>
+          </w:p>
+          <w:p>
+            <w:pPr>
+              <w:keepNext/>
+              <w:spacing w:after="0"/>
+            </w:pPr>
+            <w:r>
+              <w:rPr>
+                <w:rFonts w:ascii="Courier New" w:hAnsi="Courier New"/>
+                <w:color w:val="111827"/>
+                <w:sz w:val="19"/>
+              </w:rPr>
+              <w:t xml:space="preserve"> </w:t>
+            </w:r>
+          </w:p>
+          <w:p>
+            <w:pPr>
+              <w:keepNext/>
+              <w:spacing w:after="0"/>
+            </w:pPr>
+            <w:r>
+              <w:rPr>
+                <w:rFonts w:ascii="Courier New" w:hAnsi="Courier New"/>
+                <w:color w:val="111827"/>
+                <w:sz w:val="19"/>
+              </w:rPr>
+              <w:t>Every number must come from the research brief or the dashboard.</w:t>
+            </w:r>
+          </w:p>
+          <w:p>
+            <w:pPr>
+              <w:keepNext/>
+              <w:spacing w:after="80"/>
+            </w:pPr>
+            <w:r>
+              <w:rPr>
+                <w:rFonts w:ascii="Courier New" w:hAnsi="Courier New"/>
+                <w:color w:val="111827"/>
+                <w:sz w:val="19"/>
+              </w:rPr>
+              <w:t>List the source of each number at the end of the brief.</w:t>
+            </w:r>
+          </w:p>
+        </w:tc>
+      </w:tr>
+    </w:tbl>
+    <w:p>
+      <w:pPr>
+        <w:spacing w:after="0" w:before="0" w:line="120" w:lineRule="exact"/>
+      </w:pPr>
+      <w:r>
+        <w:rPr>
+          <w:sz w:val="12"/>
+        </w:rPr>
+      </w:r>
+    </w:p>
+    <w:p>
+      <w:pPr>
+        <w:spacing w:after="160"/>
+        <w:ind w:left="440"/>
+      </w:pPr>
+      <w:r>
+        <w:rPr>
+          <w:b w:val="0"/>
+        </w:rPr>
+        <w:t>Check every figure against the research brief and your analysis.</w:t>
       </w:r>
     </w:p>
     <w:p>
@@ -20386,6 +24577,221 @@
           <w:color w:val="1F6FEB"/>
         </w:rPr>
         <w:t>7.</w:t>
+        <w:tab/>
+      </w:r>
+      <w:r>
+        <w:rPr>
+          <w:b w:val="0"/>
+        </w:rPr>
+        <w:t>Open the deck when it appears and page through all eight slides.</w:t>
+      </w:r>
+    </w:p>
+    <w:p>
+      <w:pPr>
+        <w:spacing w:after="120"/>
+        <w:ind w:left="440"/>
+      </w:pPr>
+      <w:r>
+        <w:rPr>
+          <w:b/>
+          <w:color w:val="555B66"/>
+          <w:sz w:val="19"/>
+        </w:rPr>
+        <w:t xml:space="preserve">Why: </w:t>
+      </w:r>
+      <w:r>
+        <w:rPr>
+          <w:b w:val="0"/>
+          <w:color w:val="555B66"/>
+          <w:sz w:val="19"/>
+        </w:rPr>
+        <w:t>Check the charts are real charts — click one; a real chart has editable data behind it.</w:t>
+      </w:r>
+    </w:p>
+    <w:p>
+      <w:pPr>
+        <w:keepNext/>
+        <w:spacing w:after="40"/>
+        <w:ind w:left="440" w:hanging="440"/>
+      </w:pPr>
+      <w:r>
+        <w:rPr>
+          <w:b/>
+          <w:color w:val="1F6FEB"/>
+        </w:rPr>
+        <w:t>8.</w:t>
+        <w:tab/>
+      </w:r>
+      <w:r>
+        <w:rPr>
+          <w:b w:val="0"/>
+        </w:rPr>
+        <w:t>Check slide 2 and slide 4 against your research.</w:t>
+      </w:r>
+    </w:p>
+    <w:p>
+      <w:pPr>
+        <w:spacing w:after="120"/>
+        <w:ind w:left="440"/>
+      </w:pPr>
+      <w:r>
+        <w:rPr>
+          <w:b/>
+          <w:color w:val="555B66"/>
+          <w:sz w:val="19"/>
+        </w:rPr>
+        <w:t xml:space="preserve">Why: </w:t>
+      </w:r>
+      <w:r>
+        <w:rPr>
+          <w:b w:val="0"/>
+          <w:color w:val="555B66"/>
+          <w:sz w:val="19"/>
+        </w:rPr>
+        <w:t>62% likely to buy, 74% among 25-34s, Instagram 34%; a price ladder from S$3.20 to S$5.60 with Lumo at S$3.90.</w:t>
+      </w:r>
+    </w:p>
+    <w:p>
+      <w:pPr>
+        <w:keepNext/>
+        <w:spacing w:after="40"/>
+        <w:ind w:left="440" w:hanging="440"/>
+      </w:pPr>
+      <w:r>
+        <w:rPr>
+          <w:b/>
+          <w:color w:val="1F6FEB"/>
+        </w:rPr>
+        <w:t>9.</w:t>
+        <w:tab/>
+      </w:r>
+      <w:r>
+        <w:rPr>
+          <w:b w:val="0"/>
+        </w:rPr>
+        <w:t>Check slide 7.</w:t>
+      </w:r>
+    </w:p>
+    <w:p>
+      <w:pPr>
+        <w:spacing w:after="120"/>
+        <w:ind w:left="440"/>
+      </w:pPr>
+      <w:r>
+        <w:rPr>
+          <w:b/>
+          <w:color w:val="555B66"/>
+          <w:sz w:val="19"/>
+        </w:rPr>
+        <w:t xml:space="preserve">Why: </w:t>
+      </w:r>
+      <w:r>
+        <w:rPr>
+          <w:b w:val="0"/>
+          <w:color w:val="555B66"/>
+          <w:sz w:val="19"/>
+        </w:rPr>
+        <w:t>The S$60,000 split should carry the two open questions from Lab 4 — Instagram and Influencers — not quietly pick one figure.</w:t>
+      </w:r>
+    </w:p>
+    <w:p>
+      <w:pPr>
+        <w:keepNext/>
+        <w:spacing w:after="40"/>
+        <w:ind w:left="440" w:hanging="440"/>
+      </w:pPr>
+      <w:r>
+        <w:rPr>
+          <w:b/>
+          <w:color w:val="1F6FEB"/>
+        </w:rPr>
+        <w:t>10.</w:t>
+        <w:tab/>
+      </w:r>
+      <w:r>
+        <w:rPr>
+          <w:b w:val="0"/>
+        </w:rPr>
+        <w:t>Open the campaign brief in Docs and read the "claims we must not make" section.</w:t>
+      </w:r>
+    </w:p>
+    <w:p>
+      <w:pPr>
+        <w:spacing w:after="120"/>
+        <w:ind w:left="440"/>
+      </w:pPr>
+      <w:r>
+        <w:rPr>
+          <w:b/>
+          <w:color w:val="555B66"/>
+          <w:sz w:val="19"/>
+        </w:rPr>
+        <w:t xml:space="preserve">Why: </w:t>
+      </w:r>
+      <w:r>
+        <w:rPr>
+          <w:b w:val="0"/>
+          <w:color w:val="555B66"/>
+          <w:sz w:val="19"/>
+        </w:rPr>
+        <w:t>It should rule out "healthy" and any claim the product sheet does not support. This section protects every post you write later.</w:t>
+      </w:r>
+    </w:p>
+    <w:p>
+      <w:pPr>
+        <w:keepNext/>
+        <w:spacing w:after="40"/>
+        <w:ind w:left="440" w:hanging="440"/>
+      </w:pPr>
+      <w:r>
+        <w:rPr>
+          <w:b/>
+          <w:color w:val="1F6FEB"/>
+        </w:rPr>
+        <w:t>11.</w:t>
+        <w:tab/>
+      </w:r>
+      <w:r>
+        <w:rPr>
+          <w:b w:val="0"/>
+        </w:rPr>
+        <w:t>Ask for one change to each, for example: Shorten slide 6 to three bullets.</w:t>
+      </w:r>
+    </w:p>
+    <w:p>
+      <w:pPr>
+        <w:spacing w:after="120"/>
+        <w:ind w:left="440"/>
+      </w:pPr>
+      <w:r>
+        <w:rPr>
+          <w:b/>
+          <w:color w:val="555B66"/>
+          <w:sz w:val="19"/>
+        </w:rPr>
+        <w:t xml:space="preserve">Why: </w:t>
+      </w:r>
+      <w:r>
+        <w:rPr>
+          <w:b w:val="0"/>
+          <w:color w:val="555B66"/>
+          <w:sz w:val="19"/>
+        </w:rPr>
+        <w:t>Slides and Docs are edited in place by conversation, the same way as an artefact.</w:t>
+      </w:r>
+    </w:p>
+    <w:p>
+      <w:pPr>
+        <w:keepNext/>
+        <w:spacing w:after="40"/>
+        <w:ind w:left="440" w:hanging="440"/>
+      </w:pPr>
+      <w:r>
+        <w:rPr>
+          <w:b/>
+          <w:color w:val="1F6FEB"/>
+        </w:rPr>
+        <w:t>12.</w:t>
         <w:tab/>
       </w:r>
       <w:r>
@@ -20468,7 +24874,7 @@
                 <w:b w:val="0"/>
                 <w:sz w:val="20"/>
               </w:rPr>
-              <w:t>The deck has eight slides in the Lumo colours, with real charts for the price ladder and the discovery channels, the survey figures 62%, 74% and 34%, and a budget slide that shows S$60,000 with the Instagram and Influencers lines marked as open questions. The campaign brief in Docs has all nine sections, including "claims we must not make", and lists a source for every number. The deck opens in PowerPoint with its charts intact.</w:t>
+              <w:t>The analysis shows Singapore 152 of 240 (63%) and Kuala Lumpur 96 of 160 (60%) likely to buy, 25-34s at 112 of 152 (74%) and 72 of 96 (75%) among 25-34s in Singapore, and lumo-survey-analysis.xlsx opens in Excel with a Summary sheet, the tables and a chart. The deck has eight slides in the Lumo colours, with real charts for the price ladder and the discovery channels, the survey figures 62%, 74% and 34%, and a budget slide that shows S$60,000 with the Instagram and Influencers lines marked as open questions. The campaign brief in Docs has all nine sections, including "claims we must not make", and lists a source for every number. The deck opens in PowerPoint with its charts intact.</w:t>
             </w:r>
           </w:p>
         </w:tc>
@@ -20794,6 +25200,1225 @@
           <w:color w:val="1F6FEB"/>
           <w:sz w:val="22"/>
         </w:rPr>
+        <w:t>Inside a real SKILL.md</w:t>
+      </w:r>
+    </w:p>
+    <w:p>
+      <w:pPr>
+        <w:keepNext/>
+      </w:pPr>
+      <w:r>
+        <w:rPr>
+          <w:b w:val="0"/>
+        </w:rPr>
+        <w:t>This is the skill you build in Lab 6. It is plain text: the metadata at the top, then the rules and steps, then the resources it can call on.</w:t>
+      </w:r>
+    </w:p>
+    <w:tbl>
+      <w:tblPr>
+        <w:tblStyle w:val="TableGrid"/>
+        <w:tblW w:type="auto" w:w="0"/>
+        <w:jc w:val="center"/>
+        <w:tblLayout w:type="fixed"/>
+        <w:tblLook w:firstColumn="1" w:firstRow="1" w:lastColumn="0" w:lastRow="0" w:noHBand="0" w:noVBand="1" w:val="04A0"/>
+      </w:tblPr>
+      <w:tblGrid>
+        <w:gridCol w:w="8640"/>
+      </w:tblGrid>
+      <w:tr>
+        <w:trPr>
+          <w:cantSplit w:val="true"/>
+        </w:trPr>
+        <w:tc>
+          <w:tcPr>
+            <w:tcW w:type="dxa" w:w="8640"/>
+            <w:shd w:val="clear" w:color="auto" w:fill="FBF3EF"/>
+          </w:tcPr>
+          <w:p>
+            <w:pPr>
+              <w:keepNext/>
+              <w:spacing w:after="60"/>
+            </w:pPr>
+            <w:r>
+              <w:rPr>
+                <w:b/>
+                <w:color w:val="D97757"/>
+                <w:sz w:val="17"/>
+              </w:rPr>
+              <w:t>SKILL.md — lumo-brand-voice, as /skill-creator writes it in Lab 6</w:t>
+            </w:r>
+          </w:p>
+          <w:p>
+            <w:pPr>
+              <w:keepNext/>
+              <w:spacing w:after="0"/>
+            </w:pPr>
+            <w:r>
+              <w:rPr>
+                <w:rFonts w:ascii="Courier New" w:hAnsi="Courier New"/>
+                <w:color w:val="111827"/>
+                <w:sz w:val="19"/>
+              </w:rPr>
+              <w:t>---</w:t>
+            </w:r>
+          </w:p>
+          <w:p>
+            <w:pPr>
+              <w:keepNext/>
+              <w:spacing w:after="0"/>
+            </w:pPr>
+            <w:r>
+              <w:rPr>
+                <w:rFonts w:ascii="Courier New" w:hAnsi="Courier New"/>
+                <w:color w:val="111827"/>
+                <w:sz w:val="19"/>
+              </w:rPr>
+              <w:t>name: lumo-brand-voice</w:t>
+            </w:r>
+          </w:p>
+          <w:p>
+            <w:pPr>
+              <w:keepNext/>
+              <w:spacing w:after="0"/>
+            </w:pPr>
+            <w:r>
+              <w:rPr>
+                <w:rFonts w:ascii="Courier New" w:hAnsi="Courier New"/>
+                <w:color w:val="111827"/>
+                <w:sz w:val="19"/>
+              </w:rPr>
+              <w:t>description: Use when writing or reviewing any customer-facing</w:t>
+            </w:r>
+          </w:p>
+          <w:p>
+            <w:pPr>
+              <w:keepNext/>
+              <w:spacing w:after="0"/>
+            </w:pPr>
+            <w:r>
+              <w:rPr>
+                <w:rFonts w:ascii="Courier New" w:hAnsi="Courier New"/>
+                <w:color w:val="111827"/>
+                <w:sz w:val="19"/>
+              </w:rPr>
+              <w:t xml:space="preserve">  Lumo Kopi content - social posts, captions, emails, video</w:t>
+            </w:r>
+          </w:p>
+          <w:p>
+            <w:pPr>
+              <w:keepNext/>
+              <w:spacing w:after="0"/>
+            </w:pPr>
+            <w:r>
+              <w:rPr>
+                <w:rFonts w:ascii="Courier New" w:hAnsi="Courier New"/>
+                <w:color w:val="111827"/>
+                <w:sz w:val="19"/>
+              </w:rPr>
+              <w:t xml:space="preserve">  scripts or ads.</w:t>
+            </w:r>
+          </w:p>
+          <w:p>
+            <w:pPr>
+              <w:keepNext/>
+              <w:spacing w:after="0"/>
+            </w:pPr>
+            <w:r>
+              <w:rPr>
+                <w:rFonts w:ascii="Courier New" w:hAnsi="Courier New"/>
+                <w:color w:val="111827"/>
+                <w:sz w:val="19"/>
+              </w:rPr>
+              <w:t>---</w:t>
+            </w:r>
+          </w:p>
+          <w:p>
+            <w:pPr>
+              <w:keepNext/>
+              <w:spacing w:after="0"/>
+            </w:pPr>
+            <w:r>
+              <w:rPr>
+                <w:rFonts w:ascii="Courier New" w:hAnsi="Courier New"/>
+                <w:color w:val="111827"/>
+                <w:sz w:val="19"/>
+              </w:rPr>
+              <w:t># Lumo brand voice</w:t>
+            </w:r>
+          </w:p>
+          <w:p>
+            <w:pPr>
+              <w:keepNext/>
+              <w:spacing w:after="0"/>
+            </w:pPr>
+            <w:r>
+              <w:rPr>
+                <w:rFonts w:ascii="Courier New" w:hAnsi="Courier New"/>
+                <w:color w:val="111827"/>
+                <w:sz w:val="19"/>
+              </w:rPr>
+              <w:t xml:space="preserve"> </w:t>
+            </w:r>
+          </w:p>
+          <w:p>
+            <w:pPr>
+              <w:keepNext/>
+              <w:spacing w:after="0"/>
+            </w:pPr>
+            <w:r>
+              <w:rPr>
+                <w:rFonts w:ascii="Courier New" w:hAnsi="Courier New"/>
+                <w:color w:val="111827"/>
+                <w:sz w:val="19"/>
+              </w:rPr>
+              <w:t>## Rules</w:t>
+            </w:r>
+          </w:p>
+          <w:p>
+            <w:pPr>
+              <w:keepNext/>
+              <w:spacing w:after="0"/>
+            </w:pPr>
+            <w:r>
+              <w:rPr>
+                <w:rFonts w:ascii="Courier New" w:hAnsi="Courier New"/>
+                <w:color w:val="111827"/>
+                <w:sz w:val="19"/>
+              </w:rPr>
+              <w:t>- Prices as S$3.90 and S$42.00 - never $3.9 or SGD42.</w:t>
+            </w:r>
+          </w:p>
+          <w:p>
+            <w:pPr>
+              <w:keepNext/>
+              <w:spacing w:after="0"/>
+            </w:pPr>
+            <w:r>
+              <w:rPr>
+                <w:rFonts w:ascii="Courier New" w:hAnsi="Courier New"/>
+                <w:color w:val="111827"/>
+                <w:sz w:val="19"/>
+              </w:rPr>
+              <w:t>- No "healthy", medical or weight-loss claims.</w:t>
+            </w:r>
+          </w:p>
+          <w:p>
+            <w:pPr>
+              <w:keepNext/>
+              <w:spacing w:after="0"/>
+            </w:pPr>
+            <w:r>
+              <w:rPr>
+                <w:rFonts w:ascii="Courier New" w:hAnsi="Courier New"/>
+                <w:color w:val="111827"/>
+                <w:sz w:val="19"/>
+              </w:rPr>
+              <w:t>- At most one Singlish word.</w:t>
+            </w:r>
+          </w:p>
+          <w:p>
+            <w:pPr>
+              <w:keepNext/>
+              <w:spacing w:after="0"/>
+            </w:pPr>
+            <w:r>
+              <w:rPr>
+                <w:rFonts w:ascii="Courier New" w:hAnsi="Courier New"/>
+                <w:color w:val="111827"/>
+                <w:sz w:val="19"/>
+              </w:rPr>
+              <w:t>- #LumoKopi on every post; no more than five hashtags.</w:t>
+            </w:r>
+          </w:p>
+          <w:p>
+            <w:pPr>
+              <w:keepNext/>
+              <w:spacing w:after="0"/>
+            </w:pPr>
+            <w:r>
+              <w:rPr>
+                <w:rFonts w:ascii="Courier New" w:hAnsi="Courier New"/>
+                <w:color w:val="111827"/>
+                <w:sz w:val="19"/>
+              </w:rPr>
+              <w:t>- End with one clear call to action.</w:t>
+            </w:r>
+          </w:p>
+          <w:p>
+            <w:pPr>
+              <w:keepNext/>
+              <w:spacing w:after="0"/>
+            </w:pPr>
+            <w:r>
+              <w:rPr>
+                <w:rFonts w:ascii="Courier New" w:hAnsi="Courier New"/>
+                <w:color w:val="111827"/>
+                <w:sz w:val="19"/>
+              </w:rPr>
+              <w:t xml:space="preserve"> </w:t>
+            </w:r>
+          </w:p>
+          <w:p>
+            <w:pPr>
+              <w:keepNext/>
+              <w:spacing w:after="0"/>
+            </w:pPr>
+            <w:r>
+              <w:rPr>
+                <w:rFonts w:ascii="Courier New" w:hAnsi="Courier New"/>
+                <w:color w:val="111827"/>
+                <w:sz w:val="19"/>
+              </w:rPr>
+              <w:t>## Steps</w:t>
+            </w:r>
+          </w:p>
+          <w:p>
+            <w:pPr>
+              <w:keepNext/>
+              <w:spacing w:after="0"/>
+            </w:pPr>
+            <w:r>
+              <w:rPr>
+                <w:rFonts w:ascii="Courier New" w:hAnsi="Courier New"/>
+                <w:color w:val="111827"/>
+                <w:sz w:val="19"/>
+              </w:rPr>
+              <w:t>1. Draft or rewrite in the Lumo voice.</w:t>
+            </w:r>
+          </w:p>
+          <w:p>
+            <w:pPr>
+              <w:keepNext/>
+              <w:spacing w:after="0"/>
+            </w:pPr>
+            <w:r>
+              <w:rPr>
+                <w:rFonts w:ascii="Courier New" w:hAnsi="Courier New"/>
+                <w:color w:val="111827"/>
+                <w:sz w:val="19"/>
+              </w:rPr>
+              <w:t>2. Remove any claim not in lumo-product-sheet.md.</w:t>
+            </w:r>
+          </w:p>
+          <w:p>
+            <w:pPr>
+              <w:keepNext/>
+              <w:spacing w:after="0"/>
+            </w:pPr>
+            <w:r>
+              <w:rPr>
+                <w:rFonts w:ascii="Courier New" w:hAnsi="Courier New"/>
+                <w:color w:val="111827"/>
+                <w:sz w:val="19"/>
+              </w:rPr>
+              <w:t>3. Run the checklist and show the result.</w:t>
+            </w:r>
+          </w:p>
+          <w:p>
+            <w:pPr>
+              <w:keepNext/>
+              <w:spacing w:after="0"/>
+            </w:pPr>
+            <w:r>
+              <w:rPr>
+                <w:rFonts w:ascii="Courier New" w:hAnsi="Courier New"/>
+                <w:color w:val="111827"/>
+                <w:sz w:val="19"/>
+              </w:rPr>
+              <w:t xml:space="preserve"> </w:t>
+            </w:r>
+          </w:p>
+          <w:p>
+            <w:pPr>
+              <w:keepNext/>
+              <w:spacing w:after="0"/>
+            </w:pPr>
+            <w:r>
+              <w:rPr>
+                <w:rFonts w:ascii="Courier New" w:hAnsi="Courier New"/>
+                <w:color w:val="111827"/>
+                <w:sz w:val="19"/>
+              </w:rPr>
+              <w:t>## Resources</w:t>
+            </w:r>
+          </w:p>
+          <w:p>
+            <w:pPr>
+              <w:keepNext/>
+              <w:spacing w:after="80"/>
+            </w:pPr>
+            <w:r>
+              <w:rPr>
+                <w:rFonts w:ascii="Courier New" w:hAnsi="Courier New"/>
+                <w:color w:val="111827"/>
+                <w:sz w:val="19"/>
+              </w:rPr>
+              <w:t>- examples.md: two before-and-after rewrites</w:t>
+            </w:r>
+          </w:p>
+        </w:tc>
+      </w:tr>
+    </w:tbl>
+    <w:p>
+      <w:pPr>
+        <w:spacing w:after="0" w:before="0" w:line="120" w:lineRule="exact"/>
+      </w:pPr>
+      <w:r>
+        <w:rPr>
+          <w:sz w:val="12"/>
+        </w:rPr>
+      </w:r>
+    </w:p>
+    <w:p>
+      <w:r>
+        <w:rPr>
+          <w:b/>
+          <w:color w:val="1F6FEB"/>
+        </w:rPr>
+        <w:t xml:space="preserve">Note: </w:t>
+      </w:r>
+      <w:r>
+        <w:rPr>
+          <w:b w:val="0"/>
+          <w:sz w:val="20"/>
+        </w:rPr>
+        <w:t>Top: metadata, always in context. Rules and steps: loaded when the skill is used. examples.md: read only when needed.</w:t>
+      </w:r>
+    </w:p>
+    <w:p>
+      <w:pPr>
+        <w:keepNext/>
+        <w:spacing w:before="160" w:after="80"/>
+      </w:pPr>
+      <w:r>
+        <w:rPr>
+          <w:b/>
+          <w:color w:val="1F6FEB"/>
+          <w:sz w:val="22"/>
+        </w:rPr>
+        <w:t>Four kinds of skill</w:t>
+      </w:r>
+    </w:p>
+    <w:tbl>
+      <w:tblPr>
+        <w:tblStyle w:val="TableGrid"/>
+        <w:tblW w:type="auto" w:w="0"/>
+        <w:jc w:val="center"/>
+        <w:tblLayout w:type="fixed"/>
+        <w:tblLook w:firstColumn="1" w:firstRow="1" w:lastColumn="0" w:lastRow="0" w:noHBand="0" w:noVBand="1" w:val="04A0"/>
+      </w:tblPr>
+      <w:tblGrid>
+        <w:gridCol w:w="1728"/>
+        <w:gridCol w:w="2015"/>
+        <w:gridCol w:w="2736"/>
+        <w:gridCol w:w="2160"/>
+      </w:tblGrid>
+      <w:tr>
+        <w:trPr>
+          <w:tblHeader w:val="true"/>
+          <w:cantSplit w:val="true"/>
+        </w:trPr>
+        <w:tc>
+          <w:tcPr>
+            <w:tcW w:type="dxa" w:w="1728"/>
+            <w:shd w:val="clear" w:color="auto" w:fill="1F6FEB"/>
+          </w:tcPr>
+          <w:p>
+            <w:pPr>
+              <w:keepNext/>
+              <w:spacing w:before="30" w:after="30"/>
+            </w:pPr>
+            <w:r/>
+            <w:r>
+              <w:rPr>
+                <w:b/>
+                <w:color w:val="FFFFFF"/>
+                <w:sz w:val="19"/>
+              </w:rPr>
+              <w:t>Kind</w:t>
+            </w:r>
+          </w:p>
+        </w:tc>
+        <w:tc>
+          <w:tcPr>
+            <w:tcW w:type="dxa" w:w="2016"/>
+            <w:shd w:val="clear" w:color="auto" w:fill="1F6FEB"/>
+          </w:tcPr>
+          <w:p>
+            <w:pPr>
+              <w:keepNext/>
+              <w:spacing w:before="30" w:after="30"/>
+            </w:pPr>
+            <w:r/>
+            <w:r>
+              <w:rPr>
+                <w:b/>
+                <w:color w:val="FFFFFF"/>
+                <w:sz w:val="19"/>
+              </w:rPr>
+              <w:t>Who writes it</w:t>
+            </w:r>
+          </w:p>
+        </w:tc>
+        <w:tc>
+          <w:tcPr>
+            <w:tcW w:type="dxa" w:w="2736"/>
+            <w:shd w:val="clear" w:color="auto" w:fill="1F6FEB"/>
+          </w:tcPr>
+          <w:p>
+            <w:pPr>
+              <w:keepNext/>
+              <w:spacing w:before="30" w:after="30"/>
+            </w:pPr>
+            <w:r/>
+            <w:r>
+              <w:rPr>
+                <w:b/>
+                <w:color w:val="FFFFFF"/>
+                <w:sz w:val="19"/>
+              </w:rPr>
+              <w:t>How it loads</w:t>
+            </w:r>
+          </w:p>
+        </w:tc>
+        <w:tc>
+          <w:tcPr>
+            <w:tcW w:type="dxa" w:w="2160"/>
+            <w:shd w:val="clear" w:color="auto" w:fill="1F6FEB"/>
+          </w:tcPr>
+          <w:p>
+            <w:pPr>
+              <w:keepNext/>
+              <w:spacing w:before="30" w:after="30"/>
+            </w:pPr>
+            <w:r/>
+            <w:r>
+              <w:rPr>
+                <w:b/>
+                <w:color w:val="FFFFFF"/>
+                <w:sz w:val="19"/>
+              </w:rPr>
+              <w:t>In this course</w:t>
+            </w:r>
+          </w:p>
+        </w:tc>
+      </w:tr>
+      <w:tr>
+        <w:trPr>
+          <w:cantSplit w:val="true"/>
+        </w:trPr>
+        <w:tc>
+          <w:tcPr>
+            <w:tcW w:type="dxa" w:w="1728"/>
+          </w:tcPr>
+          <w:p>
+            <w:pPr>
+              <w:keepNext/>
+              <w:spacing w:before="30" w:after="30"/>
+            </w:pPr>
+            <w:r/>
+            <w:r>
+              <w:rPr>
+                <w:b/>
+                <w:sz w:val="19"/>
+              </w:rPr>
+              <w:t>Built-in</w:t>
+            </w:r>
+          </w:p>
+        </w:tc>
+        <w:tc>
+          <w:tcPr>
+            <w:tcW w:type="dxa" w:w="2016"/>
+          </w:tcPr>
+          <w:p>
+            <w:pPr>
+              <w:keepNext/>
+              <w:spacing w:before="30" w:after="30"/>
+            </w:pPr>
+            <w:r/>
+            <w:r>
+              <w:rPr>
+                <w:b w:val="0"/>
+                <w:sz w:val="19"/>
+              </w:rPr>
+              <w:t>Anthropic</w:t>
+            </w:r>
+          </w:p>
+        </w:tc>
+        <w:tc>
+          <w:tcPr>
+            <w:tcW w:type="dxa" w:w="2736"/>
+          </w:tcPr>
+          <w:p>
+            <w:pPr>
+              <w:keepNext/>
+              <w:spacing w:before="30" w:after="30"/>
+            </w:pPr>
+            <w:r/>
+            <w:r>
+              <w:rPr>
+                <w:b w:val="0"/>
+                <w:sz w:val="19"/>
+              </w:rPr>
+              <w:t>By itself when you ask for a file</w:t>
+            </w:r>
+          </w:p>
+        </w:tc>
+        <w:tc>
+          <w:tcPr>
+            <w:tcW w:type="dxa" w:w="2160"/>
+          </w:tcPr>
+          <w:p>
+            <w:pPr>
+              <w:keepNext/>
+              <w:spacing w:before="30" w:after="30"/>
+            </w:pPr>
+            <w:r/>
+            <w:r>
+              <w:rPr>
+                <w:b w:val="0"/>
+                <w:sz w:val="19"/>
+              </w:rPr>
+              <w:t>pptx, xlsx, docx — Lab 5</w:t>
+            </w:r>
+          </w:p>
+        </w:tc>
+      </w:tr>
+      <w:tr>
+        <w:trPr>
+          <w:cantSplit w:val="true"/>
+        </w:trPr>
+        <w:tc>
+          <w:tcPr>
+            <w:tcW w:type="dxa" w:w="1728"/>
+            <w:shd w:val="clear" w:color="auto" w:fill="F3F5F8"/>
+          </w:tcPr>
+          <w:p>
+            <w:pPr>
+              <w:keepNext/>
+              <w:spacing w:before="30" w:after="30"/>
+            </w:pPr>
+            <w:r/>
+            <w:r>
+              <w:rPr>
+                <w:b/>
+                <w:sz w:val="19"/>
+              </w:rPr>
+              <w:t>Your own</w:t>
+            </w:r>
+          </w:p>
+        </w:tc>
+        <w:tc>
+          <w:tcPr>
+            <w:tcW w:type="dxa" w:w="2016"/>
+            <w:shd w:val="clear" w:color="auto" w:fill="F3F5F8"/>
+          </w:tcPr>
+          <w:p>
+            <w:pPr>
+              <w:keepNext/>
+              <w:spacing w:before="30" w:after="30"/>
+            </w:pPr>
+            <w:r/>
+            <w:r>
+              <w:rPr>
+                <w:b w:val="0"/>
+                <w:sz w:val="19"/>
+              </w:rPr>
+              <w:t>You, with /skill-creator</w:t>
+            </w:r>
+          </w:p>
+        </w:tc>
+        <w:tc>
+          <w:tcPr>
+            <w:tcW w:type="dxa" w:w="2736"/>
+            <w:shd w:val="clear" w:color="auto" w:fill="F3F5F8"/>
+          </w:tcPr>
+          <w:p>
+            <w:pPr>
+              <w:keepNext/>
+              <w:spacing w:before="30" w:after="30"/>
+            </w:pPr>
+            <w:r/>
+            <w:r>
+              <w:rPr>
+                <w:b w:val="0"/>
+                <w:sz w:val="19"/>
+              </w:rPr>
+              <w:t>When a request matches its description</w:t>
+            </w:r>
+          </w:p>
+        </w:tc>
+        <w:tc>
+          <w:tcPr>
+            <w:tcW w:type="dxa" w:w="2160"/>
+            <w:shd w:val="clear" w:color="auto" w:fill="F3F5F8"/>
+          </w:tcPr>
+          <w:p>
+            <w:pPr>
+              <w:keepNext/>
+              <w:spacing w:before="30" w:after="30"/>
+            </w:pPr>
+            <w:r/>
+            <w:r>
+              <w:rPr>
+                <w:b w:val="0"/>
+                <w:sz w:val="19"/>
+              </w:rPr>
+              <w:t>lumo-brand-voice — Lab 6</w:t>
+            </w:r>
+          </w:p>
+        </w:tc>
+      </w:tr>
+      <w:tr>
+        <w:trPr>
+          <w:cantSplit w:val="true"/>
+        </w:trPr>
+        <w:tc>
+          <w:tcPr>
+            <w:tcW w:type="dxa" w:w="1728"/>
+          </w:tcPr>
+          <w:p>
+            <w:pPr>
+              <w:keepNext/>
+              <w:spacing w:before="30" w:after="30"/>
+            </w:pPr>
+            <w:r/>
+            <w:r>
+              <w:rPr>
+                <w:b/>
+                <w:sz w:val="19"/>
+              </w:rPr>
+              <w:t>From a plugin</w:t>
+            </w:r>
+          </w:p>
+        </w:tc>
+        <w:tc>
+          <w:tcPr>
+            <w:tcW w:type="dxa" w:w="2016"/>
+          </w:tcPr>
+          <w:p>
+            <w:pPr>
+              <w:keepNext/>
+              <w:spacing w:before="30" w:after="30"/>
+            </w:pPr>
+            <w:r/>
+            <w:r>
+              <w:rPr>
+                <w:b w:val="0"/>
+                <w:sz w:val="19"/>
+              </w:rPr>
+              <w:t>The plugin's author</w:t>
+            </w:r>
+          </w:p>
+        </w:tc>
+        <w:tc>
+          <w:tcPr>
+            <w:tcW w:type="dxa" w:w="2736"/>
+          </w:tcPr>
+          <w:p>
+            <w:pPr>
+              <w:keepNext/>
+              <w:spacing w:before="30" w:after="30"/>
+            </w:pPr>
+            <w:r/>
+            <w:r>
+              <w:rPr>
+                <w:b w:val="0"/>
+                <w:sz w:val="19"/>
+              </w:rPr>
+              <w:t>The same, or by its /plugin:command</w:t>
+            </w:r>
+          </w:p>
+        </w:tc>
+        <w:tc>
+          <w:tcPr>
+            <w:tcW w:type="dxa" w:w="2160"/>
+          </w:tcPr>
+          <w:p>
+            <w:pPr>
+              <w:keepNext/>
+              <w:spacing w:before="30" w:after="30"/>
+            </w:pPr>
+            <w:r/>
+            <w:r>
+              <w:rPr>
+                <w:b w:val="0"/>
+                <w:sz w:val="19"/>
+              </w:rPr>
+              <w:t>marketing:brand-review — Lab 7</w:t>
+            </w:r>
+          </w:p>
+        </w:tc>
+      </w:tr>
+      <w:tr>
+        <w:trPr>
+          <w:cantSplit w:val="true"/>
+        </w:trPr>
+        <w:tc>
+          <w:tcPr>
+            <w:tcW w:type="dxa" w:w="1728"/>
+            <w:shd w:val="clear" w:color="auto" w:fill="F3F5F8"/>
+          </w:tcPr>
+          <w:p>
+            <w:pPr>
+              <w:spacing w:before="30" w:after="30"/>
+            </w:pPr>
+            <w:r/>
+            <w:r>
+              <w:rPr>
+                <w:b/>
+                <w:sz w:val="19"/>
+              </w:rPr>
+              <w:t>Shared by your team</w:t>
+            </w:r>
+          </w:p>
+        </w:tc>
+        <w:tc>
+          <w:tcPr>
+            <w:tcW w:type="dxa" w:w="2016"/>
+            <w:shd w:val="clear" w:color="auto" w:fill="F3F5F8"/>
+          </w:tcPr>
+          <w:p>
+            <w:pPr>
+              <w:spacing w:before="30" w:after="30"/>
+            </w:pPr>
+            <w:r/>
+            <w:r>
+              <w:rPr>
+                <w:b w:val="0"/>
+                <w:sz w:val="19"/>
+              </w:rPr>
+              <w:t>An admin or a colleague</w:t>
+            </w:r>
+          </w:p>
+        </w:tc>
+        <w:tc>
+          <w:tcPr>
+            <w:tcW w:type="dxa" w:w="2736"/>
+            <w:shd w:val="clear" w:color="auto" w:fill="F3F5F8"/>
+          </w:tcPr>
+          <w:p>
+            <w:pPr>
+              <w:spacing w:before="30" w:after="30"/>
+            </w:pPr>
+            <w:r/>
+            <w:r>
+              <w:rPr>
+                <w:b w:val="0"/>
+                <w:sz w:val="19"/>
+              </w:rPr>
+              <w:t>Provided to everyone in the organisation</w:t>
+            </w:r>
+          </w:p>
+        </w:tc>
+        <w:tc>
+          <w:tcPr>
+            <w:tcW w:type="dxa" w:w="2160"/>
+            <w:shd w:val="clear" w:color="auto" w:fill="F3F5F8"/>
+          </w:tcPr>
+          <w:p>
+            <w:pPr>
+              <w:spacing w:before="30" w:after="30"/>
+            </w:pPr>
+            <w:r/>
+            <w:r>
+              <w:rPr>
+                <w:b w:val="0"/>
+                <w:sz w:val="19"/>
+              </w:rPr>
+              <w:t>Your company's house style</w:t>
+            </w:r>
+          </w:p>
+        </w:tc>
+      </w:tr>
+    </w:tbl>
+    <w:p>
+      <w:pPr>
+        <w:spacing w:after="0" w:before="0" w:line="120" w:lineRule="exact"/>
+      </w:pPr>
+      <w:r>
+        <w:rPr>
+          <w:sz w:val="12"/>
+        </w:rPr>
+      </w:r>
+    </w:p>
+    <w:p>
+      <w:pPr>
+        <w:keepNext/>
+        <w:spacing w:before="160" w:after="80"/>
+      </w:pPr>
+      <w:r>
+        <w:rPr>
+          <w:b/>
+          <w:color w:val="1F6FEB"/>
+          <w:sz w:val="22"/>
+        </w:rPr>
+        <w:t>The description decides when it loads</w:t>
+      </w:r>
+    </w:p>
+    <w:tbl>
+      <w:tblPr>
+        <w:tblStyle w:val="TableGrid"/>
+        <w:tblW w:type="auto" w:w="0"/>
+        <w:jc w:val="center"/>
+        <w:tblLayout w:type="fixed"/>
+        <w:tblLook w:firstColumn="1" w:firstRow="1" w:lastColumn="0" w:lastRow="0" w:noHBand="0" w:noVBand="1" w:val="04A0"/>
+      </w:tblPr>
+      <w:tblGrid>
+        <w:gridCol w:w="4031"/>
+        <w:gridCol w:w="1440"/>
+        <w:gridCol w:w="3168"/>
+      </w:tblGrid>
+      <w:tr>
+        <w:trPr>
+          <w:tblHeader w:val="true"/>
+          <w:cantSplit w:val="true"/>
+        </w:trPr>
+        <w:tc>
+          <w:tcPr>
+            <w:tcW w:type="dxa" w:w="4032"/>
+            <w:shd w:val="clear" w:color="auto" w:fill="1F6FEB"/>
+          </w:tcPr>
+          <w:p>
+            <w:pPr>
+              <w:keepNext/>
+              <w:spacing w:before="30" w:after="30"/>
+            </w:pPr>
+            <w:r/>
+            <w:r>
+              <w:rPr>
+                <w:b/>
+                <w:color w:val="FFFFFF"/>
+                <w:sz w:val="19"/>
+              </w:rPr>
+              <w:t>Description</w:t>
+            </w:r>
+          </w:p>
+        </w:tc>
+        <w:tc>
+          <w:tcPr>
+            <w:tcW w:type="dxa" w:w="1440"/>
+            <w:shd w:val="clear" w:color="auto" w:fill="1F6FEB"/>
+          </w:tcPr>
+          <w:p>
+            <w:pPr>
+              <w:keepNext/>
+              <w:spacing w:before="30" w:after="30"/>
+            </w:pPr>
+            <w:r/>
+            <w:r>
+              <w:rPr>
+                <w:b/>
+                <w:color w:val="FFFFFF"/>
+                <w:sz w:val="19"/>
+              </w:rPr>
+              <w:t>Verdict</w:t>
+            </w:r>
+          </w:p>
+        </w:tc>
+        <w:tc>
+          <w:tcPr>
+            <w:tcW w:type="dxa" w:w="3168"/>
+            <w:shd w:val="clear" w:color="auto" w:fill="1F6FEB"/>
+          </w:tcPr>
+          <w:p>
+            <w:pPr>
+              <w:keepNext/>
+              <w:spacing w:before="30" w:after="30"/>
+            </w:pPr>
+            <w:r/>
+            <w:r>
+              <w:rPr>
+                <w:b/>
+                <w:color w:val="FFFFFF"/>
+                <w:sz w:val="19"/>
+              </w:rPr>
+              <w:t>Why</w:t>
+            </w:r>
+          </w:p>
+        </w:tc>
+      </w:tr>
+      <w:tr>
+        <w:trPr>
+          <w:cantSplit w:val="true"/>
+        </w:trPr>
+        <w:tc>
+          <w:tcPr>
+            <w:tcW w:type="dxa" w:w="4032"/>
+          </w:tcPr>
+          <w:p>
+            <w:pPr>
+              <w:keepNext/>
+              <w:spacing w:before="30" w:after="30"/>
+            </w:pPr>
+            <w:r/>
+            <w:r>
+              <w:rPr>
+                <w:b/>
+                <w:sz w:val="19"/>
+              </w:rPr>
+              <w:t>Brand voice.</w:t>
+            </w:r>
+          </w:p>
+        </w:tc>
+        <w:tc>
+          <w:tcPr>
+            <w:tcW w:type="dxa" w:w="1440"/>
+          </w:tcPr>
+          <w:p>
+            <w:pPr>
+              <w:keepNext/>
+              <w:spacing w:before="30" w:after="30"/>
+            </w:pPr>
+            <w:r/>
+            <w:r>
+              <w:rPr>
+                <w:b w:val="0"/>
+                <w:sz w:val="19"/>
+              </w:rPr>
+              <w:t>Too vague</w:t>
+            </w:r>
+          </w:p>
+        </w:tc>
+        <w:tc>
+          <w:tcPr>
+            <w:tcW w:type="dxa" w:w="3168"/>
+          </w:tcPr>
+          <w:p>
+            <w:pPr>
+              <w:keepNext/>
+              <w:spacing w:before="30" w:after="30"/>
+            </w:pPr>
+            <w:r/>
+            <w:r>
+              <w:rPr>
+                <w:b w:val="0"/>
+                <w:sz w:val="19"/>
+              </w:rPr>
+              <w:t>Says nothing about when — Claude rarely loads it.</w:t>
+            </w:r>
+          </w:p>
+        </w:tc>
+      </w:tr>
+      <w:tr>
+        <w:trPr>
+          <w:cantSplit w:val="true"/>
+        </w:trPr>
+        <w:tc>
+          <w:tcPr>
+            <w:tcW w:type="dxa" w:w="4032"/>
+            <w:shd w:val="clear" w:color="auto" w:fill="F3F5F8"/>
+          </w:tcPr>
+          <w:p>
+            <w:pPr>
+              <w:keepNext/>
+              <w:spacing w:before="30" w:after="30"/>
+            </w:pPr>
+            <w:r/>
+            <w:r>
+              <w:rPr>
+                <w:b/>
+                <w:sz w:val="19"/>
+              </w:rPr>
+              <w:t>Rewrites Instagram captions.</w:t>
+            </w:r>
+          </w:p>
+        </w:tc>
+        <w:tc>
+          <w:tcPr>
+            <w:tcW w:type="dxa" w:w="1440"/>
+            <w:shd w:val="clear" w:color="auto" w:fill="F3F5F8"/>
+          </w:tcPr>
+          <w:p>
+            <w:pPr>
+              <w:keepNext/>
+              <w:spacing w:before="30" w:after="30"/>
+            </w:pPr>
+            <w:r/>
+            <w:r>
+              <w:rPr>
+                <w:b w:val="0"/>
+                <w:sz w:val="19"/>
+              </w:rPr>
+              <w:t>Too narrow</w:t>
+            </w:r>
+          </w:p>
+        </w:tc>
+        <w:tc>
+          <w:tcPr>
+            <w:tcW w:type="dxa" w:w="3168"/>
+            <w:shd w:val="clear" w:color="auto" w:fill="F3F5F8"/>
+          </w:tcPr>
+          <w:p>
+            <w:pPr>
+              <w:keepNext/>
+              <w:spacing w:before="30" w:after="30"/>
+            </w:pPr>
+            <w:r/>
+            <w:r>
+              <w:rPr>
+                <w:b w:val="0"/>
+                <w:sz w:val="19"/>
+              </w:rPr>
+              <w:t>Will not load for an email, a video script or an ad.</w:t>
+            </w:r>
+          </w:p>
+        </w:tc>
+      </w:tr>
+      <w:tr>
+        <w:trPr>
+          <w:cantSplit w:val="true"/>
+        </w:trPr>
+        <w:tc>
+          <w:tcPr>
+            <w:tcW w:type="dxa" w:w="4032"/>
+          </w:tcPr>
+          <w:p>
+            <w:pPr>
+              <w:keepNext/>
+              <w:spacing w:before="30" w:after="30"/>
+            </w:pPr>
+            <w:r/>
+            <w:r>
+              <w:rPr>
+                <w:b/>
+                <w:sz w:val="19"/>
+              </w:rPr>
+              <w:t>Use for all writing.</w:t>
+            </w:r>
+          </w:p>
+        </w:tc>
+        <w:tc>
+          <w:tcPr>
+            <w:tcW w:type="dxa" w:w="1440"/>
+          </w:tcPr>
+          <w:p>
+            <w:pPr>
+              <w:keepNext/>
+              <w:spacing w:before="30" w:after="30"/>
+            </w:pPr>
+            <w:r/>
+            <w:r>
+              <w:rPr>
+                <w:b w:val="0"/>
+                <w:sz w:val="19"/>
+              </w:rPr>
+              <w:t>Too broad</w:t>
+            </w:r>
+          </w:p>
+        </w:tc>
+        <w:tc>
+          <w:tcPr>
+            <w:tcW w:type="dxa" w:w="3168"/>
+          </w:tcPr>
+          <w:p>
+            <w:pPr>
+              <w:keepNext/>
+              <w:spacing w:before="30" w:after="30"/>
+            </w:pPr>
+            <w:r/>
+            <w:r>
+              <w:rPr>
+                <w:b w:val="0"/>
+                <w:sz w:val="19"/>
+              </w:rPr>
+              <w:t>Loads for internal notes and meeting minutes too.</w:t>
+            </w:r>
+          </w:p>
+        </w:tc>
+      </w:tr>
+      <w:tr>
+        <w:trPr>
+          <w:cantSplit w:val="true"/>
+        </w:trPr>
+        <w:tc>
+          <w:tcPr>
+            <w:tcW w:type="dxa" w:w="4032"/>
+            <w:shd w:val="clear" w:color="auto" w:fill="F3F5F8"/>
+          </w:tcPr>
+          <w:p>
+            <w:pPr>
+              <w:spacing w:before="30" w:after="30"/>
+            </w:pPr>
+            <w:r/>
+            <w:r>
+              <w:rPr>
+                <w:b/>
+                <w:sz w:val="19"/>
+              </w:rPr>
+              <w:t>Use when writing or reviewing any customer-facing Lumo Kopi content - social posts, captions, emails, video scripts or ads.</w:t>
+            </w:r>
+          </w:p>
+        </w:tc>
+        <w:tc>
+          <w:tcPr>
+            <w:tcW w:type="dxa" w:w="1440"/>
+            <w:shd w:val="clear" w:color="auto" w:fill="F3F5F8"/>
+          </w:tcPr>
+          <w:p>
+            <w:pPr>
+              <w:spacing w:before="30" w:after="30"/>
+            </w:pPr>
+            <w:r/>
+            <w:r>
+              <w:rPr>
+                <w:b w:val="0"/>
+                <w:sz w:val="19"/>
+              </w:rPr>
+              <w:t>Good</w:t>
+            </w:r>
+          </w:p>
+        </w:tc>
+        <w:tc>
+          <w:tcPr>
+            <w:tcW w:type="dxa" w:w="3168"/>
+            <w:shd w:val="clear" w:color="auto" w:fill="F3F5F8"/>
+          </w:tcPr>
+          <w:p>
+            <w:pPr>
+              <w:spacing w:before="30" w:after="30"/>
+            </w:pPr>
+            <w:r/>
+            <w:r>
+              <w:rPr>
+                <w:b w:val="0"/>
+                <w:sz w:val="19"/>
+              </w:rPr>
+              <w:t>Names the job, the brand and every format it covers.</w:t>
+            </w:r>
+          </w:p>
+        </w:tc>
+      </w:tr>
+    </w:tbl>
+    <w:p>
+      <w:pPr>
+        <w:spacing w:after="0" w:before="0" w:line="120" w:lineRule="exact"/>
+      </w:pPr>
+      <w:r>
+        <w:rPr>
+          <w:sz w:val="12"/>
+        </w:rPr>
+      </w:r>
+    </w:p>
+    <w:p>
+      <w:r>
+        <w:rPr>
+          <w:b w:val="0"/>
+        </w:rPr>
+        <w:t>Lab 6 tests this: Block 3 never names the skill, so only the description can load it.</w:t>
+      </w:r>
+    </w:p>
+    <w:p>
+      <w:pPr>
+        <w:keepNext/>
+        <w:spacing w:before="160" w:after="80"/>
+      </w:pPr>
+      <w:r>
+        <w:rPr>
+          <w:b/>
+          <w:color w:val="1F6FEB"/>
+          <w:sz w:val="22"/>
+        </w:rPr>
         <w:t>Do, Verify, Save, Update</w:t>
       </w:r>
     </w:p>
@@ -20900,13 +26525,791 @@
         <w:rPr>
           <w:b/>
         </w:rPr>
-        <w:t xml:space="preserve">Update — </w:t>
+        <w:t xml:space="preserve">Use and update — </w:t>
       </w:r>
       <w:r>
         <w:rPr>
           <w:b w:val="0"/>
         </w:rPr>
-        <w:t>Refine it later and save over it — Claude confirms before replacing.</w:t>
+        <w:t>Use it on new work, find the gap, and save the fix over it — Claude confirms first.</w:t>
+      </w:r>
+    </w:p>
+    <w:p>
+      <w:pPr>
+        <w:keepNext/>
+        <w:spacing w:before="160" w:after="80"/>
+      </w:pPr>
+      <w:r>
+        <w:rPr>
+          <w:b/>
+          <w:color w:val="1F6FEB"/>
+          <w:sz w:val="22"/>
+        </w:rPr>
+        <w:t>Skills worth writing at work</w:t>
+      </w:r>
+    </w:p>
+    <w:p>
+      <w:pPr>
+        <w:keepNext/>
+      </w:pPr>
+      <w:r>
+        <w:rPr>
+          <w:b w:val="0"/>
+        </w:rPr>
+        <w:t>Any routine you repeat, with rules someone could forget, is a skill waiting to be written.</w:t>
+      </w:r>
+    </w:p>
+    <w:tbl>
+      <w:tblPr>
+        <w:tblStyle w:val="TableGrid"/>
+        <w:tblW w:type="auto" w:w="0"/>
+        <w:jc w:val="center"/>
+        <w:tblLayout w:type="fixed"/>
+        <w:tblLook w:firstColumn="1" w:firstRow="1" w:lastColumn="0" w:lastRow="0" w:noHBand="0" w:noVBand="1" w:val="04A0"/>
+      </w:tblPr>
+      <w:tblGrid>
+        <w:gridCol w:w="2448"/>
+        <w:gridCol w:w="6192"/>
+      </w:tblGrid>
+      <w:tr>
+        <w:trPr>
+          <w:tblHeader w:val="true"/>
+          <w:cantSplit w:val="true"/>
+        </w:trPr>
+        <w:tc>
+          <w:tcPr>
+            <w:tcW w:type="dxa" w:w="2448"/>
+            <w:shd w:val="clear" w:color="auto" w:fill="1F6FEB"/>
+          </w:tcPr>
+          <w:p>
+            <w:pPr>
+              <w:keepNext/>
+              <w:spacing w:before="30" w:after="30"/>
+            </w:pPr>
+            <w:r/>
+            <w:r>
+              <w:rPr>
+                <w:b/>
+                <w:color w:val="FFFFFF"/>
+                <w:sz w:val="19"/>
+              </w:rPr>
+              <w:t>Skill</w:t>
+            </w:r>
+          </w:p>
+        </w:tc>
+        <w:tc>
+          <w:tcPr>
+            <w:tcW w:type="dxa" w:w="6192"/>
+            <w:shd w:val="clear" w:color="auto" w:fill="1F6FEB"/>
+          </w:tcPr>
+          <w:p>
+            <w:pPr>
+              <w:keepNext/>
+              <w:spacing w:before="30" w:after="30"/>
+            </w:pPr>
+            <w:r/>
+            <w:r>
+              <w:rPr>
+                <w:b/>
+                <w:color w:val="FFFFFF"/>
+                <w:sz w:val="19"/>
+              </w:rPr>
+              <w:t>What it does</w:t>
+            </w:r>
+          </w:p>
+        </w:tc>
+      </w:tr>
+      <w:tr>
+        <w:trPr>
+          <w:cantSplit w:val="true"/>
+        </w:trPr>
+        <w:tc>
+          <w:tcPr>
+            <w:tcW w:type="dxa" w:w="2448"/>
+          </w:tcPr>
+          <w:p>
+            <w:pPr>
+              <w:keepNext/>
+              <w:spacing w:before="30" w:after="30"/>
+            </w:pPr>
+            <w:r/>
+            <w:r>
+              <w:rPr>
+                <w:b/>
+                <w:sz w:val="19"/>
+              </w:rPr>
+              <w:t>weekly-status-report</w:t>
+            </w:r>
+          </w:p>
+        </w:tc>
+        <w:tc>
+          <w:tcPr>
+            <w:tcW w:type="dxa" w:w="6192"/>
+          </w:tcPr>
+          <w:p>
+            <w:pPr>
+              <w:keepNext/>
+              <w:spacing w:before="30" w:after="30"/>
+            </w:pPr>
+            <w:r/>
+            <w:r>
+              <w:rPr>
+                <w:b w:val="0"/>
+                <w:sz w:val="19"/>
+              </w:rPr>
+              <w:t>Every Monday: reads the project folder and inbox, writes five bullets in a fixed format. Uses Drive and Gmail.</w:t>
+            </w:r>
+          </w:p>
+        </w:tc>
+      </w:tr>
+      <w:tr>
+        <w:trPr>
+          <w:cantSplit w:val="true"/>
+        </w:trPr>
+        <w:tc>
+          <w:tcPr>
+            <w:tcW w:type="dxa" w:w="2448"/>
+            <w:shd w:val="clear" w:color="auto" w:fill="F3F5F8"/>
+          </w:tcPr>
+          <w:p>
+            <w:pPr>
+              <w:keepNext/>
+              <w:spacing w:before="30" w:after="30"/>
+            </w:pPr>
+            <w:r/>
+            <w:r>
+              <w:rPr>
+                <w:b/>
+                <w:sz w:val="19"/>
+              </w:rPr>
+              <w:t>meeting-minutes</w:t>
+            </w:r>
+          </w:p>
+        </w:tc>
+        <w:tc>
+          <w:tcPr>
+            <w:tcW w:type="dxa" w:w="6192"/>
+            <w:shd w:val="clear" w:color="auto" w:fill="F3F5F8"/>
+          </w:tcPr>
+          <w:p>
+            <w:pPr>
+              <w:keepNext/>
+              <w:spacing w:before="30" w:after="30"/>
+            </w:pPr>
+            <w:r/>
+            <w:r>
+              <w:rPr>
+                <w:b w:val="0"/>
+                <w:sz w:val="19"/>
+              </w:rPr>
+              <w:t>Turns a transcript into decisions, actions, owners and due dates — the same table every time.</w:t>
+            </w:r>
+          </w:p>
+        </w:tc>
+      </w:tr>
+      <w:tr>
+        <w:trPr>
+          <w:cantSplit w:val="true"/>
+        </w:trPr>
+        <w:tc>
+          <w:tcPr>
+            <w:tcW w:type="dxa" w:w="2448"/>
+          </w:tcPr>
+          <w:p>
+            <w:pPr>
+              <w:keepNext/>
+              <w:spacing w:before="30" w:after="30"/>
+            </w:pPr>
+            <w:r/>
+            <w:r>
+              <w:rPr>
+                <w:b/>
+                <w:sz w:val="19"/>
+              </w:rPr>
+              <w:t>customer-reply</w:t>
+            </w:r>
+          </w:p>
+        </w:tc>
+        <w:tc>
+          <w:tcPr>
+            <w:tcW w:type="dxa" w:w="6192"/>
+          </w:tcPr>
+          <w:p>
+            <w:pPr>
+              <w:keepNext/>
+              <w:spacing w:before="30" w:after="30"/>
+            </w:pPr>
+            <w:r/>
+            <w:r>
+              <w:rPr>
+                <w:b w:val="0"/>
+                <w:sz w:val="19"/>
+              </w:rPr>
+              <w:t>Drafts replies in the house tone; never promises a refund or a price the policy does not allow.</w:t>
+            </w:r>
+          </w:p>
+        </w:tc>
+      </w:tr>
+      <w:tr>
+        <w:trPr>
+          <w:cantSplit w:val="true"/>
+        </w:trPr>
+        <w:tc>
+          <w:tcPr>
+            <w:tcW w:type="dxa" w:w="2448"/>
+            <w:shd w:val="clear" w:color="auto" w:fill="F3F5F8"/>
+          </w:tcPr>
+          <w:p>
+            <w:pPr>
+              <w:keepNext/>
+              <w:spacing w:before="30" w:after="30"/>
+            </w:pPr>
+            <w:r/>
+            <w:r>
+              <w:rPr>
+                <w:b/>
+                <w:sz w:val="19"/>
+              </w:rPr>
+              <w:t>proposal-deck</w:t>
+            </w:r>
+          </w:p>
+        </w:tc>
+        <w:tc>
+          <w:tcPr>
+            <w:tcW w:type="dxa" w:w="6192"/>
+            <w:shd w:val="clear" w:color="auto" w:fill="F3F5F8"/>
+          </w:tcPr>
+          <w:p>
+            <w:pPr>
+              <w:keepNext/>
+              <w:spacing w:before="30" w:after="30"/>
+            </w:pPr>
+            <w:r/>
+            <w:r>
+              <w:rPr>
+                <w:b w:val="0"/>
+                <w:sz w:val="19"/>
+              </w:rPr>
+              <w:t>Builds a client proposal in the company template, using the built-in pptx skill.</w:t>
+            </w:r>
+          </w:p>
+        </w:tc>
+      </w:tr>
+      <w:tr>
+        <w:trPr>
+          <w:cantSplit w:val="true"/>
+        </w:trPr>
+        <w:tc>
+          <w:tcPr>
+            <w:tcW w:type="dxa" w:w="2448"/>
+          </w:tcPr>
+          <w:p>
+            <w:pPr>
+              <w:keepNext/>
+              <w:spacing w:before="30" w:after="30"/>
+            </w:pPr>
+            <w:r/>
+            <w:r>
+              <w:rPr>
+                <w:b/>
+                <w:sz w:val="19"/>
+              </w:rPr>
+              <w:t>expense-check</w:t>
+            </w:r>
+          </w:p>
+        </w:tc>
+        <w:tc>
+          <w:tcPr>
+            <w:tcW w:type="dxa" w:w="6192"/>
+          </w:tcPr>
+          <w:p>
+            <w:pPr>
+              <w:keepNext/>
+              <w:spacing w:before="30" w:after="30"/>
+            </w:pPr>
+            <w:r/>
+            <w:r>
+              <w:rPr>
+                <w:b w:val="0"/>
+                <w:sz w:val="19"/>
+              </w:rPr>
+              <w:t>Checks a claims spreadsheet against the policy limits and flags each breach with its rule.</w:t>
+            </w:r>
+          </w:p>
+        </w:tc>
+      </w:tr>
+      <w:tr>
+        <w:trPr>
+          <w:cantSplit w:val="true"/>
+        </w:trPr>
+        <w:tc>
+          <w:tcPr>
+            <w:tcW w:type="dxa" w:w="2448"/>
+            <w:shd w:val="clear" w:color="auto" w:fill="F3F5F8"/>
+          </w:tcPr>
+          <w:p>
+            <w:pPr>
+              <w:spacing w:before="30" w:after="30"/>
+            </w:pPr>
+            <w:r/>
+            <w:r>
+              <w:rPr>
+                <w:b/>
+                <w:sz w:val="19"/>
+              </w:rPr>
+              <w:t>job-ad-writer</w:t>
+            </w:r>
+          </w:p>
+        </w:tc>
+        <w:tc>
+          <w:tcPr>
+            <w:tcW w:type="dxa" w:w="6192"/>
+            <w:shd w:val="clear" w:color="auto" w:fill="F3F5F8"/>
+          </w:tcPr>
+          <w:p>
+            <w:pPr>
+              <w:spacing w:before="30" w:after="30"/>
+            </w:pPr>
+            <w:r/>
+            <w:r>
+              <w:rPr>
+                <w:b w:val="0"/>
+                <w:sz w:val="19"/>
+              </w:rPr>
+              <w:t>Writes a job ad in the house format, then checks it for biased or exclusionary wording.</w:t>
+            </w:r>
+          </w:p>
+        </w:tc>
+      </w:tr>
+    </w:tbl>
+    <w:p>
+      <w:pPr>
+        <w:spacing w:after="0" w:before="0" w:line="120" w:lineRule="exact"/>
+      </w:pPr>
+      <w:r>
+        <w:rPr>
+          <w:sz w:val="12"/>
+        </w:rPr>
+      </w:r>
+    </w:p>
+    <w:p>
+      <w:pPr>
+        <w:keepNext/>
+        <w:spacing w:before="160" w:after="80"/>
+      </w:pPr>
+      <w:r>
+        <w:rPr>
+          <w:b/>
+          <w:color w:val="1F6FEB"/>
+          <w:sz w:val="22"/>
+        </w:rPr>
+        <w:t>When a skill goes wrong</w:t>
+      </w:r>
+    </w:p>
+    <w:tbl>
+      <w:tblPr>
+        <w:tblStyle w:val="TableGrid"/>
+        <w:tblW w:type="auto" w:w="0"/>
+        <w:jc w:val="center"/>
+        <w:tblLayout w:type="fixed"/>
+        <w:tblLook w:firstColumn="1" w:firstRow="1" w:lastColumn="0" w:lastRow="0" w:noHBand="0" w:noVBand="1" w:val="04A0"/>
+      </w:tblPr>
+      <w:tblGrid>
+        <w:gridCol w:w="2448"/>
+        <w:gridCol w:w="2736"/>
+        <w:gridCol w:w="3456"/>
+      </w:tblGrid>
+      <w:tr>
+        <w:trPr>
+          <w:tblHeader w:val="true"/>
+          <w:cantSplit w:val="true"/>
+        </w:trPr>
+        <w:tc>
+          <w:tcPr>
+            <w:tcW w:type="dxa" w:w="2448"/>
+            <w:shd w:val="clear" w:color="auto" w:fill="1F6FEB"/>
+          </w:tcPr>
+          <w:p>
+            <w:pPr>
+              <w:keepNext/>
+              <w:spacing w:before="30" w:after="30"/>
+            </w:pPr>
+            <w:r/>
+            <w:r>
+              <w:rPr>
+                <w:b/>
+                <w:color w:val="FFFFFF"/>
+                <w:sz w:val="19"/>
+              </w:rPr>
+              <w:t>What you see</w:t>
+            </w:r>
+          </w:p>
+        </w:tc>
+        <w:tc>
+          <w:tcPr>
+            <w:tcW w:type="dxa" w:w="2736"/>
+            <w:shd w:val="clear" w:color="auto" w:fill="1F6FEB"/>
+          </w:tcPr>
+          <w:p>
+            <w:pPr>
+              <w:keepNext/>
+              <w:spacing w:before="30" w:after="30"/>
+            </w:pPr>
+            <w:r/>
+            <w:r>
+              <w:rPr>
+                <w:b/>
+                <w:color w:val="FFFFFF"/>
+                <w:sz w:val="19"/>
+              </w:rPr>
+              <w:t>Likely cause</w:t>
+            </w:r>
+          </w:p>
+        </w:tc>
+        <w:tc>
+          <w:tcPr>
+            <w:tcW w:type="dxa" w:w="3456"/>
+            <w:shd w:val="clear" w:color="auto" w:fill="1F6FEB"/>
+          </w:tcPr>
+          <w:p>
+            <w:pPr>
+              <w:keepNext/>
+              <w:spacing w:before="30" w:after="30"/>
+            </w:pPr>
+            <w:r/>
+            <w:r>
+              <w:rPr>
+                <w:b/>
+                <w:color w:val="FFFFFF"/>
+                <w:sz w:val="19"/>
+              </w:rPr>
+              <w:t>What to do</w:t>
+            </w:r>
+          </w:p>
+        </w:tc>
+      </w:tr>
+      <w:tr>
+        <w:trPr>
+          <w:cantSplit w:val="true"/>
+        </w:trPr>
+        <w:tc>
+          <w:tcPr>
+            <w:tcW w:type="dxa" w:w="2448"/>
+          </w:tcPr>
+          <w:p>
+            <w:pPr>
+              <w:keepNext/>
+              <w:spacing w:before="30" w:after="30"/>
+            </w:pPr>
+            <w:r/>
+            <w:r>
+              <w:rPr>
+                <w:b/>
+                <w:sz w:val="19"/>
+              </w:rPr>
+              <w:t>The skill does not load</w:t>
+            </w:r>
+          </w:p>
+        </w:tc>
+        <w:tc>
+          <w:tcPr>
+            <w:tcW w:type="dxa" w:w="2736"/>
+          </w:tcPr>
+          <w:p>
+            <w:pPr>
+              <w:keepNext/>
+              <w:spacing w:before="30" w:after="30"/>
+            </w:pPr>
+            <w:r/>
+            <w:r>
+              <w:rPr>
+                <w:b w:val="0"/>
+                <w:sz w:val="19"/>
+              </w:rPr>
+              <w:t>The description does not mention this job</w:t>
+            </w:r>
+          </w:p>
+        </w:tc>
+        <w:tc>
+          <w:tcPr>
+            <w:tcW w:type="dxa" w:w="3456"/>
+          </w:tcPr>
+          <w:p>
+            <w:pPr>
+              <w:keepNext/>
+              <w:spacing w:before="30" w:after="30"/>
+            </w:pPr>
+            <w:r/>
+            <w:r>
+              <w:rPr>
+                <w:b w:val="0"/>
+                <w:sz w:val="19"/>
+              </w:rPr>
+              <w:t>Add the job and its words to the description.</w:t>
+            </w:r>
+          </w:p>
+        </w:tc>
+      </w:tr>
+      <w:tr>
+        <w:trPr>
+          <w:cantSplit w:val="true"/>
+        </w:trPr>
+        <w:tc>
+          <w:tcPr>
+            <w:tcW w:type="dxa" w:w="2448"/>
+            <w:shd w:val="clear" w:color="auto" w:fill="F3F5F8"/>
+          </w:tcPr>
+          <w:p>
+            <w:pPr>
+              <w:keepNext/>
+              <w:spacing w:before="30" w:after="30"/>
+            </w:pPr>
+            <w:r/>
+            <w:r>
+              <w:rPr>
+                <w:b/>
+                <w:sz w:val="19"/>
+              </w:rPr>
+              <w:t>It loads when it should not</w:t>
+            </w:r>
+          </w:p>
+        </w:tc>
+        <w:tc>
+          <w:tcPr>
+            <w:tcW w:type="dxa" w:w="2736"/>
+            <w:shd w:val="clear" w:color="auto" w:fill="F3F5F8"/>
+          </w:tcPr>
+          <w:p>
+            <w:pPr>
+              <w:keepNext/>
+              <w:spacing w:before="30" w:after="30"/>
+            </w:pPr>
+            <w:r/>
+            <w:r>
+              <w:rPr>
+                <w:b w:val="0"/>
+                <w:sz w:val="19"/>
+              </w:rPr>
+              <w:t>The description is too broad</w:t>
+            </w:r>
+          </w:p>
+        </w:tc>
+        <w:tc>
+          <w:tcPr>
+            <w:tcW w:type="dxa" w:w="3456"/>
+            <w:shd w:val="clear" w:color="auto" w:fill="F3F5F8"/>
+          </w:tcPr>
+          <w:p>
+            <w:pPr>
+              <w:keepNext/>
+              <w:spacing w:before="30" w:after="30"/>
+            </w:pPr>
+            <w:r/>
+            <w:r>
+              <w:rPr>
+                <w:b w:val="0"/>
+                <w:sz w:val="19"/>
+              </w:rPr>
+              <w:t>Narrow it: name the brand, the formats, the audience.</w:t>
+            </w:r>
+          </w:p>
+        </w:tc>
+      </w:tr>
+      <w:tr>
+        <w:trPr>
+          <w:cantSplit w:val="true"/>
+        </w:trPr>
+        <w:tc>
+          <w:tcPr>
+            <w:tcW w:type="dxa" w:w="2448"/>
+          </w:tcPr>
+          <w:p>
+            <w:pPr>
+              <w:keepNext/>
+              <w:spacing w:before="30" w:after="30"/>
+            </w:pPr>
+            <w:r/>
+            <w:r>
+              <w:rPr>
+                <w:b/>
+                <w:sz w:val="19"/>
+              </w:rPr>
+              <w:t>It skips a rule</w:t>
+            </w:r>
+          </w:p>
+        </w:tc>
+        <w:tc>
+          <w:tcPr>
+            <w:tcW w:type="dxa" w:w="2736"/>
+          </w:tcPr>
+          <w:p>
+            <w:pPr>
+              <w:keepNext/>
+              <w:spacing w:before="30" w:after="30"/>
+            </w:pPr>
+            <w:r/>
+            <w:r>
+              <w:rPr>
+                <w:b w:val="0"/>
+                <w:sz w:val="19"/>
+              </w:rPr>
+              <w:t>The rule is vague</w:t>
+            </w:r>
+          </w:p>
+        </w:tc>
+        <w:tc>
+          <w:tcPr>
+            <w:tcW w:type="dxa" w:w="3456"/>
+          </w:tcPr>
+          <w:p>
+            <w:pPr>
+              <w:keepNext/>
+              <w:spacing w:before="30" w:after="30"/>
+            </w:pPr>
+            <w:r/>
+            <w:r>
+              <w:rPr>
+                <w:b w:val="0"/>
+                <w:sz w:val="19"/>
+              </w:rPr>
+              <w:t>Rewrite it as a check: “price written as S$3.90”.</w:t>
+            </w:r>
+          </w:p>
+        </w:tc>
+      </w:tr>
+      <w:tr>
+        <w:trPr>
+          <w:cantSplit w:val="true"/>
+        </w:trPr>
+        <w:tc>
+          <w:tcPr>
+            <w:tcW w:type="dxa" w:w="2448"/>
+            <w:shd w:val="clear" w:color="auto" w:fill="F3F5F8"/>
+          </w:tcPr>
+          <w:p>
+            <w:pPr>
+              <w:keepNext/>
+              <w:spacing w:before="30" w:after="30"/>
+            </w:pPr>
+            <w:r/>
+            <w:r>
+              <w:rPr>
+                <w:b/>
+                <w:sz w:val="19"/>
+              </w:rPr>
+              <w:t>A new kind of job goes wrong</w:t>
+            </w:r>
+          </w:p>
+        </w:tc>
+        <w:tc>
+          <w:tcPr>
+            <w:tcW w:type="dxa" w:w="2736"/>
+            <w:shd w:val="clear" w:color="auto" w:fill="F3F5F8"/>
+          </w:tcPr>
+          <w:p>
+            <w:pPr>
+              <w:keepNext/>
+              <w:spacing w:before="30" w:after="30"/>
+            </w:pPr>
+            <w:r/>
+            <w:r>
+              <w:rPr>
+                <w:b w:val="0"/>
+                <w:sz w:val="19"/>
+              </w:rPr>
+              <w:t>The skill has no rule for it</w:t>
+            </w:r>
+          </w:p>
+        </w:tc>
+        <w:tc>
+          <w:tcPr>
+            <w:tcW w:type="dxa" w:w="3456"/>
+            <w:shd w:val="clear" w:color="auto" w:fill="F3F5F8"/>
+          </w:tcPr>
+          <w:p>
+            <w:pPr>
+              <w:keepNext/>
+              <w:spacing w:before="30" w:after="30"/>
+            </w:pPr>
+            <w:r/>
+            <w:r>
+              <w:rPr>
+                <w:b w:val="0"/>
+                <w:sz w:val="19"/>
+              </w:rPr>
+              <w:t>Update it with /skill-creator — Lab 6, Block 4.</w:t>
+            </w:r>
+          </w:p>
+        </w:tc>
+      </w:tr>
+      <w:tr>
+        <w:trPr>
+          <w:cantSplit w:val="true"/>
+        </w:trPr>
+        <w:tc>
+          <w:tcPr>
+            <w:tcW w:type="dxa" w:w="2448"/>
+          </w:tcPr>
+          <w:p>
+            <w:pPr>
+              <w:spacing w:before="30" w:after="30"/>
+            </w:pPr>
+            <w:r/>
+            <w:r>
+              <w:rPr>
+                <w:b/>
+                <w:sz w:val="19"/>
+              </w:rPr>
+              <w:t>Colleagues get different results</w:t>
+            </w:r>
+          </w:p>
+        </w:tc>
+        <w:tc>
+          <w:tcPr>
+            <w:tcW w:type="dxa" w:w="2736"/>
+          </w:tcPr>
+          <w:p>
+            <w:pPr>
+              <w:spacing w:before="30" w:after="30"/>
+            </w:pPr>
+            <w:r/>
+            <w:r>
+              <w:rPr>
+                <w:b w:val="0"/>
+                <w:sz w:val="19"/>
+              </w:rPr>
+              <w:t>Each keeps a different copy</w:t>
+            </w:r>
+          </w:p>
+        </w:tc>
+        <w:tc>
+          <w:tcPr>
+            <w:tcW w:type="dxa" w:w="3456"/>
+          </w:tcPr>
+          <w:p>
+            <w:pPr>
+              <w:spacing w:before="30" w:after="30"/>
+            </w:pPr>
+            <w:r/>
+            <w:r>
+              <w:rPr>
+                <w:b w:val="0"/>
+                <w:sz w:val="19"/>
+              </w:rPr>
+              <w:t>Share one skill, or package it in a plugin.</w:t>
+            </w:r>
+          </w:p>
+        </w:tc>
+      </w:tr>
+    </w:tbl>
+    <w:p>
+      <w:pPr>
+        <w:spacing w:after="0" w:before="0" w:line="120" w:lineRule="exact"/>
+      </w:pPr>
+      <w:r>
+        <w:rPr>
+          <w:sz w:val="12"/>
+        </w:rPr>
       </w:r>
     </w:p>
     <w:p>
@@ -21072,7 +27475,7 @@
         <w:rPr>
           <w:b w:val="0"/>
         </w:rPr>
-        <w:t>By the end of this lab you can rewrite content in the brand voice, verify it, and save the routine as a skill with /skill-creator.</w:t>
+        <w:t>By the end of this lab you can capture the brand voice as an Agent Skill with /skill-creator, read its SKILL.md, use it on workplace messages and update it.</w:t>
       </w:r>
     </w:p>
     <w:p>
@@ -21090,7 +27493,7 @@
         <w:rPr>
           <w:b w:val="0"/>
         </w:rPr>
-        <w:t>Four channels and two weeks of posts are coming, and they all have to sound like Lumo. You rewrite five off-brand captions with Claude until they are right, then use /skill-creator to turn that verified routine into a lumo-brand-voice skill. From then on, every task in the project — and every colleague — loads the same voice by name.</w:t>
+        <w:t>Every post and customer email has to sound like Lumo. You rewrite five off-brand captions until they are right, save the routine as a lumo-brand-voice skill with /skill-creator and read its SKILL.md. Then you use it on three waiting messages, spot the gap it leaves, and update the skill so every future reply closes it.</w:t>
       </w:r>
     </w:p>
     <w:p>
@@ -21108,7 +27511,7 @@
         <w:rPr>
           <w:b w:val="0"/>
         </w:rPr>
-        <w:t>A lumo-brand-voice Agent Skill, tested on a new caption.</w:t>
+        <w:t>A lumo-brand-voice Agent Skill, read in its SKILL.md, used on three workplace messages, then updated with a customer-reply section and retested.</w:t>
       </w:r>
     </w:p>
     <w:p>
@@ -21286,7 +27689,7 @@
                 <w:b w:val="0"/>
                 <w:sz w:val="19"/>
               </w:rPr>
-              <w:t>Uses: lumo-brand-guidelines.md is the source the skill is written from.</w:t>
+              <w:t>Uses: the brand guidelines the skill is written from, and the product sheet its replies may quote.</w:t>
             </w:r>
           </w:p>
         </w:tc>
@@ -21329,7 +27732,7 @@
                 <w:b w:val="0"/>
                 <w:sz w:val="19"/>
               </w:rPr>
-              <w:t>Uses: attach lumo-sample-captions.txt; the skill saves to Customize → Skills.</w:t>
+              <w:t>Uses: attach the captions, then the customer messages; the skill saves to Customize → Skills.</w:t>
             </w:r>
           </w:p>
         </w:tc>
@@ -21426,6 +27829,17 @@
     </w:p>
     <w:p>
       <w:pPr>
+        <w:pStyle w:val="ListBullet"/>
+      </w:pPr>
+      <w:r>
+        <w:rPr>
+          <w:b w:val="0"/>
+        </w:rPr>
+        <w:t>labs/lab-06-brand-voice-skill/data/lumo-customer-messages.txt</w:t>
+      </w:r>
+    </w:p>
+    <w:p>
+      <w:pPr>
         <w:keepNext/>
         <w:spacing w:before="160" w:after="80"/>
       </w:pPr>
@@ -21443,7 +27857,7 @@
         <w:rPr>
           <w:b w:val="0"/>
         </w:rPr>
-        <w:t>This lab has three blocks, sent at different times. Block 1 does the work once so you can verify it. Block 2 saves it as a skill: type /skill-creator in the composer, then paste the block. Block 3 tests the saved skill.</w:t>
+        <w:t>This lab has five blocks, sent at different times. Block 1 does the work once so you can verify it. Block 2 saves it as a skill: type /skill-creator in the composer, then paste the block. Block 3 uses the saved skill on three workplace messages without naming it. Block 4 updates the skill, again after /skill-creator, and Block 5 tests the update in a fresh task.</w:t>
       </w:r>
     </w:p>
     <w:p>
@@ -21459,7 +27873,7 @@
           <w:b w:val="0"/>
           <w:sz w:val="20"/>
         </w:rPr>
-        <w:t>Block 2 begins with you typing /skill-creator in the composer — it is not part of the pasted text.</w:t>
+        <w:t>Blocks 2 and 4 begin with you typing /skill-creator in the composer — it is not part of the pasted text.</w:t>
       </w:r>
     </w:p>
     <w:p>
@@ -21545,7 +27959,7 @@
           <w:color w:val="555B66"/>
           <w:sz w:val="19"/>
         </w:rPr>
-        <w:t>This is the Do step of Do · Verify · Save. You never write a skill from a blank page.</w:t>
+        <w:t>This is the Do step of Do · Verify · Save · Update. You never write a skill from a blank page.</w:t>
       </w:r>
     </w:p>
     <w:p>
@@ -22145,7 +28559,7 @@
         <w:rPr>
           <w:b w:val="0"/>
         </w:rPr>
-        <w:t xml:space="preserve"> and find it.</w:t>
+        <w:t xml:space="preserve"> and read its SKILL.md.</w:t>
       </w:r>
     </w:p>
     <w:p>
@@ -22209,7 +28623,7 @@
         <w:rPr>
           <w:b w:val="0"/>
         </w:rPr>
-        <w:t>Open Customize → Skills and find lumo-brand-voice.</w:t>
+        <w:t>Open Customize → Skills, open lumo-brand-voice and read its SKILL.md.</w:t>
       </w:r>
     </w:p>
     <w:p>
@@ -22231,7 +28645,7 @@
           <w:color w:val="555B66"/>
           <w:sz w:val="19"/>
         </w:rPr>
-        <w:t>Your own skills are listed here. Built-in skills such as pptx are not — they show in the context panel when they load.</w:t>
+        <w:t>Find the four parts: the name and description at the top, the rules and steps below them, and the examples file beside it. The whole skill is plain text you can read and edit.</w:t>
       </w:r>
     </w:p>
     <w:p>
@@ -22252,7 +28666,7 @@
         <w:rPr>
           <w:b w:val="0"/>
         </w:rPr>
-        <w:t>Start a new task and send Block 3.</w:t>
+        <w:t>Start a new task, attach lumo-customer-messages.txt and send Block 3.</w:t>
       </w:r>
     </w:p>
     <w:p>
@@ -22274,7 +28688,7 @@
           <w:color w:val="555B66"/>
           <w:sz w:val="19"/>
         </w:rPr>
-        <w:t>A fresh task proves the skill works without the earlier conversation — which is exactly how later tasks will use it.</w:t>
+        <w:t>Three messages waiting for a reply — the same file for everyone. The prompt does not name the skill, so if it loads, its description did its job.</w:t>
       </w:r>
     </w:p>
     <w:p>
@@ -22289,7 +28703,7 @@
           <w:color w:val="111827"/>
           <w:sz w:val="21"/>
         </w:rPr>
-        <w:t>Block 3 — TEST</w:t>
+        <w:t>Block 3 — USE</w:t>
       </w:r>
     </w:p>
     <w:p>
@@ -22302,7 +28716,7 @@
         <w:rPr>
           <w:b w:val="0"/>
         </w:rPr>
-        <w:t>Start a new task in the project and send:</w:t>
+        <w:t>Start a new task in the project, attach lumo-customer-messages.txt and send:</w:t>
       </w:r>
     </w:p>
     <w:tbl>
@@ -22350,13 +28764,13 @@
                 <w:color w:val="111827"/>
                 <w:sz w:val="19"/>
               </w:rPr>
-              <w:t>Use lumo-brand-voice to write an Instagram caption announcing</w:t>
-            </w:r>
-          </w:p>
-          <w:p>
-            <w:pPr>
-              <w:keepNext/>
-              <w:spacing w:after="0"/>
+              <w:t>Draft replies to messages 1 and 2 in the attached file, and</w:t>
+            </w:r>
+          </w:p>
+          <w:p>
+            <w:pPr>
+              <w:keepNext/>
+              <w:spacing w:after="80"/>
             </w:pPr>
             <w:r>
               <w:rPr>
@@ -22364,21 +28778,7 @@
                 <w:color w:val="111827"/>
                 <w:sz w:val="19"/>
               </w:rPr>
-              <w:t>that Lumo Cold Kopi 12-packs are available on Shopee from</w:t>
-            </w:r>
-          </w:p>
-          <w:p>
-            <w:pPr>
-              <w:keepNext/>
-              <w:spacing w:after="80"/>
-            </w:pPr>
-            <w:r>
-              <w:rPr>
-                <w:rFonts w:ascii="Courier New" w:hAnsi="Courier New"/>
-                <w:color w:val="111827"/>
-                <w:sz w:val="19"/>
-              </w:rPr>
-              <w:t>1 December. It's super healthy and the best kopi in Singapore!</w:t>
+              <w:t>rewrite the flyer line in message 3 so it is ready to print.</w:t>
             </w:r>
           </w:p>
         </w:tc>
@@ -22403,7 +28803,7 @@
         <w:rPr>
           <w:b w:val="0"/>
         </w:rPr>
-        <w:t>The skill should load by itself, remove both unprovable claims and run its checklist.</w:t>
+        <w:t>The prompt never names the skill. Check the reply's steps: lumo-brand-voice should have loaded by itself.</w:t>
       </w:r>
     </w:p>
     <w:p>
@@ -22424,7 +28824,7 @@
         <w:rPr>
           <w:b w:val="0"/>
         </w:rPr>
-        <w:t>Check the caption: no "healthy", no "best kopi in Singapore", S$ prices, #LumoKopi present.</w:t>
+        <w:t>Check that lumo-brand-voice loaded, then read the flyer line and the café reply.</w:t>
       </w:r>
     </w:p>
     <w:p>
@@ -22446,7 +28846,493 @@
           <w:color w:val="555B66"/>
           <w:sz w:val="19"/>
         </w:rPr>
-        <w:t>Both claims were traps. A skill that removes them has learned the rule, not just the examples.</w:t>
+        <w:t>The flyer line must lose "super healthy" and "best kopi in Singapore" and show S$3.90. The café asks for a wholesale price that is not in the product sheet — the reply must not invent one.</w:t>
+      </w:r>
+    </w:p>
+    <w:p>
+      <w:pPr>
+        <w:keepNext/>
+        <w:spacing w:after="40"/>
+        <w:ind w:left="440" w:hanging="440"/>
+      </w:pPr>
+      <w:r>
+        <w:rPr>
+          <w:b/>
+          <w:color w:val="1F6FEB"/>
+        </w:rPr>
+        <w:t>9.</w:t>
+        <w:tab/>
+      </w:r>
+      <w:r>
+        <w:rPr>
+          <w:b w:val="0"/>
+        </w:rPr>
+        <w:t>Read the reply to message 1 closely.</w:t>
+      </w:r>
+    </w:p>
+    <w:p>
+      <w:pPr>
+        <w:spacing w:after="120"/>
+        <w:ind w:left="440"/>
+      </w:pPr>
+      <w:r>
+        <w:rPr>
+          <w:b/>
+          <w:color w:val="555B66"/>
+          <w:sz w:val="19"/>
+        </w:rPr>
+        <w:t xml:space="preserve">Why: </w:t>
+      </w:r>
+      <w:r>
+        <w:rPr>
+          <w:b w:val="0"/>
+          <w:color w:val="555B66"/>
+          <w:sz w:val="19"/>
+        </w:rPr>
+        <w:t>Does it promise a refund or a new pack? The skill has no rule for customer replies yet. Fix that gap once, in the skill, not in every prompt.</w:t>
+      </w:r>
+    </w:p>
+    <w:p>
+      <w:pPr>
+        <w:keepNext/>
+        <w:spacing w:after="40"/>
+        <w:ind w:left="440" w:hanging="440"/>
+      </w:pPr>
+      <w:r>
+        <w:rPr>
+          <w:b/>
+          <w:color w:val="1F6FEB"/>
+        </w:rPr>
+        <w:t>10.</w:t>
+        <w:tab/>
+      </w:r>
+      <w:r>
+        <w:rPr>
+          <w:b w:val="0"/>
+        </w:rPr>
+        <w:t>Type /skill-creator in the composer, then paste Block 4 and approve the change.</w:t>
+      </w:r>
+    </w:p>
+    <w:p>
+      <w:pPr>
+        <w:spacing w:after="120"/>
+        <w:ind w:left="440"/>
+      </w:pPr>
+      <w:r>
+        <w:rPr>
+          <w:b/>
+          <w:color w:val="555B66"/>
+          <w:sz w:val="19"/>
+        </w:rPr>
+        <w:t xml:space="preserve">Why: </w:t>
+      </w:r>
+      <w:r>
+        <w:rPr>
+          <w:b w:val="0"/>
+          <w:color w:val="555B66"/>
+          <w:sz w:val="19"/>
+        </w:rPr>
+        <w:t>This is the Update step. Claude shows the change and confirms before it replaces the saved skill.</w:t>
+      </w:r>
+    </w:p>
+    <w:p>
+      <w:pPr>
+        <w:keepNext/>
+        <w:spacing w:after="40" w:before="80"/>
+        <w:ind w:left="440"/>
+      </w:pPr>
+      <w:r>
+        <w:rPr>
+          <w:b/>
+          <w:color w:val="111827"/>
+          <w:sz w:val="21"/>
+        </w:rPr>
+        <w:t>Block 4 — UPDATE</w:t>
+      </w:r>
+    </w:p>
+    <w:p>
+      <w:pPr>
+        <w:keepNext/>
+        <w:spacing w:after="60"/>
+        <w:ind w:left="440"/>
+      </w:pPr>
+      <w:r>
+        <w:rPr>
+          <w:b w:val="0"/>
+        </w:rPr>
+        <w:t>Type /skill-creator in the composer, then paste this:</w:t>
+      </w:r>
+    </w:p>
+    <w:tbl>
+      <w:tblPr>
+        <w:tblStyle w:val="TableGrid"/>
+        <w:tblW w:type="auto" w:w="0"/>
+        <w:tblLayout w:type="fixed"/>
+        <w:tblLook w:firstColumn="1" w:firstRow="1" w:lastColumn="0" w:lastRow="0" w:noHBand="0" w:noVBand="1" w:val="04A0"/>
+        <w:tblInd w:w="440" w:type="dxa"/>
+      </w:tblPr>
+      <w:tblGrid>
+        <w:gridCol w:w="8200"/>
+      </w:tblGrid>
+      <w:tr>
+        <w:trPr>
+          <w:cantSplit w:val="true"/>
+        </w:trPr>
+        <w:tc>
+          <w:tcPr>
+            <w:tcW w:type="dxa" w:w="8200"/>
+            <w:shd w:val="clear" w:color="auto" w:fill="FBF3EF"/>
+          </w:tcPr>
+          <w:p>
+            <w:pPr>
+              <w:keepNext/>
+              <w:spacing w:after="60"/>
+            </w:pPr>
+            <w:r>
+              <w:rPr>
+                <w:b/>
+                <w:color w:val="D97757"/>
+                <w:sz w:val="17"/>
+              </w:rPr>
+              <w:t>PROMPT — copy into Claude</w:t>
+            </w:r>
+          </w:p>
+          <w:p>
+            <w:pPr>
+              <w:keepNext/>
+              <w:spacing w:after="0"/>
+            </w:pPr>
+            <w:r>
+              <w:rPr>
+                <w:rFonts w:ascii="Courier New" w:hAnsi="Courier New"/>
+                <w:color w:val="111827"/>
+                <w:sz w:val="19"/>
+              </w:rPr>
+              <w:t>Update the lumo-brand-voice skill. Add a section for replies to</w:t>
+            </w:r>
+          </w:p>
+          <w:p>
+            <w:pPr>
+              <w:keepNext/>
+              <w:spacing w:after="0"/>
+            </w:pPr>
+            <w:r>
+              <w:rPr>
+                <w:rFonts w:ascii="Courier New" w:hAnsi="Courier New"/>
+                <w:color w:val="111827"/>
+                <w:sz w:val="19"/>
+              </w:rPr>
+              <w:t>customers and stockists:</w:t>
+            </w:r>
+          </w:p>
+          <w:p>
+            <w:pPr>
+              <w:keepNext/>
+              <w:spacing w:after="0"/>
+            </w:pPr>
+            <w:r>
+              <w:rPr>
+                <w:rFonts w:ascii="Courier New" w:hAnsi="Courier New"/>
+                <w:color w:val="111827"/>
+                <w:sz w:val="19"/>
+              </w:rPr>
+              <w:t>- thank them, and apologise once if something went wrong;</w:t>
+            </w:r>
+          </w:p>
+          <w:p>
+            <w:pPr>
+              <w:keepNext/>
+              <w:spacing w:after="0"/>
+            </w:pPr>
+            <w:r>
+              <w:rPr>
+                <w:rFonts w:ascii="Courier New" w:hAnsi="Courier New"/>
+                <w:color w:val="111827"/>
+                <w:sz w:val="19"/>
+              </w:rPr>
+              <w:t>- never promise a refund, replacement, discount or any price</w:t>
+            </w:r>
+          </w:p>
+          <w:p>
+            <w:pPr>
+              <w:keepNext/>
+              <w:spacing w:after="0"/>
+            </w:pPr>
+            <w:r>
+              <w:rPr>
+                <w:rFonts w:ascii="Courier New" w:hAnsi="Courier New"/>
+                <w:color w:val="111827"/>
+                <w:sz w:val="19"/>
+              </w:rPr>
+              <w:t xml:space="preserve">  that is not in lumo-product-sheet.md;</w:t>
+            </w:r>
+          </w:p>
+          <w:p>
+            <w:pPr>
+              <w:keepNext/>
+              <w:spacing w:after="0"/>
+            </w:pPr>
+            <w:r>
+              <w:rPr>
+                <w:rFonts w:ascii="Courier New" w:hAnsi="Courier New"/>
+                <w:color w:val="111827"/>
+                <w:sz w:val="19"/>
+              </w:rPr>
+              <w:t>- say the team will reply within two working days;</w:t>
+            </w:r>
+          </w:p>
+          <w:p>
+            <w:pPr>
+              <w:keepNext/>
+              <w:spacing w:after="0"/>
+            </w:pPr>
+            <w:r>
+              <w:rPr>
+                <w:rFonts w:ascii="Courier New" w:hAnsi="Courier New"/>
+                <w:color w:val="111827"/>
+                <w:sz w:val="19"/>
+              </w:rPr>
+              <w:t>- sign off "- The Lumo Kopi team".</w:t>
+            </w:r>
+          </w:p>
+          <w:p>
+            <w:pPr>
+              <w:keepNext/>
+              <w:spacing w:after="0"/>
+            </w:pPr>
+            <w:r>
+              <w:rPr>
+                <w:rFonts w:ascii="Courier New" w:hAnsi="Courier New"/>
+                <w:color w:val="111827"/>
+                <w:sz w:val="19"/>
+              </w:rPr>
+              <w:t xml:space="preserve"> </w:t>
+            </w:r>
+          </w:p>
+          <w:p>
+            <w:pPr>
+              <w:keepNext/>
+              <w:spacing w:after="80"/>
+            </w:pPr>
+            <w:r>
+              <w:rPr>
+                <w:rFonts w:ascii="Courier New" w:hAnsi="Courier New"/>
+                <w:color w:val="111827"/>
+                <w:sz w:val="19"/>
+              </w:rPr>
+              <w:t>Show me the change before you save over the skill.</w:t>
+            </w:r>
+          </w:p>
+        </w:tc>
+      </w:tr>
+    </w:tbl>
+    <w:p>
+      <w:pPr>
+        <w:spacing w:after="0" w:before="0" w:line="120" w:lineRule="exact"/>
+      </w:pPr>
+      <w:r>
+        <w:rPr>
+          <w:sz w:val="12"/>
+        </w:rPr>
+      </w:r>
+    </w:p>
+    <w:p>
+      <w:pPr>
+        <w:spacing w:after="160"/>
+        <w:ind w:left="440"/>
+      </w:pPr>
+      <w:r>
+        <w:rPr>
+          <w:b w:val="0"/>
+        </w:rPr>
+        <w:t>Read the change Claude proposes, then approve it.</w:t>
+      </w:r>
+    </w:p>
+    <w:p>
+      <w:pPr>
+        <w:keepNext/>
+        <w:spacing w:after="40"/>
+        <w:ind w:left="440" w:hanging="440"/>
+      </w:pPr>
+      <w:r>
+        <w:rPr>
+          <w:b/>
+          <w:color w:val="1F6FEB"/>
+        </w:rPr>
+        <w:t>11.</w:t>
+        <w:tab/>
+      </w:r>
+      <w:r>
+        <w:rPr>
+          <w:b w:val="0"/>
+        </w:rPr>
+        <w:t>Start a new task, attach the file again and send Block 5.</w:t>
+      </w:r>
+    </w:p>
+    <w:p>
+      <w:pPr>
+        <w:spacing w:after="120"/>
+        <w:ind w:left="440"/>
+      </w:pPr>
+      <w:r>
+        <w:rPr>
+          <w:b/>
+          <w:color w:val="555B66"/>
+          <w:sz w:val="19"/>
+        </w:rPr>
+        <w:t xml:space="preserve">Why: </w:t>
+      </w:r>
+      <w:r>
+        <w:rPr>
+          <w:b w:val="0"/>
+          <w:color w:val="555B66"/>
+          <w:sz w:val="19"/>
+        </w:rPr>
+        <w:t>A fresh task proves that the updated skill, not the earlier conversation, made the difference.</w:t>
+      </w:r>
+    </w:p>
+    <w:p>
+      <w:pPr>
+        <w:keepNext/>
+        <w:spacing w:after="40" w:before="80"/>
+        <w:ind w:left="440"/>
+      </w:pPr>
+      <w:r>
+        <w:rPr>
+          <w:b/>
+          <w:color w:val="111827"/>
+          <w:sz w:val="21"/>
+        </w:rPr>
+        <w:t>Block 5 — RETEST</w:t>
+      </w:r>
+    </w:p>
+    <w:p>
+      <w:pPr>
+        <w:keepNext/>
+        <w:spacing w:after="60"/>
+        <w:ind w:left="440"/>
+      </w:pPr>
+      <w:r>
+        <w:rPr>
+          <w:b w:val="0"/>
+        </w:rPr>
+        <w:t>Start a new task, attach lumo-customer-messages.txt again and send:</w:t>
+      </w:r>
+    </w:p>
+    <w:tbl>
+      <w:tblPr>
+        <w:tblStyle w:val="TableGrid"/>
+        <w:tblW w:type="auto" w:w="0"/>
+        <w:tblLayout w:type="fixed"/>
+        <w:tblLook w:firstColumn="1" w:firstRow="1" w:lastColumn="0" w:lastRow="0" w:noHBand="0" w:noVBand="1" w:val="04A0"/>
+        <w:tblInd w:w="440" w:type="dxa"/>
+      </w:tblPr>
+      <w:tblGrid>
+        <w:gridCol w:w="8200"/>
+      </w:tblGrid>
+      <w:tr>
+        <w:trPr>
+          <w:cantSplit w:val="true"/>
+        </w:trPr>
+        <w:tc>
+          <w:tcPr>
+            <w:tcW w:type="dxa" w:w="8200"/>
+            <w:shd w:val="clear" w:color="auto" w:fill="FBF3EF"/>
+          </w:tcPr>
+          <w:p>
+            <w:pPr>
+              <w:keepNext/>
+              <w:spacing w:after="60"/>
+            </w:pPr>
+            <w:r>
+              <w:rPr>
+                <w:b/>
+                <w:color w:val="D97757"/>
+                <w:sz w:val="17"/>
+              </w:rPr>
+              <w:t>PROMPT — copy into Claude</w:t>
+            </w:r>
+          </w:p>
+          <w:p>
+            <w:pPr>
+              <w:keepNext/>
+              <w:spacing w:after="80"/>
+            </w:pPr>
+            <w:r>
+              <w:rPr>
+                <w:rFonts w:ascii="Courier New" w:hAnsi="Courier New"/>
+                <w:color w:val="111827"/>
+                <w:sz w:val="19"/>
+              </w:rPr>
+              <w:t>Reply to message 1 in the attached file.</w:t>
+            </w:r>
+          </w:p>
+        </w:tc>
+      </w:tr>
+    </w:tbl>
+    <w:p>
+      <w:pPr>
+        <w:spacing w:after="0" w:before="0" w:line="120" w:lineRule="exact"/>
+      </w:pPr>
+      <w:r>
+        <w:rPr>
+          <w:sz w:val="12"/>
+        </w:rPr>
+      </w:r>
+    </w:p>
+    <w:p>
+      <w:pPr>
+        <w:spacing w:after="160"/>
+        <w:ind w:left="440"/>
+      </w:pPr>
+      <w:r>
+        <w:rPr>
+          <w:b w:val="0"/>
+        </w:rPr>
+        <w:t>The reply should follow the new rules without you repeating any of them.</w:t>
+      </w:r>
+    </w:p>
+    <w:p>
+      <w:pPr>
+        <w:keepNext/>
+        <w:spacing w:after="40"/>
+        <w:ind w:left="440" w:hanging="440"/>
+      </w:pPr>
+      <w:r>
+        <w:rPr>
+          <w:b/>
+          <w:color w:val="1F6FEB"/>
+        </w:rPr>
+        <w:t>12.</w:t>
+        <w:tab/>
+      </w:r>
+      <w:r>
+        <w:rPr>
+          <w:b w:val="0"/>
+        </w:rPr>
+        <w:t>Check the new reply to message 1.</w:t>
+      </w:r>
+    </w:p>
+    <w:p>
+      <w:pPr>
+        <w:spacing w:after="120"/>
+        <w:ind w:left="440"/>
+      </w:pPr>
+      <w:r>
+        <w:rPr>
+          <w:b/>
+          <w:color w:val="555B66"/>
+          <w:sz w:val="19"/>
+        </w:rPr>
+        <w:t xml:space="preserve">Why: </w:t>
+      </w:r>
+      <w:r>
+        <w:rPr>
+          <w:b w:val="0"/>
+          <w:color w:val="555B66"/>
+          <w:sz w:val="19"/>
+        </w:rPr>
+        <w:t>No refund or replacement promised, a reply within two working days, and signed "- The Lumo Kopi team". One edit to the skill now changes every future reply, for you and for anyone who uses it.</w:t>
       </w:r>
     </w:p>
     <w:p>
@@ -22500,7 +29386,7 @@
                 <w:b w:val="0"/>
                 <w:sz w:val="20"/>
               </w:rPr>
-              <w:t>lumo-brand-voice appears under Customize → Skills with a description that says when to use it. In a fresh task, Block 3 loaded the skill without being asked to find it, and the caption it returned drops "healthy" and "best kopi in Singapore", includes #LumoKopi, uses at most five hashtags and ends with one call to action, followed by the checklist results.</w:t>
+              <w:t>lumo-brand-voice appears under Customize → Skills, and its SKILL.md shows a name, a description that says when to use it, the brand rules and the checklist. In a fresh task, Block 3 loaded the skill without naming it: the flyer line drops "super healthy" and "best kopi in Singapore" and shows S$3.90, and the café reply does not invent a wholesale price. After Block 4 the skill has a customer-reply section, and the Block 5 reply to message 1 promises no refund, says the team will reply within two working days and signs off "- The Lumo Kopi team".</w:t>
             </w:r>
           </w:p>
         </w:tc>
@@ -23651,6 +30537,49 @@
         <w:rPr>
           <w:b w:val="0"/>
         </w:rPr>
+        <w:t>Open the Marketing plugin in Customize → Plugins, list the skills it contains, and open brand-review.</w:t>
+      </w:r>
+    </w:p>
+    <w:p>
+      <w:pPr>
+        <w:spacing w:after="120"/>
+        <w:ind w:left="440"/>
+      </w:pPr>
+      <w:r>
+        <w:rPr>
+          <w:b/>
+          <w:color w:val="555B66"/>
+          <w:sz w:val="19"/>
+        </w:rPr>
+        <w:t xml:space="preserve">Why: </w:t>
+      </w:r>
+      <w:r>
+        <w:rPr>
+          <w:b w:val="0"/>
+          <w:color w:val="555B66"/>
+          <w:sz w:val="19"/>
+        </w:rPr>
+        <w:t>A plugin skill is the same kind of SKILL.md you wrote in Lab 6 — a name, a description, instructions — packaged with others. Compare its description with yours.</w:t>
+      </w:r>
+    </w:p>
+    <w:p>
+      <w:pPr>
+        <w:keepNext/>
+        <w:spacing w:after="40"/>
+        <w:ind w:left="440" w:hanging="440"/>
+      </w:pPr>
+      <w:r>
+        <w:rPr>
+          <w:b/>
+          <w:color w:val="1F6FEB"/>
+        </w:rPr>
+        <w:t>5.</w:t>
+        <w:tab/>
+      </w:r>
+      <w:r>
+        <w:rPr>
+          <w:b w:val="0"/>
+        </w:rPr>
         <w:t>Send Block 1 to stress-test the plan with /marketing:campaign-plan.</w:t>
       </w:r>
     </w:p>
@@ -23872,7 +30801,7 @@
           <w:b/>
           <w:color w:val="1F6FEB"/>
         </w:rPr>
-        <w:t>5.</w:t>
+        <w:t>6.</w:t>
         <w:tab/>
       </w:r>
       <w:r>
@@ -23915,7 +30844,7 @@
           <w:b/>
           <w:color w:val="1F6FEB"/>
         </w:rPr>
-        <w:t>6.</w:t>
+        <w:t>7.</w:t>
         <w:tab/>
       </w:r>
       <w:r>
@@ -24087,7 +31016,7 @@
           <w:b/>
           <w:color w:val="1F6FEB"/>
         </w:rPr>
-        <w:t>7.</w:t>
+        <w:t>8.</w:t>
         <w:tab/>
       </w:r>
       <w:r>
@@ -24130,7 +31059,7 @@
           <w:b/>
           <w:color w:val="1F6FEB"/>
         </w:rPr>
-        <w:t>8.</w:t>
+        <w:t>9.</w:t>
         <w:tab/>
       </w:r>
       <w:r>
@@ -24454,7 +31383,7 @@
           <w:b/>
           <w:color w:val="1F6FEB"/>
         </w:rPr>
-        <w:t>9.</w:t>
+        <w:t>10.</w:t>
         <w:tab/>
       </w:r>
       <w:r>
@@ -31124,6 +38053,23 @@
         <w:rPr>
           <w:b/>
         </w:rPr>
+        <w:t xml:space="preserve">Analyse one dataset — </w:t>
+      </w:r>
+      <w:r>
+        <w:rPr>
+          <w:b w:val="0"/>
+        </w:rPr>
+        <w:t>Attach a real export, define your terms, and check the code and the totals.</w:t>
+      </w:r>
+    </w:p>
+    <w:p>
+      <w:pPr>
+        <w:pStyle w:val="ListBullet"/>
+      </w:pPr>
+      <w:r>
+        <w:rPr>
+          <w:b/>
+        </w:rPr>
         <w:t xml:space="preserve">Schedule one routine — </w:t>
       </w:r>
       <w:r>
@@ -31364,7 +38310,7 @@
                 <w:b/>
                 <w:sz w:val="19"/>
               </w:rPr>
-              <w:t>Connector</w:t>
+              <w:t>Code execution</w:t>
             </w:r>
           </w:p>
         </w:tc>
@@ -31383,7 +38329,7 @@
                 <w:b w:val="0"/>
                 <w:sz w:val="19"/>
               </w:rPr>
-              <w:t>An integration that lets Claude reach an outside service such as Google Drive, Gmail or Calendar.</w:t>
+              <w:t>Claude's built-in tool for writing and running code on your files — how it analyses data, draws charts and builds files.</w:t>
             </w:r>
           </w:p>
         </w:tc>
@@ -31406,7 +38352,7 @@
                 <w:b/>
                 <w:sz w:val="19"/>
               </w:rPr>
-              <w:t>Context</w:t>
+              <w:t>Connector</w:t>
             </w:r>
           </w:p>
         </w:tc>
@@ -31424,7 +38370,7 @@
                 <w:b w:val="0"/>
                 <w:sz w:val="19"/>
               </w:rPr>
-              <w:t>Reference material a project reads but never edits — files, a folder, a Google Drive folder or a GitHub repository.</w:t>
+              <w:t>An integration that lets Claude reach an outside service such as Google Drive, Gmail or Calendar.</w:t>
             </w:r>
           </w:p>
         </w:tc>
@@ -31448,7 +38394,7 @@
                 <w:b/>
                 <w:sz w:val="19"/>
               </w:rPr>
-              <w:t>Instructions</w:t>
+              <w:t>Context</w:t>
             </w:r>
           </w:p>
         </w:tc>
@@ -31467,7 +38413,7 @@
                 <w:b w:val="0"/>
                 <w:sz w:val="19"/>
               </w:rPr>
-              <w:t>Standing rules you write once that every session in a project follows — how Claude must behave.</w:t>
+              <w:t>Reference material a project reads but never edits — files, a folder, a Google Drive folder or a GitHub repository.</w:t>
             </w:r>
           </w:p>
         </w:tc>
@@ -31490,7 +38436,7 @@
                 <w:b/>
                 <w:sz w:val="19"/>
               </w:rPr>
-              <w:t>Live Artefact</w:t>
+              <w:t>Instructions</w:t>
             </w:r>
           </w:p>
         </w:tc>
@@ -31508,7 +38454,7 @@
                 <w:b w:val="0"/>
                 <w:sz w:val="19"/>
               </w:rPr>
-              <w:t>An artefact that persists in your workspace, keeps its state, and can refresh its data when reopened.</w:t>
+              <w:t>Standing rules you write once that every session in a project follows — how Claude must behave.</w:t>
             </w:r>
           </w:p>
         </w:tc>
@@ -31532,7 +38478,7 @@
                 <w:b/>
                 <w:sz w:val="19"/>
               </w:rPr>
-              <w:t>MCP</w:t>
+              <w:t>Live Artefact</w:t>
             </w:r>
           </w:p>
         </w:tc>
@@ -31551,7 +38497,7 @@
                 <w:b w:val="0"/>
                 <w:sz w:val="19"/>
               </w:rPr>
-              <w:t>Model Context Protocol — the open standard connectors use to expose tools and data to Claude.</w:t>
+              <w:t>An artefact that persists in your workspace, keeps its state, and can refresh its data when reopened.</w:t>
             </w:r>
           </w:p>
         </w:tc>
@@ -31574,7 +38520,7 @@
                 <w:b/>
                 <w:sz w:val="19"/>
               </w:rPr>
-              <w:t>Memory</w:t>
+              <w:t>MCP</w:t>
             </w:r>
           </w:p>
         </w:tc>
@@ -31592,7 +38538,7 @@
                 <w:b w:val="0"/>
                 <w:sz w:val="19"/>
               </w:rPr>
-              <w:t>What a project keeps between tasks. In a classic project, the memory file you ask Claude to maintain; in the new Projects, editable memory in settings.</w:t>
+              <w:t>Model Context Protocol — the open standard connectors use to expose tools and data to Claude.</w:t>
             </w:r>
           </w:p>
         </w:tc>
@@ -31616,7 +38562,7 @@
                 <w:b/>
                 <w:sz w:val="19"/>
               </w:rPr>
-              <w:t>Memory file</w:t>
+              <w:t>Memory</w:t>
             </w:r>
           </w:p>
         </w:tc>
@@ -31635,7 +38581,7 @@
                 <w:b w:val="0"/>
                 <w:sz w:val="19"/>
               </w:rPr>
-              <w:t>A Markdown file in the project folder where Claude records decisions you ask it to keep, read by every later task.</w:t>
+              <w:t>What a project keeps between tasks. In a classic project, the memory file you ask Claude to maintain; in the new Projects, editable memory in settings.</w:t>
             </w:r>
           </w:p>
         </w:tc>
@@ -31658,7 +38604,7 @@
                 <w:b/>
                 <w:sz w:val="19"/>
               </w:rPr>
-              <w:t>Mod</w:t>
+              <w:t>Memory file</w:t>
             </w:r>
           </w:p>
         </w:tc>
@@ -31676,7 +38622,7 @@
                 <w:b w:val="0"/>
                 <w:sz w:val="19"/>
               </w:rPr>
-              <w:t>A change to Claude's own interface or behaviour, such as a side panel, status line, slash command or hook.</w:t>
+              <w:t>A Markdown file in the project folder where Claude records decisions you ask it to keep, read by every later task.</w:t>
             </w:r>
           </w:p>
         </w:tc>
@@ -31700,7 +38646,7 @@
                 <w:b/>
                 <w:sz w:val="19"/>
               </w:rPr>
-              <w:t>Plugin</w:t>
+              <w:t>Mod</w:t>
             </w:r>
           </w:p>
         </w:tc>
@@ -31719,7 +38665,7 @@
                 <w:b w:val="0"/>
                 <w:sz w:val="19"/>
               </w:rPr>
-              <w:t>A packaged bundle of skills, tools, agents and hooks, installed in one step.</w:t>
+              <w:t>A change to Claude's own interface or behaviour, such as a side panel, status line, slash command or hook.</w:t>
             </w:r>
           </w:p>
         </w:tc>
@@ -31742,7 +38688,7 @@
                 <w:b/>
                 <w:sz w:val="19"/>
               </w:rPr>
-              <w:t>Project folder</w:t>
+              <w:t>Plugin</w:t>
             </w:r>
           </w:p>
         </w:tc>
@@ -31760,7 +38706,7 @@
                 <w:b w:val="0"/>
                 <w:sz w:val="19"/>
               </w:rPr>
-              <w:t>The folder on your computer a Cowork project works in: Claude reads data there and writes its outputs back.</w:t>
+              <w:t>A packaged bundle of skills, tools, agents and hooks, installed in one step.</w:t>
             </w:r>
           </w:p>
         </w:tc>
@@ -31784,7 +38730,7 @@
                 <w:b/>
                 <w:sz w:val="19"/>
               </w:rPr>
-              <w:t>SKILL.md</w:t>
+              <w:t>Project folder</w:t>
             </w:r>
           </w:p>
         </w:tc>
@@ -31803,7 +38749,7 @@
                 <w:b w:val="0"/>
                 <w:sz w:val="19"/>
               </w:rPr>
-              <w:t>The Markdown file at the heart of an Agent Skill: name, description and instructions.</w:t>
+              <w:t>The folder on your computer a Cowork project works in: Claude reads data there and writes its outputs back.</w:t>
             </w:r>
           </w:p>
         </w:tc>
@@ -31826,7 +38772,7 @@
                 <w:b/>
                 <w:sz w:val="19"/>
               </w:rPr>
-              <w:t>Scheduled task</w:t>
+              <w:t>SKILL.md</w:t>
             </w:r>
           </w:p>
         </w:tc>
@@ -31844,7 +38790,7 @@
                 <w:b w:val="0"/>
                 <w:sz w:val="19"/>
               </w:rPr>
-              <w:t>A prompt a project runs automatically on a timetable.</w:t>
+              <w:t>The Markdown file at the heart of an Agent Skill: name, description and instructions.</w:t>
             </w:r>
           </w:p>
         </w:tc>
@@ -31868,7 +38814,7 @@
                 <w:b/>
                 <w:sz w:val="19"/>
               </w:rPr>
-              <w:t>Session</w:t>
+              <w:t>Scheduled task</w:t>
             </w:r>
           </w:p>
         </w:tc>
@@ -31887,7 +38833,7 @@
                 <w:b w:val="0"/>
                 <w:sz w:val="19"/>
               </w:rPr>
-              <w:t>One conversation with Claude, with its own context window. A project holds many sessions.</w:t>
+              <w:t>A prompt a project runs automatically on a timetable.</w:t>
             </w:r>
           </w:p>
         </w:tc>
@@ -31910,6 +38856,48 @@
                 <w:b/>
                 <w:sz w:val="19"/>
               </w:rPr>
+              <w:t>Session</w:t>
+            </w:r>
+          </w:p>
+        </w:tc>
+        <w:tc>
+          <w:tcPr>
+            <w:tcW w:type="dxa" w:w="6336"/>
+          </w:tcPr>
+          <w:p>
+            <w:pPr>
+              <w:spacing w:before="30" w:after="30"/>
+            </w:pPr>
+            <w:r/>
+            <w:r>
+              <w:rPr>
+                <w:b w:val="0"/>
+                <w:sz w:val="19"/>
+              </w:rPr>
+              <w:t>One conversation with Claude, with its own context window. A project holds many sessions.</w:t>
+            </w:r>
+          </w:p>
+        </w:tc>
+      </w:tr>
+      <w:tr>
+        <w:trPr>
+          <w:cantSplit w:val="true"/>
+        </w:trPr>
+        <w:tc>
+          <w:tcPr>
+            <w:tcW w:type="dxa" w:w="2304"/>
+            <w:shd w:val="clear" w:color="auto" w:fill="F3F5F8"/>
+          </w:tcPr>
+          <w:p>
+            <w:pPr>
+              <w:spacing w:before="30" w:after="30"/>
+            </w:pPr>
+            <w:r/>
+            <w:r>
+              <w:rPr>
+                <w:b/>
+                <w:sz w:val="19"/>
+              </w:rPr>
               <w:t>Task</w:t>
             </w:r>
           </w:p>
@@ -31917,6 +38905,7 @@
         <w:tc>
           <w:tcPr>
             <w:tcW w:type="dxa" w:w="6336"/>
+            <w:shd w:val="clear" w:color="auto" w:fill="F3F5F8"/>
           </w:tcPr>
           <w:p>
             <w:pPr>
@@ -31929,6 +38918,90 @@
                 <w:sz w:val="19"/>
               </w:rPr>
               <w:t>One job you start inside a project. Several tasks can run at once.</w:t>
+            </w:r>
+          </w:p>
+        </w:tc>
+      </w:tr>
+      <w:tr>
+        <w:trPr>
+          <w:cantSplit w:val="true"/>
+        </w:trPr>
+        <w:tc>
+          <w:tcPr>
+            <w:tcW w:type="dxa" w:w="2304"/>
+          </w:tcPr>
+          <w:p>
+            <w:pPr>
+              <w:spacing w:before="30" w:after="30"/>
+            </w:pPr>
+            <w:r/>
+            <w:r>
+              <w:rPr>
+                <w:b/>
+                <w:sz w:val="19"/>
+              </w:rPr>
+              <w:t>Tool</w:t>
+            </w:r>
+          </w:p>
+        </w:tc>
+        <w:tc>
+          <w:tcPr>
+            <w:tcW w:type="dxa" w:w="6336"/>
+          </w:tcPr>
+          <w:p>
+            <w:pPr>
+              <w:spacing w:before="30" w:after="30"/>
+            </w:pPr>
+            <w:r/>
+            <w:r>
+              <w:rPr>
+                <w:b w:val="0"/>
+                <w:sz w:val="19"/>
+              </w:rPr>
+              <w:t>One action Claude can take — search, read, run code, create a file, send. Built in, or added by a connector.</w:t>
+            </w:r>
+          </w:p>
+        </w:tc>
+      </w:tr>
+      <w:tr>
+        <w:trPr>
+          <w:cantSplit w:val="true"/>
+        </w:trPr>
+        <w:tc>
+          <w:tcPr>
+            <w:tcW w:type="dxa" w:w="2304"/>
+            <w:shd w:val="clear" w:color="auto" w:fill="F3F5F8"/>
+          </w:tcPr>
+          <w:p>
+            <w:pPr>
+              <w:spacing w:before="30" w:after="30"/>
+            </w:pPr>
+            <w:r/>
+            <w:r>
+              <w:rPr>
+                <w:b/>
+                <w:sz w:val="19"/>
+              </w:rPr>
+              <w:t>Tool call</w:t>
+            </w:r>
+          </w:p>
+        </w:tc>
+        <w:tc>
+          <w:tcPr>
+            <w:tcW w:type="dxa" w:w="6336"/>
+            <w:shd w:val="clear" w:color="auto" w:fill="F3F5F8"/>
+          </w:tcPr>
+          <w:p>
+            <w:pPr>
+              <w:spacing w:before="30" w:after="30"/>
+            </w:pPr>
+            <w:r/>
+            <w:r>
+              <w:rPr>
+                <w:b w:val="0"/>
+                <w:sz w:val="19"/>
+              </w:rPr>
+              <w:t>One use of a tool, shown as a step in Claude's reply with its input and its result.</w:t>
             </w:r>
           </w:p>
         </w:tc>
